--- a/diplom/ФИНАЛЬНЫЙ_ДИПЛОМ_ВОРОБЬЕВ.docx
+++ b/diplom/ФИНАЛЬНЫЙ_ДИПЛОМ_ВОРОБЬЕВ.docx
@@ -5,7 +5,7 @@
     <w:p>
       <w:pPr>
         <w:pStyle w:val="MySubtitle"/>
-        <w:spacing w:line="360" w:lineRule="auto"/>
+        <w:spacing w:line="240" w:lineRule="auto"/>
         <w:rPr>
           <w:rFonts w:ascii="Liberation Serif" w:hAnsi="Liberation Serif"/>
           <w:sz w:val="24"/>
@@ -14,133 +14,123 @@
       </w:pPr>
       <w:r>
         <w:rPr>
-          <w:rFonts w:ascii="Liberation Serif" w:hAnsi="Liberation Serif" w:cs="Liberation Serif" w:eastAsia="Liberation Serif"/>
-          <w:sz w:val="28"/>
-          <w:lang w:val="ru-RU"/>
-          <w:szCs w:val="28"/>
-        </w:rPr>
-        <w:t>МИНИСТЕРСТВО НАУКИ И ВЫСШЕГО ОБРАЗОВАНИЯ</w:t>
-      </w:r>
-    </w:p>
-    <w:p>
-      <w:pPr>
-        <w:pStyle w:val="MySubtitle"/>
-        <w:spacing w:line="360" w:lineRule="auto"/>
-        <w:rPr>
-          <w:rFonts w:ascii="Liberation Serif" w:hAnsi="Liberation Serif"/>
-          <w:lang w:val="ru-RU"/>
-        </w:rPr>
-      </w:pPr>
-      <w:r>
-        <w:rPr>
-          <w:rFonts w:ascii="Liberation Serif" w:hAnsi="Liberation Serif" w:cs="Liberation Serif" w:eastAsia="Liberation Serif"/>
-          <w:sz w:val="28"/>
-          <w:lang w:val="ru-RU"/>
-          <w:szCs w:val="28"/>
-        </w:rPr>
-        <w:t>РОССИЙСКОЙ ФЕДЕРАЦИИ</w:t>
-      </w:r>
-    </w:p>
-    <w:p>
-      <w:pPr>
-        <w:pStyle w:val="MySubtitle"/>
-        <w:spacing w:line="360" w:lineRule="auto"/>
-        <w:rPr>
-          <w:rFonts w:ascii="Liberation Serif" w:hAnsi="Liberation Serif"/>
-          <w:lang w:val="ru-RU"/>
-        </w:rPr>
-      </w:pPr>
-      <w:r>
-        <w:rPr>
-          <w:rFonts w:ascii="Liberation Serif" w:hAnsi="Liberation Serif" w:cs="Liberation Serif" w:eastAsia="Liberation Serif"/>
-          <w:lang w:val="ru-RU"/>
-          <w:sz w:val="28"/>
-          <w:szCs w:val="28"/>
-        </w:rPr>
-        <w:t>Федеральное государственное бюджетное образовательное учреждение</w:t>
-      </w:r>
-    </w:p>
-    <w:p>
-      <w:pPr>
-        <w:pStyle w:val="MySubtitle"/>
-        <w:spacing w:line="360" w:lineRule="auto"/>
-        <w:rPr>
-          <w:rFonts w:ascii="Liberation Serif" w:hAnsi="Liberation Serif"/>
-          <w:lang w:val="ru-RU"/>
-        </w:rPr>
-      </w:pPr>
-      <w:r>
-        <w:rPr>
-          <w:rFonts w:ascii="Liberation Serif" w:hAnsi="Liberation Serif" w:cs="Liberation Serif" w:eastAsia="Liberation Serif"/>
-          <w:lang w:val="ru-RU"/>
-          <w:sz w:val="28"/>
-          <w:szCs w:val="28"/>
-        </w:rPr>
-        <w:t>высшего образования</w:t>
-      </w:r>
-    </w:p>
-    <w:p>
-      <w:pPr>
-        <w:pStyle w:val="MySubtitle"/>
-        <w:spacing w:line="360" w:lineRule="auto"/>
-        <w:rPr>
-          <w:rFonts w:ascii="Liberation Serif" w:hAnsi="Liberation Serif"/>
-          <w:lang w:val="ru-RU"/>
-        </w:rPr>
-      </w:pPr>
-      <w:r>
-        <w:rPr>
-          <w:rFonts w:ascii="Liberation Serif" w:hAnsi="Liberation Serif" w:cs="Liberation Serif" w:eastAsia="Liberation Serif"/>
-          <w:lang w:val="ru-RU"/>
-          <w:sz w:val="28"/>
-          <w:szCs w:val="28"/>
-        </w:rPr>
-        <w:t>«Рязанский государственный радиотехнический университет</w:t>
-      </w:r>
-    </w:p>
-    <w:p>
-      <w:pPr>
-        <w:pStyle w:val="MySubtitle"/>
-        <w:spacing w:line="360" w:lineRule="auto"/>
-        <w:rPr>
-          <w:rFonts w:ascii="Liberation Serif" w:hAnsi="Liberation Serif"/>
-          <w:lang w:val="ru-RU"/>
-        </w:rPr>
-      </w:pPr>
-      <w:r>
-        <w:rPr>
-          <w:rFonts w:ascii="Liberation Serif" w:hAnsi="Liberation Serif" w:cs="Liberation Serif" w:eastAsia="Liberation Serif"/>
-          <w:lang w:val="ru-RU"/>
-          <w:sz w:val="28"/>
-          <w:szCs w:val="28"/>
-        </w:rPr>
-        <w:t>имени В.Ф. Уткина»</w:t>
-      </w:r>
-    </w:p>
-    <w:p>
-      <w:pPr>
-        <w:pStyle w:val="MySubtitle"/>
-        <w:spacing w:line="360" w:lineRule="auto"/>
-        <w:rPr>
-          <w:rFonts w:ascii="Liberation Serif" w:hAnsi="Liberation Serif"/>
-          <w:lang w:val="ru-RU"/>
-        </w:rPr>
-      </w:pPr>
-    </w:p>
-    <w:p>
-      <w:pPr>
-        <w:pStyle w:val="MySubtitle"/>
-        <w:spacing w:line="360" w:lineRule="auto"/>
-        <w:rPr>
           <w:rFonts w:ascii="Liberation Serif" w:hAnsi="Liberation Serif"/>
           <w:sz w:val="24"/>
           <w:lang w:val="ru-RU"/>
         </w:rPr>
-      </w:pPr>
-    </w:p>
-    <w:p>
-      <w:pPr>
-        <w:spacing w:after="0" w:line="360" w:lineRule="auto"/>
+        <w:t>МИНИСТЕРСТВО НАУКИ И ВЫСШЕГО ОБРАЗОВАНИЯ</w:t>
+      </w:r>
+    </w:p>
+    <w:p>
+      <w:pPr>
+        <w:pStyle w:val="MySubtitle"/>
+        <w:spacing w:line="240" w:lineRule="auto"/>
+        <w:rPr>
+          <w:rFonts w:ascii="Liberation Serif" w:hAnsi="Liberation Serif"/>
+          <w:lang w:val="ru-RU"/>
+        </w:rPr>
+      </w:pPr>
+      <w:r>
+        <w:rPr>
+          <w:rFonts w:ascii="Liberation Serif" w:hAnsi="Liberation Serif"/>
+          <w:sz w:val="24"/>
+          <w:lang w:val="ru-RU"/>
+        </w:rPr>
+        <w:t>РОССИЙСКОЙ ФЕДЕРАЦИИ</w:t>
+      </w:r>
+    </w:p>
+    <w:p>
+      <w:pPr>
+        <w:pStyle w:val="MySubtitle"/>
+        <w:spacing w:line="240" w:lineRule="auto"/>
+        <w:rPr>
+          <w:rFonts w:ascii="Liberation Serif" w:hAnsi="Liberation Serif"/>
+          <w:lang w:val="ru-RU"/>
+        </w:rPr>
+      </w:pPr>
+      <w:r>
+        <w:rPr>
+          <w:rFonts w:ascii="Liberation Serif" w:hAnsi="Liberation Serif"/>
+          <w:lang w:val="ru-RU"/>
+        </w:rPr>
+        <w:t>Федеральное государственное бюджетное образовательное учреждение</w:t>
+      </w:r>
+    </w:p>
+    <w:p>
+      <w:pPr>
+        <w:pStyle w:val="MySubtitle"/>
+        <w:spacing w:line="240" w:lineRule="auto"/>
+        <w:rPr>
+          <w:rFonts w:ascii="Liberation Serif" w:hAnsi="Liberation Serif"/>
+          <w:lang w:val="ru-RU"/>
+        </w:rPr>
+      </w:pPr>
+      <w:r>
+        <w:rPr>
+          <w:rFonts w:ascii="Liberation Serif" w:hAnsi="Liberation Serif"/>
+          <w:lang w:val="ru-RU"/>
+        </w:rPr>
+        <w:t>высшего образования</w:t>
+      </w:r>
+    </w:p>
+    <w:p>
+      <w:pPr>
+        <w:pStyle w:val="MySubtitle"/>
+        <w:spacing w:line="240" w:lineRule="auto"/>
+        <w:rPr>
+          <w:rFonts w:ascii="Liberation Serif" w:hAnsi="Liberation Serif"/>
+          <w:lang w:val="ru-RU"/>
+        </w:rPr>
+      </w:pPr>
+      <w:r>
+        <w:rPr>
+          <w:rFonts w:ascii="Liberation Serif" w:hAnsi="Liberation Serif"/>
+          <w:lang w:val="ru-RU"/>
+        </w:rPr>
+        <w:t>«Рязанский государственный радиотехнический университет</w:t>
+      </w:r>
+    </w:p>
+    <w:p>
+      <w:pPr>
+        <w:pStyle w:val="MySubtitle"/>
+        <w:spacing w:line="240" w:lineRule="auto"/>
+        <w:rPr>
+          <w:rFonts w:ascii="Liberation Serif" w:hAnsi="Liberation Serif"/>
+          <w:lang w:val="ru-RU"/>
+        </w:rPr>
+      </w:pPr>
+      <w:r>
+        <w:rPr>
+          <w:rFonts w:ascii="Liberation Serif" w:hAnsi="Liberation Serif"/>
+          <w:lang w:val="ru-RU"/>
+        </w:rPr>
+        <w:t>имени В.Ф. Уткина»</w:t>
+      </w:r>
+    </w:p>
+    <w:p>
+      <w:pPr>
+        <w:pStyle w:val="MySubtitle"/>
+        <w:spacing w:line="240" w:lineRule="auto"/>
+        <w:rPr>
+          <w:rFonts w:ascii="Liberation Serif" w:hAnsi="Liberation Serif"/>
+          <w:lang w:val="ru-RU"/>
+        </w:rPr>
+      </w:pPr>
+    </w:p>
+    <w:p>
+      <w:pPr>
+        <w:pStyle w:val="MySubtitle"/>
+        <w:spacing w:line="240" w:lineRule="auto"/>
+        <w:rPr>
+          <w:rFonts w:ascii="Liberation Serif" w:hAnsi="Liberation Serif"/>
+          <w:sz w:val="24"/>
+          <w:lang w:val="ru-RU"/>
+        </w:rPr>
+      </w:pPr>
+    </w:p>
+    <w:p>
+      <w:pPr>
+        <w:spacing w:after="0" w:line="240" w:lineRule="auto"/>
         <w:rPr>
           <w:rFonts w:ascii="Liberation Serif" w:hAnsi="Liberation Serif" w:cs="Liberation Serif"/>
           <w:sz w:val="28"/>
@@ -149,7 +139,7 @@
       </w:pPr>
       <w:r>
         <w:rPr>
-          <w:rFonts w:ascii="Liberation Serif" w:hAnsi="Liberation Serif" w:cs="Liberation Serif" w:eastAsia="Liberation Serif"/>
+          <w:rFonts w:ascii="Liberation Serif" w:hAnsi="Liberation Serif" w:cs="Liberation Serif"/>
           <w:sz w:val="28"/>
           <w:szCs w:val="28"/>
         </w:rPr>
@@ -160,7 +150,7 @@
       <w:pPr>
         <w:pStyle w:val="130"/>
         <w:shd w:val="clear" w:color="auto" w:fill="auto"/>
-        <w:spacing w:before="0" w:after="0" w:line="360" w:lineRule="auto"/>
+        <w:spacing w:before="0" w:after="0" w:line="240" w:lineRule="auto"/>
         <w:rPr>
           <w:rFonts w:ascii="Liberation Serif" w:hAnsi="Liberation Serif" w:cs="Liberation Serif"/>
           <w:b w:val="0"/>
@@ -170,7 +160,7 @@
       </w:pPr>
       <w:r>
         <w:rPr>
-          <w:rFonts w:ascii="Liberation Serif" w:hAnsi="Liberation Serif" w:cs="Liberation Serif" w:eastAsia="Liberation Serif"/>
+          <w:rFonts w:ascii="Liberation Serif" w:hAnsi="Liberation Serif" w:cs="Liberation Serif"/>
           <w:b w:val="0"/>
           <w:sz w:val="28"/>
           <w:szCs w:val="28"/>
@@ -179,7 +169,7 @@
       </w:r>
       <w:r>
         <w:rPr>
-          <w:rFonts w:ascii="Liberation Serif" w:hAnsi="Liberation Serif" w:cs="Liberation Serif" w:eastAsia="Liberation Serif"/>
+          <w:rFonts w:ascii="Liberation Serif" w:hAnsi="Liberation Serif" w:cs="Liberation Serif"/>
           <w:b w:val="0"/>
           <w:sz w:val="28"/>
           <w:szCs w:val="28"/>
@@ -188,7 +178,7 @@
       </w:r>
       <w:r>
         <w:rPr>
-          <w:rFonts w:ascii="Liberation Serif" w:hAnsi="Liberation Serif" w:cs="Liberation Serif" w:eastAsia="Liberation Serif"/>
+          <w:rFonts w:ascii="Liberation Serif" w:hAnsi="Liberation Serif" w:cs="Liberation Serif"/>
           <w:b w:val="0"/>
           <w:sz w:val="28"/>
           <w:szCs w:val="28"/>
@@ -200,7 +190,7 @@
       <w:pPr>
         <w:pStyle w:val="130"/>
         <w:shd w:val="clear" w:color="auto" w:fill="auto"/>
-        <w:spacing w:before="0" w:after="0" w:line="360" w:lineRule="auto"/>
+        <w:spacing w:before="0" w:after="0" w:line="240" w:lineRule="auto"/>
         <w:rPr>
           <w:rFonts w:ascii="Liberation Serif" w:hAnsi="Liberation Serif" w:cs="Liberation Serif"/>
           <w:b w:val="0"/>
@@ -210,7 +200,7 @@
       </w:pPr>
       <w:r>
         <w:rPr>
-          <w:rFonts w:ascii="Liberation Serif" w:hAnsi="Liberation Serif" w:cs="Liberation Serif" w:eastAsia="Liberation Serif"/>
+          <w:rFonts w:ascii="Liberation Serif" w:hAnsi="Liberation Serif" w:cs="Liberation Serif"/>
           <w:b w:val="0"/>
           <w:sz w:val="28"/>
           <w:szCs w:val="28"/>
@@ -220,7 +210,7 @@
       </w:r>
       <w:r>
         <w:rPr>
-          <w:rFonts w:ascii="Liberation Serif" w:hAnsi="Liberation Serif" w:cs="Liberation Serif" w:eastAsia="Liberation Serif"/>
+          <w:rFonts w:ascii="Liberation Serif" w:hAnsi="Liberation Serif" w:cs="Liberation Serif"/>
           <w:b w:val="0"/>
           <w:sz w:val="28"/>
           <w:szCs w:val="28"/>
@@ -230,7 +220,7 @@
       </w:r>
       <w:r>
         <w:rPr>
-          <w:rFonts w:ascii="Liberation Serif" w:hAnsi="Liberation Serif" w:cs="Liberation Serif" w:eastAsia="Liberation Serif"/>
+          <w:rFonts w:ascii="Liberation Serif" w:hAnsi="Liberation Serif" w:cs="Liberation Serif"/>
           <w:b w:val="0"/>
           <w:sz w:val="28"/>
           <w:szCs w:val="28"/>
@@ -240,7 +230,7 @@
       </w:r>
       <w:r>
         <w:rPr>
-          <w:rFonts w:ascii="Liberation Serif" w:hAnsi="Liberation Serif" w:cs="Liberation Serif" w:eastAsia="Liberation Serif"/>
+          <w:rFonts w:ascii="Liberation Serif" w:hAnsi="Liberation Serif" w:cs="Liberation Serif"/>
           <w:b w:val="0"/>
           <w:color w:val="C00000"/>
           <w:sz w:val="28"/>
@@ -250,7 +240,7 @@
       </w:r>
       <w:r>
         <w:rPr>
-          <w:rFonts w:ascii="Liberation Serif" w:hAnsi="Liberation Serif" w:cs="Liberation Serif" w:eastAsia="Liberation Serif"/>
+          <w:rFonts w:ascii="Liberation Serif" w:hAnsi="Liberation Serif" w:cs="Liberation Serif"/>
           <w:b w:val="0"/>
           <w:color w:val="C00000"/>
           <w:sz w:val="28"/>
@@ -260,7 +250,7 @@
       </w:r>
       <w:r>
         <w:rPr>
-          <w:rFonts w:ascii="Liberation Serif" w:hAnsi="Liberation Serif" w:cs="Liberation Serif" w:eastAsia="Liberation Serif"/>
+          <w:rFonts w:ascii="Liberation Serif" w:hAnsi="Liberation Serif" w:cs="Liberation Serif"/>
           <w:b w:val="0"/>
           <w:color w:val="C00000"/>
           <w:sz w:val="28"/>
@@ -273,7 +263,7 @@
       <w:pPr>
         <w:pStyle w:val="130"/>
         <w:shd w:val="clear" w:color="auto" w:fill="auto"/>
-        <w:spacing w:before="0" w:after="0" w:line="360" w:lineRule="auto"/>
+        <w:spacing w:before="0" w:after="0" w:line="240" w:lineRule="auto"/>
         <w:rPr>
           <w:rFonts w:ascii="Liberation Serif" w:hAnsi="Liberation Serif" w:cs="Liberation Serif"/>
           <w:b w:val="0"/>
@@ -283,7 +273,7 @@
       </w:pPr>
       <w:r>
         <w:rPr>
-          <w:rFonts w:ascii="Liberation Serif" w:hAnsi="Liberation Serif" w:cs="Liberation Serif" w:eastAsia="Liberation Serif"/>
+          <w:rFonts w:ascii="Liberation Serif" w:hAnsi="Liberation Serif" w:cs="Liberation Serif"/>
           <w:b w:val="0"/>
           <w:sz w:val="28"/>
           <w:szCs w:val="28"/>
@@ -292,7 +282,7 @@
       </w:r>
       <w:r>
         <w:rPr>
-          <w:rFonts w:ascii="Liberation Serif" w:hAnsi="Liberation Serif" w:cs="Liberation Serif" w:eastAsia="Liberation Serif"/>
+          <w:rFonts w:ascii="Liberation Serif" w:hAnsi="Liberation Serif" w:cs="Liberation Serif"/>
           <w:b w:val="0"/>
           <w:color w:val="C00000"/>
           <w:sz w:val="28"/>
@@ -303,7 +293,7 @@
       </w:r>
       <w:r>
         <w:rPr>
-          <w:rFonts w:ascii="Liberation Serif" w:hAnsi="Liberation Serif" w:cs="Liberation Serif" w:eastAsia="Liberation Serif"/>
+          <w:rFonts w:ascii="Liberation Serif" w:hAnsi="Liberation Serif" w:cs="Liberation Serif"/>
           <w:b w:val="0"/>
           <w:sz w:val="28"/>
           <w:szCs w:val="28"/>
@@ -312,7 +302,7 @@
       </w:r>
       <w:r>
         <w:rPr>
-          <w:rFonts w:ascii="Liberation Serif" w:hAnsi="Liberation Serif" w:cs="Liberation Serif" w:eastAsia="Liberation Serif"/>
+          <w:rFonts w:ascii="Liberation Serif" w:hAnsi="Liberation Serif" w:cs="Liberation Serif"/>
           <w:b w:val="0"/>
           <w:sz w:val="28"/>
           <w:szCs w:val="28"/>
@@ -323,7 +313,7 @@
       </w:r>
       <w:r>
         <w:rPr>
-          <w:rFonts w:ascii="Liberation Serif" w:hAnsi="Liberation Serif" w:cs="Liberation Serif" w:eastAsia="Liberation Serif"/>
+          <w:rFonts w:ascii="Liberation Serif" w:hAnsi="Liberation Serif" w:cs="Liberation Serif"/>
           <w:b w:val="0"/>
           <w:sz w:val="28"/>
           <w:szCs w:val="28"/>
@@ -334,7 +324,7 @@
       </w:r>
       <w:r>
         <w:rPr>
-          <w:rFonts w:ascii="Liberation Serif" w:hAnsi="Liberation Serif" w:cs="Liberation Serif" w:eastAsia="Liberation Serif"/>
+          <w:rFonts w:ascii="Liberation Serif" w:hAnsi="Liberation Serif" w:cs="Liberation Serif"/>
           <w:b w:val="0"/>
           <w:sz w:val="28"/>
           <w:szCs w:val="28"/>
@@ -346,7 +336,7 @@
       <w:pPr>
         <w:pStyle w:val="130"/>
         <w:shd w:val="clear" w:color="auto" w:fill="auto"/>
-        <w:spacing w:before="0" w:after="0" w:line="360" w:lineRule="auto"/>
+        <w:spacing w:before="0" w:after="0" w:line="240" w:lineRule="auto"/>
         <w:rPr>
           <w:rFonts w:ascii="Liberation Serif" w:hAnsi="Liberation Serif" w:cs="Liberation Serif"/>
           <w:b w:val="0"/>
@@ -359,7 +349,7 @@
       <w:pPr>
         <w:pStyle w:val="130"/>
         <w:shd w:val="clear" w:color="auto" w:fill="auto"/>
-        <w:spacing w:before="0" w:after="0" w:line="360" w:lineRule="auto"/>
+        <w:spacing w:before="0" w:after="0" w:line="240" w:lineRule="auto"/>
         <w:rPr>
           <w:rFonts w:ascii="Liberation Serif" w:hAnsi="Liberation Serif" w:cs="Liberation Serif"/>
           <w:b w:val="0"/>
@@ -372,7 +362,7 @@
       <w:pPr>
         <w:pStyle w:val="130"/>
         <w:shd w:val="clear" w:color="auto" w:fill="auto"/>
-        <w:spacing w:before="0" w:after="0" w:line="360" w:lineRule="auto"/>
+        <w:spacing w:before="0" w:after="0" w:line="240" w:lineRule="auto"/>
         <w:rPr>
           <w:rFonts w:ascii="Liberation Serif" w:hAnsi="Liberation Serif" w:cs="Liberation Serif"/>
           <w:b w:val="0"/>
@@ -384,7 +374,7 @@
     <w:p>
       <w:pPr>
         <w:pStyle w:val="MyTitleCenter"/>
-        <w:spacing w:line="360" w:lineRule="auto"/>
+        <w:spacing w:line="240" w:lineRule="auto"/>
         <w:rPr>
           <w:rFonts w:ascii="Liberation Serif" w:hAnsi="Liberation Serif"/>
           <w:sz w:val="40"/>
@@ -393,10 +383,9 @@
       </w:pPr>
       <w:r>
         <w:rPr>
-          <w:rFonts w:ascii="Liberation Serif" w:hAnsi="Liberation Serif" w:cs="Liberation Serif" w:eastAsia="Liberation Serif"/>
+          <w:rFonts w:ascii="Liberation Serif" w:hAnsi="Liberation Serif"/>
           <w:sz w:val="40"/>
           <w:lang w:val="ru-RU"/>
-          <w:szCs w:val="40"/>
         </w:rPr>
         <w:t>ВЫПУСКНАЯ КВАЛИФИКАЦИОННАЯ РАБОТА</w:t>
       </w:r>
@@ -404,7 +393,7 @@
     <w:p>
       <w:pPr>
         <w:pStyle w:val="MySubtitle"/>
-        <w:spacing w:line="360" w:lineRule="auto"/>
+        <w:spacing w:line="240" w:lineRule="auto"/>
         <w:rPr>
           <w:rFonts w:ascii="Liberation Serif" w:hAnsi="Liberation Serif"/>
           <w:b/>
@@ -414,33 +403,30 @@
       </w:pPr>
       <w:r>
         <w:rPr>
-          <w:rFonts w:ascii="Liberation Serif" w:hAnsi="Liberation Serif" w:cs="Liberation Serif" w:eastAsia="Liberation Serif"/>
+          <w:rFonts w:ascii="Liberation Serif" w:hAnsi="Liberation Serif"/>
           <w:b/>
-          <w:sz w:val="28"/>
-          <w:lang w:val="ru-RU"/>
-          <w:szCs w:val="28"/>
+          <w:sz w:val="24"/>
+          <w:lang w:val="ru-RU"/>
         </w:rPr>
         <w:t>(</w:t>
       </w:r>
       <w:proofErr w:type="spellStart"/>
       <w:r>
         <w:rPr>
-          <w:rFonts w:ascii="Liberation Serif" w:hAnsi="Liberation Serif" w:cs="Liberation Serif" w:eastAsia="Liberation Serif"/>
+          <w:rFonts w:ascii="Liberation Serif" w:hAnsi="Liberation Serif"/>
           <w:b/>
-          <w:sz w:val="28"/>
-          <w:lang w:val="ru-RU"/>
-          <w:szCs w:val="28"/>
+          <w:sz w:val="24"/>
+          <w:lang w:val="ru-RU"/>
         </w:rPr>
         <w:t>бакалавриат</w:t>
       </w:r>
       <w:proofErr w:type="spellEnd"/>
       <w:r>
         <w:rPr>
-          <w:rFonts w:ascii="Liberation Serif" w:hAnsi="Liberation Serif" w:cs="Liberation Serif" w:eastAsia="Liberation Serif"/>
+          <w:rFonts w:ascii="Liberation Serif" w:hAnsi="Liberation Serif"/>
           <w:b/>
-          <w:sz w:val="28"/>
-          <w:lang w:val="ru-RU"/>
-          <w:szCs w:val="28"/>
+          <w:sz w:val="24"/>
+          <w:lang w:val="ru-RU"/>
         </w:rPr>
         <w:t>)</w:t>
       </w:r>
@@ -448,7 +434,7 @@
     <w:p>
       <w:pPr>
         <w:pStyle w:val="MySubtitle"/>
-        <w:spacing w:line="360" w:lineRule="auto"/>
+        <w:spacing w:line="240" w:lineRule="auto"/>
         <w:rPr>
           <w:rFonts w:ascii="Liberation Serif" w:hAnsi="Liberation Serif"/>
           <w:sz w:val="36"/>
@@ -457,10 +443,9 @@
       </w:pPr>
       <w:r>
         <w:rPr>
-          <w:rFonts w:ascii="Liberation Serif" w:hAnsi="Liberation Serif" w:cs="Liberation Serif" w:eastAsia="Liberation Serif"/>
+          <w:rFonts w:ascii="Liberation Serif" w:hAnsi="Liberation Serif"/>
           <w:sz w:val="36"/>
           <w:lang w:val="ru-RU"/>
-          <w:szCs w:val="36"/>
         </w:rPr>
         <w:t>на тему</w:t>
       </w:r>
@@ -468,7 +453,7 @@
     <w:p>
       <w:pPr>
         <w:pStyle w:val="MySubtitle"/>
-        <w:spacing w:line="360" w:lineRule="auto"/>
+        <w:spacing w:line="240" w:lineRule="auto"/>
         <w:rPr>
           <w:rFonts w:ascii="Liberation Serif" w:hAnsi="Liberation Serif"/>
           <w:sz w:val="16"/>
@@ -479,7 +464,7 @@
     <w:p>
       <w:pPr>
         <w:pStyle w:val="MyTitleCenter"/>
-        <w:spacing w:line="360" w:lineRule="auto"/>
+        <w:spacing w:line="240" w:lineRule="auto"/>
         <w:rPr>
           <w:rFonts w:ascii="Liberation Serif" w:hAnsi="Liberation Serif"/>
           <w:sz w:val="32"/>
@@ -488,80 +473,72 @@
       </w:pPr>
       <w:r>
         <w:rPr>
-          <w:rFonts w:ascii="Liberation Serif" w:hAnsi="Liberation Serif" w:cs="Liberation Serif" w:eastAsia="Liberation Serif"/>
+          <w:rFonts w:ascii="Liberation Serif" w:hAnsi="Liberation Serif"/>
           <w:sz w:val="32"/>
           <w:lang w:val="ru-RU"/>
-          <w:szCs w:val="32"/>
-        </w:rPr>
-        <w:t>«Инвестиционный проект производственного предприятия по выпуску комбинированных пожарных извещателей»</w:t>
-      </w:r>
-      <w:r>
-        <w:rPr>
-          <w:rFonts w:ascii="Liberation Serif" w:hAnsi="Liberation Serif" w:cs="Liberation Serif" w:eastAsia="Liberation Serif"/>
+        </w:rPr>
+        <w:t xml:space="preserve">«Инвестиционный проект производственного предприятия по выпуску комбинированных пожарных извещателей»</w:t>
+      </w:r>
+      <w:r>
+        <w:rPr>
+          <w:rFonts w:ascii="Liberation Serif" w:hAnsi="Liberation Serif"/>
           <w:sz w:val="32"/>
           <w:lang w:val="ru-RU"/>
-          <w:szCs w:val="32"/>
         </w:rPr>
         <w:t/>
       </w:r>
       <w:r>
         <w:rPr>
-          <w:rFonts w:ascii="Liberation Serif" w:hAnsi="Liberation Serif" w:cs="Liberation Serif" w:eastAsia="Liberation Serif"/>
+          <w:rFonts w:ascii="Liberation Serif" w:hAnsi="Liberation Serif"/>
           <w:sz w:val="32"/>
           <w:lang w:val="ru-RU"/>
-          <w:szCs w:val="32"/>
         </w:rPr>
         <w:t/>
       </w:r>
       <w:r>
         <w:rPr>
-          <w:rFonts w:ascii="Liberation Serif" w:hAnsi="Liberation Serif" w:cs="Liberation Serif" w:eastAsia="Liberation Serif"/>
+          <w:rFonts w:ascii="Liberation Serif" w:hAnsi="Liberation Serif"/>
           <w:sz w:val="32"/>
           <w:lang w:val="ru-RU"/>
-          <w:szCs w:val="32"/>
         </w:rPr>
         <w:t xml:space="preserve"/>
       </w:r>
       <w:r>
         <w:rPr>
-          <w:rFonts w:ascii="Liberation Serif" w:hAnsi="Liberation Serif" w:cs="Liberation Serif" w:eastAsia="Liberation Serif"/>
+          <w:rFonts w:ascii="Liberation Serif" w:hAnsi="Liberation Serif"/>
           <w:sz w:val="32"/>
           <w:lang w:val="ru-RU"/>
-          <w:szCs w:val="32"/>
         </w:rPr>
         <w:t/>
       </w:r>
       <w:r>
         <w:rPr>
-          <w:rFonts w:ascii="Liberation Serif" w:hAnsi="Liberation Serif" w:cs="Liberation Serif" w:eastAsia="Liberation Serif"/>
+          <w:rFonts w:ascii="Liberation Serif" w:hAnsi="Liberation Serif"/>
           <w:sz w:val="32"/>
           <w:lang w:val="ru-RU"/>
-          <w:szCs w:val="32"/>
         </w:rPr>
         <w:t xml:space="preserve"/>
       </w:r>
       <w:r>
         <w:rPr>
-          <w:rFonts w:ascii="Liberation Serif" w:hAnsi="Liberation Serif" w:cs="Liberation Serif" w:eastAsia="Liberation Serif"/>
+          <w:rFonts w:ascii="Liberation Serif" w:hAnsi="Liberation Serif"/>
           <w:sz w:val="32"/>
           <w:lang w:val="ru-RU"/>
-          <w:szCs w:val="32"/>
         </w:rPr>
         <w:t/>
       </w:r>
       <w:r>
         <w:rPr>
-          <w:rFonts w:ascii="Liberation Serif" w:hAnsi="Liberation Serif" w:cs="Liberation Serif" w:eastAsia="Liberation Serif"/>
+          <w:rFonts w:ascii="Liberation Serif" w:hAnsi="Liberation Serif"/>
           <w:sz w:val="32"/>
           <w:lang w:val="ru-RU"/>
-          <w:szCs w:val="32"/>
         </w:rPr>
         <w:t/>
       </w:r>
     </w:p>
     <w:p>
       <w:pPr>
-        <w:spacing w:after="0" w:line="360" w:lineRule="auto"/>
+        <w:spacing w:after="0" w:line="240" w:lineRule="auto"/>
         <w:rPr>
           <w:rFonts w:ascii="Liberation Serif" w:hAnsi="Liberation Serif" w:cs="Times New Roman"/>
           <w:b/>
@@ -571,7 +548,7 @@
     </w:p>
     <w:p>
       <w:pPr>
-        <w:spacing w:after="0" w:line="360" w:lineRule="auto"/>
+        <w:spacing w:after="0" w:line="240" w:lineRule="auto"/>
         <w:rPr>
           <w:rFonts w:ascii="Liberation Serif" w:hAnsi="Liberation Serif" w:cs="Times New Roman"/>
           <w:b/>
@@ -581,7 +558,7 @@
     </w:p>
     <w:p>
       <w:pPr>
-        <w:spacing w:after="0" w:line="360" w:lineRule="auto"/>
+        <w:spacing w:after="0" w:line="240" w:lineRule="auto"/>
         <w:rPr>
           <w:rFonts w:ascii="Liberation Serif" w:hAnsi="Liberation Serif" w:cs="Liberation Serif"/>
           <w:sz w:val="28"/>
@@ -590,7 +567,7 @@
       </w:pPr>
       <w:r>
         <w:rPr>
-          <w:rFonts w:ascii="Liberation Serif" w:hAnsi="Liberation Serif" w:cs="Liberation Serif" w:eastAsia="Liberation Serif"/>
+          <w:rFonts w:ascii="Liberation Serif" w:hAnsi="Liberation Serif" w:cs="Liberation Serif"/>
           <w:sz w:val="28"/>
           <w:szCs w:val="28"/>
         </w:rPr>
@@ -598,7 +575,7 @@
       </w:r>
       <w:r>
         <w:rPr>
-          <w:rFonts w:ascii="Liberation Serif" w:hAnsi="Liberation Serif" w:cs="Liberation Serif" w:eastAsia="Liberation Serif"/>
+          <w:rFonts w:ascii="Liberation Serif" w:hAnsi="Liberation Serif" w:cs="Liberation Serif"/>
           <w:sz w:val="28"/>
           <w:szCs w:val="28"/>
         </w:rPr>
@@ -606,7 +583,7 @@
       </w:r>
       <w:r>
         <w:rPr>
-          <w:rFonts w:ascii="Liberation Serif" w:hAnsi="Liberation Serif" w:cs="Liberation Serif" w:eastAsia="Liberation Serif"/>
+          <w:rFonts w:ascii="Liberation Serif" w:hAnsi="Liberation Serif" w:cs="Liberation Serif"/>
           <w:sz w:val="28"/>
           <w:szCs w:val="28"/>
         </w:rPr>
@@ -614,7 +591,7 @@
       </w:r>
       <w:r>
         <w:rPr>
-          <w:rFonts w:ascii="Liberation Serif" w:hAnsi="Liberation Serif" w:cs="Liberation Serif" w:eastAsia="Liberation Serif"/>
+          <w:rFonts w:ascii="Liberation Serif" w:hAnsi="Liberation Serif" w:cs="Liberation Serif"/>
           <w:sz w:val="28"/>
           <w:szCs w:val="28"/>
         </w:rPr>
@@ -623,7 +600,7 @@
     </w:p>
     <w:p>
       <w:pPr>
-        <w:spacing w:after="0" w:line="360" w:lineRule="auto"/>
+        <w:spacing w:after="0" w:line="240" w:lineRule="auto"/>
         <w:rPr>
           <w:rFonts w:ascii="Liberation Serif" w:hAnsi="Liberation Serif" w:cs="Liberation Serif"/>
           <w:sz w:val="28"/>
@@ -633,7 +610,7 @@
     </w:p>
     <w:p>
       <w:pPr>
-        <w:spacing w:after="0" w:line="360" w:lineRule="auto"/>
+        <w:spacing w:after="0" w:line="240" w:lineRule="auto"/>
         <w:rPr>
           <w:rFonts w:ascii="Liberation Serif" w:hAnsi="Liberation Serif" w:cs="Liberation Serif"/>
           <w:sz w:val="28"/>
@@ -643,7 +620,7 @@
     </w:p>
     <w:p>
       <w:pPr>
-        <w:spacing w:after="0" w:line="360" w:lineRule="auto"/>
+        <w:spacing w:after="0" w:line="240" w:lineRule="auto"/>
         <w:rPr>
           <w:rFonts w:ascii="Liberation Serif" w:hAnsi="Liberation Serif" w:cs="Liberation Serif"/>
           <w:sz w:val="28"/>
@@ -652,7 +629,7 @@
       </w:pPr>
       <w:r>
         <w:rPr>
-          <w:rFonts w:ascii="Liberation Serif" w:hAnsi="Liberation Serif" w:cs="Liberation Serif" w:eastAsia="Liberation Serif"/>
+          <w:rFonts w:ascii="Liberation Serif" w:hAnsi="Liberation Serif" w:cs="Liberation Serif"/>
           <w:sz w:val="28"/>
           <w:szCs w:val="28"/>
         </w:rPr>
@@ -660,7 +637,7 @@
       </w:r>
       <w:r>
         <w:rPr>
-          <w:rFonts w:ascii="Liberation Serif" w:hAnsi="Liberation Serif" w:cs="Liberation Serif" w:eastAsia="Liberation Serif"/>
+          <w:rFonts w:ascii="Liberation Serif" w:hAnsi="Liberation Serif" w:cs="Liberation Serif"/>
           <w:color w:val="C00000"/>
           <w:sz w:val="28"/>
           <w:szCs w:val="28"/>
@@ -670,7 +647,7 @@
     </w:p>
     <w:p>
       <w:pPr>
-        <w:spacing w:after="0" w:line="360" w:lineRule="auto"/>
+        <w:spacing w:after="0" w:line="240" w:lineRule="auto"/>
         <w:rPr>
           <w:rFonts w:ascii="Liberation Serif" w:hAnsi="Liberation Serif" w:cs="Liberation Serif"/>
           <w:sz w:val="28"/>
@@ -680,7 +657,7 @@
     </w:p>
     <w:p>
       <w:pPr>
-        <w:spacing w:after="0" w:line="360" w:lineRule="auto"/>
+        <w:spacing w:after="0" w:line="240" w:lineRule="auto"/>
         <w:rPr>
           <w:rFonts w:ascii="Liberation Serif" w:hAnsi="Liberation Serif" w:cs="Liberation Serif"/>
           <w:sz w:val="28"/>
@@ -690,7 +667,7 @@
     </w:p>
     <w:p>
       <w:pPr>
-        <w:spacing w:after="0" w:line="360" w:lineRule="auto"/>
+        <w:spacing w:after="0" w:line="240" w:lineRule="auto"/>
         <w:rPr>
           <w:rFonts w:ascii="Liberation Serif" w:hAnsi="Liberation Serif" w:cs="Liberation Serif"/>
           <w:sz w:val="28"/>
@@ -700,7 +677,7 @@
     </w:p>
     <w:p>
       <w:pPr>
-        <w:spacing w:after="0" w:line="360" w:lineRule="auto"/>
+        <w:spacing w:after="0" w:line="240" w:lineRule="auto"/>
         <w:rPr>
           <w:rFonts w:ascii="Liberation Serif" w:hAnsi="Liberation Serif" w:cs="Liberation Serif"/>
           <w:sz w:val="28"/>
@@ -710,7 +687,7 @@
     </w:p>
     <w:p>
       <w:pPr>
-        <w:spacing w:after="0" w:line="360" w:lineRule="auto"/>
+        <w:spacing w:after="0" w:line="240" w:lineRule="auto"/>
         <w:rPr>
           <w:rFonts w:ascii="Liberation Serif" w:hAnsi="Liberation Serif" w:cs="Liberation Serif"/>
           <w:sz w:val="28"/>
@@ -720,7 +697,7 @@
     </w:p>
     <w:p>
       <w:pPr>
-        <w:spacing w:after="0" w:line="360" w:lineRule="auto"/>
+        <w:spacing w:after="0" w:line="240" w:lineRule="auto"/>
         <w:rPr>
           <w:rFonts w:ascii="Liberation Serif" w:hAnsi="Liberation Serif" w:cs="Liberation Serif"/>
           <w:sz w:val="28"/>
@@ -730,7 +707,7 @@
       </w:pPr>
       <w:r>
         <w:rPr>
-          <w:rFonts w:ascii="Liberation Serif" w:hAnsi="Liberation Serif" w:cs="Liberation Serif" w:eastAsia="Liberation Serif"/>
+          <w:rFonts w:ascii="Liberation Serif" w:hAnsi="Liberation Serif" w:cs="Liberation Serif"/>
           <w:sz w:val="28"/>
           <w:szCs w:val="28"/>
         </w:rPr>
@@ -738,7 +715,7 @@
       </w:r>
       <w:r>
         <w:rPr>
-          <w:rFonts w:ascii="Liberation Serif" w:hAnsi="Liberation Serif" w:cs="Liberation Serif" w:eastAsia="Liberation Serif"/>
+          <w:rFonts w:ascii="Liberation Serif" w:hAnsi="Liberation Serif" w:cs="Liberation Serif"/>
           <w:sz w:val="28"/>
           <w:szCs w:val="28"/>
         </w:rPr>
@@ -746,7 +723,7 @@
       </w:r>
       <w:r>
         <w:rPr>
-          <w:rFonts w:ascii="Liberation Serif" w:hAnsi="Liberation Serif" w:cs="Liberation Serif" w:eastAsia="Liberation Serif"/>
+          <w:rFonts w:ascii="Liberation Serif" w:hAnsi="Liberation Serif" w:cs="Liberation Serif"/>
           <w:sz w:val="28"/>
           <w:szCs w:val="28"/>
         </w:rPr>
@@ -755,7 +732,7 @@
       </w:r>
       <w:r>
         <w:rPr>
-          <w:rFonts w:ascii="Liberation Serif" w:hAnsi="Liberation Serif" w:cs="Liberation Serif" w:eastAsia="Liberation Serif"/>
+          <w:rFonts w:ascii="Liberation Serif" w:hAnsi="Liberation Serif" w:cs="Liberation Serif"/>
           <w:sz w:val="28"/>
           <w:szCs w:val="28"/>
         </w:rPr>
@@ -764,7 +741,7 @@
       </w:r>
       <w:r>
         <w:rPr>
-          <w:rFonts w:ascii="Liberation Serif" w:hAnsi="Liberation Serif" w:cs="Liberation Serif" w:eastAsia="Liberation Serif"/>
+          <w:rFonts w:ascii="Liberation Serif" w:hAnsi="Liberation Serif" w:cs="Liberation Serif"/>
           <w:color w:val="FF0000"/>
           <w:sz w:val="28"/>
           <w:szCs w:val="28"/>
@@ -773,7 +750,7 @@
       </w:r>
       <w:r>
         <w:rPr>
-          <w:rFonts w:ascii="Liberation Serif" w:hAnsi="Liberation Serif" w:cs="Liberation Serif" w:eastAsia="Liberation Serif"/>
+          <w:rFonts w:ascii="Liberation Serif" w:hAnsi="Liberation Serif" w:cs="Liberation Serif"/>
           <w:color w:val="FF0000"/>
           <w:sz w:val="28"/>
           <w:szCs w:val="28"/>
@@ -782,7 +759,7 @@
       </w:r>
       <w:r>
         <w:rPr>
-          <w:rFonts w:ascii="Liberation Serif" w:hAnsi="Liberation Serif" w:cs="Liberation Serif" w:eastAsia="Liberation Serif"/>
+          <w:rFonts w:ascii="Liberation Serif" w:hAnsi="Liberation Serif" w:cs="Liberation Serif"/>
           <w:color w:val="FF0000"/>
           <w:sz w:val="28"/>
           <w:szCs w:val="28"/>
@@ -791,7 +768,7 @@
       </w:r>
       <w:r>
         <w:rPr>
-          <w:rFonts w:ascii="Liberation Serif" w:hAnsi="Liberation Serif" w:cs="Liberation Serif" w:eastAsia="Liberation Serif"/>
+          <w:rFonts w:ascii="Liberation Serif" w:hAnsi="Liberation Serif" w:cs="Liberation Serif"/>
           <w:color w:val="FF0000"/>
           <w:sz w:val="28"/>
           <w:szCs w:val="28"/>
@@ -800,7 +777,7 @@
       </w:r>
       <w:r>
         <w:rPr>
-          <w:rFonts w:ascii="Liberation Serif" w:hAnsi="Liberation Serif" w:cs="Liberation Serif" w:eastAsia="Liberation Serif"/>
+          <w:rFonts w:ascii="Liberation Serif" w:hAnsi="Liberation Serif" w:cs="Liberation Serif"/>
           <w:sz w:val="28"/>
           <w:szCs w:val="28"/>
         </w:rPr>
@@ -809,7 +786,7 @@
     </w:p>
     <w:p>
       <w:pPr>
-        <w:spacing w:after="0" w:line="360" w:lineRule="auto"/>
+        <w:spacing w:after="0" w:line="240" w:lineRule="auto"/>
         <w:rPr>
           <w:rFonts w:ascii="Liberation Serif" w:hAnsi="Liberation Serif" w:cs="Liberation Serif"/>
           <w:sz w:val="28"/>
@@ -819,7 +796,7 @@
     </w:p>
     <w:p>
       <w:pPr>
-        <w:spacing w:after="0" w:line="360" w:lineRule="auto"/>
+        <w:spacing w:after="0" w:line="240" w:lineRule="auto"/>
         <w:rPr>
           <w:rFonts w:ascii="Liberation Serif" w:hAnsi="Liberation Serif" w:cs="Liberation Serif"/>
           <w:sz w:val="28"/>
@@ -828,7 +805,7 @@
       </w:pPr>
       <w:r>
         <w:rPr>
-          <w:rFonts w:ascii="Liberation Serif" w:hAnsi="Liberation Serif" w:cs="Liberation Serif" w:eastAsia="Liberation Serif"/>
+          <w:rFonts w:ascii="Liberation Serif" w:hAnsi="Liberation Serif" w:cs="Liberation Serif"/>
           <w:sz w:val="28"/>
           <w:szCs w:val="28"/>
         </w:rPr>
@@ -836,7 +813,7 @@
       </w:r>
       <w:r>
         <w:rPr>
-          <w:rFonts w:ascii="Liberation Serif" w:hAnsi="Liberation Serif" w:cs="Liberation Serif" w:eastAsia="Liberation Serif"/>
+          <w:rFonts w:ascii="Liberation Serif" w:hAnsi="Liberation Serif" w:cs="Liberation Serif"/>
           <w:sz w:val="28"/>
           <w:szCs w:val="28"/>
         </w:rPr>
@@ -844,7 +821,7 @@
       </w:r>
       <w:r>
         <w:rPr>
-          <w:rFonts w:ascii="Liberation Serif" w:hAnsi="Liberation Serif" w:cs="Liberation Serif" w:eastAsia="Liberation Serif"/>
+          <w:rFonts w:ascii="Liberation Serif" w:hAnsi="Liberation Serif" w:cs="Liberation Serif"/>
           <w:sz w:val="28"/>
           <w:szCs w:val="28"/>
         </w:rPr>
@@ -852,7 +829,7 @@
       </w:r>
       <w:r>
         <w:rPr>
-          <w:rFonts w:ascii="Liberation Serif" w:hAnsi="Liberation Serif" w:cs="Liberation Serif" w:eastAsia="Liberation Serif"/>
+          <w:rFonts w:ascii="Liberation Serif" w:hAnsi="Liberation Serif" w:cs="Liberation Serif"/>
           <w:sz w:val="28"/>
           <w:szCs w:val="28"/>
         </w:rPr>
@@ -861,7 +838,7 @@
       </w:r>
       <w:r>
         <w:rPr>
-          <w:rFonts w:ascii="Liberation Serif" w:hAnsi="Liberation Serif" w:cs="Liberation Serif" w:eastAsia="Liberation Serif"/>
+          <w:rFonts w:ascii="Liberation Serif" w:hAnsi="Liberation Serif" w:cs="Liberation Serif"/>
           <w:sz w:val="28"/>
           <w:szCs w:val="28"/>
         </w:rPr>
@@ -870,7 +847,7 @@
       </w:r>
       <w:r>
         <w:rPr>
-          <w:rFonts w:ascii="Liberation Serif" w:hAnsi="Liberation Serif" w:cs="Liberation Serif" w:eastAsia="Liberation Serif"/>
+          <w:rFonts w:ascii="Liberation Serif" w:hAnsi="Liberation Serif" w:cs="Liberation Serif"/>
           <w:sz w:val="28"/>
           <w:szCs w:val="28"/>
         </w:rPr>
@@ -878,7 +855,7 @@
       </w:r>
       <w:r>
         <w:rPr>
-          <w:rFonts w:ascii="Liberation Serif" w:hAnsi="Liberation Serif" w:cs="Liberation Serif" w:eastAsia="Liberation Serif"/>
+          <w:rFonts w:ascii="Liberation Serif" w:hAnsi="Liberation Serif" w:cs="Liberation Serif"/>
           <w:sz w:val="28"/>
           <w:szCs w:val="28"/>
         </w:rPr>
@@ -887,7 +864,7 @@
     </w:p>
     <w:p>
       <w:pPr>
-        <w:spacing w:after="0" w:line="360" w:lineRule="auto"/>
+        <w:spacing w:after="0" w:line="240" w:lineRule="auto"/>
         <w:rPr>
           <w:rFonts w:ascii="Liberation Serif" w:hAnsi="Liberation Serif" w:cs="Liberation Serif"/>
           <w:sz w:val="28"/>
@@ -897,7 +874,7 @@
     </w:p>
     <w:p>
       <w:pPr>
-        <w:spacing w:after="0" w:line="360" w:lineRule="auto"/>
+        <w:spacing w:after="0" w:line="240" w:lineRule="auto"/>
         <w:rPr>
           <w:rFonts w:ascii="Liberation Serif" w:hAnsi="Liberation Serif" w:cs="Liberation Serif"/>
           <w:sz w:val="28"/>
@@ -906,15 +883,15 @@
       </w:pPr>
       <w:r>
         <w:rPr>
-          <w:rFonts w:ascii="Liberation Serif" w:hAnsi="Liberation Serif" w:cs="Liberation Serif" w:eastAsia="Liberation Serif"/>
-          <w:sz w:val="28"/>
-          <w:szCs w:val="28"/>
-        </w:rPr>
-        <w:t>Обучающийся___________________(Воробьев П. А.)</w:t>
-      </w:r>
-      <w:r>
-        <w:rPr>
-          <w:rFonts w:ascii="Liberation Serif" w:hAnsi="Liberation Serif" w:cs="Liberation Serif" w:eastAsia="Liberation Serif"/>
+          <w:rFonts w:ascii="Liberation Serif" w:hAnsi="Liberation Serif" w:cs="Liberation Serif"/>
+          <w:sz w:val="28"/>
+          <w:szCs w:val="28"/>
+        </w:rPr>
+        <w:t xml:space="preserve">Обучающийся___________________(Воробьев П. А.)</w:t>
+      </w:r>
+      <w:r>
+        <w:rPr>
+          <w:rFonts w:ascii="Liberation Serif" w:hAnsi="Liberation Serif" w:cs="Liberation Serif"/>
           <w:sz w:val="28"/>
           <w:szCs w:val="28"/>
         </w:rPr>
@@ -922,7 +899,7 @@
       </w:r>
       <w:r>
         <w:rPr>
-          <w:rFonts w:ascii="Liberation Serif" w:hAnsi="Liberation Serif" w:cs="Liberation Serif" w:eastAsia="Liberation Serif"/>
+          <w:rFonts w:ascii="Liberation Serif" w:hAnsi="Liberation Serif" w:cs="Liberation Serif"/>
           <w:sz w:val="28"/>
           <w:szCs w:val="28"/>
         </w:rPr>
@@ -930,7 +907,7 @@
       </w:r>
       <w:r>
         <w:rPr>
-          <w:rFonts w:ascii="Liberation Serif" w:hAnsi="Liberation Serif" w:cs="Liberation Serif" w:eastAsia="Liberation Serif"/>
+          <w:rFonts w:ascii="Liberation Serif" w:hAnsi="Liberation Serif" w:cs="Liberation Serif"/>
           <w:sz w:val="28"/>
           <w:szCs w:val="28"/>
         </w:rPr>
@@ -939,7 +916,7 @@
       </w:r>
       <w:r>
         <w:rPr>
-          <w:rFonts w:ascii="Liberation Serif" w:hAnsi="Liberation Serif" w:cs="Liberation Serif" w:eastAsia="Liberation Serif"/>
+          <w:rFonts w:ascii="Liberation Serif" w:hAnsi="Liberation Serif" w:cs="Liberation Serif"/>
           <w:sz w:val="28"/>
           <w:szCs w:val="28"/>
         </w:rPr>
@@ -948,7 +925,7 @@
       </w:r>
       <w:r>
         <w:rPr>
-          <w:rFonts w:ascii="Liberation Serif" w:hAnsi="Liberation Serif" w:cs="Liberation Serif" w:eastAsia="Liberation Serif"/>
+          <w:rFonts w:ascii="Liberation Serif" w:hAnsi="Liberation Serif" w:cs="Liberation Serif"/>
           <w:sz w:val="28"/>
           <w:szCs w:val="28"/>
         </w:rPr>
@@ -956,7 +933,7 @@
       </w:r>
       <w:r>
         <w:rPr>
-          <w:rFonts w:ascii="Liberation Serif" w:hAnsi="Liberation Serif" w:cs="Liberation Serif" w:eastAsia="Liberation Serif"/>
+          <w:rFonts w:ascii="Liberation Serif" w:hAnsi="Liberation Serif" w:cs="Liberation Serif"/>
           <w:sz w:val="28"/>
           <w:szCs w:val="28"/>
         </w:rPr>
@@ -964,7 +941,7 @@
       </w:r>
       <w:r>
         <w:rPr>
-          <w:rFonts w:ascii="Liberation Serif" w:hAnsi="Liberation Serif" w:cs="Liberation Serif" w:eastAsia="Liberation Serif"/>
+          <w:rFonts w:ascii="Liberation Serif" w:hAnsi="Liberation Serif" w:cs="Liberation Serif"/>
           <w:sz w:val="28"/>
           <w:szCs w:val="28"/>
         </w:rPr>
@@ -973,7 +950,7 @@
     </w:p>
     <w:p>
       <w:pPr>
-        <w:spacing w:after="0" w:line="360" w:lineRule="auto"/>
+        <w:spacing w:after="0" w:line="240" w:lineRule="auto"/>
         <w:rPr>
           <w:rFonts w:ascii="Liberation Serif" w:hAnsi="Liberation Serif" w:cs="Liberation Serif"/>
           <w:sz w:val="28"/>
@@ -984,7 +961,7 @@
     </w:p>
     <w:p>
       <w:pPr>
-        <w:spacing w:after="0" w:line="360" w:lineRule="auto"/>
+        <w:spacing w:after="0" w:line="240" w:lineRule="auto"/>
         <w:jc w:val="center"/>
         <w:rPr>
           <w:rFonts w:ascii="Liberation Serif" w:hAnsi="Liberation Serif" w:cs="Liberation Serif"/>
@@ -995,7 +972,7 @@
     </w:p>
     <w:p>
       <w:pPr>
-        <w:spacing w:after="0" w:line="360" w:lineRule="auto"/>
+        <w:spacing w:after="0" w:line="240" w:lineRule="auto"/>
         <w:jc w:val="center"/>
         <w:rPr>
           <w:rFonts w:ascii="Liberation Serif" w:hAnsi="Liberation Serif" w:cs="Liberation Serif"/>
@@ -1006,7 +983,7 @@
     </w:p>
     <w:p>
       <w:pPr>
-        <w:spacing w:after="0" w:line="360" w:lineRule="auto"/>
+        <w:spacing w:after="0" w:line="240" w:lineRule="auto"/>
         <w:jc w:val="center"/>
         <w:rPr>
           <w:rFonts w:ascii="Liberation Serif" w:hAnsi="Liberation Serif" w:cs="Liberation Serif"/>
@@ -1017,7 +994,7 @@
     </w:p>
     <w:p>
       <w:pPr>
-        <w:spacing w:after="0" w:line="360" w:lineRule="auto"/>
+        <w:spacing w:after="0" w:line="240" w:lineRule="auto"/>
         <w:jc w:val="center"/>
         <w:rPr>
           <w:rFonts w:ascii="Liberation Serif" w:hAnsi="Liberation Serif" w:cs="Liberation Serif"/>
@@ -1026,9 +1003,8 @@
       </w:pPr>
       <w:r>
         <w:rPr>
-          <w:rFonts w:ascii="Liberation Serif" w:hAnsi="Liberation Serif" w:cs="Liberation Serif" w:eastAsia="Liberation Serif"/>
-          <w:sz w:val="28"/>
-          <w:szCs w:val="28"/>
+          <w:rFonts w:ascii="Liberation Serif" w:hAnsi="Liberation Serif" w:cs="Liberation Serif"/>
+          <w:sz w:val="28"/>
         </w:rPr>
         <w:t xml:space="preserve">Рязань, </w:t>
       </w:r>
@@ -1038,25 +1014,23 @@
         </w:smartTagPr>
         <w:r>
           <w:rPr>
-            <w:rFonts w:ascii="Liberation Serif" w:hAnsi="Liberation Serif" w:cs="Liberation Serif" w:eastAsia="Liberation Serif"/>
+            <w:rFonts w:ascii="Liberation Serif" w:hAnsi="Liberation Serif" w:cs="Liberation Serif"/>
             <w:sz w:val="28"/>
-            <w:szCs w:val="28"/>
           </w:rPr>
           <w:t>2026 г</w:t>
         </w:r>
       </w:smartTag>
       <w:r>
         <w:rPr>
-          <w:rFonts w:ascii="Liberation Serif" w:hAnsi="Liberation Serif" w:cs="Liberation Serif" w:eastAsia="Liberation Serif"/>
-          <w:sz w:val="28"/>
-          <w:szCs w:val="28"/>
+          <w:rFonts w:ascii="Liberation Serif" w:hAnsi="Liberation Serif" w:cs="Liberation Serif"/>
+          <w:sz w:val="28"/>
         </w:rPr>
         <w:t>.</w:t>
       </w:r>
     </w:p>
     <w:p>
       <w:pPr>
-        <w:spacing w:after="0" w:line="360" w:lineRule="auto"/>
+        <w:spacing w:after="0" w:line="240" w:lineRule="auto"/>
         <w:jc w:val="center"/>
         <w:rPr>
           <w:rFonts w:ascii="Liberation Serif" w:hAnsi="Liberation Serif" w:cs="Liberation Serif"/>
@@ -1067,7 +1041,7 @@
     <w:p>
       <w:pPr>
         <w:pStyle w:val="MySubtitle"/>
-        <w:spacing w:line="360" w:lineRule="auto"/>
+        <w:spacing w:line="240" w:lineRule="auto"/>
         <w:rPr>
           <w:rFonts w:ascii="Liberation Serif" w:hAnsi="Liberation Serif"/>
           <w:sz w:val="24"/>
@@ -1076,123 +1050,113 @@
       </w:pPr>
       <w:r>
         <w:rPr>
-          <w:rFonts w:ascii="Liberation Serif" w:hAnsi="Liberation Serif" w:cs="Liberation Serif" w:eastAsia="Liberation Serif"/>
-          <w:sz w:val="28"/>
-          <w:lang w:val="ru-RU"/>
-          <w:szCs w:val="28"/>
-        </w:rPr>
-        <w:t>МИНИСТЕРСТВО НАУКИ И ВЫСШЕГО ОБРАЗОВАНИЯ</w:t>
-      </w:r>
-    </w:p>
-    <w:p>
-      <w:pPr>
-        <w:pStyle w:val="MySubtitle"/>
-        <w:spacing w:line="360" w:lineRule="auto"/>
-        <w:rPr>
-          <w:rFonts w:ascii="Liberation Serif" w:hAnsi="Liberation Serif"/>
-          <w:lang w:val="ru-RU"/>
-        </w:rPr>
-      </w:pPr>
-      <w:r>
-        <w:rPr>
-          <w:rFonts w:ascii="Liberation Serif" w:hAnsi="Liberation Serif" w:cs="Liberation Serif" w:eastAsia="Liberation Serif"/>
-          <w:sz w:val="28"/>
-          <w:lang w:val="ru-RU"/>
-          <w:szCs w:val="28"/>
-        </w:rPr>
-        <w:t>РОССИЙСКОЙ ФЕДЕРАЦИИ</w:t>
-      </w:r>
-    </w:p>
-    <w:p>
-      <w:pPr>
-        <w:pStyle w:val="MySubtitle"/>
-        <w:spacing w:line="360" w:lineRule="auto"/>
-        <w:rPr>
-          <w:rFonts w:ascii="Liberation Serif" w:hAnsi="Liberation Serif"/>
-          <w:lang w:val="ru-RU"/>
-        </w:rPr>
-      </w:pPr>
-      <w:r>
-        <w:rPr>
-          <w:rFonts w:ascii="Liberation Serif" w:hAnsi="Liberation Serif" w:cs="Liberation Serif" w:eastAsia="Liberation Serif"/>
-          <w:lang w:val="ru-RU"/>
-          <w:sz w:val="28"/>
-          <w:szCs w:val="28"/>
-        </w:rPr>
-        <w:t>Федеральное государственное бюджетное образовательное учреждение</w:t>
-      </w:r>
-    </w:p>
-    <w:p>
-      <w:pPr>
-        <w:pStyle w:val="MySubtitle"/>
-        <w:spacing w:line="360" w:lineRule="auto"/>
-        <w:rPr>
-          <w:rFonts w:ascii="Liberation Serif" w:hAnsi="Liberation Serif"/>
-          <w:lang w:val="ru-RU"/>
-        </w:rPr>
-      </w:pPr>
-      <w:r>
-        <w:rPr>
-          <w:rFonts w:ascii="Liberation Serif" w:hAnsi="Liberation Serif" w:cs="Liberation Serif" w:eastAsia="Liberation Serif"/>
-          <w:lang w:val="ru-RU"/>
-          <w:sz w:val="28"/>
-          <w:szCs w:val="28"/>
-        </w:rPr>
-        <w:t>высшего образования</w:t>
-      </w:r>
-    </w:p>
-    <w:p>
-      <w:pPr>
-        <w:pStyle w:val="MySubtitle"/>
-        <w:spacing w:line="360" w:lineRule="auto"/>
-        <w:rPr>
-          <w:rFonts w:ascii="Liberation Serif" w:hAnsi="Liberation Serif"/>
-          <w:lang w:val="ru-RU"/>
-        </w:rPr>
-      </w:pPr>
-      <w:r>
-        <w:rPr>
-          <w:rFonts w:ascii="Liberation Serif" w:hAnsi="Liberation Serif" w:cs="Liberation Serif" w:eastAsia="Liberation Serif"/>
-          <w:lang w:val="ru-RU"/>
-          <w:sz w:val="28"/>
-          <w:szCs w:val="28"/>
-        </w:rPr>
-        <w:t>«Рязанский государственный радиотехнический университет</w:t>
-      </w:r>
-    </w:p>
-    <w:p>
-      <w:pPr>
-        <w:pStyle w:val="MySubtitle"/>
-        <w:spacing w:line="360" w:lineRule="auto"/>
-        <w:rPr>
-          <w:rFonts w:ascii="Liberation Serif" w:hAnsi="Liberation Serif"/>
-          <w:lang w:val="ru-RU"/>
-        </w:rPr>
-      </w:pPr>
-      <w:r>
-        <w:rPr>
-          <w:rFonts w:ascii="Liberation Serif" w:hAnsi="Liberation Serif" w:cs="Liberation Serif" w:eastAsia="Liberation Serif"/>
-          <w:lang w:val="ru-RU"/>
-          <w:sz w:val="28"/>
-          <w:szCs w:val="28"/>
-        </w:rPr>
-        <w:t>имени В.Ф. Уткина»</w:t>
-      </w:r>
-    </w:p>
-    <w:p>
-      <w:pPr>
-        <w:pStyle w:val="MySubtitle"/>
-        <w:spacing w:line="360" w:lineRule="auto"/>
-        <w:rPr>
           <w:rFonts w:ascii="Liberation Serif" w:hAnsi="Liberation Serif"/>
           <w:sz w:val="24"/>
           <w:lang w:val="ru-RU"/>
         </w:rPr>
-      </w:pPr>
-    </w:p>
-    <w:p>
-      <w:pPr>
-        <w:spacing w:after="0" w:line="360" w:lineRule="auto"/>
+        <w:t>МИНИСТЕРСТВО НАУКИ И ВЫСШЕГО ОБРАЗОВАНИЯ</w:t>
+      </w:r>
+    </w:p>
+    <w:p>
+      <w:pPr>
+        <w:pStyle w:val="MySubtitle"/>
+        <w:spacing w:line="240" w:lineRule="auto"/>
+        <w:rPr>
+          <w:rFonts w:ascii="Liberation Serif" w:hAnsi="Liberation Serif"/>
+          <w:lang w:val="ru-RU"/>
+        </w:rPr>
+      </w:pPr>
+      <w:r>
+        <w:rPr>
+          <w:rFonts w:ascii="Liberation Serif" w:hAnsi="Liberation Serif"/>
+          <w:sz w:val="24"/>
+          <w:lang w:val="ru-RU"/>
+        </w:rPr>
+        <w:t>РОССИЙСКОЙ ФЕДЕРАЦИИ</w:t>
+      </w:r>
+    </w:p>
+    <w:p>
+      <w:pPr>
+        <w:pStyle w:val="MySubtitle"/>
+        <w:spacing w:line="240" w:lineRule="auto"/>
+        <w:rPr>
+          <w:rFonts w:ascii="Liberation Serif" w:hAnsi="Liberation Serif"/>
+          <w:lang w:val="ru-RU"/>
+        </w:rPr>
+      </w:pPr>
+      <w:r>
+        <w:rPr>
+          <w:rFonts w:ascii="Liberation Serif" w:hAnsi="Liberation Serif"/>
+          <w:lang w:val="ru-RU"/>
+        </w:rPr>
+        <w:t>Федеральное государственное бюджетное образовательное учреждение</w:t>
+      </w:r>
+    </w:p>
+    <w:p>
+      <w:pPr>
+        <w:pStyle w:val="MySubtitle"/>
+        <w:spacing w:line="240" w:lineRule="auto"/>
+        <w:rPr>
+          <w:rFonts w:ascii="Liberation Serif" w:hAnsi="Liberation Serif"/>
+          <w:lang w:val="ru-RU"/>
+        </w:rPr>
+      </w:pPr>
+      <w:r>
+        <w:rPr>
+          <w:rFonts w:ascii="Liberation Serif" w:hAnsi="Liberation Serif"/>
+          <w:lang w:val="ru-RU"/>
+        </w:rPr>
+        <w:t>высшего образования</w:t>
+      </w:r>
+    </w:p>
+    <w:p>
+      <w:pPr>
+        <w:pStyle w:val="MySubtitle"/>
+        <w:spacing w:line="240" w:lineRule="auto"/>
+        <w:rPr>
+          <w:rFonts w:ascii="Liberation Serif" w:hAnsi="Liberation Serif"/>
+          <w:lang w:val="ru-RU"/>
+        </w:rPr>
+      </w:pPr>
+      <w:r>
+        <w:rPr>
+          <w:rFonts w:ascii="Liberation Serif" w:hAnsi="Liberation Serif"/>
+          <w:lang w:val="ru-RU"/>
+        </w:rPr>
+        <w:t>«Рязанский государственный радиотехнический университет</w:t>
+      </w:r>
+    </w:p>
+    <w:p>
+      <w:pPr>
+        <w:pStyle w:val="MySubtitle"/>
+        <w:spacing w:line="240" w:lineRule="auto"/>
+        <w:rPr>
+          <w:rFonts w:ascii="Liberation Serif" w:hAnsi="Liberation Serif"/>
+          <w:lang w:val="ru-RU"/>
+        </w:rPr>
+      </w:pPr>
+      <w:r>
+        <w:rPr>
+          <w:rFonts w:ascii="Liberation Serif" w:hAnsi="Liberation Serif"/>
+          <w:lang w:val="ru-RU"/>
+        </w:rPr>
+        <w:t>имени В.Ф. Уткина»</w:t>
+      </w:r>
+    </w:p>
+    <w:p>
+      <w:pPr>
+        <w:pStyle w:val="MySubtitle"/>
+        <w:spacing w:line="240" w:lineRule="auto"/>
+        <w:rPr>
+          <w:rFonts w:ascii="Liberation Serif" w:hAnsi="Liberation Serif"/>
+          <w:sz w:val="24"/>
+          <w:lang w:val="ru-RU"/>
+        </w:rPr>
+      </w:pPr>
+    </w:p>
+    <w:p>
+      <w:pPr>
+        <w:spacing w:after="0" w:line="240" w:lineRule="auto"/>
         <w:rPr>
           <w:rFonts w:ascii="Liberation Serif" w:hAnsi="Liberation Serif" w:cs="Liberation Serif"/>
           <w:sz w:val="28"/>
@@ -1201,7 +1165,7 @@
       </w:pPr>
       <w:r>
         <w:rPr>
-          <w:rFonts w:ascii="Liberation Serif" w:hAnsi="Liberation Serif" w:cs="Liberation Serif" w:eastAsia="Liberation Serif"/>
+          <w:rFonts w:ascii="Liberation Serif" w:hAnsi="Liberation Serif" w:cs="Liberation Serif"/>
           <w:sz w:val="28"/>
           <w:szCs w:val="28"/>
         </w:rPr>
@@ -1209,7 +1173,7 @@
       </w:r>
       <w:r>
         <w:rPr>
-          <w:rFonts w:ascii="Liberation Serif" w:hAnsi="Liberation Serif" w:cs="Liberation Serif" w:eastAsia="Liberation Serif"/>
+          <w:rFonts w:ascii="Liberation Serif" w:hAnsi="Liberation Serif" w:cs="Liberation Serif"/>
           <w:sz w:val="28"/>
           <w:szCs w:val="28"/>
         </w:rPr>
@@ -1217,7 +1181,7 @@
       </w:r>
       <w:r>
         <w:rPr>
-          <w:rFonts w:ascii="Liberation Serif" w:hAnsi="Liberation Serif" w:cs="Liberation Serif" w:eastAsia="Liberation Serif"/>
+          <w:rFonts w:ascii="Liberation Serif" w:hAnsi="Liberation Serif" w:cs="Liberation Serif"/>
           <w:sz w:val="28"/>
           <w:szCs w:val="28"/>
         </w:rPr>
@@ -1228,7 +1192,7 @@
       <w:pPr>
         <w:pStyle w:val="130"/>
         <w:shd w:val="clear" w:color="auto" w:fill="auto"/>
-        <w:spacing w:before="0" w:after="0" w:line="360" w:lineRule="auto"/>
+        <w:spacing w:before="0" w:after="0" w:line="240" w:lineRule="auto"/>
         <w:rPr>
           <w:rFonts w:ascii="Liberation Serif" w:hAnsi="Liberation Serif" w:cs="Liberation Serif"/>
           <w:b w:val="0"/>
@@ -1238,7 +1202,7 @@
       </w:pPr>
       <w:r>
         <w:rPr>
-          <w:rFonts w:ascii="Liberation Serif" w:hAnsi="Liberation Serif" w:cs="Liberation Serif" w:eastAsia="Liberation Serif"/>
+          <w:rFonts w:ascii="Liberation Serif" w:hAnsi="Liberation Serif" w:cs="Liberation Serif"/>
           <w:b w:val="0"/>
           <w:sz w:val="28"/>
           <w:szCs w:val="28"/>
@@ -1247,7 +1211,7 @@
       </w:r>
       <w:r>
         <w:rPr>
-          <w:rFonts w:ascii="Liberation Serif" w:hAnsi="Liberation Serif" w:cs="Liberation Serif" w:eastAsia="Liberation Serif"/>
+          <w:rFonts w:ascii="Liberation Serif" w:hAnsi="Liberation Serif" w:cs="Liberation Serif"/>
           <w:b w:val="0"/>
           <w:sz w:val="28"/>
           <w:szCs w:val="28"/>
@@ -1256,7 +1220,7 @@
       </w:r>
       <w:r>
         <w:rPr>
-          <w:rFonts w:ascii="Liberation Serif" w:hAnsi="Liberation Serif" w:cs="Liberation Serif" w:eastAsia="Liberation Serif"/>
+          <w:rFonts w:ascii="Liberation Serif" w:hAnsi="Liberation Serif" w:cs="Liberation Serif"/>
           <w:b w:val="0"/>
           <w:sz w:val="28"/>
           <w:szCs w:val="28"/>
@@ -1268,7 +1232,7 @@
       <w:pPr>
         <w:pStyle w:val="130"/>
         <w:shd w:val="clear" w:color="auto" w:fill="auto"/>
-        <w:spacing w:before="0" w:after="0" w:line="360" w:lineRule="auto"/>
+        <w:spacing w:before="0" w:after="0" w:line="240" w:lineRule="auto"/>
         <w:rPr>
           <w:rFonts w:ascii="Liberation Serif" w:hAnsi="Liberation Serif" w:cs="Liberation Serif"/>
           <w:b w:val="0"/>
@@ -1278,7 +1242,7 @@
       </w:pPr>
       <w:r>
         <w:rPr>
-          <w:rFonts w:ascii="Liberation Serif" w:hAnsi="Liberation Serif" w:cs="Liberation Serif" w:eastAsia="Liberation Serif"/>
+          <w:rFonts w:ascii="Liberation Serif" w:hAnsi="Liberation Serif" w:cs="Liberation Serif"/>
           <w:b w:val="0"/>
           <w:sz w:val="28"/>
           <w:szCs w:val="28"/>
@@ -1288,7 +1252,7 @@
       </w:r>
       <w:r>
         <w:rPr>
-          <w:rFonts w:ascii="Liberation Serif" w:hAnsi="Liberation Serif" w:cs="Liberation Serif" w:eastAsia="Liberation Serif"/>
+          <w:rFonts w:ascii="Liberation Serif" w:hAnsi="Liberation Serif" w:cs="Liberation Serif"/>
           <w:b w:val="0"/>
           <w:sz w:val="28"/>
           <w:szCs w:val="28"/>
@@ -1298,7 +1262,7 @@
       </w:r>
       <w:r>
         <w:rPr>
-          <w:rFonts w:ascii="Liberation Serif" w:hAnsi="Liberation Serif" w:cs="Liberation Serif" w:eastAsia="Liberation Serif"/>
+          <w:rFonts w:ascii="Liberation Serif" w:hAnsi="Liberation Serif" w:cs="Liberation Serif"/>
           <w:b w:val="0"/>
           <w:sz w:val="28"/>
           <w:szCs w:val="28"/>
@@ -1308,7 +1272,7 @@
       </w:r>
       <w:r>
         <w:rPr>
-          <w:rFonts w:ascii="Liberation Serif" w:hAnsi="Liberation Serif" w:cs="Liberation Serif" w:eastAsia="Liberation Serif"/>
+          <w:rFonts w:ascii="Liberation Serif" w:hAnsi="Liberation Serif" w:cs="Liberation Serif"/>
           <w:b w:val="0"/>
           <w:color w:val="C00000"/>
           <w:sz w:val="28"/>
@@ -1318,7 +1282,7 @@
       </w:r>
       <w:r>
         <w:rPr>
-          <w:rFonts w:ascii="Liberation Serif" w:hAnsi="Liberation Serif" w:cs="Liberation Serif" w:eastAsia="Liberation Serif"/>
+          <w:rFonts w:ascii="Liberation Serif" w:hAnsi="Liberation Serif" w:cs="Liberation Serif"/>
           <w:b w:val="0"/>
           <w:color w:val="C00000"/>
           <w:sz w:val="28"/>
@@ -1328,7 +1292,7 @@
       </w:r>
       <w:r>
         <w:rPr>
-          <w:rFonts w:ascii="Liberation Serif" w:hAnsi="Liberation Serif" w:cs="Liberation Serif" w:eastAsia="Liberation Serif"/>
+          <w:rFonts w:ascii="Liberation Serif" w:hAnsi="Liberation Serif" w:cs="Liberation Serif"/>
           <w:b w:val="0"/>
           <w:color w:val="C00000"/>
           <w:sz w:val="28"/>
@@ -1341,7 +1305,7 @@
       <w:pPr>
         <w:pStyle w:val="130"/>
         <w:shd w:val="clear" w:color="auto" w:fill="auto"/>
-        <w:spacing w:before="0" w:after="0" w:line="360" w:lineRule="auto"/>
+        <w:spacing w:before="0" w:after="0" w:line="240" w:lineRule="auto"/>
         <w:rPr>
           <w:rFonts w:ascii="Liberation Serif" w:hAnsi="Liberation Serif" w:cs="Liberation Serif"/>
           <w:b w:val="0"/>
@@ -1351,7 +1315,7 @@
       </w:pPr>
       <w:r>
         <w:rPr>
-          <w:rFonts w:ascii="Liberation Serif" w:hAnsi="Liberation Serif" w:cs="Liberation Serif" w:eastAsia="Liberation Serif"/>
+          <w:rFonts w:ascii="Liberation Serif" w:hAnsi="Liberation Serif" w:cs="Liberation Serif"/>
           <w:b w:val="0"/>
           <w:sz w:val="28"/>
           <w:szCs w:val="28"/>
@@ -1360,7 +1324,7 @@
       </w:r>
       <w:r>
         <w:rPr>
-          <w:rFonts w:ascii="Liberation Serif" w:hAnsi="Liberation Serif" w:cs="Liberation Serif" w:eastAsia="Liberation Serif"/>
+          <w:rFonts w:ascii="Liberation Serif" w:hAnsi="Liberation Serif" w:cs="Liberation Serif"/>
           <w:b w:val="0"/>
           <w:color w:val="C00000"/>
           <w:sz w:val="28"/>
@@ -1371,7 +1335,7 @@
       </w:r>
       <w:r>
         <w:rPr>
-          <w:rFonts w:ascii="Liberation Serif" w:hAnsi="Liberation Serif" w:cs="Liberation Serif" w:eastAsia="Liberation Serif"/>
+          <w:rFonts w:ascii="Liberation Serif" w:hAnsi="Liberation Serif" w:cs="Liberation Serif"/>
           <w:b w:val="0"/>
           <w:sz w:val="28"/>
           <w:szCs w:val="28"/>
@@ -1380,7 +1344,7 @@
       </w:r>
       <w:r>
         <w:rPr>
-          <w:rFonts w:ascii="Liberation Serif" w:hAnsi="Liberation Serif" w:cs="Liberation Serif" w:eastAsia="Liberation Serif"/>
+          <w:rFonts w:ascii="Liberation Serif" w:hAnsi="Liberation Serif" w:cs="Liberation Serif"/>
           <w:b w:val="0"/>
           <w:sz w:val="28"/>
           <w:szCs w:val="28"/>
@@ -1390,7 +1354,7 @@
       </w:r>
       <w:r>
         <w:rPr>
-          <w:rFonts w:ascii="Liberation Serif" w:hAnsi="Liberation Serif" w:cs="Liberation Serif" w:eastAsia="Liberation Serif"/>
+          <w:rFonts w:ascii="Liberation Serif" w:hAnsi="Liberation Serif" w:cs="Liberation Serif"/>
           <w:b w:val="0"/>
           <w:sz w:val="28"/>
           <w:szCs w:val="28"/>
@@ -1400,7 +1364,7 @@
       </w:r>
       <w:r>
         <w:rPr>
-          <w:rFonts w:ascii="Liberation Serif" w:hAnsi="Liberation Serif" w:cs="Liberation Serif" w:eastAsia="Liberation Serif"/>
+          <w:rFonts w:ascii="Liberation Serif" w:hAnsi="Liberation Serif" w:cs="Liberation Serif"/>
           <w:b w:val="0"/>
           <w:sz w:val="28"/>
           <w:szCs w:val="28"/>
@@ -1410,7 +1374,7 @@
       </w:r>
       <w:r>
         <w:rPr>
-          <w:rFonts w:ascii="Liberation Serif" w:hAnsi="Liberation Serif" w:cs="Liberation Serif" w:eastAsia="Liberation Serif"/>
+          <w:rFonts w:ascii="Liberation Serif" w:hAnsi="Liberation Serif" w:cs="Liberation Serif"/>
           <w:b w:val="0"/>
           <w:sz w:val="28"/>
           <w:szCs w:val="28"/>
@@ -1419,7 +1383,7 @@
       </w:r>
       <w:r>
         <w:rPr>
-          <w:rFonts w:ascii="Liberation Serif" w:hAnsi="Liberation Serif" w:cs="Liberation Serif" w:eastAsia="Liberation Serif"/>
+          <w:rFonts w:ascii="Liberation Serif" w:hAnsi="Liberation Serif" w:cs="Liberation Serif"/>
           <w:b w:val="0"/>
           <w:sz w:val="28"/>
           <w:szCs w:val="28"/>
@@ -1431,7 +1395,7 @@
       <w:pPr>
         <w:pStyle w:val="130"/>
         <w:shd w:val="clear" w:color="auto" w:fill="auto"/>
-        <w:spacing w:before="0" w:after="0" w:line="360" w:lineRule="auto"/>
+        <w:spacing w:before="0" w:after="0" w:line="240" w:lineRule="auto"/>
         <w:rPr>
           <w:rFonts w:ascii="Liberation Serif" w:hAnsi="Liberation Serif" w:cs="Liberation Serif"/>
           <w:b w:val="0"/>
@@ -1444,7 +1408,7 @@
       <w:pPr>
         <w:pStyle w:val="130"/>
         <w:shd w:val="clear" w:color="auto" w:fill="auto"/>
-        <w:spacing w:before="0" w:after="0" w:line="360" w:lineRule="auto"/>
+        <w:spacing w:before="0" w:after="0" w:line="240" w:lineRule="auto"/>
         <w:rPr>
           <w:rFonts w:ascii="Liberation Serif" w:hAnsi="Liberation Serif" w:cs="Liberation Serif"/>
           <w:b w:val="0"/>
@@ -1459,7 +1423,7 @@
         <w:keepNext/>
         <w:keepLines/>
         <w:shd w:val="clear" w:color="auto" w:fill="auto"/>
-        <w:spacing w:before="0" w:after="0" w:line="360" w:lineRule="auto"/>
+        <w:spacing w:before="0" w:after="0" w:line="240" w:lineRule="auto"/>
         <w:outlineLvl w:val="9"/>
         <w:rPr>
           <w:rFonts w:ascii="Liberation Serif" w:hAnsi="Liberation Serif" w:cs="Liberation Serif"/>
@@ -1469,9 +1433,7 @@
       <w:bookmarkStart w:id="1" w:name="_Toc8382983"/>
       <w:r>
         <w:rPr>
-          <w:rFonts w:ascii="Liberation Serif" w:hAnsi="Liberation Serif" w:cs="Liberation Serif" w:eastAsia="Liberation Serif"/>
-          <w:sz w:val="28"/>
-          <w:szCs w:val="28"/>
+          <w:rFonts w:ascii="Liberation Serif" w:hAnsi="Liberation Serif" w:cs="Liberation Serif"/>
         </w:rPr>
         <w:t>ЗАДАНИЕ</w:t>
       </w:r>
@@ -1482,7 +1444,7 @@
       <w:pPr>
         <w:pStyle w:val="11"/>
         <w:shd w:val="clear" w:color="auto" w:fill="auto"/>
-        <w:spacing w:before="0" w:line="360" w:lineRule="auto"/>
+        <w:spacing w:before="0" w:line="240" w:lineRule="auto"/>
         <w:ind w:firstLine="0"/>
         <w:rPr>
           <w:rFonts w:ascii="Liberation Serif" w:hAnsi="Liberation Serif" w:cs="Liberation Serif"/>
@@ -1492,7 +1454,7 @@
       </w:pPr>
       <w:r>
         <w:rPr>
-          <w:rFonts w:ascii="Liberation Serif" w:hAnsi="Liberation Serif" w:cs="Liberation Serif" w:eastAsia="Liberation Serif"/>
+          <w:rFonts w:ascii="Liberation Serif" w:hAnsi="Liberation Serif" w:cs="Liberation Serif"/>
           <w:sz w:val="28"/>
           <w:szCs w:val="28"/>
         </w:rPr>
@@ -1503,7 +1465,7 @@
       <w:pPr>
         <w:pStyle w:val="11"/>
         <w:shd w:val="clear" w:color="auto" w:fill="auto"/>
-        <w:spacing w:before="0" w:line="360" w:lineRule="auto"/>
+        <w:spacing w:before="0" w:line="240" w:lineRule="auto"/>
         <w:ind w:firstLine="0"/>
         <w:rPr>
           <w:rFonts w:ascii="Liberation Serif" w:hAnsi="Liberation Serif" w:cs="Liberation Serif"/>
@@ -1513,7 +1475,7 @@
       </w:pPr>
       <w:r>
         <w:rPr>
-          <w:rFonts w:ascii="Liberation Serif" w:hAnsi="Liberation Serif" w:cs="Liberation Serif" w:eastAsia="Liberation Serif"/>
+          <w:rFonts w:ascii="Liberation Serif" w:hAnsi="Liberation Serif" w:cs="Liberation Serif"/>
           <w:sz w:val="28"/>
           <w:szCs w:val="28"/>
         </w:rPr>
@@ -1522,7 +1484,7 @@
       <w:proofErr w:type="spellStart"/>
       <w:r>
         <w:rPr>
-          <w:rFonts w:ascii="Liberation Serif" w:hAnsi="Liberation Serif" w:cs="Liberation Serif" w:eastAsia="Liberation Serif"/>
+          <w:rFonts w:ascii="Liberation Serif" w:hAnsi="Liberation Serif" w:cs="Liberation Serif"/>
           <w:sz w:val="28"/>
           <w:szCs w:val="28"/>
         </w:rPr>
@@ -1531,7 +1493,7 @@
       <w:proofErr w:type="spellEnd"/>
       <w:r>
         <w:rPr>
-          <w:rFonts w:ascii="Liberation Serif" w:hAnsi="Liberation Serif" w:cs="Liberation Serif" w:eastAsia="Liberation Serif"/>
+          <w:rFonts w:ascii="Liberation Serif" w:hAnsi="Liberation Serif" w:cs="Liberation Serif"/>
           <w:sz w:val="28"/>
           <w:szCs w:val="28"/>
         </w:rPr>
@@ -1542,7 +1504,7 @@
       <w:pPr>
         <w:pStyle w:val="11"/>
         <w:shd w:val="clear" w:color="auto" w:fill="auto"/>
-        <w:spacing w:before="0" w:line="360" w:lineRule="auto"/>
+        <w:spacing w:before="0" w:line="240" w:lineRule="auto"/>
         <w:ind w:firstLine="0"/>
         <w:rPr>
           <w:rFonts w:ascii="Liberation Serif" w:hAnsi="Liberation Serif" w:cs="Liberation Serif"/>
@@ -1558,7 +1520,7 @@
         <w:tabs>
           <w:tab w:val="left" w:pos="9639"/>
         </w:tabs>
-        <w:spacing w:before="0" w:after="0" w:line="360" w:lineRule="auto"/>
+        <w:spacing w:before="0" w:after="0" w:line="240" w:lineRule="auto"/>
         <w:rPr>
           <w:rFonts w:ascii="Liberation Serif" w:hAnsi="Liberation Serif"/>
           <w:sz w:val="28"/>
@@ -1567,15 +1529,15 @@
       </w:pPr>
       <w:r>
         <w:rPr>
-          <w:rFonts w:ascii="Liberation Serif" w:hAnsi="Liberation Serif" w:cs="Liberation Serif" w:eastAsia="Liberation Serif"/>
-          <w:sz w:val="28"/>
-          <w:szCs w:val="28"/>
-        </w:rPr>
-        <w:t>Обучающемуся Воробьеву Павлу Алексеевичу, группа 237</w:t>
-      </w:r>
-      <w:r>
-        <w:rPr>
-          <w:rFonts w:ascii="Liberation Serif" w:hAnsi="Liberation Serif" w:cs="Liberation Serif" w:eastAsia="Liberation Serif"/>
+          <w:rFonts w:ascii="Liberation Serif" w:hAnsi="Liberation Serif"/>
+          <w:sz w:val="28"/>
+          <w:szCs w:val="28"/>
+        </w:rPr>
+        <w:t xml:space="preserve">Обучающемуся Воробьеву Павлу Алексеевичу, группа 237</w:t>
+      </w:r>
+      <w:r>
+        <w:rPr>
+          <w:rFonts w:ascii="Liberation Serif" w:hAnsi="Liberation Serif"/>
           <w:sz w:val="28"/>
           <w:szCs w:val="28"/>
         </w:rPr>
@@ -1583,7 +1545,7 @@
       </w:r>
       <w:r>
         <w:rPr>
-          <w:rFonts w:ascii="Liberation Serif" w:hAnsi="Liberation Serif" w:cs="Liberation Serif" w:eastAsia="Liberation Serif"/>
+          <w:rFonts w:ascii="Liberation Serif" w:hAnsi="Liberation Serif"/>
           <w:sz w:val="28"/>
           <w:szCs w:val="28"/>
         </w:rPr>
@@ -1591,7 +1553,7 @@
       </w:r>
       <w:r>
         <w:rPr>
-          <w:rFonts w:ascii="Liberation Serif" w:hAnsi="Liberation Serif" w:cs="Liberation Serif" w:eastAsia="Liberation Serif"/>
+          <w:rFonts w:ascii="Liberation Serif" w:hAnsi="Liberation Serif"/>
           <w:sz w:val="28"/>
           <w:szCs w:val="28"/>
         </w:rPr>
@@ -1599,7 +1561,7 @@
       </w:r>
       <w:r>
         <w:rPr>
-          <w:rFonts w:ascii="Liberation Serif" w:hAnsi="Liberation Serif" w:cs="Liberation Serif" w:eastAsia="Liberation Serif"/>
+          <w:rFonts w:ascii="Liberation Serif" w:hAnsi="Liberation Serif"/>
           <w:sz w:val="28"/>
           <w:szCs w:val="28"/>
         </w:rPr>
@@ -1607,7 +1569,7 @@
       </w:r>
       <w:r>
         <w:rPr>
-          <w:rFonts w:ascii="Liberation Serif" w:hAnsi="Liberation Serif" w:cs="Liberation Serif" w:eastAsia="Liberation Serif"/>
+          <w:rFonts w:ascii="Liberation Serif" w:hAnsi="Liberation Serif"/>
           <w:sz w:val="28"/>
           <w:szCs w:val="28"/>
         </w:rPr>
@@ -1615,7 +1577,7 @@
       </w:r>
       <w:r>
         <w:rPr>
-          <w:rFonts w:ascii="Liberation Serif" w:hAnsi="Liberation Serif" w:cs="Liberation Serif" w:eastAsia="Liberation Serif"/>
+          <w:rFonts w:ascii="Liberation Serif" w:hAnsi="Liberation Serif"/>
           <w:sz w:val="28"/>
           <w:szCs w:val="28"/>
         </w:rPr>
@@ -1623,7 +1585,7 @@
       </w:r>
       <w:r>
         <w:rPr>
-          <w:rFonts w:ascii="Liberation Serif" w:hAnsi="Liberation Serif" w:cs="Liberation Serif" w:eastAsia="Liberation Serif"/>
+          <w:rFonts w:ascii="Liberation Serif" w:hAnsi="Liberation Serif"/>
           <w:sz w:val="28"/>
           <w:szCs w:val="28"/>
         </w:rPr>
@@ -1631,7 +1593,7 @@
       </w:r>
       <w:r>
         <w:rPr>
-          <w:rFonts w:ascii="Liberation Serif" w:hAnsi="Liberation Serif" w:cs="Liberation Serif" w:eastAsia="Liberation Serif"/>
+          <w:rFonts w:ascii="Liberation Serif" w:hAnsi="Liberation Serif"/>
           <w:sz w:val="28"/>
           <w:szCs w:val="28"/>
         </w:rPr>
@@ -1639,7 +1601,7 @@
       </w:r>
       <w:r>
         <w:rPr>
-          <w:rFonts w:ascii="Liberation Serif" w:hAnsi="Liberation Serif" w:cs="Liberation Serif" w:eastAsia="Liberation Serif"/>
+          <w:rFonts w:ascii="Liberation Serif" w:hAnsi="Liberation Serif"/>
           <w:sz w:val="28"/>
           <w:szCs w:val="28"/>
         </w:rPr>
@@ -1647,7 +1609,7 @@
       </w:r>
       <w:r>
         <w:rPr>
-          <w:rFonts w:ascii="Liberation Serif" w:hAnsi="Liberation Serif" w:cs="Liberation Serif" w:eastAsia="Liberation Serif"/>
+          <w:rFonts w:ascii="Liberation Serif" w:hAnsi="Liberation Serif"/>
           <w:sz w:val="28"/>
           <w:szCs w:val="28"/>
         </w:rPr>
@@ -1661,7 +1623,7 @@
         <w:tabs>
           <w:tab w:val="left" w:pos="9639"/>
         </w:tabs>
-        <w:spacing w:before="0" w:after="0" w:line="360" w:lineRule="auto"/>
+        <w:spacing w:before="0" w:after="0" w:line="240" w:lineRule="auto"/>
         <w:jc w:val="both"/>
         <w:rPr>
           <w:rFonts w:ascii="Liberation Serif" w:hAnsi="Liberation Serif"/>
@@ -1677,7 +1639,7 @@
         <w:tabs>
           <w:tab w:val="left" w:pos="9639"/>
         </w:tabs>
-        <w:spacing w:before="0" w:after="0" w:line="360" w:lineRule="auto"/>
+        <w:spacing w:before="0" w:after="0" w:line="240" w:lineRule="auto"/>
         <w:rPr>
           <w:rFonts w:ascii="Liberation Serif" w:hAnsi="Liberation Serif"/>
           <w:sz w:val="28"/>
@@ -1686,7 +1648,7 @@
       </w:pPr>
       <w:r>
         <w:rPr>
-          <w:rFonts w:ascii="Liberation Serif" w:hAnsi="Liberation Serif" w:cs="Liberation Serif" w:eastAsia="Liberation Serif"/>
+          <w:rFonts w:ascii="Liberation Serif" w:hAnsi="Liberation Serif"/>
           <w:sz w:val="28"/>
           <w:szCs w:val="28"/>
         </w:rPr>
@@ -1694,7 +1656,7 @@
       </w:r>
       <w:r>
         <w:rPr>
-          <w:rFonts w:ascii="Liberation Serif" w:hAnsi="Liberation Serif" w:cs="Liberation Serif" w:eastAsia="Liberation Serif"/>
+          <w:rFonts w:ascii="Liberation Serif" w:hAnsi="Liberation Serif"/>
           <w:sz w:val="28"/>
           <w:szCs w:val="28"/>
         </w:rPr>
@@ -1708,7 +1670,7 @@
         <w:tabs>
           <w:tab w:val="left" w:pos="9639"/>
         </w:tabs>
-        <w:spacing w:before="0" w:after="0" w:line="360" w:lineRule="auto"/>
+        <w:spacing w:before="0" w:after="0" w:line="240" w:lineRule="auto"/>
         <w:rPr>
           <w:rFonts w:ascii="Liberation Serif" w:hAnsi="Liberation Serif"/>
           <w:sz w:val="28"/>
@@ -1723,7 +1685,7 @@
         <w:tabs>
           <w:tab w:val="left" w:pos="9639"/>
         </w:tabs>
-        <w:spacing w:before="0" w:after="0" w:line="360" w:lineRule="auto"/>
+        <w:spacing w:before="0" w:after="0" w:line="240" w:lineRule="auto"/>
         <w:rPr>
           <w:rFonts w:ascii="Liberation Serif" w:hAnsi="Liberation Serif" w:cs="Liberation Serif"/>
           <w:sz w:val="28"/>
@@ -1732,7 +1694,7 @@
       </w:pPr>
       <w:r>
         <w:rPr>
-          <w:rFonts w:ascii="Liberation Serif" w:hAnsi="Liberation Serif" w:cs="Liberation Serif" w:eastAsia="Liberation Serif"/>
+          <w:rFonts w:ascii="Liberation Serif" w:hAnsi="Liberation Serif" w:cs="Liberation Serif"/>
           <w:sz w:val="28"/>
           <w:szCs w:val="28"/>
         </w:rPr>
@@ -1740,7 +1702,7 @@
       </w:r>
       <w:r>
         <w:rPr>
-          <w:rFonts w:ascii="Liberation Serif" w:hAnsi="Liberation Serif" w:cs="Liberation Serif" w:eastAsia="Liberation Serif"/>
+          <w:rFonts w:ascii="Liberation Serif" w:hAnsi="Liberation Serif" w:cs="Liberation Serif"/>
           <w:color w:val="C00000"/>
           <w:sz w:val="28"/>
           <w:szCs w:val="28"/>
@@ -1749,7 +1711,7 @@
       </w:r>
       <w:r>
         <w:rPr>
-          <w:rFonts w:ascii="Liberation Serif" w:hAnsi="Liberation Serif" w:cs="Liberation Serif" w:eastAsia="Liberation Serif"/>
+          <w:rFonts w:ascii="Liberation Serif" w:hAnsi="Liberation Serif" w:cs="Liberation Serif"/>
           <w:sz w:val="28"/>
           <w:szCs w:val="28"/>
         </w:rPr>
@@ -1761,7 +1723,7 @@
         </w:smartTagPr>
         <w:r>
           <w:rPr>
-            <w:rFonts w:ascii="Liberation Serif" w:hAnsi="Liberation Serif" w:cs="Liberation Serif" w:eastAsia="Liberation Serif"/>
+            <w:rFonts w:ascii="Liberation Serif" w:hAnsi="Liberation Serif" w:cs="Liberation Serif"/>
             <w:sz w:val="28"/>
             <w:szCs w:val="28"/>
           </w:rPr>
@@ -1769,7 +1731,7 @@
         </w:r>
         <w:r>
           <w:rPr>
-            <w:rFonts w:ascii="Liberation Serif" w:hAnsi="Liberation Serif" w:cs="Liberation Serif" w:eastAsia="Liberation Serif"/>
+            <w:rFonts w:ascii="Liberation Serif" w:hAnsi="Liberation Serif" w:cs="Liberation Serif"/>
             <w:sz w:val="28"/>
             <w:szCs w:val="28"/>
           </w:rPr>
@@ -1777,7 +1739,7 @@
         </w:r>
         <w:r>
           <w:rPr>
-            <w:rFonts w:ascii="Liberation Serif" w:hAnsi="Liberation Serif" w:cs="Liberation Serif" w:eastAsia="Liberation Serif"/>
+            <w:rFonts w:ascii="Liberation Serif" w:hAnsi="Liberation Serif" w:cs="Liberation Serif"/>
             <w:sz w:val="28"/>
             <w:szCs w:val="28"/>
           </w:rPr>
@@ -1786,13 +1748,2690 @@
       </w:smartTag>
       <w:r>
         <w:rPr>
-          <w:rFonts w:ascii="Liberation Serif" w:hAnsi="Liberation Serif" w:cs="Liberation Serif" w:eastAsia="Liberation Serif"/>
+          <w:rFonts w:ascii="Liberation Serif" w:hAnsi="Liberation Serif" w:cs="Liberation Serif"/>
           <w:sz w:val="28"/>
           <w:szCs w:val="28"/>
         </w:rPr>
         <w:t>.</w:t>
       </w:r>
     </w:p>
+    <w:p>
+      <w:pPr>
+        <w:pStyle w:val="140"/>
+        <w:shd w:val="clear" w:color="auto" w:fill="auto"/>
+        <w:tabs>
+          <w:tab w:val="left" w:pos="9639"/>
+        </w:tabs>
+        <w:spacing w:before="0" w:after="0" w:line="240" w:lineRule="auto"/>
+        <w:rPr>
+          <w:rFonts w:ascii="Liberation Serif" w:hAnsi="Liberation Serif"/>
+          <w:sz w:val="28"/>
+          <w:szCs w:val="28"/>
+        </w:rPr>
+      </w:pPr>
+      <w:r>
+        <w:rPr>
+          <w:rFonts w:ascii="Liberation Serif" w:hAnsi="Liberation Serif"/>
+          <w:sz w:val="28"/>
+          <w:szCs w:val="28"/>
+        </w:rPr>
+        <w:tab/>
+      </w:r>
+    </w:p>
+    <w:p>
+      <w:pPr>
+        <w:pStyle w:val="140"/>
+        <w:shd w:val="clear" w:color="auto" w:fill="auto"/>
+        <w:tabs>
+          <w:tab w:val="left" w:pos="9639"/>
+        </w:tabs>
+        <w:spacing w:before="0" w:after="0" w:line="240" w:lineRule="auto"/>
+        <w:rPr>
+          <w:rFonts w:ascii="Liberation Serif" w:hAnsi="Liberation Serif"/>
+          <w:sz w:val="28"/>
+          <w:szCs w:val="28"/>
+        </w:rPr>
+      </w:pPr>
+      <w:r>
+        <w:rPr>
+          <w:rFonts w:ascii="Liberation Serif" w:hAnsi="Liberation Serif"/>
+          <w:sz w:val="28"/>
+          <w:szCs w:val="28"/>
+        </w:rPr>
+        <w:t xml:space="preserve">3 Руководитель </w:t>
+      </w:r>
+      <w:r>
+        <w:rPr>
+          <w:rFonts w:ascii="Liberation Serif" w:hAnsi="Liberation Serif"/>
+          <w:sz w:val="28"/>
+          <w:szCs w:val="28"/>
+        </w:rPr>
+        <w:t>Сосулин Юрий Андреевич</w:t>
+      </w:r>
+      <w:r>
+        <w:rPr>
+          <w:rFonts w:ascii="Liberation Serif" w:hAnsi="Liberation Serif"/>
+          <w:sz w:val="28"/>
+          <w:szCs w:val="28"/>
+        </w:rPr>
+        <w:t xml:space="preserve">, </w:t>
+      </w:r>
+      <w:r>
+        <w:rPr>
+          <w:rFonts w:ascii="Liberation Serif" w:hAnsi="Liberation Serif"/>
+          <w:sz w:val="28"/>
+          <w:szCs w:val="28"/>
+        </w:rPr>
+        <w:t xml:space="preserve">к.т.н., </w:t>
+      </w:r>
+      <w:r>
+        <w:rPr>
+          <w:rFonts w:ascii="Liberation Serif" w:hAnsi="Liberation Serif"/>
+          <w:sz w:val="28"/>
+          <w:szCs w:val="28"/>
+        </w:rPr>
+        <w:t>доцент, доцент кафедры Автоматизации информационных и технологических процессов</w:t>
+      </w:r>
+    </w:p>
+    <w:p>
+      <w:pPr>
+        <w:pStyle w:val="140"/>
+        <w:shd w:val="clear" w:color="auto" w:fill="auto"/>
+        <w:tabs>
+          <w:tab w:val="left" w:pos="9639"/>
+        </w:tabs>
+        <w:spacing w:before="0" w:after="0" w:line="240" w:lineRule="auto"/>
+        <w:rPr>
+          <w:rFonts w:ascii="Liberation Serif" w:hAnsi="Liberation Serif"/>
+          <w:sz w:val="28"/>
+          <w:szCs w:val="28"/>
+        </w:rPr>
+      </w:pPr>
+    </w:p>
+    <w:p>
+      <w:pPr>
+        <w:spacing w:after="0" w:line="240" w:lineRule="auto"/>
+        <w:jc w:val="both"/>
+        <w:rPr>
+          <w:rFonts w:ascii="Liberation Serif" w:hAnsi="Liberation Serif"/>
+        </w:rPr>
+      </w:pPr>
+      <w:r>
+        <w:rPr>
+          <w:rFonts w:ascii="Liberation Serif" w:hAnsi="Liberation Serif"/>
+          <w:sz w:val="28"/>
+          <w:szCs w:val="28"/>
+        </w:rPr>
+        <w:t xml:space="preserve">4 Исходные данные к ВКР нормативно-правовые акты, в том числе: </w:t>
+      </w:r>
+      <w:r>
+        <w:rPr>
+          <w:rFonts w:ascii="Liberation Serif" w:hAnsi="Liberation Serif"/>
+        </w:rPr>
+        <w:t xml:space="preserve"> </w:t>
+      </w:r>
+    </w:p>
+    <w:p>
+      <w:pPr>
+        <w:pStyle w:val="ds-markdown-paragraph"/>
+        <w:shd w:val="clear" w:color="auto" w:fill="FFFFFF"/>
+        <w:spacing w:before="0" w:beforeAutospacing="0" w:after="0" w:afterAutospacing="0"/>
+        <w:jc w:val="both"/>
+        <w:rPr>
+          <w:rFonts w:ascii="Liberation Serif" w:hAnsi="Liberation Serif"/>
+          <w:color w:val="FF0000"/>
+          <w:sz w:val="32"/>
+          <w:szCs w:val="28"/>
+        </w:rPr>
+      </w:pPr>
+      <w:r>
+        <w:rPr>
+          <w:rFonts w:ascii="Liberation Serif" w:hAnsi="Liberation Serif"/>
+          <w:sz w:val="28"/>
+        </w:rPr>
+        <w:t>Нормативно-правовые акты Российской Федерации, статистические материалы ФНС России, Росстата, Банка России, Минэкономразвития России, Корпорации МСП, методические рекомендации по оценке эффективности инвестиционных проектов, материалы по рынку металлообработки и инвестиционному планированию</w:t>
+      </w:r>
+    </w:p>
+    <w:p>
+      <w:pPr>
+        <w:pStyle w:val="140"/>
+        <w:shd w:val="clear" w:color="auto" w:fill="auto"/>
+        <w:tabs>
+          <w:tab w:val="left" w:pos="9639"/>
+        </w:tabs>
+        <w:spacing w:before="0" w:after="0" w:line="240" w:lineRule="auto"/>
+        <w:rPr>
+          <w:rFonts w:ascii="Liberation Serif" w:hAnsi="Liberation Serif"/>
+          <w:sz w:val="28"/>
+          <w:szCs w:val="28"/>
+          <w:u w:val="single"/>
+        </w:rPr>
+      </w:pPr>
+    </w:p>
+    <w:p>
+      <w:pPr>
+        <w:pStyle w:val="140"/>
+        <w:shd w:val="clear" w:color="auto" w:fill="auto"/>
+        <w:tabs>
+          <w:tab w:val="left" w:pos="9639"/>
+        </w:tabs>
+        <w:spacing w:before="0" w:after="0" w:line="240" w:lineRule="auto"/>
+        <w:rPr>
+          <w:rFonts w:ascii="Liberation Serif" w:hAnsi="Liberation Serif"/>
+          <w:sz w:val="28"/>
+          <w:szCs w:val="28"/>
+        </w:rPr>
+      </w:pPr>
+      <w:r>
+        <w:rPr>
+          <w:rFonts w:ascii="Liberation Serif" w:hAnsi="Liberation Serif"/>
+          <w:sz w:val="28"/>
+          <w:szCs w:val="28"/>
+        </w:rPr>
+        <w:t>5 Содержание ВКР</w:t>
+      </w:r>
+    </w:p>
+    <w:p>
+      <w:pPr>
+        <w:pStyle w:val="140"/>
+        <w:shd w:val="clear" w:color="auto" w:fill="auto"/>
+        <w:tabs>
+          <w:tab w:val="left" w:pos="9639"/>
+        </w:tabs>
+        <w:spacing w:before="0" w:after="0" w:line="240" w:lineRule="auto"/>
+        <w:jc w:val="left"/>
+        <w:rPr>
+          <w:rFonts w:ascii="Liberation Serif" w:hAnsi="Liberation Serif"/>
+          <w:sz w:val="28"/>
+          <w:szCs w:val="28"/>
+        </w:rPr>
+      </w:pPr>
+      <w:r>
+        <w:rPr>
+          <w:rFonts w:ascii="Liberation Serif" w:hAnsi="Liberation Serif"/>
+          <w:sz w:val="28"/>
+          <w:szCs w:val="28"/>
+        </w:rPr>
+        <w:t xml:space="preserve">Введение</w:t>
+      </w:r>
+    </w:p>
+    <w:p>
+      <w:pPr>
+        <w:pStyle w:val="ds-markdown-paragraph"/>
+        <w:shd w:val="clear" w:color="auto" w:fill="FFFFFF"/>
+        <w:spacing w:before="0" w:beforeAutospacing="0" w:after="0" w:afterAutospacing="0"/>
+        <w:rPr>
+          <w:rFonts w:ascii="Liberation Serif" w:hAnsi="Liberation Serif"/>
+          <w:sz w:val="28"/>
+          <w:szCs w:val="28"/>
+        </w:rPr>
+      </w:pPr>
+      <w:r>
+        <w:rPr>
+          <w:rStyle w:val="a5"/>
+          <w:rFonts w:ascii="Liberation Serif" w:hAnsi="Liberation Serif"/>
+          <w:b w:val="0"/>
+          <w:sz w:val="28"/>
+          <w:szCs w:val="28"/>
+        </w:rPr>
+        <w:t xml:space="preserve">Глава 1. Технико-экономическое обоснование проекта</w:t>
+      </w:r>
+    </w:p>
+    <w:p>
+      <w:pPr>
+        <w:pStyle w:val="ds-markdown-paragraph"/>
+        <w:shd w:val="clear" w:color="auto" w:fill="FFFFFF"/>
+        <w:spacing w:before="0" w:beforeAutospacing="0" w:after="0" w:afterAutospacing="0"/>
+        <w:rPr>
+          <w:rFonts w:ascii="Liberation Serif" w:hAnsi="Liberation Serif"/>
+          <w:sz w:val="28"/>
+          <w:szCs w:val="28"/>
+        </w:rPr>
+      </w:pPr>
+      <w:r>
+        <w:rPr>
+          <w:rFonts w:ascii="Liberation Serif" w:hAnsi="Liberation Serif"/>
+          <w:sz w:val="28"/>
+          <w:szCs w:val="28"/>
+        </w:rPr>
+        <w:t xml:space="preserve">1.1 Обоснование целей открытия предприятия</w:t>
+      </w:r>
+    </w:p>
+    <w:p>
+      <w:pPr>
+        <w:pStyle w:val="ds-markdown-paragraph"/>
+        <w:shd w:val="clear" w:color="auto" w:fill="FFFFFF"/>
+        <w:spacing w:before="0" w:beforeAutospacing="0" w:after="0" w:afterAutospacing="0"/>
+        <w:rPr>
+          <w:rFonts w:ascii="Liberation Serif" w:hAnsi="Liberation Serif"/>
+          <w:sz w:val="28"/>
+          <w:szCs w:val="28"/>
+        </w:rPr>
+      </w:pPr>
+      <w:r>
+        <w:rPr>
+          <w:rFonts w:ascii="Liberation Serif" w:hAnsi="Liberation Serif"/>
+          <w:sz w:val="28"/>
+          <w:szCs w:val="28"/>
+        </w:rPr>
+        <w:t xml:space="preserve">1.2 Анализ рынка</w:t>
+      </w:r>
+    </w:p>
+    <w:p>
+      <w:pPr>
+        <w:pStyle w:val="ds-markdown-paragraph"/>
+        <w:shd w:val="clear" w:color="auto" w:fill="FFFFFF"/>
+        <w:spacing w:before="0" w:beforeAutospacing="0" w:after="0" w:afterAutospacing="0"/>
+        <w:rPr>
+          <w:rFonts w:ascii="Liberation Serif" w:hAnsi="Liberation Serif"/>
+          <w:sz w:val="28"/>
+          <w:szCs w:val="28"/>
+        </w:rPr>
+      </w:pPr>
+      <w:r>
+        <w:rPr>
+          <w:rFonts w:ascii="Liberation Serif" w:hAnsi="Liberation Serif"/>
+          <w:sz w:val="28"/>
+          <w:szCs w:val="28"/>
+        </w:rPr>
+        <w:t xml:space="preserve">1.3 Выбор инструмента анализа деятельности предприятия</w:t>
+      </w:r>
+    </w:p>
+    <w:p>
+      <w:pPr>
+        <w:pStyle w:val="ds-markdown-paragraph"/>
+        <w:shd w:val="clear" w:color="auto" w:fill="FFFFFF"/>
+        <w:spacing w:before="0" w:beforeAutospacing="0" w:after="0" w:afterAutospacing="0"/>
+        <w:rPr>
+          <w:rFonts w:ascii="Liberation Serif" w:hAnsi="Liberation Serif"/>
+          <w:sz w:val="28"/>
+          <w:szCs w:val="28"/>
+        </w:rPr>
+      </w:pPr>
+      <w:r>
+        <w:rPr>
+          <w:rStyle w:val="a5"/>
+          <w:rFonts w:ascii="Liberation Serif" w:hAnsi="Liberation Serif"/>
+          <w:b w:val="0"/>
+          <w:sz w:val="28"/>
+          <w:szCs w:val="28"/>
+        </w:rPr>
+        <w:t xml:space="preserve">Глава 2. Постановка задачи</w:t>
+      </w:r>
+    </w:p>
+    <w:p>
+      <w:pPr>
+        <w:pStyle w:val="ds-markdown-paragraph"/>
+        <w:shd w:val="clear" w:color="auto" w:fill="FFFFFF"/>
+        <w:spacing w:before="0" w:beforeAutospacing="0" w:after="0" w:afterAutospacing="0"/>
+        <w:rPr>
+          <w:rFonts w:ascii="Liberation Serif" w:hAnsi="Liberation Serif"/>
+          <w:sz w:val="28"/>
+          <w:szCs w:val="28"/>
+        </w:rPr>
+      </w:pPr>
+      <w:r>
+        <w:rPr>
+          <w:rStyle w:val="a5"/>
+          <w:rFonts w:ascii="Liberation Serif" w:hAnsi="Liberation Serif"/>
+          <w:b w:val="0"/>
+          <w:sz w:val="28"/>
+          <w:szCs w:val="28"/>
+        </w:rPr>
+        <w:t xml:space="preserve">Глава 3. Проектная часть</w:t>
+      </w:r>
+    </w:p>
+    <w:p>
+      <w:pPr>
+        <w:pStyle w:val="ds-markdown-paragraph"/>
+        <w:shd w:val="clear" w:color="auto" w:fill="FFFFFF"/>
+        <w:spacing w:before="0" w:beforeAutospacing="0" w:after="0" w:afterAutospacing="0"/>
+        <w:rPr>
+          <w:rFonts w:ascii="Liberation Serif" w:hAnsi="Liberation Serif"/>
+          <w:sz w:val="28"/>
+          <w:szCs w:val="28"/>
+        </w:rPr>
+      </w:pPr>
+      <w:r>
+        <w:rPr>
+          <w:rFonts w:ascii="Liberation Serif" w:hAnsi="Liberation Serif"/>
+          <w:sz w:val="28"/>
+          <w:szCs w:val="28"/>
+        </w:rPr>
+        <w:t xml:space="preserve">3.1 Исходные данные</w:t>
+      </w:r>
+    </w:p>
+    <w:p>
+      <w:pPr>
+        <w:pStyle w:val="ds-markdown-paragraph"/>
+        <w:shd w:val="clear" w:color="auto" w:fill="FFFFFF"/>
+        <w:spacing w:before="0" w:beforeAutospacing="0" w:after="0" w:afterAutospacing="0"/>
+        <w:rPr>
+          <w:rFonts w:ascii="Liberation Serif" w:hAnsi="Liberation Serif"/>
+          <w:sz w:val="28"/>
+          <w:szCs w:val="28"/>
+        </w:rPr>
+      </w:pPr>
+      <w:r>
+        <w:rPr>
+          <w:rFonts w:ascii="Liberation Serif" w:hAnsi="Liberation Serif"/>
+          <w:sz w:val="28"/>
+          <w:szCs w:val="28"/>
+        </w:rPr>
+        <w:t xml:space="preserve">3.2 Календарный план работ</w:t>
+      </w:r>
+    </w:p>
+    <w:p>
+      <w:pPr>
+        <w:pStyle w:val="ds-markdown-paragraph"/>
+        <w:shd w:val="clear" w:color="auto" w:fill="FFFFFF"/>
+        <w:spacing w:before="0" w:beforeAutospacing="0" w:after="0" w:afterAutospacing="0"/>
+        <w:rPr>
+          <w:rFonts w:ascii="Liberation Serif" w:hAnsi="Liberation Serif"/>
+          <w:sz w:val="28"/>
+          <w:szCs w:val="28"/>
+        </w:rPr>
+      </w:pPr>
+      <w:r>
+        <w:rPr>
+          <w:rFonts w:ascii="Liberation Serif" w:hAnsi="Liberation Serif"/>
+          <w:sz w:val="28"/>
+          <w:szCs w:val="28"/>
+        </w:rPr>
+        <w:t xml:space="preserve">3.3 Управление качеством</w:t>
+      </w:r>
+    </w:p>
+    <w:p>
+      <w:pPr>
+        <w:pStyle w:val="ds-markdown-paragraph"/>
+        <w:shd w:val="clear" w:color="auto" w:fill="FFFFFF"/>
+        <w:spacing w:before="0" w:beforeAutospacing="0" w:after="0" w:afterAutospacing="0"/>
+        <w:rPr>
+          <w:rFonts w:ascii="Liberation Serif" w:hAnsi="Liberation Serif"/>
+          <w:sz w:val="28"/>
+          <w:szCs w:val="28"/>
+        </w:rPr>
+      </w:pPr>
+      <w:r>
+        <w:rPr>
+          <w:rFonts w:ascii="Liberation Serif" w:hAnsi="Liberation Serif"/>
+          <w:sz w:val="28"/>
+          <w:szCs w:val="28"/>
+        </w:rPr>
+        <w:t xml:space="preserve">3.4 Внесение данных в Project Expert</w:t>
+      </w:r>
+    </w:p>
+    <w:p>
+      <w:pPr>
+        <w:pStyle w:val="ds-markdown-paragraph"/>
+        <w:shd w:val="clear" w:color="auto" w:fill="FFFFFF"/>
+        <w:spacing w:before="0" w:beforeAutospacing="0" w:after="0" w:afterAutospacing="0"/>
+        <w:rPr>
+          <w:rFonts w:ascii="Liberation Serif" w:hAnsi="Liberation Serif"/>
+          <w:sz w:val="28"/>
+          <w:szCs w:val="28"/>
+        </w:rPr>
+      </w:pPr>
+      <w:r>
+        <w:rPr>
+          <w:rFonts w:ascii="Liberation Serif" w:hAnsi="Liberation Serif"/>
+          <w:sz w:val="28"/>
+          <w:szCs w:val="28"/>
+        </w:rPr>
+        <w:t xml:space="preserve">3.5 Анализ чувствительности</w:t>
+      </w:r>
+    </w:p>
+    <w:p>
+      <w:pPr>
+        <w:pStyle w:val="ds-markdown-paragraph"/>
+        <w:shd w:val="clear" w:color="auto" w:fill="FFFFFF"/>
+        <w:spacing w:before="0" w:beforeAutospacing="0" w:after="0" w:afterAutospacing="0"/>
+        <w:rPr>
+          <w:rFonts w:ascii="Liberation Serif" w:hAnsi="Liberation Serif"/>
+          <w:sz w:val="28"/>
+          <w:szCs w:val="28"/>
+        </w:rPr>
+      </w:pPr>
+      <w:r>
+        <w:rPr>
+          <w:rStyle w:val="a5"/>
+          <w:rFonts w:ascii="Liberation Serif" w:hAnsi="Liberation Serif"/>
+          <w:b w:val="0"/>
+          <w:sz w:val="28"/>
+          <w:szCs w:val="28"/>
+        </w:rPr>
+        <w:t xml:space="preserve">Глава 4. Выводы по эффективности предложения</w:t>
+      </w:r>
+    </w:p>
+    <w:p>
+      <w:pPr>
+        <w:pStyle w:val="140"/>
+        <w:shd w:val="clear" w:color="auto" w:fill="auto"/>
+        <w:tabs>
+          <w:tab w:val="left" w:pos="9639"/>
+        </w:tabs>
+        <w:spacing w:before="0" w:after="0" w:line="240" w:lineRule="auto"/>
+        <w:jc w:val="left"/>
+        <w:rPr>
+          <w:rFonts w:ascii="Liberation Serif" w:hAnsi="Liberation Serif"/>
+          <w:sz w:val="28"/>
+          <w:szCs w:val="28"/>
+        </w:rPr>
+      </w:pPr>
+      <w:r>
+        <w:rPr>
+          <w:rFonts w:ascii="Liberation Serif" w:hAnsi="Liberation Serif"/>
+          <w:sz w:val="28"/>
+          <w:szCs w:val="28"/>
+        </w:rPr>
+        <w:t xml:space="preserve">Заключение</w:t>
+      </w:r>
+    </w:p>
+    <w:p>
+      <w:pPr>
+        <w:pStyle w:val="140"/>
+        <w:shd w:val="clear" w:color="auto" w:fill="auto"/>
+        <w:tabs>
+          <w:tab w:val="left" w:pos="9639"/>
+        </w:tabs>
+        <w:spacing w:before="0" w:after="0" w:line="240" w:lineRule="auto"/>
+        <w:jc w:val="left"/>
+        <w:rPr>
+          <w:rFonts w:ascii="Liberation Serif" w:hAnsi="Liberation Serif"/>
+          <w:sz w:val="28"/>
+          <w:szCs w:val="28"/>
+        </w:rPr>
+      </w:pPr>
+      <w:r>
+        <w:rPr>
+          <w:rFonts w:ascii="Liberation Serif" w:hAnsi="Liberation Serif"/>
+          <w:sz w:val="28"/>
+          <w:szCs w:val="28"/>
+        </w:rPr>
+        <w:t xml:space="preserve">Список использованных источников</w:t>
+      </w:r>
+    </w:p>
+    <w:p>
+      <w:pPr>
+        <w:pStyle w:val="140"/>
+        <w:shd w:val="clear" w:color="auto" w:fill="auto"/>
+        <w:tabs>
+          <w:tab w:val="left" w:pos="9639"/>
+        </w:tabs>
+        <w:spacing w:before="0" w:after="0" w:line="240" w:lineRule="auto"/>
+        <w:jc w:val="left"/>
+        <w:rPr>
+          <w:rFonts w:ascii="Liberation Serif" w:hAnsi="Liberation Serif"/>
+          <w:sz w:val="28"/>
+          <w:szCs w:val="28"/>
+        </w:rPr>
+      </w:pPr>
+      <w:r>
+        <w:rPr>
+          <w:rFonts w:ascii="Liberation Serif" w:hAnsi="Liberation Serif"/>
+          <w:sz w:val="28"/>
+          <w:szCs w:val="28"/>
+        </w:rPr>
+        <w:t>Приложения</w:t>
+      </w:r>
+    </w:p>
+    <w:p>
+      <w:pPr>
+        <w:pStyle w:val="140"/>
+        <w:shd w:val="clear" w:color="auto" w:fill="auto"/>
+        <w:tabs>
+          <w:tab w:val="left" w:pos="9639"/>
+        </w:tabs>
+        <w:spacing w:before="0" w:after="0" w:line="240" w:lineRule="auto"/>
+        <w:jc w:val="left"/>
+        <w:rPr>
+          <w:rFonts w:ascii="Liberation Serif" w:hAnsi="Liberation Serif"/>
+          <w:sz w:val="28"/>
+          <w:szCs w:val="28"/>
+        </w:rPr>
+      </w:pPr>
+    </w:p>
+    <w:p>
+      <w:pPr>
+        <w:pStyle w:val="140"/>
+        <w:shd w:val="clear" w:color="auto" w:fill="auto"/>
+        <w:tabs>
+          <w:tab w:val="left" w:pos="9639"/>
+        </w:tabs>
+        <w:spacing w:before="0" w:after="0" w:line="240" w:lineRule="auto"/>
+        <w:jc w:val="left"/>
+        <w:rPr>
+          <w:rFonts w:ascii="Liberation Serif" w:hAnsi="Liberation Serif"/>
+          <w:sz w:val="28"/>
+          <w:szCs w:val="28"/>
+        </w:rPr>
+      </w:pPr>
+      <w:r>
+        <w:rPr>
+          <w:rFonts w:ascii="Liberation Serif" w:hAnsi="Liberation Serif"/>
+          <w:sz w:val="28"/>
+          <w:szCs w:val="28"/>
+        </w:rPr>
+        <w:t>6 Перечень графического (демонстрационного) материала</w:t>
+      </w:r>
+    </w:p>
+    <w:p>
+      <w:pPr>
+        <w:spacing w:after="0" w:line="240" w:lineRule="auto"/>
+        <w:rPr>
+          <w:rFonts w:ascii="Liberation Serif" w:hAnsi="Liberation Serif"/>
+          <w:sz w:val="28"/>
+          <w:szCs w:val="28"/>
+        </w:rPr>
+      </w:pPr>
+      <w:r>
+        <w:rPr>
+          <w:rFonts w:ascii="Liberation Serif" w:hAnsi="Liberation Serif"/>
+          <w:sz w:val="28"/>
+          <w:szCs w:val="28"/>
+        </w:rPr>
+        <w:t xml:space="preserve">1. Структурно-логическая схема инвестиционного проекта</w:t>
+      </w:r>
+    </w:p>
+    <w:p>
+      <w:pPr>
+        <w:spacing w:after="0" w:line="240" w:lineRule="auto"/>
+        <w:rPr>
+          <w:rFonts w:ascii="Liberation Serif" w:hAnsi="Liberation Serif"/>
+          <w:sz w:val="28"/>
+          <w:szCs w:val="28"/>
+        </w:rPr>
+      </w:pPr>
+      <w:r>
+        <w:rPr>
+          <w:rFonts w:ascii="Liberation Serif" w:hAnsi="Liberation Serif"/>
+          <w:sz w:val="28"/>
+          <w:szCs w:val="28"/>
+        </w:rPr>
+        <w:t xml:space="preserve">2. Календарный план реализации проекта (диаграмма Ганта)</w:t>
+      </w:r>
+    </w:p>
+    <w:p>
+      <w:pPr>
+        <w:spacing w:after="0" w:line="240" w:lineRule="auto"/>
+        <w:rPr>
+          <w:rFonts w:ascii="Liberation Serif" w:hAnsi="Liberation Serif"/>
+          <w:sz w:val="28"/>
+          <w:szCs w:val="28"/>
+        </w:rPr>
+      </w:pPr>
+      <w:r>
+        <w:rPr>
+          <w:rFonts w:ascii="Liberation Serif" w:hAnsi="Liberation Serif"/>
+          <w:sz w:val="28"/>
+          <w:szCs w:val="28"/>
+        </w:rPr>
+        <w:t xml:space="preserve">3. Блок-схема технологического процесса сборки и контроля качества</w:t>
+      </w:r>
+    </w:p>
+    <w:p>
+      <w:pPr>
+        <w:spacing w:after="0" w:line="240" w:lineRule="auto"/>
+        <w:rPr>
+          <w:rFonts w:ascii="Liberation Serif" w:hAnsi="Liberation Serif"/>
+          <w:sz w:val="28"/>
+          <w:szCs w:val="28"/>
+        </w:rPr>
+      </w:pPr>
+      <w:r>
+        <w:rPr>
+          <w:rFonts w:ascii="Liberation Serif" w:hAnsi="Liberation Serif"/>
+          <w:sz w:val="28"/>
+          <w:szCs w:val="28"/>
+        </w:rPr>
+        <w:t xml:space="preserve">4. Динамика объёма рынка пожарной автоматики РФ</w:t>
+      </w:r>
+    </w:p>
+    <w:p>
+      <w:pPr>
+        <w:spacing w:after="0" w:line="240" w:lineRule="auto"/>
+        <w:rPr>
+          <w:rFonts w:ascii="Liberation Serif" w:hAnsi="Liberation Serif"/>
+          <w:sz w:val="28"/>
+          <w:szCs w:val="28"/>
+        </w:rPr>
+      </w:pPr>
+      <w:r>
+        <w:rPr>
+          <w:rFonts w:ascii="Liberation Serif" w:hAnsi="Liberation Serif"/>
+          <w:sz w:val="28"/>
+          <w:szCs w:val="28"/>
+        </w:rPr>
+        <w:t xml:space="preserve">5. Структура капитальных вложений (CAPEX)</w:t>
+      </w:r>
+    </w:p>
+    <w:p>
+      <w:pPr>
+        <w:spacing w:after="0" w:line="240" w:lineRule="auto"/>
+        <w:rPr>
+          <w:rFonts w:ascii="Liberation Serif" w:hAnsi="Liberation Serif"/>
+          <w:sz w:val="28"/>
+          <w:szCs w:val="28"/>
+        </w:rPr>
+      </w:pPr>
+      <w:r>
+        <w:rPr>
+          <w:rFonts w:ascii="Liberation Serif" w:hAnsi="Liberation Serif"/>
+          <w:sz w:val="28"/>
+          <w:szCs w:val="28"/>
+        </w:rPr>
+        <w:t xml:space="preserve">6. Динамика доходов и расходов проекта</w:t>
+      </w:r>
+    </w:p>
+    <w:p>
+      <w:pPr>
+        <w:spacing w:after="0" w:line="240" w:lineRule="auto"/>
+        <w:rPr>
+          <w:rFonts w:ascii="Liberation Serif" w:hAnsi="Liberation Serif"/>
+          <w:sz w:val="28"/>
+          <w:szCs w:val="28"/>
+        </w:rPr>
+      </w:pPr>
+      <w:r>
+        <w:rPr>
+          <w:rFonts w:ascii="Liberation Serif" w:hAnsi="Liberation Serif"/>
+          <w:sz w:val="28"/>
+          <w:szCs w:val="28"/>
+        </w:rPr>
+        <w:t xml:space="preserve">7. График окупаемости проекта</w:t>
+      </w:r>
+    </w:p>
+    <w:p>
+      <w:pPr>
+        <w:spacing w:after="0" w:line="240" w:lineRule="auto"/>
+        <w:rPr>
+          <w:rFonts w:ascii="Liberation Serif" w:hAnsi="Liberation Serif"/>
+          <w:sz w:val="28"/>
+          <w:szCs w:val="28"/>
+        </w:rPr>
+      </w:pPr>
+      <w:r>
+        <w:rPr>
+          <w:rFonts w:ascii="Liberation Serif" w:hAnsi="Liberation Serif"/>
+          <w:sz w:val="28"/>
+          <w:szCs w:val="28"/>
+        </w:rPr>
+        <w:t xml:space="preserve">8. Анализ чувствительности по NPV, DPP, PI</w:t>
+      </w:r>
+    </w:p>
+    <w:p>
+      <w:pPr>
+        <w:pStyle w:val="140"/>
+        <w:shd w:val="clear" w:color="auto" w:fill="auto"/>
+        <w:tabs>
+          <w:tab w:val="left" w:pos="9639"/>
+        </w:tabs>
+        <w:spacing w:before="0" w:after="0" w:line="240" w:lineRule="auto"/>
+        <w:jc w:val="left"/>
+        <w:rPr>
+          <w:rFonts w:ascii="Liberation Serif" w:hAnsi="Liberation Serif"/>
+          <w:sz w:val="28"/>
+          <w:szCs w:val="28"/>
+        </w:rPr>
+      </w:pPr>
+      <w:r>
+        <w:rPr>
+          <w:rFonts w:ascii="Liberation Serif" w:hAnsi="Liberation Serif"/>
+          <w:sz w:val="28"/>
+          <w:szCs w:val="28"/>
+        </w:rPr>
+        <w:t>Дата выдачи задания: «</w:t>
+      </w:r>
+      <w:r>
+        <w:rPr>
+          <w:rFonts w:ascii="Liberation Serif" w:hAnsi="Liberation Serif"/>
+          <w:color w:val="FF0000"/>
+          <w:sz w:val="28"/>
+          <w:szCs w:val="28"/>
+        </w:rPr>
+        <w:t>21</w:t>
+      </w:r>
+      <w:r>
+        <w:rPr>
+          <w:rFonts w:ascii="Liberation Serif" w:hAnsi="Liberation Serif"/>
+          <w:sz w:val="28"/>
+          <w:szCs w:val="28"/>
+        </w:rPr>
+        <w:t>» апреля 2026 г.</w:t>
+      </w:r>
+    </w:p>
+    <w:p>
+      <w:pPr>
+        <w:pStyle w:val="140"/>
+        <w:shd w:val="clear" w:color="auto" w:fill="auto"/>
+        <w:tabs>
+          <w:tab w:val="left" w:pos="9639"/>
+        </w:tabs>
+        <w:spacing w:before="0" w:after="0" w:line="240" w:lineRule="auto"/>
+        <w:jc w:val="left"/>
+        <w:rPr>
+          <w:rFonts w:ascii="Liberation Serif" w:hAnsi="Liberation Serif"/>
+          <w:sz w:val="28"/>
+          <w:szCs w:val="28"/>
+          <w:u w:val="single"/>
+        </w:rPr>
+      </w:pPr>
+    </w:p>
+    <w:p>
+      <w:pPr>
+        <w:spacing w:after="0" w:line="240" w:lineRule="auto"/>
+        <w:rPr>
+          <w:rFonts w:ascii="Liberation Serif" w:hAnsi="Liberation Serif"/>
+          <w:sz w:val="28"/>
+          <w:szCs w:val="28"/>
+          <w:vertAlign w:val="superscript"/>
+        </w:rPr>
+      </w:pPr>
+      <w:r>
+        <w:rPr>
+          <w:rFonts w:ascii="Liberation Serif" w:hAnsi="Liberation Serif"/>
+          <w:sz w:val="28"/>
+          <w:szCs w:val="28"/>
+        </w:rPr>
+        <w:t>Руководитель ОПОП</w:t>
+      </w:r>
+      <w:r>
+        <w:rPr>
+          <w:rFonts w:ascii="Liberation Serif" w:hAnsi="Liberation Serif"/>
+          <w:sz w:val="28"/>
+          <w:szCs w:val="28"/>
+        </w:rPr>
+        <w:tab/>
+      </w:r>
+      <w:r>
+        <w:rPr>
+          <w:rFonts w:ascii="Liberation Serif" w:hAnsi="Liberation Serif"/>
+          <w:sz w:val="28"/>
+          <w:szCs w:val="28"/>
+        </w:rPr>
+        <w:tab/>
+        <w:t>___________________</w:t>
+      </w:r>
+      <w:r>
+        <w:rPr>
+          <w:rFonts w:ascii="Liberation Serif" w:hAnsi="Liberation Serif"/>
+          <w:sz w:val="28"/>
+          <w:szCs w:val="28"/>
+        </w:rPr>
+        <w:tab/>
+        <w:t>(</w:t>
+      </w:r>
+      <w:r>
+        <w:rPr>
+          <w:rFonts w:ascii="Liberation Serif" w:hAnsi="Liberation Serif"/>
+          <w:color w:val="FF0000"/>
+          <w:sz w:val="28"/>
+          <w:szCs w:val="28"/>
+        </w:rPr>
+        <w:t>Ленков М</w:t>
+      </w:r>
+      <w:r>
+        <w:rPr>
+          <w:rFonts w:ascii="Liberation Serif" w:hAnsi="Liberation Serif"/>
+          <w:color w:val="FF0000"/>
+          <w:sz w:val="28"/>
+          <w:szCs w:val="28"/>
+        </w:rPr>
+        <w:t>.В.</w:t>
+      </w:r>
+      <w:r>
+        <w:rPr>
+          <w:rFonts w:ascii="Liberation Serif" w:hAnsi="Liberation Serif"/>
+          <w:sz w:val="28"/>
+          <w:szCs w:val="28"/>
+        </w:rPr>
+        <w:t>)</w:t>
+      </w:r>
+    </w:p>
+    <w:p>
+      <w:pPr>
+        <w:spacing w:after="0" w:line="240" w:lineRule="auto"/>
+        <w:rPr>
+          <w:rFonts w:ascii="Liberation Serif" w:hAnsi="Liberation Serif"/>
+          <w:sz w:val="28"/>
+          <w:szCs w:val="28"/>
+        </w:rPr>
+      </w:pPr>
+    </w:p>
+    <w:p>
+      <w:pPr>
+        <w:spacing w:after="0" w:line="240" w:lineRule="auto"/>
+        <w:rPr>
+          <w:rFonts w:ascii="Liberation Serif" w:hAnsi="Liberation Serif"/>
+          <w:sz w:val="28"/>
+          <w:szCs w:val="28"/>
+        </w:rPr>
+      </w:pPr>
+      <w:r>
+        <w:rPr>
+          <w:rFonts w:ascii="Liberation Serif" w:hAnsi="Liberation Serif"/>
+          <w:sz w:val="28"/>
+          <w:szCs w:val="28"/>
+        </w:rPr>
+        <w:t>Руководитель</w:t>
+      </w:r>
+      <w:r>
+        <w:rPr>
+          <w:rFonts w:ascii="Liberation Serif" w:hAnsi="Liberation Serif"/>
+          <w:sz w:val="28"/>
+          <w:szCs w:val="28"/>
+        </w:rPr>
+        <w:tab/>
+      </w:r>
+      <w:r>
+        <w:rPr>
+          <w:rFonts w:ascii="Liberation Serif" w:hAnsi="Liberation Serif"/>
+          <w:sz w:val="28"/>
+          <w:szCs w:val="28"/>
+        </w:rPr>
+        <w:tab/>
+      </w:r>
+      <w:r>
+        <w:rPr>
+          <w:rFonts w:ascii="Liberation Serif" w:hAnsi="Liberation Serif"/>
+          <w:sz w:val="28"/>
+          <w:szCs w:val="28"/>
+        </w:rPr>
+        <w:tab/>
+        <w:t>___________________</w:t>
+      </w:r>
+      <w:r>
+        <w:rPr>
+          <w:rFonts w:ascii="Liberation Serif" w:hAnsi="Liberation Serif"/>
+          <w:sz w:val="28"/>
+          <w:szCs w:val="28"/>
+        </w:rPr>
+        <w:tab/>
+        <w:t>(</w:t>
+      </w:r>
+      <w:r>
+        <w:rPr>
+          <w:rFonts w:ascii="Liberation Serif" w:hAnsi="Liberation Serif"/>
+          <w:sz w:val="28"/>
+          <w:szCs w:val="28"/>
+        </w:rPr>
+        <w:t>Сосулин Ю. А.</w:t>
+      </w:r>
+      <w:r>
+        <w:rPr>
+          <w:rFonts w:ascii="Liberation Serif" w:hAnsi="Liberation Serif"/>
+          <w:sz w:val="28"/>
+          <w:szCs w:val="28"/>
+        </w:rPr>
+        <w:t>)</w:t>
+      </w:r>
+    </w:p>
+    <w:p>
+      <w:pPr>
+        <w:pStyle w:val="140"/>
+        <w:shd w:val="clear" w:color="auto" w:fill="auto"/>
+        <w:tabs>
+          <w:tab w:val="left" w:pos="9639"/>
+        </w:tabs>
+        <w:spacing w:before="0" w:after="0" w:line="240" w:lineRule="auto"/>
+        <w:jc w:val="left"/>
+        <w:rPr>
+          <w:rFonts w:ascii="Liberation Serif" w:hAnsi="Liberation Serif"/>
+          <w:sz w:val="28"/>
+          <w:szCs w:val="28"/>
+          <w:u w:val="single"/>
+        </w:rPr>
+      </w:pPr>
+    </w:p>
+    <w:p>
+      <w:pPr>
+        <w:pStyle w:val="140"/>
+        <w:shd w:val="clear" w:color="auto" w:fill="auto"/>
+        <w:tabs>
+          <w:tab w:val="left" w:pos="9639"/>
+        </w:tabs>
+        <w:spacing w:before="0" w:after="0" w:line="240" w:lineRule="auto"/>
+        <w:jc w:val="left"/>
+        <w:rPr>
+          <w:rFonts w:ascii="Liberation Serif" w:hAnsi="Liberation Serif"/>
+          <w:sz w:val="28"/>
+          <w:szCs w:val="28"/>
+        </w:rPr>
+      </w:pPr>
+      <w:r>
+        <w:rPr>
+          <w:rFonts w:ascii="Liberation Serif" w:hAnsi="Liberation Serif"/>
+          <w:sz w:val="28"/>
+          <w:szCs w:val="28"/>
+        </w:rPr>
+        <w:t>Задание принял к исполнению «</w:t>
+      </w:r>
+      <w:r>
+        <w:rPr>
+          <w:rFonts w:ascii="Liberation Serif" w:hAnsi="Liberation Serif"/>
+          <w:color w:val="FF0000"/>
+          <w:sz w:val="28"/>
+          <w:szCs w:val="28"/>
+        </w:rPr>
+        <w:t>21</w:t>
+      </w:r>
+      <w:r>
+        <w:rPr>
+          <w:rFonts w:ascii="Liberation Serif" w:hAnsi="Liberation Serif"/>
+          <w:sz w:val="28"/>
+          <w:szCs w:val="28"/>
+        </w:rPr>
+        <w:t>» апреля 2026 г.</w:t>
+      </w:r>
+    </w:p>
+    <w:p>
+      <w:pPr>
+        <w:tabs>
+          <w:tab w:val="left" w:pos="10773"/>
+        </w:tabs>
+        <w:spacing w:after="0" w:line="240" w:lineRule="auto"/>
+        <w:ind w:firstLine="1134"/>
+        <w:rPr>
+          <w:rFonts w:ascii="Liberation Serif" w:hAnsi="Liberation Serif"/>
+          <w:szCs w:val="28"/>
+        </w:rPr>
+      </w:pPr>
+    </w:p>
+    <w:p>
+      <w:pPr>
+        <w:spacing w:after="0" w:line="240" w:lineRule="auto"/>
+        <w:rPr>
+          <w:rFonts w:ascii="Liberation Serif" w:hAnsi="Liberation Serif"/>
+          <w:sz w:val="28"/>
+          <w:szCs w:val="28"/>
+        </w:rPr>
+      </w:pPr>
+      <w:r>
+        <w:rPr>
+          <w:rFonts w:ascii="Liberation Serif" w:hAnsi="Liberation Serif"/>
+          <w:sz w:val="28"/>
+          <w:szCs w:val="28"/>
+        </w:rPr>
+        <w:t xml:space="preserve">Обучающийся___________________(Воробьев П.А.)</w:t>
+      </w:r>
+      <w:r>
+        <w:rPr>
+          <w:rFonts w:ascii="Liberation Serif" w:hAnsi="Liberation Serif"/>
+          <w:sz w:val="28"/>
+          <w:szCs w:val="28"/>
+        </w:rPr>
+        <w:t/>
+      </w:r>
+      <w:r>
+        <w:rPr>
+          <w:rFonts w:ascii="Liberation Serif" w:hAnsi="Liberation Serif"/>
+          <w:sz w:val="28"/>
+          <w:szCs w:val="28"/>
+        </w:rPr>
+        <w:tab/>
+      </w:r>
+      <w:r>
+        <w:rPr>
+          <w:rFonts w:ascii="Liberation Serif" w:hAnsi="Liberation Serif"/>
+          <w:sz w:val="28"/>
+          <w:szCs w:val="28"/>
+        </w:rPr>
+        <w:tab/>
+      </w:r>
+      <w:r>
+        <w:rPr>
+          <w:rFonts w:ascii="Liberation Serif" w:hAnsi="Liberation Serif"/>
+          <w:sz w:val="28"/>
+          <w:szCs w:val="28"/>
+        </w:rPr>
+        <w:tab/>
+        <w:t/>
+      </w:r>
+      <w:r>
+        <w:rPr>
+          <w:rFonts w:ascii="Liberation Serif" w:hAnsi="Liberation Serif"/>
+          <w:sz w:val="28"/>
+          <w:szCs w:val="28"/>
+        </w:rPr>
+        <w:tab/>
+        <w:t/>
+      </w:r>
+      <w:r>
+        <w:rPr>
+          <w:rFonts w:ascii="Liberation Serif" w:hAnsi="Liberation Serif"/>
+          <w:sz w:val="28"/>
+          <w:szCs w:val="28"/>
+        </w:rPr>
+        <w:t/>
+      </w:r>
+      <w:r>
+        <w:rPr>
+          <w:rFonts w:ascii="Liberation Serif" w:hAnsi="Liberation Serif"/>
+          <w:sz w:val="28"/>
+          <w:szCs w:val="28"/>
+        </w:rPr>
+        <w:t/>
+      </w:r>
+    </w:p>
+    <w:p>
+      <w:pPr>
+        <w:spacing w:after="0"/>
+      </w:pPr>
+    </w:p>
+    <w:p>
+      <w:pPr>
+        <w:spacing w:after="0"/>
+        <w:jc w:val="center"/>
+        <w:rPr>
+          <w:rFonts w:ascii="Liberation Serif" w:hAnsi="Liberation Serif" w:cs="Times New Roman"/>
+          <w:b/>
+          <w:sz w:val="28"/>
+        </w:rPr>
+      </w:pPr>
+    </w:p>
+    <w:p>
+      <w:pPr>
+        <w:spacing w:after="0"/>
+      </w:pPr>
+    </w:p>
+    <w:p>
+      <w:pPr>
+        <w:spacing w:after="0" w:line="360" w:lineRule="auto"/>
+        <w:ind w:firstLine="709"/>
+        <w:jc w:val="both"/>
+      </w:pPr>
+    </w:p>
+    <w:p>
+      <w:pPr>
+        <w:spacing w:after="0" w:line="360" w:lineRule="auto"/>
+        <w:ind w:firstLine="709"/>
+        <w:jc w:val="both"/>
+      </w:pPr>
+    </w:p>
+    <w:p>
+      <w:pPr>
+        <w:spacing w:after="0" w:line="240" w:lineRule="auto"/>
+        <w:rPr>
+          <w:rFonts w:ascii="Liberation Serif" w:hAnsi="Liberation Serif"/>
+          <w:sz w:val="28"/>
+          <w:szCs w:val="28"/>
+        </w:rPr>
+      </w:pPr>
+    </w:p>
+    <w:p>
+      <w:pPr>
+        <w:spacing w:after="0" w:line="240" w:lineRule="auto"/>
+        <w:rPr>
+          <w:rFonts w:ascii="Liberation Serif" w:hAnsi="Liberation Serif"/>
+          <w:sz w:val="28"/>
+          <w:szCs w:val="28"/>
+        </w:rPr>
+      </w:pPr>
+    </w:p>
+    <w:p>
+      <w:pPr>
+        <w:spacing w:after="0" w:line="240" w:lineRule="auto"/>
+        <w:rPr>
+          <w:rFonts w:ascii="Liberation Serif" w:hAnsi="Liberation Serif"/>
+          <w:sz w:val="28"/>
+          <w:szCs w:val="28"/>
+        </w:rPr>
+      </w:pPr>
+    </w:p>
+    <w:p>
+      <w:pPr>
+        <w:spacing w:after="0" w:line="240" w:lineRule="auto"/>
+        <w:rPr>
+          <w:rFonts w:ascii="Liberation Serif" w:hAnsi="Liberation Serif"/>
+          <w:sz w:val="28"/>
+          <w:szCs w:val="28"/>
+        </w:rPr>
+      </w:pPr>
+    </w:p>
+    <w:p>
+      <w:pPr>
+        <w:spacing w:after="0" w:line="240" w:lineRule="auto"/>
+        <w:rPr>
+          <w:rFonts w:ascii="Liberation Serif" w:hAnsi="Liberation Serif"/>
+          <w:sz w:val="28"/>
+          <w:szCs w:val="28"/>
+        </w:rPr>
+      </w:pPr>
+    </w:p>
+    <w:p>
+      <w:pPr>
+        <w:spacing w:after="0"/>
+        <w:jc w:val="center"/>
+        <w:rPr>
+          <w:rFonts w:ascii="Liberation Serif" w:hAnsi="Liberation Serif" w:cs="Times New Roman"/>
+          <w:b/>
+          <w:sz w:val="28"/>
+        </w:rPr>
+      </w:pPr>
+      <w:r>
+        <w:rPr>
+          <w:rFonts w:ascii="Liberation Serif" w:hAnsi="Liberation Serif" w:cs="Times New Roman"/>
+          <w:b/>
+          <w:sz w:val="28"/>
+        </w:rPr>
+        <w:lastRenderedPageBreak/>
+        <w:t>АННОТАЦИЯ</w:t>
+      </w:r>
+    </w:p>
+    <w:p>
+      <w:pPr>
+        <w:spacing w:after="0" w:line="360" w:lineRule="auto"/>
+        <w:ind w:firstLine="709"/>
+        <w:jc w:val="both"/>
+        <w:rPr>
+          <w:rFonts w:ascii="Liberation Serif" w:hAnsi="Liberation Serif"/>
+          <w:sz w:val="28"/>
+          <w:szCs w:val="28"/>
+        </w:rPr>
+      </w:pPr>
+      <w:r>
+        <w:rPr>
+          <w:rFonts w:ascii="Liberation Serif" w:hAnsi="Liberation Serif"/>
+          <w:sz w:val="28"/>
+          <w:szCs w:val="28"/>
+        </w:rPr>
+        <w:t xml:space="preserve">Объектом исследования в выпускной квалификационной работе выступает малое производственное предприятие ООО «СигналПром», ориентированное на серийный выпуск комбинированных дымо-тепловых пожарных извещателей. Предмет исследования — процесс экономического обоснования инвестиционного проекта производства извещателя ИПК 212/101-1-СП «Сигнал» с применением модели гибридной автоматизации производства.</w:t>
+      </w:r>
+    </w:p>
+    <w:p>
+      <w:pPr>
+        <w:spacing w:after="0" w:line="360" w:lineRule="auto"/>
+        <w:ind w:firstLine="709"/>
+        <w:jc w:val="both"/>
+        <w:rPr>
+          <w:rFonts w:ascii="Liberation Serif" w:hAnsi="Liberation Serif"/>
+          <w:sz w:val="28"/>
+          <w:szCs w:val="28"/>
+        </w:rPr>
+      </w:pPr>
+      <w:r>
+        <w:rPr>
+          <w:rFonts w:ascii="Liberation Serif" w:hAnsi="Liberation Serif"/>
+          <w:sz w:val="28"/>
+          <w:szCs w:val="28"/>
+        </w:rPr>
+        <w:t xml:space="preserve">Цель работы — разработка инвестиционного проекта малого производственного предприятия по выпуску комбинированных пожарных извещателей с проведением комплексной оценки экономической эффективности проекта на основе расчёта интегральных показателей и анализа чувствительности.</w:t>
+      </w:r>
+    </w:p>
+    <w:p>
+      <w:pPr>
+        <w:spacing w:after="0" w:line="360" w:lineRule="auto"/>
+        <w:ind w:firstLine="709"/>
+        <w:jc w:val="both"/>
+        <w:rPr>
+          <w:rFonts w:ascii="Liberation Serif" w:hAnsi="Liberation Serif"/>
+          <w:sz w:val="28"/>
+          <w:szCs w:val="28"/>
+        </w:rPr>
+      </w:pPr>
+      <w:r>
+        <w:rPr>
+          <w:rFonts w:ascii="Liberation Serif" w:hAnsi="Liberation Serif"/>
+          <w:sz w:val="28"/>
+          <w:szCs w:val="28"/>
+        </w:rPr>
+        <w:t xml:space="preserve">Методология исследования включает расчётно-аналитический метод, методы сравнительного анализа, элементы сценарного моделирования, графический метод и приёмы бизнес-планирования. В качестве основного инструмента финансового моделирования применяется специализированный программный комплекс Project Expert 6 Holding. Информационная база включает нормативные правовые акты Российской Федерации в области пожарной безопасности, статистические материалы Росстата и Банка России, а также аналитические материалы Минпромторга России и Корпорации МСП.</w:t>
+      </w:r>
+    </w:p>
+    <w:p>
+      <w:pPr>
+        <w:spacing w:after="0" w:line="360" w:lineRule="auto"/>
+        <w:ind w:firstLine="709"/>
+        <w:jc w:val="both"/>
+        <w:rPr>
+          <w:rFonts w:ascii="Liberation Serif" w:hAnsi="Liberation Serif"/>
+          <w:sz w:val="28"/>
+          <w:szCs w:val="28"/>
+        </w:rPr>
+      </w:pPr>
+      <w:r>
+        <w:rPr>
+          <w:rFonts w:ascii="Liberation Serif" w:hAnsi="Liberation Serif"/>
+          <w:sz w:val="28"/>
+          <w:szCs w:val="28"/>
+        </w:rPr>
+        <w:t xml:space="preserve">Результатом работы является разработанный инвестиционный проект производственного предприятия со следующими параметрами: бюджет капитальных вложений (CAPEX) — 4 974 482 руб., чистый дисконтированный доход (NPV) — 2 461 669 руб., внутренняя норма доходности (IRR) — 35,67%, индекс прибыльности (PI) — 1,31, дисконтированный срок окупаемости (DPB) — 30 месяцев. Анализ чувствительности подтвердил устойчивость проекта к снижению объёма сбыта в пределах 15–20%.</w:t>
+      </w:r>
+    </w:p>
+    <w:p>
+      <w:pPr>
+        <w:spacing w:after="0" w:line="360" w:lineRule="auto"/>
+        <w:ind w:firstLine="709"/>
+        <w:jc w:val="both"/>
+        <w:rPr>
+          <w:rFonts w:ascii="Liberation Serif" w:hAnsi="Liberation Serif"/>
+          <w:sz w:val="28"/>
+          <w:szCs w:val="28"/>
+        </w:rPr>
+      </w:pPr>
+      <w:r>
+        <w:rPr>
+          <w:rFonts w:ascii="Liberation Serif" w:hAnsi="Liberation Serif"/>
+          <w:sz w:val="28"/>
+          <w:szCs w:val="28"/>
+        </w:rPr>
+        <w:t xml:space="preserve">Практическая значимость исследования заключается в возможности использования разработанной модели в качестве основы для подготовки бизнес-плана, обоснования заявки на привлечение финансирования (в том числе через программы льготного лизинга и грантов «Мой бизнес»), а также для последующей адаптации проекта к конкретным региональным и рыночным условиям.</w:t>
+      </w:r>
+    </w:p>
+    <w:p>
+      <w:pPr>
+        <w:spacing w:after="0"/>
+        <w:rPr>
+          <w:rFonts w:ascii="Liberation Serif" w:hAnsi="Liberation Serif" w:cs="Times New Roman"/>
+          <w:b/>
+          <w:sz w:val="28"/>
+        </w:rPr>
+      </w:pPr>
+    </w:p>
+    <w:p>
+      <w:pPr>
+        <w:spacing w:after="0"/>
+        <w:rPr>
+          <w:rFonts w:ascii="Liberation Serif" w:hAnsi="Liberation Serif" w:cs="Times New Roman"/>
+          <w:b/>
+          <w:sz w:val="28"/>
+        </w:rPr>
+      </w:pPr>
+    </w:p>
+    <w:p>
+      <w:pPr>
+        <w:spacing w:after="0"/>
+        <w:rPr>
+          <w:rFonts w:ascii="Liberation Serif" w:hAnsi="Liberation Serif" w:cs="Times New Roman"/>
+          <w:b/>
+          <w:sz w:val="28"/>
+        </w:rPr>
+      </w:pPr>
+    </w:p>
+    <w:p>
+      <w:pPr>
+        <w:spacing w:after="0"/>
+        <w:rPr>
+          <w:rFonts w:ascii="Liberation Serif" w:hAnsi="Liberation Serif" w:cs="Times New Roman"/>
+          <w:b/>
+          <w:sz w:val="28"/>
+        </w:rPr>
+      </w:pPr>
+    </w:p>
+    <w:p>
+      <w:pPr>
+        <w:spacing w:after="0"/>
+        <w:rPr>
+          <w:rFonts w:ascii="Liberation Serif" w:hAnsi="Liberation Serif" w:cs="Times New Roman"/>
+          <w:b/>
+          <w:sz w:val="28"/>
+        </w:rPr>
+      </w:pPr>
+    </w:p>
+    <w:p>
+      <w:pPr>
+        <w:spacing w:after="0"/>
+        <w:rPr>
+          <w:rFonts w:ascii="Liberation Serif" w:hAnsi="Liberation Serif" w:cs="Times New Roman"/>
+          <w:b/>
+          <w:sz w:val="28"/>
+        </w:rPr>
+      </w:pPr>
+    </w:p>
+    <w:p>
+      <w:pPr>
+        <w:spacing w:after="0"/>
+        <w:rPr>
+          <w:rFonts w:ascii="Liberation Serif" w:hAnsi="Liberation Serif" w:cs="Times New Roman"/>
+          <w:b/>
+          <w:sz w:val="28"/>
+        </w:rPr>
+      </w:pPr>
+    </w:p>
+    <w:p>
+      <w:pPr>
+        <w:spacing w:after="0"/>
+        <w:rPr>
+          <w:rFonts w:ascii="Liberation Serif" w:hAnsi="Liberation Serif" w:cs="Times New Roman"/>
+          <w:b/>
+          <w:sz w:val="28"/>
+        </w:rPr>
+      </w:pPr>
+    </w:p>
+    <w:p>
+      <w:pPr>
+        <w:spacing w:after="0"/>
+        <w:rPr>
+          <w:rFonts w:ascii="Liberation Serif" w:hAnsi="Liberation Serif" w:cs="Times New Roman"/>
+          <w:b/>
+          <w:sz w:val="28"/>
+        </w:rPr>
+      </w:pPr>
+    </w:p>
+    <w:p>
+      <w:pPr>
+        <w:spacing w:after="0"/>
+        <w:rPr>
+          <w:rFonts w:ascii="Liberation Serif" w:hAnsi="Liberation Serif" w:cs="Times New Roman"/>
+          <w:b/>
+          <w:sz w:val="28"/>
+        </w:rPr>
+      </w:pPr>
+    </w:p>
+    <w:p>
+      <w:pPr>
+        <w:spacing w:after="0"/>
+        <w:rPr>
+          <w:rFonts w:ascii="Liberation Serif" w:hAnsi="Liberation Serif" w:cs="Times New Roman"/>
+          <w:b/>
+          <w:sz w:val="28"/>
+        </w:rPr>
+      </w:pPr>
+    </w:p>
+    <w:p>
+      <w:pPr>
+        <w:spacing w:after="0"/>
+        <w:rPr>
+          <w:rFonts w:ascii="Liberation Serif" w:hAnsi="Liberation Serif" w:cs="Times New Roman"/>
+          <w:b/>
+          <w:sz w:val="28"/>
+        </w:rPr>
+      </w:pPr>
+    </w:p>
+    <w:p>
+      <w:pPr>
+        <w:spacing w:after="0"/>
+        <w:rPr>
+          <w:rFonts w:ascii="Liberation Serif" w:hAnsi="Liberation Serif" w:cs="Times New Roman"/>
+          <w:b/>
+          <w:sz w:val="28"/>
+        </w:rPr>
+      </w:pPr>
+    </w:p>
+    <w:p>
+      <w:pPr>
+        <w:spacing w:after="0"/>
+        <w:rPr>
+          <w:rFonts w:ascii="Liberation Serif" w:hAnsi="Liberation Serif" w:cs="Times New Roman"/>
+          <w:b/>
+          <w:sz w:val="28"/>
+        </w:rPr>
+      </w:pPr>
+    </w:p>
+    <w:p>
+      <w:pPr>
+        <w:spacing w:after="0"/>
+        <w:rPr>
+          <w:rFonts w:ascii="Liberation Serif" w:hAnsi="Liberation Serif" w:cs="Times New Roman"/>
+          <w:b/>
+          <w:sz w:val="28"/>
+        </w:rPr>
+      </w:pPr>
+    </w:p>
+    <w:p>
+      <w:pPr>
+        <w:spacing w:after="0"/>
+        <w:rPr>
+          <w:rFonts w:ascii="Liberation Serif" w:hAnsi="Liberation Serif" w:cs="Times New Roman"/>
+          <w:b/>
+          <w:sz w:val="28"/>
+        </w:rPr>
+      </w:pPr>
+    </w:p>
+    <w:p>
+      <w:pPr>
+        <w:spacing w:after="0"/>
+        <w:rPr>
+          <w:rFonts w:ascii="Liberation Serif" w:hAnsi="Liberation Serif" w:cs="Times New Roman"/>
+          <w:b/>
+          <w:sz w:val="28"/>
+        </w:rPr>
+      </w:pPr>
+    </w:p>
+    <w:p>
+      <w:pPr>
+        <w:spacing w:after="0"/>
+        <w:rPr>
+          <w:rFonts w:ascii="Liberation Serif" w:hAnsi="Liberation Serif" w:cs="Times New Roman"/>
+          <w:b/>
+          <w:sz w:val="28"/>
+        </w:rPr>
+      </w:pPr>
+    </w:p>
+    <w:p>
+      <w:pPr>
+        <w:spacing w:after="0"/>
+        <w:rPr>
+          <w:rFonts w:ascii="Liberation Serif" w:hAnsi="Liberation Serif" w:cs="Times New Roman"/>
+          <w:b/>
+          <w:sz w:val="28"/>
+        </w:rPr>
+      </w:pPr>
+    </w:p>
+    <w:p>
+      <w:pPr>
+        <w:spacing w:after="0"/>
+        <w:rPr>
+          <w:rFonts w:ascii="Liberation Serif" w:hAnsi="Liberation Serif" w:cs="Times New Roman"/>
+          <w:b/>
+          <w:sz w:val="28"/>
+        </w:rPr>
+      </w:pPr>
+    </w:p>
+    <w:p>
+      <w:pPr>
+        <w:spacing w:after="0"/>
+        <w:rPr>
+          <w:rFonts w:ascii="Liberation Serif" w:hAnsi="Liberation Serif" w:cs="Times New Roman"/>
+          <w:b/>
+          <w:sz w:val="28"/>
+        </w:rPr>
+      </w:pPr>
+    </w:p>
+    <w:p>
+      <w:pPr>
+        <w:spacing w:after="0"/>
+        <w:rPr>
+          <w:rFonts w:ascii="Liberation Serif" w:hAnsi="Liberation Serif" w:cs="Times New Roman"/>
+          <w:b/>
+          <w:sz w:val="28"/>
+        </w:rPr>
+      </w:pPr>
+    </w:p>
+    <w:p>
+      <w:pPr>
+        <w:spacing w:after="0"/>
+        <w:rPr>
+          <w:rFonts w:ascii="Liberation Serif" w:hAnsi="Liberation Serif" w:cs="Times New Roman"/>
+          <w:b/>
+          <w:sz w:val="28"/>
+        </w:rPr>
+      </w:pPr>
+    </w:p>
+    <w:p>
+      <w:pPr>
+        <w:spacing w:after="0"/>
+        <w:rPr>
+          <w:rFonts w:ascii="Liberation Serif" w:hAnsi="Liberation Serif" w:cs="Times New Roman"/>
+          <w:b/>
+          <w:sz w:val="28"/>
+        </w:rPr>
+      </w:pPr>
+    </w:p>
+    <w:p>
+      <w:pPr>
+        <w:spacing w:after="0"/>
+        <w:rPr>
+          <w:rFonts w:ascii="Liberation Serif" w:hAnsi="Liberation Serif" w:cs="Times New Roman"/>
+          <w:b/>
+          <w:sz w:val="28"/>
+        </w:rPr>
+      </w:pPr>
+    </w:p>
+    <w:p>
+      <w:pPr>
+        <w:spacing w:after="0" w:line="360" w:lineRule="auto"/>
+        <w:jc w:val="center"/>
+        <w:rPr>
+          <w:rFonts w:ascii="Liberation Serif" w:hAnsi="Liberation Serif" w:cs="Liberation Serif"/>
+          <w:b/>
+          <w:sz w:val="28"/>
+          <w:szCs w:val="28"/>
+          <w:lang w:val="en-US"/>
+        </w:rPr>
+      </w:pPr>
+      <w:r>
+        <w:rPr>
+          <w:rFonts w:ascii="Liberation Serif" w:hAnsi="Liberation Serif" w:cs="Liberation Serif"/>
+          <w:b/>
+          <w:sz w:val="28"/>
+          <w:szCs w:val="28"/>
+          <w:lang w:val="en-US"/>
+        </w:rPr>
+        <w:lastRenderedPageBreak/>
+        <w:t>ANNOTATION</w:t>
+      </w:r>
+    </w:p>
+    <w:p>
+      <w:pPr>
+        <w:spacing w:after="0" w:line="360" w:lineRule="auto"/>
+        <w:ind w:firstLine="709"/>
+        <w:jc w:val="both"/>
+        <w:rPr>
+          <w:rFonts w:ascii="Liberation Serif" w:hAnsi="Liberation Serif"/>
+          <w:color w:val="FF0000"/>
+          <w:sz w:val="28"/>
+          <w:szCs w:val="28"/>
+          <w:lang w:val="en-US"/>
+        </w:rPr>
+      </w:pPr>
+      <w:r>
+        <w:rPr>
+          <w:rFonts w:ascii="Liberation Serif" w:hAnsi="Liberation Serif"/>
+          <w:color w:val="FF0000"/>
+          <w:sz w:val="28"/>
+          <w:szCs w:val="28"/>
+          <w:lang w:val="en-US"/>
+        </w:rPr>
+        <w:t xml:space="preserve">The object of the research is a small manufacturing enterprise OOO «SignalProm» specialised in the production of combined smoke-and-heat fire detectors. The subject of the research is the process of economic justification of an investment project for the production of the IPK 212/101-1-SP «Signal» fire detector using a hybrid automation model.</w:t>
+      </w:r>
+    </w:p>
+    <w:p>
+      <w:pPr>
+        <w:spacing w:after="0" w:line="360" w:lineRule="auto"/>
+        <w:ind w:firstLine="709"/>
+        <w:jc w:val="both"/>
+        <w:rPr>
+          <w:rFonts w:ascii="Liberation Serif" w:hAnsi="Liberation Serif"/>
+          <w:color w:val="FF0000"/>
+          <w:sz w:val="28"/>
+          <w:szCs w:val="28"/>
+          <w:lang w:val="en-US"/>
+        </w:rPr>
+      </w:pPr>
+      <w:r>
+        <w:rPr>
+          <w:rFonts w:ascii="Liberation Serif" w:hAnsi="Liberation Serif"/>
+          <w:color w:val="FF0000"/>
+          <w:sz w:val="28"/>
+          <w:szCs w:val="28"/>
+          <w:lang w:val="en-US"/>
+        </w:rPr>
+        <w:t xml:space="preserve">The purpose of the thesis is to develop an investment project for a small manufacturing enterprise producing combined fire detectors and to perform a comprehensive evaluation of its economic efficiency based on integral performance indicators and sensitivity analysis.</w:t>
+      </w:r>
+    </w:p>
+    <w:p>
+      <w:pPr>
+        <w:spacing w:after="0" w:line="360" w:lineRule="auto"/>
+        <w:ind w:firstLine="709"/>
+        <w:jc w:val="both"/>
+        <w:rPr>
+          <w:rFonts w:ascii="Liberation Serif" w:hAnsi="Liberation Serif"/>
+          <w:color w:val="FF0000"/>
+          <w:sz w:val="28"/>
+          <w:szCs w:val="28"/>
+          <w:lang w:val="en-US"/>
+        </w:rPr>
+      </w:pPr>
+      <w:r>
+        <w:rPr>
+          <w:rFonts w:ascii="Liberation Serif" w:hAnsi="Liberation Serif"/>
+          <w:color w:val="FF0000"/>
+          <w:sz w:val="28"/>
+          <w:szCs w:val="28"/>
+          <w:lang w:val="en-US"/>
+        </w:rPr>
+        <w:t xml:space="preserve">The research methodology is based on analytical calculations, comparative analysis, scenario modelling, graphical methods and business-planning tools. The main financial modelling instrument is the specialised software complex Project Expert 6 Holding. The information base includes Russian regulatory and legal acts on fire safety, statistical data of Rosstat and the Bank of Russia, and analytical materials of the Ministry of Industry and Trade and the SME Corporation.</w:t>
+      </w:r>
+    </w:p>
+    <w:p>
+      <w:pPr>
+        <w:spacing w:after="0" w:line="360" w:lineRule="auto"/>
+        <w:ind w:firstLine="709"/>
+        <w:jc w:val="both"/>
+        <w:rPr>
+          <w:rFonts w:ascii="Liberation Serif" w:hAnsi="Liberation Serif"/>
+          <w:color w:val="FF0000"/>
+          <w:sz w:val="28"/>
+          <w:szCs w:val="28"/>
+          <w:lang w:val="en-US"/>
+        </w:rPr>
+      </w:pPr>
+      <w:r>
+        <w:rPr>
+          <w:rFonts w:ascii="Liberation Serif" w:hAnsi="Liberation Serif"/>
+          <w:color w:val="FF0000"/>
+          <w:sz w:val="28"/>
+          <w:szCs w:val="28"/>
+          <w:lang w:val="en-US"/>
+        </w:rPr>
+        <w:t xml:space="preserve">The thesis results in a developed investment project with the following key parameters: capital expenditures (CAPEX) — 4,974,482 rubles, net present value (NPV) — 2,461,669 rubles, internal rate of return (IRR) — 35.67%, profitability index (PI) — 1.31, discounted payback period (DPB) — 30 months. The sensitivity analysis has confirmed the resilience of the project to a 15–20% reduction in sales volume.</w:t>
+      </w:r>
+    </w:p>
+    <w:p>
+      <w:pPr>
+        <w:spacing w:after="0" w:line="360" w:lineRule="auto"/>
+        <w:ind w:firstLine="709"/>
+        <w:jc w:val="both"/>
+        <w:rPr>
+          <w:rFonts w:ascii="Liberation Serif" w:hAnsi="Liberation Serif"/>
+          <w:color w:val="FF0000"/>
+          <w:sz w:val="28"/>
+          <w:szCs w:val="28"/>
+          <w:lang w:val="en-US"/>
+        </w:rPr>
+      </w:pPr>
+      <w:r>
+        <w:rPr>
+          <w:rFonts w:ascii="Liberation Serif" w:hAnsi="Liberation Serif"/>
+          <w:color w:val="FF0000"/>
+          <w:sz w:val="28"/>
+          <w:szCs w:val="28"/>
+          <w:lang w:val="en-US"/>
+        </w:rPr>
+        <w:t xml:space="preserve">The practical value of the work lies in the possibility of using the proposed model as a basis for a business plan, for financing applications (including through preferential leasing programmes and «My Business» grants), and for adapting the project to specific regional and market conditions.</w:t>
+      </w:r>
+    </w:p>
+    <w:p>
+      <w:pPr>
+        <w:shd w:val="clear" w:color="auto" w:fill="FFFFFF"/>
+        <w:spacing w:after="0" w:line="360" w:lineRule="auto"/>
+        <w:jc w:val="both"/>
+        <w:rPr>
+          <w:rFonts w:ascii="Liberation Serif" w:eastAsia="Times New Roman" w:hAnsi="Liberation Serif" w:cs="Segoe UI"/>
+          <w:color w:val="0F1115"/>
+          <w:sz w:val="24"/>
+          <w:szCs w:val="24"/>
+          <w:lang w:val="en-US" w:eastAsia="ru-RU"/>
+        </w:rPr>
+      </w:pPr>
+    </w:p>
+    <w:p>
+      <w:pPr>
+        <w:spacing w:after="0" w:line="360" w:lineRule="auto"/>
+        <w:rPr>
+          <w:rFonts w:ascii="Liberation Serif" w:hAnsi="Liberation Serif" w:cs="Liberation Serif"/>
+          <w:b/>
+          <w:sz w:val="28"/>
+          <w:szCs w:val="28"/>
+          <w:lang w:val="en-US"/>
+        </w:rPr>
+      </w:pPr>
+    </w:p>
+    <w:p>
+      <w:pPr>
+        <w:spacing w:after="0" w:line="360" w:lineRule="auto"/>
+        <w:rPr>
+          <w:rFonts w:ascii="Liberation Serif" w:hAnsi="Liberation Serif" w:cs="Liberation Serif"/>
+          <w:b/>
+          <w:sz w:val="28"/>
+          <w:szCs w:val="28"/>
+          <w:lang w:val="en-US"/>
+        </w:rPr>
+      </w:pPr>
+    </w:p>
+    <w:p>
+      <w:pPr>
+        <w:spacing w:after="0" w:line="360" w:lineRule="auto"/>
+        <w:rPr>
+          <w:rFonts w:ascii="Liberation Serif" w:hAnsi="Liberation Serif" w:cs="Liberation Serif"/>
+          <w:b/>
+          <w:sz w:val="28"/>
+          <w:szCs w:val="28"/>
+          <w:lang w:val="en-US"/>
+        </w:rPr>
+      </w:pPr>
+    </w:p>
+    <w:p>
+      <w:pPr>
+        <w:spacing w:after="0" w:line="360" w:lineRule="auto"/>
+        <w:rPr>
+          <w:rFonts w:ascii="Liberation Serif" w:hAnsi="Liberation Serif" w:cs="Liberation Serif"/>
+          <w:b/>
+          <w:sz w:val="28"/>
+          <w:szCs w:val="28"/>
+          <w:lang w:val="en-US"/>
+        </w:rPr>
+      </w:pPr>
+    </w:p>
+    <w:p>
+      <w:pPr>
+        <w:spacing w:after="0" w:line="360" w:lineRule="auto"/>
+        <w:rPr>
+          <w:rFonts w:ascii="Liberation Serif" w:hAnsi="Liberation Serif" w:cs="Liberation Serif"/>
+          <w:b/>
+          <w:sz w:val="28"/>
+          <w:szCs w:val="28"/>
+          <w:lang w:val="en-US"/>
+        </w:rPr>
+      </w:pPr>
+    </w:p>
+    <w:p>
+      <w:pPr>
+        <w:spacing w:after="0" w:line="360" w:lineRule="auto"/>
+        <w:rPr>
+          <w:rFonts w:ascii="Liberation Serif" w:hAnsi="Liberation Serif" w:cs="Liberation Serif"/>
+          <w:b/>
+          <w:sz w:val="28"/>
+          <w:szCs w:val="28"/>
+          <w:lang w:val="en-US"/>
+        </w:rPr>
+      </w:pPr>
+    </w:p>
+    <w:p>
+      <w:pPr>
+        <w:spacing w:after="0" w:line="360" w:lineRule="auto"/>
+        <w:rPr>
+          <w:rFonts w:ascii="Liberation Serif" w:hAnsi="Liberation Serif" w:cs="Liberation Serif"/>
+          <w:b/>
+          <w:sz w:val="28"/>
+          <w:szCs w:val="28"/>
+          <w:lang w:val="en-US"/>
+        </w:rPr>
+      </w:pPr>
+    </w:p>
+    <w:p>
+      <w:pPr>
+        <w:spacing w:after="0" w:line="360" w:lineRule="auto"/>
+        <w:rPr>
+          <w:rFonts w:ascii="Liberation Serif" w:hAnsi="Liberation Serif" w:cs="Liberation Serif"/>
+          <w:b/>
+          <w:sz w:val="28"/>
+          <w:szCs w:val="28"/>
+          <w:lang w:val="en-US"/>
+        </w:rPr>
+      </w:pPr>
+    </w:p>
+    <w:p>
+      <w:pPr>
+        <w:spacing w:after="0" w:line="360" w:lineRule="auto"/>
+        <w:rPr>
+          <w:rFonts w:ascii="Liberation Serif" w:hAnsi="Liberation Serif" w:cs="Liberation Serif"/>
+          <w:b/>
+          <w:sz w:val="28"/>
+          <w:szCs w:val="28"/>
+          <w:lang w:val="en-US"/>
+        </w:rPr>
+      </w:pPr>
+    </w:p>
+    <w:p>
+      <w:pPr>
+        <w:spacing w:after="0" w:line="360" w:lineRule="auto"/>
+        <w:jc w:val="center"/>
+        <w:rPr>
+          <w:rFonts w:ascii="Liberation Serif" w:hAnsi="Liberation Serif" w:cs="Times New Roman"/>
+          <w:b/>
+          <w:sz w:val="28"/>
+        </w:rPr>
+      </w:pPr>
+      <w:r>
+        <w:rPr>
+          <w:rFonts w:ascii="Liberation Serif" w:hAnsi="Liberation Serif" w:cs="Times New Roman"/>
+          <w:b/>
+          <w:sz w:val="28"/>
+        </w:rPr>
+        <w:lastRenderedPageBreak/>
+        <w:t>С</w:t>
+      </w:r>
+      <w:r>
+        <w:rPr>
+          <w:rFonts w:ascii="Liberation Serif" w:hAnsi="Liberation Serif" w:cs="Times New Roman"/>
+          <w:b/>
+          <w:sz w:val="28"/>
+        </w:rPr>
+        <w:t>ОДЕРЖАНИЕ</w:t>
+      </w:r>
+    </w:p>
+    <w:tbl>
+      <w:tblPr>
+        <w:tblW w:w="0" w:type="auto"/>
+        <w:tblInd w:w="-147" w:type="dxa"/>
+        <w:tblBorders>
+          <w:top w:val="single" w:sz="4" w:space="0" w:color="auto"/>
+          <w:left w:val="single" w:sz="4" w:space="0" w:color="auto"/>
+          <w:bottom w:val="single" w:sz="4" w:space="0" w:color="auto"/>
+          <w:right w:val="single" w:sz="4" w:space="0" w:color="auto"/>
+          <w:insideH w:val="single" w:sz="4" w:space="0" w:color="auto"/>
+          <w:insideV w:val="single" w:sz="4" w:space="0" w:color="auto"/>
+        </w:tblBorders>
+        <w:tblLook w:val="04A0" w:firstRow="1" w:lastRow="0" w:firstColumn="1" w:lastColumn="0" w:noHBand="0" w:noVBand="1"/>
+      </w:tblPr>
+      <w:tblGrid>
+        <w:gridCol w:w="8954"/>
+        <w:gridCol w:w="538"/>
+      </w:tblGrid>
+      <w:tr>
+        <w:tc>
+          <w:tcPr>
+            <w:tcW w:w="8954" w:type="dxa"/>
+          </w:tcPr>
+          <w:p>
+            <w:pPr>
+              <w:pStyle w:val="ds-markdown-paragraph"/>
+              <w:shd w:val="clear" w:color="auto" w:fill="FFFFFF"/>
+              <w:spacing w:before="0" w:beforeAutospacing="0" w:after="0" w:afterAutospacing="0" w:line="360" w:lineRule="auto"/>
+              <w:jc w:val="both"/>
+              <w:rPr>
+                <w:rFonts w:ascii="Liberation Serif" w:hAnsi="Liberation Serif"/>
+                <w:bCs/>
+                <w:color w:val="0F1115"/>
+                <w:sz w:val="28"/>
+                <w:szCs w:val="28"/>
+              </w:rPr>
+            </w:pPr>
+            <w:r>
+              <w:rPr>
+                <w:rStyle w:val="a5"/>
+                <w:rFonts w:ascii="Liberation Serif" w:hAnsi="Liberation Serif"/>
+                <w:b w:val="0"/>
+                <w:color w:val="0F1115"/>
+                <w:sz w:val="28"/>
+                <w:szCs w:val="28"/>
+              </w:rPr>
+              <w:t xml:space="preserve">Введение……………………………………………………………………………</w:t>
+            </w:r>
+          </w:p>
+        </w:tc>
+        <w:tc>
+          <w:tcPr>
+            <w:tcW w:w="538" w:type="dxa"/>
+          </w:tcPr>
+          <w:p>
+            <w:pPr>
+              <w:spacing w:after="0" w:line="360" w:lineRule="auto"/>
+              <w:jc w:val="both"/>
+              <w:rPr>
+                <w:rFonts w:ascii="Liberation Serif" w:hAnsi="Liberation Serif" w:cs="Times New Roman"/>
+                <w:sz w:val="28"/>
+                <w:szCs w:val="28"/>
+              </w:rPr>
+            </w:pPr>
+            <w:r>
+              <w:rPr>
+                <w:rFonts w:ascii="Liberation Serif" w:hAnsi="Liberation Serif" w:cs="Times New Roman"/>
+                <w:sz w:val="28"/>
+                <w:szCs w:val="28"/>
+              </w:rPr>
+              <w:t xml:space="preserve">00</w:t>
+            </w:r>
+          </w:p>
+        </w:tc>
+      </w:tr>
+      <w:tr>
+        <w:tc>
+          <w:tcPr>
+            <w:tcW w:w="8954" w:type="dxa"/>
+          </w:tcPr>
+          <w:p>
+            <w:pPr>
+              <w:spacing w:after="0" w:line="360" w:lineRule="auto"/>
+              <w:jc w:val="both"/>
+              <w:rPr>
+                <w:rFonts w:ascii="Liberation Serif" w:hAnsi="Liberation Serif" w:cs="Times New Roman"/>
+                <w:sz w:val="28"/>
+                <w:szCs w:val="28"/>
+              </w:rPr>
+            </w:pPr>
+            <w:r>
+              <w:rPr>
+                <w:rStyle w:val="a5"/>
+                <w:rFonts w:ascii="Liberation Serif" w:hAnsi="Liberation Serif" w:cs="Times New Roman"/>
+                <w:b w:val="0"/>
+                <w:color w:val="0F1115"/>
+                <w:sz w:val="28"/>
+                <w:szCs w:val="28"/>
+              </w:rPr>
+              <w:t xml:space="preserve">Глава 1. Технико-экономическое обоснование проекта…………………...</w:t>
+            </w:r>
+          </w:p>
+        </w:tc>
+        <w:tc>
+          <w:tcPr>
+            <w:tcW w:w="538" w:type="dxa"/>
+          </w:tcPr>
+          <w:p>
+            <w:pPr>
+              <w:spacing w:after="0" w:line="360" w:lineRule="auto"/>
+              <w:jc w:val="both"/>
+              <w:rPr>
+                <w:rFonts w:ascii="Liberation Serif" w:hAnsi="Liberation Serif" w:cs="Times New Roman"/>
+                <w:sz w:val="28"/>
+                <w:szCs w:val="28"/>
+              </w:rPr>
+            </w:pPr>
+            <w:r>
+              <w:t xml:space="preserve">00</w:t>
+            </w:r>
+          </w:p>
+          <w:p>
+            <w:pPr>
+              <w:spacing w:after="0" w:line="360" w:lineRule="auto"/>
+              <w:jc w:val="both"/>
+              <w:rPr>
+                <w:rFonts w:ascii="Liberation Serif" w:hAnsi="Liberation Serif" w:cs="Times New Roman"/>
+                <w:sz w:val="28"/>
+                <w:szCs w:val="28"/>
+              </w:rPr>
+            </w:pPr>
+            <w:r>
+              <w:rPr>
+                <w:rFonts w:ascii="Liberation Serif" w:hAnsi="Liberation Serif" w:cs="Times New Roman"/>
+                <w:sz w:val="28"/>
+                <w:szCs w:val="28"/>
+              </w:rPr>
+              <w:t/>
+            </w:r>
+          </w:p>
+        </w:tc>
+      </w:tr>
+      <w:tr>
+        <w:tc>
+          <w:tcPr>
+            <w:tcW w:w="8954" w:type="dxa"/>
+          </w:tcPr>
+          <w:p>
+            <w:pPr>
+              <w:spacing w:after="0" w:line="360" w:lineRule="auto"/>
+              <w:jc w:val="both"/>
+              <w:rPr>
+                <w:rFonts w:ascii="Liberation Serif" w:hAnsi="Liberation Serif" w:cs="Times New Roman"/>
+                <w:sz w:val="28"/>
+                <w:szCs w:val="28"/>
+              </w:rPr>
+            </w:pPr>
+            <w:r>
+              <w:rPr>
+                <w:rFonts w:ascii="Liberation Serif" w:hAnsi="Liberation Serif" w:cs="Times New Roman"/>
+                <w:color w:val="0F1115"/>
+                <w:sz w:val="28"/>
+                <w:szCs w:val="28"/>
+              </w:rPr>
+              <w:t xml:space="preserve">1.1 Обоснование целей открытия предприятия…………………………...</w:t>
+            </w:r>
+          </w:p>
+        </w:tc>
+        <w:tc>
+          <w:tcPr>
+            <w:tcW w:w="538" w:type="dxa"/>
+          </w:tcPr>
+          <w:p>
+            <w:pPr>
+              <w:spacing w:after="0" w:line="360" w:lineRule="auto"/>
+              <w:jc w:val="both"/>
+              <w:rPr>
+                <w:rFonts w:ascii="Liberation Serif" w:hAnsi="Liberation Serif" w:cs="Times New Roman"/>
+                <w:sz w:val="28"/>
+                <w:szCs w:val="28"/>
+              </w:rPr>
+            </w:pPr>
+            <w:r>
+              <w:rPr>
+                <w:rFonts w:ascii="Liberation Serif" w:hAnsi="Liberation Serif" w:cs="Times New Roman"/>
+                <w:sz w:val="28"/>
+                <w:szCs w:val="28"/>
+              </w:rPr>
+              <w:t xml:space="preserve">00</w:t>
+            </w:r>
+          </w:p>
+        </w:tc>
+      </w:tr>
+      <w:tr>
+        <w:tc>
+          <w:tcPr>
+            <w:tcW w:w="8954" w:type="dxa"/>
+          </w:tcPr>
+          <w:p>
+            <w:pPr>
+              <w:spacing w:after="0" w:line="360" w:lineRule="auto"/>
+              <w:jc w:val="both"/>
+              <w:rPr>
+                <w:rFonts w:ascii="Liberation Serif" w:hAnsi="Liberation Serif" w:cs="Times New Roman"/>
+                <w:sz w:val="28"/>
+                <w:szCs w:val="28"/>
+              </w:rPr>
+            </w:pPr>
+            <w:r>
+              <w:rPr>
+                <w:rFonts w:ascii="Liberation Serif" w:hAnsi="Liberation Serif" w:cs="Times New Roman"/>
+                <w:color w:val="0F1115"/>
+                <w:sz w:val="28"/>
+                <w:szCs w:val="28"/>
+              </w:rPr>
+              <w:t xml:space="preserve">1.2 Анализ рынка……………………………………………………………...</w:t>
+            </w:r>
+          </w:p>
+        </w:tc>
+        <w:tc>
+          <w:tcPr>
+            <w:tcW w:w="538" w:type="dxa"/>
+          </w:tcPr>
+          <w:p>
+            <w:pPr>
+              <w:spacing w:after="0" w:line="360" w:lineRule="auto"/>
+              <w:jc w:val="both"/>
+              <w:rPr>
+                <w:rFonts w:ascii="Liberation Serif" w:hAnsi="Liberation Serif" w:cs="Times New Roman"/>
+                <w:sz w:val="28"/>
+                <w:szCs w:val="28"/>
+              </w:rPr>
+            </w:pPr>
+            <w:r>
+              <w:rPr>
+                <w:rFonts w:ascii="Liberation Serif" w:hAnsi="Liberation Serif" w:cs="Times New Roman"/>
+                <w:sz w:val="28"/>
+                <w:szCs w:val="28"/>
+              </w:rPr>
+              <w:t xml:space="preserve">00</w:t>
+            </w:r>
+          </w:p>
+        </w:tc>
+      </w:tr>
+      <w:tr>
+        <w:tc>
+          <w:tcPr>
+            <w:tcW w:w="8954" w:type="dxa"/>
+          </w:tcPr>
+          <w:p>
+            <w:pPr>
+              <w:spacing w:after="0" w:line="360" w:lineRule="auto"/>
+              <w:jc w:val="both"/>
+              <w:rPr>
+                <w:rFonts w:ascii="Liberation Serif" w:hAnsi="Liberation Serif" w:cs="Times New Roman"/>
+                <w:sz w:val="28"/>
+                <w:szCs w:val="28"/>
+              </w:rPr>
+            </w:pPr>
+            <w:r>
+              <w:rPr>
+                <w:rFonts w:ascii="Liberation Serif" w:hAnsi="Liberation Serif" w:cs="Times New Roman"/>
+                <w:color w:val="0F1115"/>
+                <w:sz w:val="28"/>
+                <w:szCs w:val="28"/>
+              </w:rPr>
+              <w:t xml:space="preserve">1.3 Выбор инструмента анализа деятельности предприятия……………</w:t>
+            </w:r>
+          </w:p>
+        </w:tc>
+        <w:tc>
+          <w:tcPr>
+            <w:tcW w:w="538" w:type="dxa"/>
+          </w:tcPr>
+          <w:p>
+            <w:pPr>
+              <w:spacing w:after="0" w:line="360" w:lineRule="auto"/>
+              <w:jc w:val="both"/>
+              <w:rPr>
+                <w:rFonts w:ascii="Liberation Serif" w:hAnsi="Liberation Serif" w:cs="Times New Roman"/>
+                <w:sz w:val="28"/>
+                <w:szCs w:val="28"/>
+              </w:rPr>
+            </w:pPr>
+            <w:r>
+              <w:t xml:space="preserve">00</w:t>
+            </w:r>
+          </w:p>
+          <w:p>
+            <w:pPr>
+              <w:spacing w:after="0" w:line="360" w:lineRule="auto"/>
+              <w:jc w:val="both"/>
+              <w:rPr>
+                <w:rFonts w:ascii="Liberation Serif" w:hAnsi="Liberation Serif" w:cs="Times New Roman"/>
+                <w:sz w:val="28"/>
+                <w:szCs w:val="28"/>
+              </w:rPr>
+            </w:pPr>
+            <w:r>
+              <w:rPr>
+                <w:rFonts w:ascii="Liberation Serif" w:hAnsi="Liberation Serif" w:cs="Times New Roman"/>
+                <w:sz w:val="28"/>
+                <w:szCs w:val="28"/>
+              </w:rPr>
+              <w:t/>
+            </w:r>
+          </w:p>
+        </w:tc>
+      </w:tr>
+      <w:tr>
+        <w:tc>
+          <w:tcPr>
+            <w:tcW w:w="8954" w:type="dxa"/>
+          </w:tcPr>
+          <w:p>
+            <w:pPr>
+              <w:spacing w:after="0" w:line="360" w:lineRule="auto"/>
+              <w:jc w:val="both"/>
+              <w:rPr>
+                <w:rFonts w:ascii="Liberation Serif" w:hAnsi="Liberation Serif" w:cs="Times New Roman"/>
+                <w:sz w:val="28"/>
+                <w:szCs w:val="28"/>
+              </w:rPr>
+            </w:pPr>
+            <w:r>
+              <w:rPr>
+                <w:rStyle w:val="a5"/>
+                <w:rFonts w:ascii="Liberation Serif" w:hAnsi="Liberation Serif" w:cs="Times New Roman"/>
+                <w:b w:val="0"/>
+                <w:color w:val="0F1115"/>
+                <w:sz w:val="28"/>
+                <w:szCs w:val="28"/>
+              </w:rPr>
+              <w:t xml:space="preserve">Глава 2. Постановка задачи…………………………………………………...</w:t>
+            </w:r>
+          </w:p>
+        </w:tc>
+        <w:tc>
+          <w:tcPr>
+            <w:tcW w:w="538" w:type="dxa"/>
+          </w:tcPr>
+          <w:p>
+            <w:pPr>
+              <w:spacing w:after="0" w:line="360" w:lineRule="auto"/>
+              <w:jc w:val="both"/>
+              <w:rPr>
+                <w:rFonts w:ascii="Liberation Serif" w:hAnsi="Liberation Serif" w:cs="Times New Roman"/>
+                <w:sz w:val="28"/>
+                <w:szCs w:val="28"/>
+              </w:rPr>
+            </w:pPr>
+            <w:r>
+              <w:t xml:space="preserve">00</w:t>
+            </w:r>
+          </w:p>
+          <w:p>
+            <w:pPr>
+              <w:spacing w:after="0" w:line="360" w:lineRule="auto"/>
+              <w:jc w:val="both"/>
+              <w:rPr>
+                <w:rFonts w:ascii="Liberation Serif" w:hAnsi="Liberation Serif" w:cs="Times New Roman"/>
+                <w:sz w:val="28"/>
+                <w:szCs w:val="28"/>
+              </w:rPr>
+            </w:pPr>
+            <w:r>
+              <w:rPr>
+                <w:rFonts w:ascii="Liberation Serif" w:hAnsi="Liberation Serif" w:cs="Times New Roman"/>
+                <w:sz w:val="28"/>
+                <w:szCs w:val="28"/>
+              </w:rPr>
+              <w:t/>
+            </w:r>
+          </w:p>
+        </w:tc>
+      </w:tr>
+      <w:tr>
+        <w:tc>
+          <w:tcPr>
+            <w:tcW w:w="8954" w:type="dxa"/>
+          </w:tcPr>
+          <w:p>
+            <w:pPr>
+              <w:spacing w:after="0" w:line="360" w:lineRule="auto"/>
+              <w:jc w:val="both"/>
+              <w:rPr>
+                <w:rFonts w:ascii="Liberation Serif" w:hAnsi="Liberation Serif" w:cs="Times New Roman"/>
+                <w:sz w:val="28"/>
+                <w:szCs w:val="28"/>
+              </w:rPr>
+            </w:pPr>
+            <w:r>
+              <w:rPr>
+                <w:rFonts w:ascii="Liberation Serif" w:hAnsi="Liberation Serif" w:cs="Times New Roman"/>
+                <w:color w:val="0F1115"/>
+                <w:sz w:val="28"/>
+                <w:szCs w:val="28"/>
+              </w:rPr>
+              <w:t xml:space="preserve">Глава 3. Проектная часть………………………………………………………</w:t>
+            </w:r>
+          </w:p>
+        </w:tc>
+        <w:tc>
+          <w:tcPr>
+            <w:tcW w:w="538" w:type="dxa"/>
+          </w:tcPr>
+          <w:p>
+            <w:pPr>
+              <w:spacing w:after="0" w:line="360" w:lineRule="auto"/>
+              <w:jc w:val="both"/>
+              <w:rPr>
+                <w:rFonts w:ascii="Liberation Serif" w:hAnsi="Liberation Serif" w:cs="Times New Roman"/>
+                <w:sz w:val="28"/>
+                <w:szCs w:val="28"/>
+              </w:rPr>
+            </w:pPr>
+            <w:r>
+              <w:rPr>
+                <w:rFonts w:ascii="Liberation Serif" w:hAnsi="Liberation Serif" w:cs="Times New Roman"/>
+                <w:sz w:val="28"/>
+                <w:szCs w:val="28"/>
+              </w:rPr>
+              <w:t xml:space="preserve">00</w:t>
+            </w:r>
+          </w:p>
+        </w:tc>
+      </w:tr>
+      <w:tr>
+        <w:tc>
+          <w:tcPr>
+            <w:tcW w:w="8954" w:type="dxa"/>
+          </w:tcPr>
+          <w:p>
+            <w:pPr>
+              <w:pStyle w:val="ds-markdown-paragraph"/>
+              <w:shd w:val="clear" w:color="auto" w:fill="FFFFFF"/>
+              <w:spacing w:before="0" w:beforeAutospacing="0" w:after="0" w:afterAutospacing="0" w:line="360" w:lineRule="auto"/>
+              <w:jc w:val="both"/>
+              <w:rPr>
+                <w:rFonts w:ascii="Liberation Serif" w:hAnsi="Liberation Serif"/>
+                <w:color w:val="0F1115"/>
+                <w:sz w:val="28"/>
+                <w:szCs w:val="28"/>
+              </w:rPr>
+            </w:pPr>
+            <w:r>
+              <w:rPr>
+                <w:rFonts w:ascii="Liberation Serif" w:hAnsi="Liberation Serif"/>
+                <w:color w:val="0F1115"/>
+                <w:sz w:val="28"/>
+                <w:szCs w:val="28"/>
+              </w:rPr>
+              <w:t xml:space="preserve">3.1 Исходные данные…………………………………………………………</w:t>
+            </w:r>
+          </w:p>
+        </w:tc>
+        <w:tc>
+          <w:tcPr>
+            <w:tcW w:w="538" w:type="dxa"/>
+          </w:tcPr>
+          <w:p>
+            <w:pPr>
+              <w:spacing w:after="0" w:line="360" w:lineRule="auto"/>
+              <w:jc w:val="both"/>
+              <w:rPr>
+                <w:rFonts w:ascii="Liberation Serif" w:hAnsi="Liberation Serif" w:cs="Times New Roman"/>
+                <w:sz w:val="28"/>
+                <w:szCs w:val="28"/>
+              </w:rPr>
+            </w:pPr>
+            <w:r>
+              <w:rPr>
+                <w:rFonts w:ascii="Liberation Serif" w:hAnsi="Liberation Serif" w:cs="Times New Roman"/>
+                <w:sz w:val="28"/>
+                <w:szCs w:val="28"/>
+              </w:rPr>
+              <w:t xml:space="preserve">00</w:t>
+            </w:r>
+          </w:p>
+        </w:tc>
+      </w:tr>
+      <w:tr>
+        <w:tc>
+          <w:tcPr>
+            <w:tcW w:w="8954" w:type="dxa"/>
+          </w:tcPr>
+          <w:p>
+            <w:pPr>
+              <w:pStyle w:val="ds-markdown-paragraph"/>
+              <w:shd w:val="clear" w:color="auto" w:fill="FFFFFF"/>
+              <w:spacing w:before="0" w:beforeAutospacing="0" w:after="0" w:afterAutospacing="0" w:line="360" w:lineRule="auto"/>
+              <w:jc w:val="both"/>
+              <w:rPr>
+                <w:rFonts w:ascii="Liberation Serif" w:hAnsi="Liberation Serif"/>
+                <w:color w:val="0F1115"/>
+                <w:sz w:val="28"/>
+                <w:szCs w:val="28"/>
+              </w:rPr>
+            </w:pPr>
+            <w:r>
+              <w:rPr>
+                <w:rFonts w:ascii="Liberation Serif" w:hAnsi="Liberation Serif"/>
+                <w:color w:val="0F1115"/>
+                <w:sz w:val="28"/>
+                <w:szCs w:val="28"/>
+              </w:rPr>
+              <w:t xml:space="preserve">3.2 Календарный план работ………………………………………………...</w:t>
+            </w:r>
+          </w:p>
+        </w:tc>
+        <w:tc>
+          <w:tcPr>
+            <w:tcW w:w="538" w:type="dxa"/>
+          </w:tcPr>
+          <w:p>
+            <w:pPr>
+              <w:spacing w:after="0" w:line="360" w:lineRule="auto"/>
+              <w:jc w:val="both"/>
+              <w:rPr>
+                <w:rFonts w:ascii="Liberation Serif" w:hAnsi="Liberation Serif" w:cs="Times New Roman"/>
+                <w:sz w:val="28"/>
+                <w:szCs w:val="28"/>
+              </w:rPr>
+            </w:pPr>
+            <w:r>
+              <w:t xml:space="preserve">00</w:t>
+            </w:r>
+          </w:p>
+          <w:p>
+            <w:pPr>
+              <w:spacing w:after="0" w:line="360" w:lineRule="auto"/>
+              <w:jc w:val="both"/>
+              <w:rPr>
+                <w:rFonts w:ascii="Liberation Serif" w:hAnsi="Liberation Serif" w:cs="Times New Roman"/>
+                <w:sz w:val="28"/>
+                <w:szCs w:val="28"/>
+              </w:rPr>
+            </w:pPr>
+            <w:r>
+              <w:rPr>
+                <w:rFonts w:ascii="Liberation Serif" w:hAnsi="Liberation Serif" w:cs="Times New Roman"/>
+                <w:sz w:val="28"/>
+                <w:szCs w:val="28"/>
+              </w:rPr>
+              <w:t/>
+            </w:r>
+          </w:p>
+        </w:tc>
+      </w:tr>
+      <w:tr>
+        <w:tc>
+          <w:tcPr>
+            <w:tcW w:w="8954" w:type="dxa"/>
+          </w:tcPr>
+          <w:p>
+            <w:pPr>
+              <w:spacing w:after="0" w:line="360" w:lineRule="auto"/>
+              <w:jc w:val="both"/>
+              <w:rPr>
+                <w:rFonts w:ascii="Liberation Serif" w:hAnsi="Liberation Serif" w:cs="Times New Roman"/>
+                <w:sz w:val="28"/>
+                <w:szCs w:val="28"/>
+              </w:rPr>
+            </w:pPr>
+            <w:r>
+              <w:rPr>
+                <w:rStyle w:val="a5"/>
+                <w:rFonts w:ascii="Liberation Serif" w:hAnsi="Liberation Serif" w:cs="Times New Roman"/>
+                <w:b w:val="0"/>
+                <w:color w:val="0F1115"/>
+                <w:sz w:val="28"/>
+                <w:szCs w:val="28"/>
+              </w:rPr>
+              <w:t xml:space="preserve">3.3 Управление качеством……………………………………………………</w:t>
+            </w:r>
+          </w:p>
+        </w:tc>
+        <w:tc>
+          <w:tcPr>
+            <w:tcW w:w="538" w:type="dxa"/>
+          </w:tcPr>
+          <w:p>
+            <w:pPr>
+              <w:spacing w:after="0" w:line="360" w:lineRule="auto"/>
+              <w:jc w:val="both"/>
+              <w:rPr>
+                <w:rFonts w:ascii="Liberation Serif" w:hAnsi="Liberation Serif" w:cs="Times New Roman"/>
+                <w:sz w:val="28"/>
+                <w:szCs w:val="28"/>
+              </w:rPr>
+            </w:pPr>
+            <w:r>
+              <w:rPr>
+                <w:rFonts w:ascii="Liberation Serif" w:hAnsi="Liberation Serif" w:cs="Times New Roman"/>
+                <w:sz w:val="28"/>
+                <w:szCs w:val="28"/>
+              </w:rPr>
+              <w:t xml:space="preserve">00</w:t>
+            </w:r>
+          </w:p>
+        </w:tc>
+      </w:tr>
+      <w:tr>
+        <w:tc>
+          <w:tcPr>
+            <w:tcW w:w="8954" w:type="dxa"/>
+          </w:tcPr>
+          <w:p>
+            <w:pPr>
+              <w:spacing w:after="0" w:line="360" w:lineRule="auto"/>
+              <w:jc w:val="both"/>
+              <w:rPr>
+                <w:rFonts w:ascii="Liberation Serif" w:hAnsi="Liberation Serif" w:cs="Times New Roman"/>
+                <w:sz w:val="28"/>
+                <w:szCs w:val="28"/>
+              </w:rPr>
+            </w:pPr>
+            <w:r>
+              <w:rPr>
+                <w:rFonts w:ascii="Liberation Serif" w:hAnsi="Liberation Serif" w:cs="Times New Roman"/>
+                <w:color w:val="0F1115"/>
+                <w:sz w:val="28"/>
+                <w:szCs w:val="28"/>
+              </w:rPr>
+              <w:t xml:space="preserve">3.4 Внесение данных в Project Expert……………………………………...</w:t>
+            </w:r>
+          </w:p>
+        </w:tc>
+        <w:tc>
+          <w:tcPr>
+            <w:tcW w:w="538" w:type="dxa"/>
+          </w:tcPr>
+          <w:p>
+            <w:pPr>
+              <w:spacing w:after="0" w:line="360" w:lineRule="auto"/>
+              <w:jc w:val="both"/>
+              <w:rPr>
+                <w:rFonts w:ascii="Liberation Serif" w:hAnsi="Liberation Serif" w:cs="Times New Roman"/>
+                <w:sz w:val="28"/>
+                <w:szCs w:val="28"/>
+              </w:rPr>
+            </w:pPr>
+            <w:r>
+              <w:rPr>
+                <w:rFonts w:ascii="Liberation Serif" w:hAnsi="Liberation Serif" w:cs="Times New Roman"/>
+                <w:sz w:val="28"/>
+                <w:szCs w:val="28"/>
+              </w:rPr>
+              <w:t xml:space="preserve">00</w:t>
+            </w:r>
+          </w:p>
+        </w:tc>
+      </w:tr>
+      <w:tr>
+        <w:tc>
+          <w:tcPr>
+            <w:tcW w:w="8954" w:type="dxa"/>
+          </w:tcPr>
+          <w:p>
+            <w:pPr>
+              <w:spacing w:after="0" w:line="360" w:lineRule="auto"/>
+              <w:jc w:val="both"/>
+              <w:rPr>
+                <w:rFonts w:ascii="Liberation Serif" w:hAnsi="Liberation Serif" w:cs="Times New Roman"/>
+                <w:sz w:val="28"/>
+                <w:szCs w:val="28"/>
+              </w:rPr>
+            </w:pPr>
+            <w:r>
+              <w:rPr>
+                <w:rFonts w:ascii="Liberation Serif" w:hAnsi="Liberation Serif" w:cs="Times New Roman"/>
+                <w:color w:val="0F1115"/>
+                <w:sz w:val="28"/>
+                <w:szCs w:val="28"/>
+              </w:rPr>
+              <w:t xml:space="preserve">3.5 Анализ чувствительности………………………………………………..</w:t>
+            </w:r>
+          </w:p>
+        </w:tc>
+        <w:tc>
+          <w:tcPr>
+            <w:tcW w:w="538" w:type="dxa"/>
+          </w:tcPr>
+          <w:p>
+            <w:pPr>
+              <w:spacing w:after="0" w:line="360" w:lineRule="auto"/>
+              <w:jc w:val="both"/>
+              <w:rPr>
+                <w:rFonts w:ascii="Liberation Serif" w:hAnsi="Liberation Serif" w:cs="Times New Roman"/>
+                <w:sz w:val="28"/>
+                <w:szCs w:val="28"/>
+              </w:rPr>
+            </w:pPr>
+            <w:r>
+              <w:rPr>
+                <w:rFonts w:ascii="Liberation Serif" w:hAnsi="Liberation Serif" w:cs="Times New Roman"/>
+                <w:sz w:val="28"/>
+                <w:szCs w:val="28"/>
+              </w:rPr>
+              <w:t xml:space="preserve">00</w:t>
+            </w:r>
+          </w:p>
+        </w:tc>
+      </w:tr>
+      <w:tr>
+        <w:tc>
+          <w:tcPr>
+            <w:tcW w:w="8954" w:type="dxa"/>
+          </w:tcPr>
+          <w:p>
+            <w:pPr>
+              <w:spacing w:after="0" w:line="360" w:lineRule="auto"/>
+              <w:jc w:val="both"/>
+              <w:rPr>
+                <w:rFonts w:ascii="Liberation Serif" w:hAnsi="Liberation Serif" w:cs="Times New Roman"/>
+                <w:sz w:val="28"/>
+                <w:szCs w:val="28"/>
+              </w:rPr>
+            </w:pPr>
+            <w:r>
+              <w:rPr>
+                <w:rFonts w:ascii="Liberation Serif" w:hAnsi="Liberation Serif" w:cs="Times New Roman"/>
+                <w:color w:val="0F1115"/>
+                <w:sz w:val="28"/>
+                <w:szCs w:val="28"/>
+              </w:rPr>
+              <w:t xml:space="preserve">Глава 4. Выводы по эффективности предложения…………………………</w:t>
+            </w:r>
+          </w:p>
+        </w:tc>
+        <w:tc>
+          <w:tcPr>
+            <w:tcW w:w="538" w:type="dxa"/>
+          </w:tcPr>
+          <w:p>
+            <w:pPr>
+              <w:spacing w:after="0" w:line="360" w:lineRule="auto"/>
+              <w:jc w:val="both"/>
+              <w:rPr>
+                <w:rFonts w:ascii="Liberation Serif" w:hAnsi="Liberation Serif" w:cs="Times New Roman"/>
+                <w:sz w:val="28"/>
+                <w:szCs w:val="28"/>
+              </w:rPr>
+            </w:pPr>
+            <w:r>
+              <w:t xml:space="preserve">00</w:t>
+            </w:r>
+          </w:p>
+          <w:p>
+            <w:pPr>
+              <w:spacing w:after="0" w:line="360" w:lineRule="auto"/>
+              <w:jc w:val="both"/>
+              <w:rPr>
+                <w:rFonts w:ascii="Liberation Serif" w:hAnsi="Liberation Serif" w:cs="Times New Roman"/>
+                <w:sz w:val="28"/>
+                <w:szCs w:val="28"/>
+              </w:rPr>
+            </w:pPr>
+            <w:r>
+              <w:rPr>
+                <w:rFonts w:ascii="Liberation Serif" w:hAnsi="Liberation Serif" w:cs="Times New Roman"/>
+                <w:sz w:val="28"/>
+                <w:szCs w:val="28"/>
+              </w:rPr>
+              <w:t/>
+            </w:r>
+          </w:p>
+        </w:tc>
+      </w:tr>
+      <w:tr>
+        <w:tc>
+          <w:tcPr>
+            <w:tcW w:w="8954" w:type="dxa"/>
+          </w:tcPr>
+          <w:p>
+            <w:pPr>
+              <w:spacing w:after="0" w:line="360" w:lineRule="auto"/>
+              <w:jc w:val="both"/>
+              <w:rPr>
+                <w:rFonts w:ascii="Liberation Serif" w:hAnsi="Liberation Serif" w:cs="Times New Roman"/>
+                <w:sz w:val="28"/>
+                <w:szCs w:val="28"/>
+              </w:rPr>
+            </w:pPr>
+            <w:r>
+              <w:rPr>
+                <w:rFonts w:ascii="Liberation Serif" w:hAnsi="Liberation Serif" w:cs="Times New Roman"/>
+                <w:sz w:val="28"/>
+                <w:szCs w:val="28"/>
+              </w:rPr>
+              <w:t xml:space="preserve">Заключение……………………………………………………………………...</w:t>
+            </w:r>
+          </w:p>
+        </w:tc>
+        <w:tc>
+          <w:tcPr>
+            <w:tcW w:w="538" w:type="dxa"/>
+          </w:tcPr>
+          <w:p>
+            <w:pPr>
+              <w:spacing w:after="0" w:line="360" w:lineRule="auto"/>
+              <w:jc w:val="both"/>
+              <w:rPr>
+                <w:rFonts w:ascii="Liberation Serif" w:hAnsi="Liberation Serif" w:cs="Times New Roman"/>
+                <w:sz w:val="28"/>
+                <w:szCs w:val="28"/>
+              </w:rPr>
+            </w:pPr>
+            <w:r>
+              <w:rPr>
+                <w:rFonts w:ascii="Liberation Serif" w:hAnsi="Liberation Serif" w:cs="Times New Roman"/>
+                <w:sz w:val="28"/>
+                <w:szCs w:val="28"/>
+              </w:rPr>
+              <w:t xml:space="preserve">00</w:t>
+            </w:r>
+          </w:p>
+        </w:tc>
+      </w:tr>
+      <w:tr>
+        <w:tc>
+          <w:tcPr>
+            <w:tcW w:w="8954" w:type="dxa"/>
+          </w:tcPr>
+          <w:p>
+            <w:pPr>
+              <w:spacing w:after="0" w:line="360" w:lineRule="auto"/>
+              <w:jc w:val="both"/>
+              <w:rPr>
+                <w:rFonts w:ascii="Liberation Serif" w:hAnsi="Liberation Serif" w:cs="Times New Roman"/>
+                <w:sz w:val="28"/>
+                <w:szCs w:val="28"/>
+              </w:rPr>
+            </w:pPr>
+            <w:r>
+              <w:rPr>
+                <w:rFonts w:ascii="Liberation Serif" w:hAnsi="Liberation Serif" w:cs="Times New Roman"/>
+                <w:sz w:val="28"/>
+                <w:szCs w:val="28"/>
+              </w:rPr>
+              <w:t xml:space="preserve">Список использованных источников……………………………………….</w:t>
+            </w:r>
+          </w:p>
+        </w:tc>
+        <w:tc>
+          <w:tcPr>
+            <w:tcW w:w="538" w:type="dxa"/>
+          </w:tcPr>
+          <w:p>
+            <w:pPr>
+              <w:spacing w:after="0" w:line="360" w:lineRule="auto"/>
+              <w:jc w:val="both"/>
+              <w:rPr>
+                <w:rFonts w:ascii="Liberation Serif" w:hAnsi="Liberation Serif" w:cs="Times New Roman"/>
+                <w:sz w:val="28"/>
+                <w:szCs w:val="28"/>
+              </w:rPr>
+            </w:pPr>
+            <w:r>
+              <w:rPr>
+                <w:rFonts w:ascii="Liberation Serif" w:hAnsi="Liberation Serif" w:cs="Times New Roman"/>
+                <w:sz w:val="28"/>
+                <w:szCs w:val="28"/>
+              </w:rPr>
+              <w:t xml:space="preserve">00</w:t>
+            </w:r>
+          </w:p>
+        </w:tc>
+      </w:tr>
+    </w:tbl>
     <w:p>
       <w:pPr>
         <w:pStyle w:val="140"/>
@@ -1802,19 +4441,12 @@
         </w:tabs>
         <w:spacing w:before="0" w:after="0" w:line="360" w:lineRule="auto"/>
         <w:rPr>
-          <w:rFonts w:ascii="Liberation Serif" w:hAnsi="Liberation Serif"/>
-          <w:sz w:val="28"/>
-          <w:szCs w:val="28"/>
-        </w:rPr>
-      </w:pPr>
-      <w:r>
-        <w:rPr>
-          <w:rFonts w:ascii="Liberation Serif" w:hAnsi="Liberation Serif" w:cs="Liberation Serif" w:eastAsia="Liberation Serif"/>
-          <w:sz w:val="28"/>
-          <w:szCs w:val="28"/>
-        </w:rPr>
-        <w:tab/>
-      </w:r>
+          <w:rFonts w:ascii="Liberation Serif" w:hAnsi="Liberation Serif" w:cs="Times New Roman"/>
+          <w:color w:val="FF0000"/>
+          <w:sz w:val="28"/>
+          <w:szCs w:val="28"/>
+        </w:rPr>
+      </w:pPr>
     </w:p>
     <w:p>
       <w:pPr>
@@ -1825,51 +4457,12 @@
         </w:tabs>
         <w:spacing w:before="0" w:after="0" w:line="360" w:lineRule="auto"/>
         <w:rPr>
-          <w:rFonts w:ascii="Liberation Serif" w:hAnsi="Liberation Serif"/>
-          <w:sz w:val="28"/>
-          <w:szCs w:val="28"/>
-        </w:rPr>
-      </w:pPr>
-      <w:r>
-        <w:rPr>
-          <w:rFonts w:ascii="Liberation Serif" w:hAnsi="Liberation Serif" w:cs="Liberation Serif" w:eastAsia="Liberation Serif"/>
-          <w:sz w:val="28"/>
-          <w:szCs w:val="28"/>
-        </w:rPr>
-        <w:t xml:space="preserve">3 Руководитель </w:t>
-      </w:r>
-      <w:r>
-        <w:rPr>
-          <w:rFonts w:ascii="Liberation Serif" w:hAnsi="Liberation Serif" w:cs="Liberation Serif" w:eastAsia="Liberation Serif"/>
-          <w:sz w:val="28"/>
-          <w:szCs w:val="28"/>
-        </w:rPr>
-        <w:t>Сосулин Юрий Андреевич</w:t>
-      </w:r>
-      <w:r>
-        <w:rPr>
-          <w:rFonts w:ascii="Liberation Serif" w:hAnsi="Liberation Serif" w:cs="Liberation Serif" w:eastAsia="Liberation Serif"/>
-          <w:sz w:val="28"/>
-          <w:szCs w:val="28"/>
-        </w:rPr>
-        <w:t xml:space="preserve">, </w:t>
-      </w:r>
-      <w:r>
-        <w:rPr>
-          <w:rFonts w:ascii="Liberation Serif" w:hAnsi="Liberation Serif" w:cs="Liberation Serif" w:eastAsia="Liberation Serif"/>
-          <w:sz w:val="28"/>
-          <w:szCs w:val="28"/>
-        </w:rPr>
-        <w:t xml:space="preserve">к.т.н., </w:t>
-      </w:r>
-      <w:r>
-        <w:rPr>
-          <w:rFonts w:ascii="Liberation Serif" w:hAnsi="Liberation Serif" w:cs="Liberation Serif" w:eastAsia="Liberation Serif"/>
-          <w:sz w:val="28"/>
-          <w:szCs w:val="28"/>
-        </w:rPr>
-        <w:t>доцент, доцент кафедры Автоматизации информационных и технологических процессов</w:t>
-      </w:r>
+          <w:rFonts w:ascii="Liberation Serif" w:hAnsi="Liberation Serif" w:cs="Times New Roman"/>
+          <w:color w:val="FF0000"/>
+          <w:sz w:val="28"/>
+          <w:szCs w:val="28"/>
+        </w:rPr>
+      </w:pPr>
     </w:p>
     <w:p>
       <w:pPr>
@@ -1880,58 +4473,11 @@
         </w:tabs>
         <w:spacing w:before="0" w:after="0" w:line="360" w:lineRule="auto"/>
         <w:rPr>
-          <w:rFonts w:ascii="Liberation Serif" w:hAnsi="Liberation Serif"/>
-          <w:sz w:val="28"/>
-          <w:szCs w:val="28"/>
-        </w:rPr>
-      </w:pPr>
-    </w:p>
-    <w:p>
-      <w:pPr>
-        <w:spacing w:after="0" w:line="360" w:lineRule="auto"/>
-        <w:jc w:val="both"/>
-        <w:rPr>
-          <w:rFonts w:ascii="Liberation Serif" w:hAnsi="Liberation Serif"/>
-        </w:rPr>
-      </w:pPr>
-      <w:r>
-        <w:rPr>
-          <w:rFonts w:ascii="Liberation Serif" w:hAnsi="Liberation Serif" w:cs="Liberation Serif" w:eastAsia="Liberation Serif"/>
-          <w:sz w:val="28"/>
-          <w:szCs w:val="28"/>
-        </w:rPr>
-        <w:t xml:space="preserve">4 Исходные данные к ВКР нормативно-правовые акты, в том числе: </w:t>
-      </w:r>
-      <w:r>
-        <w:rPr>
-          <w:rFonts w:ascii="Liberation Serif" w:hAnsi="Liberation Serif" w:cs="Liberation Serif" w:eastAsia="Liberation Serif"/>
-          <w:sz w:val="28"/>
-          <w:szCs w:val="28"/>
-        </w:rPr>
-        <w:t xml:space="preserve"> </w:t>
-      </w:r>
-    </w:p>
-    <w:p>
-      <w:pPr>
-        <w:pStyle w:val="ds-markdown-paragraph"/>
-        <w:shd w:val="clear" w:color="auto" w:fill="FFFFFF"/>
-        <w:spacing w:before="0" w:beforeAutospacing="0" w:after="0" w:afterAutospacing="0" w:line="360" w:lineRule="auto"/>
-        <w:jc w:val="both"/>
-        <w:rPr>
-          <w:rFonts w:ascii="Liberation Serif" w:hAnsi="Liberation Serif"/>
-          <w:color w:val="FF0000"/>
-          <w:sz w:val="32"/>
-          <w:szCs w:val="28"/>
-        </w:rPr>
-      </w:pPr>
-      <w:r>
-        <w:rPr>
-          <w:rFonts w:ascii="Liberation Serif" w:hAnsi="Liberation Serif" w:cs="Liberation Serif" w:eastAsia="Liberation Serif"/>
-          <w:sz w:val="28"/>
-          <w:szCs w:val="28"/>
-        </w:rPr>
-        <w:t>Нормативно-правовые акты Российской Федерации, статистические материалы ФНС России, Росстата, Банка России, Минэкономразвития России, Корпорации МСП, методические рекомендации по оценке эффективности инвестиционных проектов [9], материалы по рынку металлообработки и инвестиционному планированию</w:t>
-      </w:r>
+          <w:rFonts w:ascii="Liberation Serif" w:hAnsi="Liberation Serif" w:cs="Times New Roman"/>
+          <w:sz w:val="28"/>
+          <w:szCs w:val="28"/>
+        </w:rPr>
+      </w:pPr>
     </w:p>
     <w:p>
       <w:pPr>
@@ -1942,10 +4488,9 @@
         </w:tabs>
         <w:spacing w:before="0" w:after="0" w:line="360" w:lineRule="auto"/>
         <w:rPr>
-          <w:rFonts w:ascii="Liberation Serif" w:hAnsi="Liberation Serif"/>
-          <w:sz w:val="28"/>
-          <w:szCs w:val="28"/>
-          <w:u w:val="single"/>
+          <w:rFonts w:ascii="Liberation Serif" w:hAnsi="Liberation Serif" w:cs="Times New Roman"/>
+          <w:sz w:val="28"/>
+          <w:szCs w:val="28"/>
         </w:rPr>
       </w:pPr>
     </w:p>
@@ -1958,229 +4503,11 @@
         </w:tabs>
         <w:spacing w:before="0" w:after="0" w:line="360" w:lineRule="auto"/>
         <w:rPr>
-          <w:rFonts w:ascii="Liberation Serif" w:hAnsi="Liberation Serif"/>
-          <w:sz w:val="28"/>
-          <w:szCs w:val="28"/>
-        </w:rPr>
-      </w:pPr>
-      <w:r>
-        <w:rPr>
-          <w:rFonts w:ascii="Liberation Serif" w:hAnsi="Liberation Serif" w:cs="Liberation Serif" w:eastAsia="Liberation Serif"/>
-          <w:sz w:val="28"/>
-          <w:szCs w:val="28"/>
-        </w:rPr>
-        <w:t>5 Содержание ВКР</w:t>
-      </w:r>
-    </w:p>
-    <w:p>
-      <w:pPr>
-        <w:pStyle w:val="140"/>
-        <w:spacing w:line="360" w:lineRule="auto"/>
-      </w:pPr>
-      <w:r>
-        <w:rPr>
-          <w:rFonts w:ascii="Liberation Serif" w:hAnsi="Liberation Serif" w:cs="Liberation Serif" w:eastAsia="Liberation Serif"/>
-          <w:sz w:val="28"/>
-          <w:szCs w:val="28"/>
-        </w:rPr>
-        <w:t>Введение</w:t>
-      </w:r>
-    </w:p>
-    <w:p>
-      <w:pPr>
-        <w:pStyle w:val="ds-markdown-paragraph"/>
-        <w:spacing w:line="360" w:lineRule="auto"/>
-      </w:pPr>
-      <w:r>
-        <w:rPr>
-          <w:rFonts w:ascii="Liberation Serif" w:hAnsi="Liberation Serif" w:cs="Liberation Serif" w:eastAsia="Liberation Serif"/>
-          <w:sz w:val="28"/>
-          <w:szCs w:val="28"/>
-        </w:rPr>
-        <w:t>Глава 1. Технико-экономическое обоснование проекта</w:t>
-      </w:r>
-    </w:p>
-    <w:p>
-      <w:pPr>
-        <w:pStyle w:val="ds-markdown-paragraph"/>
-        <w:spacing w:line="360" w:lineRule="auto"/>
-      </w:pPr>
-      <w:r>
-        <w:rPr>
-          <w:rFonts w:ascii="Liberation Serif" w:hAnsi="Liberation Serif" w:cs="Liberation Serif" w:eastAsia="Liberation Serif"/>
-          <w:sz w:val="28"/>
-          <w:szCs w:val="28"/>
-        </w:rPr>
-        <w:t>1.1 Обоснование целей открытия предприятия</w:t>
-      </w:r>
-    </w:p>
-    <w:p>
-      <w:pPr>
-        <w:pStyle w:val="ds-markdown-paragraph"/>
-        <w:spacing w:line="360" w:lineRule="auto"/>
-      </w:pPr>
-      <w:r>
-        <w:rPr>
-          <w:rFonts w:ascii="Liberation Serif" w:hAnsi="Liberation Serif" w:cs="Liberation Serif" w:eastAsia="Liberation Serif"/>
-          <w:sz w:val="28"/>
-          <w:szCs w:val="28"/>
-        </w:rPr>
-        <w:t>1.2 Анализ рынка</w:t>
-      </w:r>
-    </w:p>
-    <w:p>
-      <w:pPr>
-        <w:pStyle w:val="ds-markdown-paragraph"/>
-        <w:spacing w:line="360" w:lineRule="auto"/>
-      </w:pPr>
-      <w:r>
-        <w:rPr>
-          <w:rFonts w:ascii="Liberation Serif" w:hAnsi="Liberation Serif" w:cs="Liberation Serif" w:eastAsia="Liberation Serif"/>
-          <w:sz w:val="28"/>
-          <w:szCs w:val="28"/>
-        </w:rPr>
-        <w:t>1.3 Выбор инструмента анализа деятельности предприятия</w:t>
-      </w:r>
-    </w:p>
-    <w:p>
-      <w:pPr>
-        <w:pStyle w:val="ds-markdown-paragraph"/>
-        <w:spacing w:line="360" w:lineRule="auto"/>
-      </w:pPr>
-      <w:r>
-        <w:rPr>
-          <w:rFonts w:ascii="Liberation Serif" w:hAnsi="Liberation Serif" w:cs="Liberation Serif" w:eastAsia="Liberation Serif"/>
-          <w:sz w:val="28"/>
-          <w:szCs w:val="28"/>
-        </w:rPr>
-        <w:t>Глава 2. Постановка задачи</w:t>
-      </w:r>
-    </w:p>
-    <w:p>
-      <w:pPr>
-        <w:pStyle w:val="ds-markdown-paragraph"/>
-        <w:spacing w:line="360" w:lineRule="auto"/>
-      </w:pPr>
-      <w:r>
-        <w:rPr>
-          <w:rFonts w:ascii="Liberation Serif" w:hAnsi="Liberation Serif" w:cs="Liberation Serif" w:eastAsia="Liberation Serif"/>
-          <w:sz w:val="28"/>
-          <w:szCs w:val="28"/>
-        </w:rPr>
-        <w:t>Глава 3. Проектная часть</w:t>
-      </w:r>
-    </w:p>
-    <w:p>
-      <w:pPr>
-        <w:pStyle w:val="ds-markdown-paragraph"/>
-        <w:spacing w:line="360" w:lineRule="auto"/>
-      </w:pPr>
-      <w:r>
-        <w:rPr>
-          <w:rFonts w:ascii="Liberation Serif" w:hAnsi="Liberation Serif" w:cs="Liberation Serif" w:eastAsia="Liberation Serif"/>
-          <w:sz w:val="28"/>
-          <w:szCs w:val="28"/>
-        </w:rPr>
-        <w:t>3.1 Исходные данные</w:t>
-      </w:r>
-    </w:p>
-    <w:p>
-      <w:pPr>
-        <w:pStyle w:val="ds-markdown-paragraph"/>
-        <w:spacing w:line="360" w:lineRule="auto"/>
-      </w:pPr>
-      <w:r>
-        <w:rPr>
-          <w:rFonts w:ascii="Liberation Serif" w:hAnsi="Liberation Serif" w:cs="Liberation Serif" w:eastAsia="Liberation Serif"/>
-          <w:sz w:val="28"/>
-          <w:szCs w:val="28"/>
-        </w:rPr>
-        <w:t>3.2 Календарный план работ</w:t>
-      </w:r>
-    </w:p>
-    <w:p>
-      <w:pPr>
-        <w:pStyle w:val="ds-markdown-paragraph"/>
-        <w:spacing w:line="360" w:lineRule="auto"/>
-      </w:pPr>
-      <w:r>
-        <w:rPr>
-          <w:rFonts w:ascii="Liberation Serif" w:hAnsi="Liberation Serif" w:cs="Liberation Serif" w:eastAsia="Liberation Serif"/>
-          <w:sz w:val="28"/>
-          <w:szCs w:val="28"/>
-        </w:rPr>
-        <w:t>3.3 Управление качеством</w:t>
-      </w:r>
-    </w:p>
-    <w:p>
-      <w:pPr>
-        <w:pStyle w:val="ds-markdown-paragraph"/>
-        <w:spacing w:line="360" w:lineRule="auto"/>
-      </w:pPr>
-      <w:r>
-        <w:rPr>
-          <w:rFonts w:ascii="Liberation Serif" w:hAnsi="Liberation Serif" w:cs="Liberation Serif" w:eastAsia="Liberation Serif"/>
-          <w:sz w:val="28"/>
-          <w:szCs w:val="28"/>
-        </w:rPr>
-        <w:t>3.4 Внесение данных в Project Expert</w:t>
-      </w:r>
-    </w:p>
-    <w:p>
-      <w:pPr>
-        <w:pStyle w:val="ds-markdown-paragraph"/>
-        <w:spacing w:line="360" w:lineRule="auto"/>
-      </w:pPr>
-      <w:r>
-        <w:rPr>
-          <w:rFonts w:ascii="Liberation Serif" w:hAnsi="Liberation Serif" w:cs="Liberation Serif" w:eastAsia="Liberation Serif"/>
-          <w:sz w:val="28"/>
-          <w:szCs w:val="28"/>
-        </w:rPr>
-        <w:t>3.5 Анализ чувствительности</w:t>
-      </w:r>
-    </w:p>
-    <w:p>
-      <w:pPr>
-        <w:pStyle w:val="ds-markdown-paragraph"/>
-        <w:spacing w:line="360" w:lineRule="auto"/>
-      </w:pPr>
-      <w:r>
-        <w:rPr>
-          <w:rFonts w:ascii="Liberation Serif" w:hAnsi="Liberation Serif" w:cs="Liberation Serif" w:eastAsia="Liberation Serif"/>
-          <w:sz w:val="28"/>
-          <w:szCs w:val="28"/>
-        </w:rPr>
-        <w:t>Глава 4. Выводы по эффективности предложения</w:t>
-      </w:r>
-    </w:p>
-    <w:p>
-      <w:pPr>
-        <w:pStyle w:val="140"/>
-        <w:spacing w:line="360" w:lineRule="auto"/>
-      </w:pPr>
-      <w:r>
-        <w:rPr>
-          <w:rFonts w:ascii="Liberation Serif" w:hAnsi="Liberation Serif" w:cs="Liberation Serif" w:eastAsia="Liberation Serif"/>
-          <w:sz w:val="28"/>
-          <w:szCs w:val="28"/>
-        </w:rPr>
-        <w:t>Заключение</w:t>
-      </w:r>
-    </w:p>
-    <w:p>
-      <w:pPr>
-        <w:pStyle w:val="140"/>
-        <w:spacing w:line="360" w:lineRule="auto"/>
-      </w:pPr>
-      <w:r>
-        <w:rPr>
-          <w:rFonts w:ascii="Liberation Serif" w:hAnsi="Liberation Serif" w:cs="Liberation Serif" w:eastAsia="Liberation Serif"/>
-          <w:sz w:val="28"/>
-          <w:szCs w:val="28"/>
-        </w:rPr>
-        <w:t>Список использованных источников</w:t>
-      </w:r>
+          <w:rFonts w:ascii="Liberation Serif" w:hAnsi="Liberation Serif" w:cs="Times New Roman"/>
+          <w:sz w:val="28"/>
+          <w:szCs w:val="28"/>
+        </w:rPr>
+      </w:pPr>
     </w:p>
     <w:p>
       <w:pPr>
@@ -2190,21 +4517,12 @@
           <w:tab w:val="left" w:pos="9639"/>
         </w:tabs>
         <w:spacing w:before="0" w:after="0" w:line="360" w:lineRule="auto"/>
-        <w:jc w:val="left"/>
-        <w:rPr>
-          <w:rFonts w:ascii="Liberation Serif" w:hAnsi="Liberation Serif"/>
-          <w:sz w:val="28"/>
-          <w:szCs w:val="28"/>
-        </w:rPr>
-      </w:pPr>
-      <w:r>
-        <w:rPr>
-          <w:rFonts w:ascii="Liberation Serif" w:hAnsi="Liberation Serif" w:cs="Liberation Serif" w:eastAsia="Liberation Serif"/>
-          <w:sz w:val="28"/>
-          <w:szCs w:val="28"/>
-        </w:rPr>
-        <w:t>Приложения</w:t>
-      </w:r>
+        <w:rPr>
+          <w:rFonts w:ascii="Liberation Serif" w:hAnsi="Liberation Serif" w:cs="Times New Roman"/>
+          <w:sz w:val="28"/>
+          <w:szCs w:val="28"/>
+        </w:rPr>
+      </w:pPr>
     </w:p>
     <w:p>
       <w:pPr>
@@ -2214,9 +4532,8 @@
           <w:tab w:val="left" w:pos="9639"/>
         </w:tabs>
         <w:spacing w:before="0" w:after="0" w:line="360" w:lineRule="auto"/>
-        <w:jc w:val="left"/>
-        <w:rPr>
-          <w:rFonts w:ascii="Liberation Serif" w:hAnsi="Liberation Serif"/>
+        <w:rPr>
+          <w:rFonts w:ascii="Liberation Serif" w:hAnsi="Liberation Serif" w:cs="Times New Roman"/>
           <w:sz w:val="28"/>
           <w:szCs w:val="28"/>
         </w:rPr>
@@ -2230,125 +4547,12 @@
           <w:tab w:val="left" w:pos="9639"/>
         </w:tabs>
         <w:spacing w:before="0" w:after="0" w:line="360" w:lineRule="auto"/>
-        <w:jc w:val="left"/>
-        <w:rPr>
-          <w:rFonts w:ascii="Liberation Serif" w:hAnsi="Liberation Serif"/>
-          <w:sz w:val="28"/>
-          <w:szCs w:val="28"/>
-        </w:rPr>
-      </w:pPr>
-      <w:r>
-        <w:rPr>
-          <w:rFonts w:ascii="Liberation Serif" w:hAnsi="Liberation Serif" w:cs="Liberation Serif" w:eastAsia="Liberation Serif"/>
-          <w:sz w:val="28"/>
-          <w:szCs w:val="28"/>
-        </w:rPr>
-        <w:t>6 Перечень графического (демонстрационного) материала</w:t>
-      </w:r>
-    </w:p>
-    <w:p>
-      <w:pPr>
-        <w:spacing w:line="360" w:lineRule="auto"/>
-      </w:pPr>
-      <w:r>
-        <w:rPr>
-          <w:rFonts w:ascii="Liberation Serif" w:hAnsi="Liberation Serif" w:cs="Liberation Serif" w:eastAsia="Liberation Serif"/>
-          <w:sz w:val="28"/>
-          <w:szCs w:val="28"/>
-        </w:rPr>
-        <w:t>1. Структурно-логическая схема инвестиционного проекта</w:t>
-      </w:r>
-    </w:p>
-    <w:p>
-      <w:pPr>
-        <w:spacing w:line="360" w:lineRule="auto"/>
-      </w:pPr>
-      <w:r>
-        <w:rPr>
-          <w:rFonts w:ascii="Liberation Serif" w:hAnsi="Liberation Serif" w:cs="Liberation Serif" w:eastAsia="Liberation Serif"/>
-          <w:sz w:val="28"/>
-          <w:szCs w:val="28"/>
-        </w:rPr>
-        <w:t>2. Календарный план реализации проекта (диаграмма Ганта)</w:t>
-      </w:r>
-    </w:p>
-    <w:p>
-      <w:pPr>
-        <w:spacing w:line="360" w:lineRule="auto"/>
-      </w:pPr>
-      <w:r>
-        <w:rPr>
-          <w:rFonts w:ascii="Liberation Serif" w:hAnsi="Liberation Serif" w:cs="Liberation Serif" w:eastAsia="Liberation Serif"/>
-          <w:sz w:val="28"/>
-          <w:szCs w:val="28"/>
-        </w:rPr>
-        <w:t>3. Блок-схема технологического процесса сборки и контроля качества</w:t>
-      </w:r>
-    </w:p>
-    <w:p>
-      <w:pPr>
-        <w:spacing w:line="360" w:lineRule="auto"/>
-      </w:pPr>
-      <w:r>
-        <w:rPr>
-          <w:rFonts w:ascii="Liberation Serif" w:hAnsi="Liberation Serif" w:cs="Liberation Serif" w:eastAsia="Liberation Serif"/>
-          <w:sz w:val="28"/>
-          <w:szCs w:val="28"/>
-        </w:rPr>
-        <w:t>4. Динамика объёма рынка пожарной автоматики РФ</w:t>
-      </w:r>
-    </w:p>
-    <w:p>
-      <w:pPr>
-        <w:spacing w:line="360" w:lineRule="auto"/>
-      </w:pPr>
-      <w:r>
-        <w:rPr>
-          <w:rFonts w:ascii="Liberation Serif" w:hAnsi="Liberation Serif" w:cs="Liberation Serif" w:eastAsia="Liberation Serif"/>
-          <w:sz w:val="28"/>
-          <w:szCs w:val="28"/>
-        </w:rPr>
-        <w:t>5. Структура капитальных вложений (CAPEX)</w:t>
-      </w:r>
-    </w:p>
-    <w:p>
-      <w:pPr>
-        <w:spacing w:line="360" w:lineRule="auto"/>
-      </w:pPr>
-      <w:r>
-        <w:rPr>
-          <w:rFonts w:ascii="Liberation Serif" w:hAnsi="Liberation Serif" w:cs="Liberation Serif" w:eastAsia="Liberation Serif"/>
-          <w:sz w:val="28"/>
-          <w:szCs w:val="28"/>
-        </w:rPr>
-        <w:t>6. Динамика доходов и расходов проекта</w:t>
-      </w:r>
-    </w:p>
-    <w:p>
-      <w:pPr>
-        <w:spacing w:line="360" w:lineRule="auto"/>
-      </w:pPr>
-      <w:r>
-        <w:rPr>
-          <w:rFonts w:ascii="Liberation Serif" w:hAnsi="Liberation Serif" w:cs="Liberation Serif" w:eastAsia="Liberation Serif"/>
-          <w:sz w:val="28"/>
-          <w:szCs w:val="28"/>
-        </w:rPr>
-        <w:t>7. График окупаемости проекта</w:t>
-      </w:r>
-    </w:p>
-    <w:p>
-      <w:pPr>
-        <w:spacing w:line="360" w:lineRule="auto"/>
-      </w:pPr>
-      <w:r>
-        <w:rPr>
-          <w:rFonts w:ascii="Liberation Serif" w:hAnsi="Liberation Serif" w:cs="Liberation Serif" w:eastAsia="Liberation Serif"/>
-          <w:sz w:val="28"/>
-          <w:szCs w:val="28"/>
-        </w:rPr>
-        <w:t>8. Анализ чувствительности по NPV, DPP, PI</w:t>
-      </w:r>
+        <w:rPr>
+          <w:rFonts w:ascii="Liberation Serif" w:hAnsi="Liberation Serif" w:cs="Times New Roman"/>
+          <w:sz w:val="28"/>
+          <w:szCs w:val="28"/>
+        </w:rPr>
+      </w:pPr>
     </w:p>
     <w:p>
       <w:pPr>
@@ -2358,38 +4562,12 @@
           <w:tab w:val="left" w:pos="9639"/>
         </w:tabs>
         <w:spacing w:before="0" w:after="0" w:line="360" w:lineRule="auto"/>
-        <w:jc w:val="left"/>
-        <w:rPr>
-          <w:rFonts w:ascii="Liberation Serif" w:hAnsi="Liberation Serif"/>
-          <w:sz w:val="28"/>
-          <w:szCs w:val="28"/>
-        </w:rPr>
-      </w:pPr>
-      <w:r>
-        <w:rPr>
-          <w:rFonts w:ascii="Liberation Serif" w:hAnsi="Liberation Serif" w:cs="Liberation Serif" w:eastAsia="Liberation Serif"/>
-          <w:sz w:val="28"/>
-          <w:szCs w:val="28"/>
-        </w:rPr>
-        <w:t>Дата выдачи задания: «</w:t>
-      </w:r>
-      <w:r>
-        <w:rPr>
-          <w:rFonts w:ascii="Liberation Serif" w:hAnsi="Liberation Serif" w:cs="Liberation Serif" w:eastAsia="Liberation Serif"/>
-          <w:color w:val="FF0000"/>
-          <w:sz w:val="28"/>
-          <w:szCs w:val="28"/>
-        </w:rPr>
-        <w:t>21</w:t>
-      </w:r>
-      <w:r>
-        <w:rPr>
-          <w:rFonts w:ascii="Liberation Serif" w:hAnsi="Liberation Serif" w:cs="Liberation Serif" w:eastAsia="Liberation Serif"/>
-          <w:sz w:val="28"/>
-          <w:szCs w:val="28"/>
-        </w:rPr>
-        <w:t>» апреля 2026 г.</w:t>
-      </w:r>
+        <w:rPr>
+          <w:rFonts w:ascii="Liberation Serif" w:hAnsi="Liberation Serif" w:cs="Times New Roman"/>
+          <w:sz w:val="28"/>
+          <w:szCs w:val="28"/>
+        </w:rPr>
+      </w:pPr>
     </w:p>
     <w:p>
       <w:pPr>
@@ -2399,163 +4577,12 @@
           <w:tab w:val="left" w:pos="9639"/>
         </w:tabs>
         <w:spacing w:before="0" w:after="0" w:line="360" w:lineRule="auto"/>
-        <w:jc w:val="left"/>
-        <w:rPr>
-          <w:rFonts w:ascii="Liberation Serif" w:hAnsi="Liberation Serif"/>
-          <w:sz w:val="28"/>
-          <w:szCs w:val="28"/>
-          <w:u w:val="single"/>
-        </w:rPr>
-      </w:pPr>
-    </w:p>
-    <w:p>
-      <w:pPr>
-        <w:spacing w:after="0" w:line="360" w:lineRule="auto"/>
-        <w:rPr>
-          <w:rFonts w:ascii="Liberation Serif" w:hAnsi="Liberation Serif"/>
-          <w:sz w:val="28"/>
-          <w:szCs w:val="28"/>
-          <w:vertAlign w:val="superscript"/>
-        </w:rPr>
-      </w:pPr>
-      <w:r>
-        <w:rPr>
-          <w:rFonts w:ascii="Liberation Serif" w:hAnsi="Liberation Serif" w:cs="Liberation Serif" w:eastAsia="Liberation Serif"/>
-          <w:sz w:val="28"/>
-          <w:szCs w:val="28"/>
-        </w:rPr>
-        <w:t>Руководитель ОПОП</w:t>
-      </w:r>
-      <w:r>
-        <w:rPr>
-          <w:rFonts w:ascii="Liberation Serif" w:hAnsi="Liberation Serif" w:cs="Liberation Serif" w:eastAsia="Liberation Serif"/>
-          <w:sz w:val="28"/>
-          <w:szCs w:val="28"/>
-        </w:rPr>
-        <w:tab/>
-      </w:r>
-      <w:r>
-        <w:rPr>
-          <w:rFonts w:ascii="Liberation Serif" w:hAnsi="Liberation Serif" w:cs="Liberation Serif" w:eastAsia="Liberation Serif"/>
-          <w:sz w:val="28"/>
-          <w:szCs w:val="28"/>
-        </w:rPr>
-        <w:tab/>
-        <w:t>___________________</w:t>
-      </w:r>
-      <w:r>
-        <w:rPr>
-          <w:rFonts w:ascii="Liberation Serif" w:hAnsi="Liberation Serif" w:cs="Liberation Serif" w:eastAsia="Liberation Serif"/>
-          <w:sz w:val="28"/>
-          <w:szCs w:val="28"/>
-        </w:rPr>
-        <w:tab/>
-        <w:t>(</w:t>
-      </w:r>
-      <w:r>
-        <w:rPr>
-          <w:rFonts w:ascii="Liberation Serif" w:hAnsi="Liberation Serif" w:cs="Liberation Serif" w:eastAsia="Liberation Serif"/>
-          <w:color w:val="FF0000"/>
-          <w:sz w:val="28"/>
-          <w:szCs w:val="28"/>
-        </w:rPr>
-        <w:t>Ленков М</w:t>
-      </w:r>
-      <w:r>
-        <w:rPr>
-          <w:rFonts w:ascii="Liberation Serif" w:hAnsi="Liberation Serif" w:cs="Liberation Serif" w:eastAsia="Liberation Serif"/>
-          <w:color w:val="FF0000"/>
-          <w:sz w:val="28"/>
-          <w:szCs w:val="28"/>
-        </w:rPr>
-        <w:t>.В.</w:t>
-      </w:r>
-      <w:r>
-        <w:rPr>
-          <w:rFonts w:ascii="Liberation Serif" w:hAnsi="Liberation Serif" w:cs="Liberation Serif" w:eastAsia="Liberation Serif"/>
-          <w:sz w:val="28"/>
-          <w:szCs w:val="28"/>
-        </w:rPr>
-        <w:t>)</w:t>
-      </w:r>
-    </w:p>
-    <w:p>
-      <w:pPr>
-        <w:spacing w:after="0" w:line="360" w:lineRule="auto"/>
-        <w:rPr>
-          <w:rFonts w:ascii="Liberation Serif" w:hAnsi="Liberation Serif"/>
-          <w:sz w:val="28"/>
-          <w:szCs w:val="28"/>
-        </w:rPr>
-      </w:pPr>
-    </w:p>
-    <w:p>
-      <w:pPr>
-        <w:spacing w:after="0" w:line="360" w:lineRule="auto"/>
-        <w:rPr>
-          <w:rFonts w:ascii="Liberation Serif" w:hAnsi="Liberation Serif"/>
-          <w:sz w:val="28"/>
-          <w:szCs w:val="28"/>
-        </w:rPr>
-      </w:pPr>
-      <w:r>
-        <w:rPr>
-          <w:rFonts w:ascii="Liberation Serif" w:hAnsi="Liberation Serif" w:cs="Liberation Serif" w:eastAsia="Liberation Serif"/>
-          <w:sz w:val="28"/>
-          <w:szCs w:val="28"/>
-        </w:rPr>
-        <w:t>Руководитель</w:t>
-      </w:r>
-      <w:r>
-        <w:rPr>
-          <w:rFonts w:ascii="Liberation Serif" w:hAnsi="Liberation Serif" w:cs="Liberation Serif" w:eastAsia="Liberation Serif"/>
-          <w:sz w:val="28"/>
-          <w:szCs w:val="28"/>
-        </w:rPr>
-        <w:tab/>
-      </w:r>
-      <w:r>
-        <w:rPr>
-          <w:rFonts w:ascii="Liberation Serif" w:hAnsi="Liberation Serif" w:cs="Liberation Serif" w:eastAsia="Liberation Serif"/>
-          <w:sz w:val="28"/>
-          <w:szCs w:val="28"/>
-        </w:rPr>
-        <w:tab/>
-      </w:r>
-      <w:r>
-        <w:rPr>
-          <w:rFonts w:ascii="Liberation Serif" w:hAnsi="Liberation Serif" w:cs="Liberation Serif" w:eastAsia="Liberation Serif"/>
-          <w:sz w:val="28"/>
-          <w:szCs w:val="28"/>
-        </w:rPr>
-        <w:tab/>
-        <w:t>___________________</w:t>
-      </w:r>
-      <w:r>
-        <w:rPr>
-          <w:rFonts w:ascii="Liberation Serif" w:hAnsi="Liberation Serif" w:cs="Liberation Serif" w:eastAsia="Liberation Serif"/>
-          <w:sz w:val="28"/>
-          <w:szCs w:val="28"/>
-        </w:rPr>
-        <w:tab/>
-        <w:t>(</w:t>
-      </w:r>
-      <w:r>
-        <w:rPr>
-          <w:rFonts w:ascii="Liberation Serif" w:hAnsi="Liberation Serif" w:cs="Liberation Serif" w:eastAsia="Liberation Serif"/>
-          <w:sz w:val="28"/>
-          <w:szCs w:val="28"/>
-        </w:rPr>
-        <w:t>Сосулин Ю. А.</w:t>
-      </w:r>
-      <w:r>
-        <w:rPr>
-          <w:rFonts w:ascii="Liberation Serif" w:hAnsi="Liberation Serif" w:cs="Liberation Serif" w:eastAsia="Liberation Serif"/>
-          <w:sz w:val="28"/>
-          <w:szCs w:val="28"/>
-        </w:rPr>
-        <w:t>)</w:t>
-      </w:r>
+        <w:rPr>
+          <w:rFonts w:ascii="Liberation Serif" w:hAnsi="Liberation Serif" w:cs="Times New Roman"/>
+          <w:sz w:val="28"/>
+          <w:szCs w:val="28"/>
+        </w:rPr>
+      </w:pPr>
     </w:p>
     <w:p>
       <w:pPr>
@@ -2565,12 +4592,10 @@
           <w:tab w:val="left" w:pos="9639"/>
         </w:tabs>
         <w:spacing w:before="0" w:after="0" w:line="360" w:lineRule="auto"/>
-        <w:jc w:val="left"/>
-        <w:rPr>
-          <w:rFonts w:ascii="Liberation Serif" w:hAnsi="Liberation Serif"/>
-          <w:sz w:val="28"/>
-          <w:szCs w:val="28"/>
-          <w:u w:val="single"/>
+        <w:rPr>
+          <w:rFonts w:ascii="Liberation Serif" w:hAnsi="Liberation Serif" w:cs="Times New Roman"/>
+          <w:sz w:val="28"/>
+          <w:szCs w:val="28"/>
         </w:rPr>
       </w:pPr>
     </w:p>
@@ -2582,911 +4607,12 @@
           <w:tab w:val="left" w:pos="9639"/>
         </w:tabs>
         <w:spacing w:before="0" w:after="0" w:line="360" w:lineRule="auto"/>
-        <w:jc w:val="left"/>
-        <w:rPr>
-          <w:rFonts w:ascii="Liberation Serif" w:hAnsi="Liberation Serif"/>
-          <w:sz w:val="28"/>
-          <w:szCs w:val="28"/>
-        </w:rPr>
-      </w:pPr>
-      <w:r>
-        <w:rPr>
-          <w:rFonts w:ascii="Liberation Serif" w:hAnsi="Liberation Serif" w:cs="Liberation Serif" w:eastAsia="Liberation Serif"/>
-          <w:sz w:val="28"/>
-          <w:szCs w:val="28"/>
-        </w:rPr>
-        <w:t>Задание принял к исполнению «</w:t>
-      </w:r>
-      <w:r>
-        <w:rPr>
-          <w:rFonts w:ascii="Liberation Serif" w:hAnsi="Liberation Serif" w:cs="Liberation Serif" w:eastAsia="Liberation Serif"/>
-          <w:color w:val="FF0000"/>
-          <w:sz w:val="28"/>
-          <w:szCs w:val="28"/>
-        </w:rPr>
-        <w:t>21</w:t>
-      </w:r>
-      <w:r>
-        <w:rPr>
-          <w:rFonts w:ascii="Liberation Serif" w:hAnsi="Liberation Serif" w:cs="Liberation Serif" w:eastAsia="Liberation Serif"/>
-          <w:sz w:val="28"/>
-          <w:szCs w:val="28"/>
-        </w:rPr>
-        <w:t>» апреля 2026 г.</w:t>
-      </w:r>
-    </w:p>
-    <w:p>
-      <w:pPr>
-        <w:tabs>
-          <w:tab w:val="left" w:pos="10773"/>
-        </w:tabs>
-        <w:spacing w:after="0" w:line="360" w:lineRule="auto"/>
-        <w:ind w:firstLine="1134"/>
-        <w:rPr>
-          <w:rFonts w:ascii="Liberation Serif" w:hAnsi="Liberation Serif"/>
-          <w:szCs w:val="28"/>
-        </w:rPr>
-      </w:pPr>
-    </w:p>
-    <w:p>
-      <w:pPr>
-        <w:spacing w:after="0" w:line="360" w:lineRule="auto"/>
-        <w:rPr>
-          <w:rFonts w:ascii="Liberation Serif" w:hAnsi="Liberation Serif"/>
-          <w:sz w:val="28"/>
-          <w:szCs w:val="28"/>
-        </w:rPr>
-      </w:pPr>
-      <w:r>
-        <w:rPr>
-          <w:rFonts w:ascii="Liberation Serif" w:hAnsi="Liberation Serif" w:cs="Liberation Serif" w:eastAsia="Liberation Serif"/>
-          <w:sz w:val="28"/>
-          <w:szCs w:val="28"/>
-        </w:rPr>
-        <w:t>Обучающийся___________________(Воробьев П.А.)</w:t>
-      </w:r>
-      <w:r>
-        <w:rPr>
-          <w:rFonts w:ascii="Liberation Serif" w:hAnsi="Liberation Serif" w:cs="Liberation Serif" w:eastAsia="Liberation Serif"/>
-          <w:sz w:val="28"/>
-          <w:szCs w:val="28"/>
-        </w:rPr>
-        <w:t/>
-      </w:r>
-      <w:r>
-        <w:rPr>
-          <w:rFonts w:ascii="Liberation Serif" w:hAnsi="Liberation Serif" w:cs="Liberation Serif" w:eastAsia="Liberation Serif"/>
-          <w:sz w:val="28"/>
-          <w:szCs w:val="28"/>
-        </w:rPr>
-        <w:tab/>
-      </w:r>
-      <w:r>
-        <w:rPr>
-          <w:rFonts w:ascii="Liberation Serif" w:hAnsi="Liberation Serif" w:cs="Liberation Serif" w:eastAsia="Liberation Serif"/>
-          <w:sz w:val="28"/>
-          <w:szCs w:val="28"/>
-        </w:rPr>
-        <w:tab/>
-      </w:r>
-      <w:r>
-        <w:rPr>
-          <w:rFonts w:ascii="Liberation Serif" w:hAnsi="Liberation Serif" w:cs="Liberation Serif" w:eastAsia="Liberation Serif"/>
-          <w:sz w:val="28"/>
-          <w:szCs w:val="28"/>
-        </w:rPr>
-        <w:tab/>
-        <w:t/>
-      </w:r>
-      <w:r>
-        <w:rPr>
-          <w:rFonts w:ascii="Liberation Serif" w:hAnsi="Liberation Serif" w:cs="Liberation Serif" w:eastAsia="Liberation Serif"/>
-          <w:sz w:val="28"/>
-          <w:szCs w:val="28"/>
-        </w:rPr>
-        <w:tab/>
-        <w:t/>
-      </w:r>
-      <w:r>
-        <w:rPr>
-          <w:rFonts w:ascii="Liberation Serif" w:hAnsi="Liberation Serif" w:cs="Liberation Serif" w:eastAsia="Liberation Serif"/>
-          <w:sz w:val="28"/>
-          <w:szCs w:val="28"/>
-        </w:rPr>
-        <w:t/>
-      </w:r>
-      <w:r>
-        <w:rPr>
-          <w:rFonts w:ascii="Liberation Serif" w:hAnsi="Liberation Serif" w:cs="Liberation Serif" w:eastAsia="Liberation Serif"/>
-          <w:sz w:val="28"/>
-          <w:szCs w:val="28"/>
-        </w:rPr>
-        <w:t/>
-      </w:r>
-    </w:p>
-    <w:p>
-      <w:pPr>
-        <w:spacing w:after="0" w:line="360" w:lineRule="auto"/>
-      </w:pPr>
-    </w:p>
-    <w:p>
-      <w:pPr>
-        <w:spacing w:after="0" w:line="360" w:lineRule="auto"/>
-        <w:jc w:val="center"/>
         <w:rPr>
           <w:rFonts w:ascii="Liberation Serif" w:hAnsi="Liberation Serif" w:cs="Times New Roman"/>
-          <w:b/>
-          <w:sz w:val="28"/>
-        </w:rPr>
-      </w:pPr>
-    </w:p>
-    <w:p>
-      <w:pPr>
-        <w:spacing w:after="0" w:line="360" w:lineRule="auto"/>
-      </w:pPr>
-    </w:p>
-    <w:p>
-      <w:pPr>
-        <w:spacing w:after="0" w:line="360" w:lineRule="auto"/>
-        <w:ind w:firstLine="709"/>
-        <w:jc w:val="both"/>
-      </w:pPr>
-    </w:p>
-    <w:p>
-      <w:pPr>
-        <w:spacing w:after="0" w:line="360" w:lineRule="auto"/>
-        <w:ind w:firstLine="709"/>
-        <w:jc w:val="both"/>
-      </w:pPr>
-    </w:p>
-    <w:p>
-      <w:pPr>
-        <w:spacing w:after="0" w:line="360" w:lineRule="auto"/>
-        <w:rPr>
-          <w:rFonts w:ascii="Liberation Serif" w:hAnsi="Liberation Serif"/>
-          <w:sz w:val="28"/>
-          <w:szCs w:val="28"/>
-        </w:rPr>
-      </w:pPr>
-    </w:p>
-    <w:p>
-      <w:pPr>
-        <w:spacing w:after="0" w:line="360" w:lineRule="auto"/>
-        <w:rPr>
-          <w:rFonts w:ascii="Liberation Serif" w:hAnsi="Liberation Serif"/>
-          <w:sz w:val="28"/>
-          <w:szCs w:val="28"/>
-        </w:rPr>
-      </w:pPr>
-    </w:p>
-    <w:p>
-      <w:pPr>
-        <w:spacing w:after="0" w:line="360" w:lineRule="auto"/>
-        <w:rPr>
-          <w:rFonts w:ascii="Liberation Serif" w:hAnsi="Liberation Serif"/>
-          <w:sz w:val="28"/>
-          <w:szCs w:val="28"/>
-        </w:rPr>
-      </w:pPr>
-    </w:p>
-    <w:p>
-      <w:pPr>
-        <w:spacing w:after="0" w:line="360" w:lineRule="auto"/>
-        <w:rPr>
-          <w:rFonts w:ascii="Liberation Serif" w:hAnsi="Liberation Serif"/>
-          <w:sz w:val="28"/>
-          <w:szCs w:val="28"/>
-        </w:rPr>
-      </w:pPr>
-    </w:p>
-    <w:p>
-      <w:pPr>
-        <w:spacing w:after="0" w:line="360" w:lineRule="auto"/>
-        <w:rPr>
-          <w:rFonts w:ascii="Liberation Serif" w:hAnsi="Liberation Serif"/>
-          <w:sz w:val="28"/>
-          <w:szCs w:val="28"/>
-        </w:rPr>
-      </w:pPr>
-    </w:p>
-    <w:p>
-      <w:pPr>
-        <w:spacing w:after="0" w:line="360" w:lineRule="auto"/>
-        <w:jc w:val="center"/>
-        <w:rPr>
-          <w:rFonts w:ascii="Liberation Serif" w:hAnsi="Liberation Serif" w:cs="Times New Roman"/>
-          <w:b/>
-          <w:sz w:val="28"/>
-        </w:rPr>
-      </w:pPr>
-      <w:r>
-        <w:rPr>
-          <w:rFonts w:ascii="Liberation Serif" w:hAnsi="Liberation Serif" w:cs="Liberation Serif" w:eastAsia="Liberation Serif"/>
-          <w:b/>
-          <w:sz w:val="28"/>
-          <w:szCs w:val="28"/>
-        </w:rPr>
-        <w:lastRenderedPageBreak/>
-        <w:t>АННОТАЦИЯ</w:t>
-      </w:r>
-    </w:p>
-    <w:p>
-      <w:pPr>
-        <w:spacing w:after="0" w:line="360" w:lineRule="auto"/>
-        <w:ind w:firstLine="709"/>
-        <w:jc w:val="both"/>
-        <w:rPr>
-          <w:rFonts w:ascii="Liberation Serif" w:hAnsi="Liberation Serif"/>
-          <w:sz w:val="28"/>
-          <w:szCs w:val="28"/>
-        </w:rPr>
-      </w:pPr>
-      <w:r>
-        <w:rPr>
-          <w:rFonts w:ascii="Liberation Serif" w:hAnsi="Liberation Serif" w:cs="Liberation Serif" w:eastAsia="Liberation Serif"/>
-          <w:sz w:val="28"/>
-          <w:szCs w:val="28"/>
-        </w:rPr>
-        <w:t>Объектом исследования в выпускной квалификационной работе выступает малое производственное предприятие ООО «СигналПром», ориентированное на серийный выпуск комбинированных дымо-тепловых пожарных извещателей. Предмет исследования — процесс экономического обоснования инвестиционного проекта производства извещателя ИПК 212/101-1-СП «Сигнал» с применением модели гибридной автоматизации производства.</w:t>
-      </w:r>
-    </w:p>
-    <w:p>
-      <w:pPr>
-        <w:spacing w:after="0" w:line="360" w:lineRule="auto"/>
-        <w:ind w:firstLine="709"/>
-        <w:jc w:val="both"/>
-        <w:rPr>
-          <w:rFonts w:ascii="Liberation Serif" w:hAnsi="Liberation Serif"/>
-          <w:sz w:val="28"/>
-          <w:szCs w:val="28"/>
-        </w:rPr>
-      </w:pPr>
-      <w:r>
-        <w:rPr>
-          <w:rFonts w:ascii="Liberation Serif" w:hAnsi="Liberation Serif" w:cs="Liberation Serif" w:eastAsia="Liberation Serif"/>
-          <w:sz w:val="28"/>
-          <w:szCs w:val="28"/>
-        </w:rPr>
-        <w:t>Цель работы — разработка инвестиционного проекта малого производственного предприятия по выпуску комбинированных пожарных извещателей с проведением комплексной оценки экономической эффективности проекта на основе расчёта интегральных показателей и анализа чувствительности.</w:t>
-      </w:r>
-    </w:p>
-    <w:p>
-      <w:pPr>
-        <w:spacing w:after="0" w:line="360" w:lineRule="auto"/>
-        <w:ind w:firstLine="709"/>
-        <w:jc w:val="both"/>
-        <w:rPr>
-          <w:rFonts w:ascii="Liberation Serif" w:hAnsi="Liberation Serif"/>
-          <w:sz w:val="28"/>
-          <w:szCs w:val="28"/>
-        </w:rPr>
-      </w:pPr>
-      <w:r>
-        <w:rPr>
-          <w:rFonts w:ascii="Liberation Serif" w:hAnsi="Liberation Serif" w:cs="Liberation Serif" w:eastAsia="Liberation Serif"/>
-          <w:sz w:val="28"/>
-          <w:szCs w:val="28"/>
-        </w:rPr>
-        <w:t>Методология исследования включает расчётно-аналитический метод, методы сравнительного анализа, элементы сценарного моделирования, графический метод и приёмы бизнес-планирования. В качестве основного инструмента финансового моделирования применяется специализированный программный комплекс Project Expert 6 Holding. Информационная база включает нормативные правовые акты Российской Федерации в области пожарной безопасности, статистические материалы Росстата и Банка России, а также аналитические материалы Минпромторга России и Корпорации МСП.</w:t>
-      </w:r>
-    </w:p>
-    <w:p>
-      <w:pPr>
-        <w:spacing w:after="0" w:line="360" w:lineRule="auto"/>
-        <w:ind w:firstLine="709"/>
-        <w:jc w:val="both"/>
-        <w:rPr>
-          <w:rFonts w:ascii="Liberation Serif" w:hAnsi="Liberation Serif"/>
-          <w:sz w:val="28"/>
-          <w:szCs w:val="28"/>
-        </w:rPr>
-      </w:pPr>
-      <w:r>
-        <w:rPr>
-          <w:rFonts w:ascii="Liberation Serif" w:hAnsi="Liberation Serif" w:cs="Liberation Serif" w:eastAsia="Liberation Serif"/>
-          <w:sz w:val="28"/>
-          <w:szCs w:val="28"/>
-        </w:rPr>
-        <w:t xml:space="preserve">Результатом работы является разработанный инвестиционный проект производственного предприятия со следующими параметрами: бюджет капитальных вложений (CAPEX) — 4 974 482 руб., чистый дисконтированный доход (NPV) — 2 461 669 руб., внутренняя норма доходности (IRR) — 35,67%, индекс прибыльности (PI) — 1,31, дисконтированный срок окупаемости (DPB) — 30 месяцев. Анализ чувствительности подтвердил устойчивость проекта к снижению объёма сбыта в пределах 15–20%.</w:t>
-      </w:r>
-      <w:r>
-        <w:rPr>
-          <w:rFonts w:ascii="Liberation Serif" w:hAnsi="Liberation Serif" w:cs="Liberation Serif" w:eastAsia="Liberation Serif"/>
-          <w:sz w:val="28"/>
-          <w:szCs w:val="28"/>
-        </w:rPr>
-        <w:lastRenderedPageBreak/>
-        <w:t/>
-      </w:r>
-    </w:p>
-    <w:p>
-      <w:pPr>
-        <w:spacing w:after="0" w:line="360" w:lineRule="auto"/>
-        <w:ind w:firstLine="709"/>
-        <w:jc w:val="both"/>
-        <w:rPr>
-          <w:rFonts w:ascii="Liberation Serif" w:hAnsi="Liberation Serif"/>
-          <w:sz w:val="28"/>
-          <w:szCs w:val="28"/>
-        </w:rPr>
-      </w:pPr>
-      <w:r>
-        <w:rPr>
-          <w:rFonts w:ascii="Liberation Serif" w:hAnsi="Liberation Serif" w:cs="Liberation Serif" w:eastAsia="Liberation Serif"/>
-          <w:sz w:val="28"/>
-          <w:szCs w:val="28"/>
-        </w:rPr>
-        <w:t>Практическая значимость исследования заключается в возможности использования разработанной модели в качестве основы для подготовки бизнес-плана, обоснования заявки на привлечение финансирования (в том числе через программы льготного лизинга и грантов «Мой бизнес» [17]), а также для последующей адаптации проекта к конкретным региональным и рыночным условиям.</w:t>
-      </w:r>
-    </w:p>
-    <w:p>
-      <w:pPr>
-        <w:spacing w:after="0" w:line="360" w:lineRule="auto"/>
-        <w:rPr>
-          <w:rFonts w:ascii="Liberation Serif" w:hAnsi="Liberation Serif" w:cs="Times New Roman"/>
-          <w:b/>
-          <w:sz w:val="28"/>
-        </w:rPr>
-      </w:pPr>
-    </w:p>
-    <w:p>
-      <w:pPr>
-        <w:spacing w:after="0" w:line="360" w:lineRule="auto"/>
-        <w:rPr>
-          <w:rFonts w:ascii="Liberation Serif" w:hAnsi="Liberation Serif" w:cs="Times New Roman"/>
-          <w:b/>
-          <w:sz w:val="28"/>
-        </w:rPr>
-      </w:pPr>
-    </w:p>
-    <w:p>
-      <w:pPr>
-        <w:spacing w:after="0" w:line="360" w:lineRule="auto"/>
-        <w:rPr>
-          <w:rFonts w:ascii="Liberation Serif" w:hAnsi="Liberation Serif" w:cs="Times New Roman"/>
-          <w:b/>
-          <w:sz w:val="28"/>
-        </w:rPr>
-      </w:pPr>
-    </w:p>
-    <w:p>
-      <w:pPr>
-        <w:spacing w:after="0" w:line="360" w:lineRule="auto"/>
-        <w:rPr>
-          <w:rFonts w:ascii="Liberation Serif" w:hAnsi="Liberation Serif" w:cs="Times New Roman"/>
-          <w:b/>
-          <w:sz w:val="28"/>
-        </w:rPr>
-      </w:pPr>
-    </w:p>
-    <w:p>
-      <w:pPr>
-        <w:spacing w:after="0" w:line="360" w:lineRule="auto"/>
-        <w:rPr>
-          <w:rFonts w:ascii="Liberation Serif" w:hAnsi="Liberation Serif" w:cs="Times New Roman"/>
-          <w:b/>
-          <w:sz w:val="28"/>
-        </w:rPr>
-      </w:pPr>
-    </w:p>
-    <w:p>
-      <w:pPr>
-        <w:spacing w:after="0" w:line="360" w:lineRule="auto"/>
-        <w:rPr>
-          <w:rFonts w:ascii="Liberation Serif" w:hAnsi="Liberation Serif" w:cs="Times New Roman"/>
-          <w:b/>
-          <w:sz w:val="28"/>
-        </w:rPr>
-      </w:pPr>
-    </w:p>
-    <w:p>
-      <w:pPr>
-        <w:spacing w:after="0" w:line="360" w:lineRule="auto"/>
-        <w:rPr>
-          <w:rFonts w:ascii="Liberation Serif" w:hAnsi="Liberation Serif" w:cs="Times New Roman"/>
-          <w:b/>
-          <w:sz w:val="28"/>
-        </w:rPr>
-      </w:pPr>
-    </w:p>
-    <w:p>
-      <w:pPr>
-        <w:spacing w:after="0" w:line="360" w:lineRule="auto"/>
-        <w:rPr>
-          <w:rFonts w:ascii="Liberation Serif" w:hAnsi="Liberation Serif" w:cs="Times New Roman"/>
-          <w:b/>
-          <w:sz w:val="28"/>
-        </w:rPr>
-      </w:pPr>
-    </w:p>
-    <w:p>
-      <w:pPr>
-        <w:spacing w:after="0" w:line="360" w:lineRule="auto"/>
-        <w:rPr>
-          <w:rFonts w:ascii="Liberation Serif" w:hAnsi="Liberation Serif" w:cs="Times New Roman"/>
-          <w:b/>
-          <w:sz w:val="28"/>
-        </w:rPr>
-      </w:pPr>
-    </w:p>
-    <w:p>
-      <w:pPr>
-        <w:spacing w:after="0" w:line="360" w:lineRule="auto"/>
-        <w:rPr>
-          <w:rFonts w:ascii="Liberation Serif" w:hAnsi="Liberation Serif" w:cs="Times New Roman"/>
-          <w:b/>
-          <w:sz w:val="28"/>
-        </w:rPr>
-      </w:pPr>
-    </w:p>
-    <w:p>
-      <w:pPr>
-        <w:spacing w:after="0" w:line="360" w:lineRule="auto"/>
-        <w:rPr>
-          <w:rFonts w:ascii="Liberation Serif" w:hAnsi="Liberation Serif" w:cs="Times New Roman"/>
-          <w:b/>
-          <w:sz w:val="28"/>
-        </w:rPr>
-      </w:pPr>
-    </w:p>
-    <w:p>
-      <w:pPr>
-        <w:spacing w:after="0" w:line="360" w:lineRule="auto"/>
-        <w:rPr>
-          <w:rFonts w:ascii="Liberation Serif" w:hAnsi="Liberation Serif" w:cs="Times New Roman"/>
-          <w:b/>
-          <w:sz w:val="28"/>
-        </w:rPr>
-      </w:pPr>
-    </w:p>
-    <w:p>
-      <w:pPr>
-        <w:spacing w:after="0" w:line="360" w:lineRule="auto"/>
-        <w:rPr>
-          <w:rFonts w:ascii="Liberation Serif" w:hAnsi="Liberation Serif" w:cs="Times New Roman"/>
-          <w:b/>
-          <w:sz w:val="28"/>
-        </w:rPr>
-      </w:pPr>
-    </w:p>
-    <w:p>
-      <w:pPr>
-        <w:spacing w:after="0" w:line="360" w:lineRule="auto"/>
-        <w:rPr>
-          <w:rFonts w:ascii="Liberation Serif" w:hAnsi="Liberation Serif" w:cs="Times New Roman"/>
-          <w:b/>
-          <w:sz w:val="28"/>
-        </w:rPr>
-      </w:pPr>
-    </w:p>
-    <w:p>
-      <w:pPr>
-        <w:spacing w:after="0" w:line="360" w:lineRule="auto"/>
-        <w:rPr>
-          <w:rFonts w:ascii="Liberation Serif" w:hAnsi="Liberation Serif" w:cs="Times New Roman"/>
-          <w:b/>
-          <w:sz w:val="28"/>
-        </w:rPr>
-      </w:pPr>
-    </w:p>
-    <w:p>
-      <w:pPr>
-        <w:spacing w:after="0" w:line="360" w:lineRule="auto"/>
-        <w:rPr>
-          <w:rFonts w:ascii="Liberation Serif" w:hAnsi="Liberation Serif" w:cs="Times New Roman"/>
-          <w:b/>
-          <w:sz w:val="28"/>
-        </w:rPr>
-      </w:pPr>
-    </w:p>
-    <w:p>
-      <w:pPr>
-        <w:spacing w:after="0" w:line="360" w:lineRule="auto"/>
-        <w:rPr>
-          <w:rFonts w:ascii="Liberation Serif" w:hAnsi="Liberation Serif" w:cs="Times New Roman"/>
-          <w:b/>
-          <w:sz w:val="28"/>
-        </w:rPr>
-      </w:pPr>
-    </w:p>
-    <w:p>
-      <w:pPr>
-        <w:spacing w:after="0" w:line="360" w:lineRule="auto"/>
-        <w:rPr>
-          <w:rFonts w:ascii="Liberation Serif" w:hAnsi="Liberation Serif" w:cs="Times New Roman"/>
-          <w:b/>
-          <w:sz w:val="28"/>
-        </w:rPr>
-      </w:pPr>
-    </w:p>
-    <w:p>
-      <w:pPr>
-        <w:spacing w:after="0" w:line="360" w:lineRule="auto"/>
-        <w:rPr>
-          <w:rFonts w:ascii="Liberation Serif" w:hAnsi="Liberation Serif" w:cs="Times New Roman"/>
-          <w:b/>
-          <w:sz w:val="28"/>
-        </w:rPr>
-      </w:pPr>
-    </w:p>
-    <w:p>
-      <w:pPr>
-        <w:spacing w:after="0" w:line="360" w:lineRule="auto"/>
-        <w:rPr>
-          <w:rFonts w:ascii="Liberation Serif" w:hAnsi="Liberation Serif" w:cs="Times New Roman"/>
-          <w:b/>
-          <w:sz w:val="28"/>
-        </w:rPr>
-      </w:pPr>
-    </w:p>
-    <w:p>
-      <w:pPr>
-        <w:spacing w:after="0" w:line="360" w:lineRule="auto"/>
-        <w:rPr>
-          <w:rFonts w:ascii="Liberation Serif" w:hAnsi="Liberation Serif" w:cs="Times New Roman"/>
-          <w:b/>
-          <w:sz w:val="28"/>
-        </w:rPr>
-      </w:pPr>
-    </w:p>
-    <w:p>
-      <w:pPr>
-        <w:spacing w:after="0" w:line="360" w:lineRule="auto"/>
-        <w:rPr>
-          <w:rFonts w:ascii="Liberation Serif" w:hAnsi="Liberation Serif" w:cs="Times New Roman"/>
-          <w:b/>
-          <w:sz w:val="28"/>
-        </w:rPr>
-      </w:pPr>
-    </w:p>
-    <w:p>
-      <w:pPr>
-        <w:spacing w:after="0" w:line="360" w:lineRule="auto"/>
-        <w:rPr>
-          <w:rFonts w:ascii="Liberation Serif" w:hAnsi="Liberation Serif" w:cs="Times New Roman"/>
-          <w:b/>
-          <w:sz w:val="28"/>
-        </w:rPr>
-      </w:pPr>
-    </w:p>
-    <w:p>
-      <w:pPr>
-        <w:spacing w:after="0" w:line="360" w:lineRule="auto"/>
-        <w:rPr>
-          <w:rFonts w:ascii="Liberation Serif" w:hAnsi="Liberation Serif" w:cs="Times New Roman"/>
-          <w:b/>
-          <w:sz w:val="28"/>
-        </w:rPr>
-      </w:pPr>
-    </w:p>
-    <w:p>
-      <w:pPr>
-        <w:spacing w:after="0" w:line="360" w:lineRule="auto"/>
-        <w:rPr>
-          <w:rFonts w:ascii="Liberation Serif" w:hAnsi="Liberation Serif" w:cs="Times New Roman"/>
-          <w:b/>
-          <w:sz w:val="28"/>
-        </w:rPr>
-      </w:pPr>
-    </w:p>
-    <w:p>
-      <w:pPr>
-        <w:spacing w:after="0" w:line="360" w:lineRule="auto"/>
-        <w:jc w:val="center"/>
-        <w:rPr>
-          <w:rFonts w:ascii="Liberation Serif" w:hAnsi="Liberation Serif" w:cs="Liberation Serif"/>
-          <w:b/>
-          <w:sz w:val="28"/>
-          <w:szCs w:val="28"/>
-          <w:lang w:val="en-US"/>
-        </w:rPr>
-      </w:pPr>
-      <w:r>
-        <w:rPr>
-          <w:rFonts w:ascii="Liberation Serif" w:hAnsi="Liberation Serif" w:cs="Liberation Serif" w:eastAsia="Liberation Serif"/>
-          <w:b/>
-          <w:sz w:val="28"/>
-          <w:szCs w:val="28"/>
-          <w:lang w:val="en-US"/>
-        </w:rPr>
-        <w:lastRenderedPageBreak/>
-        <w:t>ANNOTATION</w:t>
-      </w:r>
-    </w:p>
-    <w:p>
-      <w:pPr>
-        <w:spacing w:after="0" w:line="360" w:lineRule="auto"/>
-        <w:ind w:firstLine="709"/>
-        <w:jc w:val="both"/>
-        <w:rPr>
-          <w:rFonts w:ascii="Liberation Serif" w:hAnsi="Liberation Serif"/>
-          <w:color w:val="FF0000"/>
-          <w:sz w:val="28"/>
-          <w:szCs w:val="28"/>
-          <w:lang w:val="en-US"/>
-        </w:rPr>
-      </w:pPr>
-      <w:r>
-        <w:rPr>
-          <w:rFonts w:ascii="Liberation Serif" w:hAnsi="Liberation Serif" w:cs="Liberation Serif" w:eastAsia="Liberation Serif"/>
-          <w:color w:val="FF0000"/>
-          <w:sz w:val="28"/>
-          <w:szCs w:val="28"/>
-          <w:lang w:val="en-US"/>
-        </w:rPr>
-        <w:t>The object of the research is a small manufacturing enterprise OOO «SignalProm» specialised in the production of combined smoke-and-heat fire detectors. The subject of the research is the process of economic justification of an investment project for the production of the IPK 212/101-1-SP «Signal» fire detector using a hybrid automation model.</w:t>
-      </w:r>
-    </w:p>
-    <w:p>
-      <w:pPr>
-        <w:spacing w:after="0" w:line="360" w:lineRule="auto"/>
-        <w:ind w:firstLine="709"/>
-        <w:jc w:val="both"/>
-        <w:rPr>
-          <w:rFonts w:ascii="Liberation Serif" w:hAnsi="Liberation Serif"/>
-          <w:color w:val="FF0000"/>
-          <w:sz w:val="28"/>
-          <w:szCs w:val="28"/>
-          <w:lang w:val="en-US"/>
-        </w:rPr>
-      </w:pPr>
-      <w:r>
-        <w:rPr>
-          <w:rFonts w:ascii="Liberation Serif" w:hAnsi="Liberation Serif" w:cs="Liberation Serif" w:eastAsia="Liberation Serif"/>
-          <w:color w:val="FF0000"/>
-          <w:sz w:val="28"/>
-          <w:szCs w:val="28"/>
-          <w:lang w:val="en-US"/>
-        </w:rPr>
-        <w:t>The purpose of the thesis is to develop an investment project for a small manufacturing enterprise producing combined fire detectors and to perform a comprehensive evaluation of its economic efficiency based on integral performance indicators and sensitivity analysis.</w:t>
-      </w:r>
-    </w:p>
-    <w:p>
-      <w:pPr>
-        <w:spacing w:after="0" w:line="360" w:lineRule="auto"/>
-        <w:ind w:firstLine="709"/>
-        <w:jc w:val="both"/>
-        <w:rPr>
-          <w:rFonts w:ascii="Liberation Serif" w:hAnsi="Liberation Serif"/>
-          <w:color w:val="FF0000"/>
-          <w:sz w:val="28"/>
-          <w:szCs w:val="28"/>
-          <w:lang w:val="en-US"/>
-        </w:rPr>
-      </w:pPr>
-      <w:r>
-        <w:rPr>
-          <w:rFonts w:ascii="Liberation Serif" w:hAnsi="Liberation Serif" w:cs="Liberation Serif" w:eastAsia="Liberation Serif"/>
-          <w:color w:val="FF0000"/>
-          <w:sz w:val="28"/>
-          <w:szCs w:val="28"/>
-          <w:lang w:val="en-US"/>
-        </w:rPr>
-        <w:t>The research methodology is based on analytical calculations, comparative analysis, scenario modelling, graphical methods and business-planning tools. The main financial modelling instrument is the specialised software complex Project Expert 6 Holding. The information base includes Russian regulatory and legal acts on fire safety, statistical data of Rosstat and the Bank of Russia, and analytical materials of the Ministry of Industry and Trade and the SME Corporation.</w:t>
-      </w:r>
-    </w:p>
-    <w:p>
-      <w:pPr>
-        <w:spacing w:after="0" w:line="360" w:lineRule="auto"/>
-        <w:ind w:firstLine="709"/>
-        <w:jc w:val="both"/>
-        <w:rPr>
-          <w:rFonts w:ascii="Liberation Serif" w:hAnsi="Liberation Serif"/>
-          <w:color w:val="FF0000"/>
-          <w:sz w:val="28"/>
-          <w:szCs w:val="28"/>
-          <w:lang w:val="en-US"/>
-        </w:rPr>
-      </w:pPr>
-      <w:r>
-        <w:rPr>
-          <w:rFonts w:ascii="Liberation Serif" w:hAnsi="Liberation Serif" w:cs="Liberation Serif" w:eastAsia="Liberation Serif"/>
-          <w:color w:val="FF0000"/>
-          <w:sz w:val="28"/>
-          <w:szCs w:val="28"/>
-          <w:lang w:val="en-US"/>
-        </w:rPr>
-        <w:t>The thesis results in a developed investment project with the following key parameters: capital expenditures (CAPEX) — 4,974,482 rubles, net present value (NPV) — 2,461,669 rubles, internal rate of return (IRR) — 35.67%, profitability index (PI) — 1.31, discounted payback period (DPB) — 30 months. The sensitivity analysis has confirmed the resilience of the project to a 15–20% reduction in sales volume.</w:t>
-      </w:r>
-    </w:p>
-    <w:p>
-      <w:pPr>
-        <w:spacing w:after="0" w:line="360" w:lineRule="auto"/>
-        <w:ind w:firstLine="709"/>
-        <w:jc w:val="both"/>
-        <w:rPr>
-          <w:rFonts w:ascii="Liberation Serif" w:hAnsi="Liberation Serif"/>
-          <w:color w:val="FF0000"/>
-          <w:sz w:val="28"/>
-          <w:szCs w:val="28"/>
-          <w:lang w:val="en-US"/>
-        </w:rPr>
-      </w:pPr>
-      <w:r>
-        <w:rPr>
-          <w:rFonts w:ascii="Liberation Serif" w:hAnsi="Liberation Serif" w:cs="Liberation Serif" w:eastAsia="Liberation Serif"/>
-          <w:color w:val="FF0000"/>
-          <w:sz w:val="28"/>
-          <w:szCs w:val="28"/>
-          <w:lang w:val="en-US"/>
-        </w:rPr>
-        <w:t>The practical value of the work lies in the possibility of using the proposed model as a basis for a business plan, for financing applications (including through preferential leasing programmes and «My Business» grants), and for adapting the project to specific regional and market conditions.</w:t>
-      </w:r>
-    </w:p>
-    <w:p>
-      <w:pPr>
-        <w:shd w:val="clear" w:color="auto" w:fill="FFFFFF"/>
-        <w:spacing w:after="0" w:line="360" w:lineRule="auto"/>
-        <w:jc w:val="both"/>
-        <w:rPr>
-          <w:rFonts w:ascii="Liberation Serif" w:eastAsia="Times New Roman" w:hAnsi="Liberation Serif" w:cs="Segoe UI"/>
-          <w:color w:val="0F1115"/>
-          <w:sz w:val="24"/>
-          <w:szCs w:val="24"/>
-          <w:lang w:val="en-US" w:eastAsia="ru-RU"/>
-        </w:rPr>
-      </w:pPr>
-    </w:p>
-    <w:p>
-      <w:pPr>
-        <w:spacing w:after="0" w:line="360" w:lineRule="auto"/>
-        <w:rPr>
-          <w:rFonts w:ascii="Liberation Serif" w:hAnsi="Liberation Serif" w:cs="Liberation Serif"/>
-          <w:b/>
-          <w:sz w:val="28"/>
-          <w:szCs w:val="28"/>
-          <w:lang w:val="en-US"/>
-        </w:rPr>
-      </w:pPr>
-    </w:p>
-    <w:p>
-      <w:pPr>
-        <w:spacing w:after="0" w:line="360" w:lineRule="auto"/>
-        <w:rPr>
-          <w:rFonts w:ascii="Liberation Serif" w:hAnsi="Liberation Serif" w:cs="Liberation Serif"/>
-          <w:b/>
-          <w:sz w:val="28"/>
-          <w:szCs w:val="28"/>
-          <w:lang w:val="en-US"/>
-        </w:rPr>
-      </w:pPr>
-    </w:p>
-    <w:p>
-      <w:pPr>
-        <w:spacing w:after="0" w:line="360" w:lineRule="auto"/>
-        <w:rPr>
-          <w:rFonts w:ascii="Liberation Serif" w:hAnsi="Liberation Serif" w:cs="Liberation Serif"/>
-          <w:b/>
-          <w:sz w:val="28"/>
-          <w:szCs w:val="28"/>
-          <w:lang w:val="en-US"/>
-        </w:rPr>
-      </w:pPr>
-    </w:p>
-    <w:p>
-      <w:pPr>
-        <w:spacing w:after="0" w:line="360" w:lineRule="auto"/>
-        <w:rPr>
-          <w:rFonts w:ascii="Liberation Serif" w:hAnsi="Liberation Serif" w:cs="Liberation Serif"/>
-          <w:b/>
-          <w:sz w:val="28"/>
-          <w:szCs w:val="28"/>
-          <w:lang w:val="en-US"/>
-        </w:rPr>
-      </w:pPr>
-    </w:p>
-    <w:p>
-      <w:pPr>
-        <w:spacing w:after="0" w:line="360" w:lineRule="auto"/>
-        <w:rPr>
-          <w:rFonts w:ascii="Liberation Serif" w:hAnsi="Liberation Serif" w:cs="Liberation Serif"/>
-          <w:b/>
-          <w:sz w:val="28"/>
-          <w:szCs w:val="28"/>
-          <w:lang w:val="en-US"/>
-        </w:rPr>
-      </w:pPr>
-    </w:p>
-    <w:p>
-      <w:pPr>
-        <w:spacing w:after="0" w:line="360" w:lineRule="auto"/>
-        <w:rPr>
-          <w:rFonts w:ascii="Liberation Serif" w:hAnsi="Liberation Serif" w:cs="Liberation Serif"/>
-          <w:b/>
-          <w:sz w:val="28"/>
-          <w:szCs w:val="28"/>
-          <w:lang w:val="en-US"/>
-        </w:rPr>
-      </w:pPr>
-    </w:p>
-    <w:p>
-      <w:pPr>
-        <w:spacing w:after="0" w:line="360" w:lineRule="auto"/>
-        <w:rPr>
-          <w:rFonts w:ascii="Liberation Serif" w:hAnsi="Liberation Serif" w:cs="Liberation Serif"/>
-          <w:b/>
-          <w:sz w:val="28"/>
-          <w:szCs w:val="28"/>
-          <w:lang w:val="en-US"/>
-        </w:rPr>
-      </w:pPr>
-    </w:p>
-    <w:p>
-      <w:pPr>
-        <w:spacing w:after="0" w:line="360" w:lineRule="auto"/>
-        <w:rPr>
-          <w:rFonts w:ascii="Liberation Serif" w:hAnsi="Liberation Serif" w:cs="Liberation Serif"/>
-          <w:b/>
-          <w:sz w:val="28"/>
-          <w:szCs w:val="28"/>
-          <w:lang w:val="en-US"/>
-        </w:rPr>
-      </w:pPr>
-    </w:p>
-    <w:p>
-      <w:pPr>
-        <w:spacing w:after="0" w:line="360" w:lineRule="auto"/>
-        <w:rPr>
-          <w:rFonts w:ascii="Liberation Serif" w:hAnsi="Liberation Serif" w:cs="Liberation Serif"/>
-          <w:b/>
-          <w:sz w:val="28"/>
-          <w:szCs w:val="28"/>
-          <w:lang w:val="en-US"/>
-        </w:rPr>
-      </w:pPr>
-    </w:p>
-    <w:p>
-      <w:pPr>
-        <w:spacing w:after="0" w:line="360" w:lineRule="auto"/>
-        <w:jc w:val="center"/>
-        <w:rPr>
-          <w:rFonts w:ascii="Liberation Serif" w:hAnsi="Liberation Serif" w:cs="Times New Roman"/>
-          <w:b/>
-          <w:sz w:val="28"/>
-        </w:rPr>
-      </w:pPr>
-      <w:r>
-        <w:rPr>
-          <w:rFonts w:ascii="Liberation Serif" w:hAnsi="Liberation Serif" w:cs="Liberation Serif" w:eastAsia="Liberation Serif"/>
-          <w:b/>
-          <w:sz w:val="28"/>
-          <w:szCs w:val="28"/>
-        </w:rPr>
-        <w:lastRenderedPageBreak/>
-        <w:t>С</w:t>
-      </w:r>
-      <w:r>
-        <w:rPr>
-          <w:rFonts w:ascii="Liberation Serif" w:hAnsi="Liberation Serif" w:cs="Liberation Serif" w:eastAsia="Liberation Serif"/>
-          <w:b/>
-          <w:sz w:val="28"/>
-          <w:szCs w:val="28"/>
-        </w:rPr>
-        <w:t>ОДЕРЖАНИЕ</w:t>
-      </w:r>
-    </w:p>
-    <w:p>
-      <w:pPr/>
-      <w:r>
-        <w:fldChar w:fldCharType="begin" w:dirty="true"/>
-      </w:r>
-      <w:r>
-        <w:instrText xml:space="preserve"> TOC \o "1-3" \h \z \u </w:instrText>
-      </w:r>
-      <w:r>
-        <w:fldChar w:fldCharType="separate"/>
-      </w:r>
-      <w:r>
-        <w:rPr>
-          <w:rFonts w:ascii="Liberation Serif" w:hAnsi="Liberation Serif"/>
-          <w:sz w:val="28"/>
-          <w:i/>
-        </w:rPr>
-        <w:t>Кликните правой кнопкой по этому полю и выберите «Обновить поле» для автоматического формирования оглавления</w:t>
-      </w:r>
-      <w:r>
-        <w:fldChar w:fldCharType="end"/>
-      </w:r>
+          <w:sz w:val="28"/>
+          <w:szCs w:val="28"/>
+        </w:rPr>
+      </w:pPr>
     </w:p>
     <w:p>
       <w:pPr>
@@ -3498,7 +4624,6 @@
         <w:spacing w:before="0" w:after="0" w:line="360" w:lineRule="auto"/>
         <w:rPr>
           <w:rFonts w:ascii="Liberation Serif" w:hAnsi="Liberation Serif" w:cs="Times New Roman"/>
-          <w:color w:val="FF0000"/>
           <w:sz w:val="28"/>
           <w:szCs w:val="28"/>
         </w:rPr>
@@ -3514,7 +4639,6 @@
         <w:spacing w:before="0" w:after="0" w:line="360" w:lineRule="auto"/>
         <w:rPr>
           <w:rFonts w:ascii="Liberation Serif" w:hAnsi="Liberation Serif" w:cs="Times New Roman"/>
-          <w:color w:val="FF0000"/>
           <w:sz w:val="28"/>
           <w:szCs w:val="28"/>
         </w:rPr>
@@ -3807,199 +4931,6 @@
     </w:p>
     <w:p>
       <w:pPr>
-        <w:pStyle w:val="140"/>
-        <w:shd w:val="clear" w:color="auto" w:fill="auto"/>
-        <w:tabs>
-          <w:tab w:val="left" w:pos="9639"/>
-        </w:tabs>
-        <w:spacing w:before="0" w:after="0" w:line="360" w:lineRule="auto"/>
-        <w:rPr>
-          <w:rFonts w:ascii="Liberation Serif" w:hAnsi="Liberation Serif" w:cs="Times New Roman"/>
-          <w:sz w:val="28"/>
-          <w:szCs w:val="28"/>
-        </w:rPr>
-      </w:pPr>
-    </w:p>
-    <w:p>
-      <w:pPr>
-        <w:pStyle w:val="140"/>
-        <w:shd w:val="clear" w:color="auto" w:fill="auto"/>
-        <w:tabs>
-          <w:tab w:val="left" w:pos="9639"/>
-        </w:tabs>
-        <w:spacing w:before="0" w:after="0" w:line="360" w:lineRule="auto"/>
-        <w:rPr>
-          <w:rFonts w:ascii="Liberation Serif" w:hAnsi="Liberation Serif" w:cs="Times New Roman"/>
-          <w:sz w:val="28"/>
-          <w:szCs w:val="28"/>
-        </w:rPr>
-      </w:pPr>
-    </w:p>
-    <w:p>
-      <w:pPr>
-        <w:pStyle w:val="140"/>
-        <w:shd w:val="clear" w:color="auto" w:fill="auto"/>
-        <w:tabs>
-          <w:tab w:val="left" w:pos="9639"/>
-        </w:tabs>
-        <w:spacing w:before="0" w:after="0" w:line="360" w:lineRule="auto"/>
-        <w:rPr>
-          <w:rFonts w:ascii="Liberation Serif" w:hAnsi="Liberation Serif" w:cs="Times New Roman"/>
-          <w:sz w:val="28"/>
-          <w:szCs w:val="28"/>
-        </w:rPr>
-      </w:pPr>
-    </w:p>
-    <w:p>
-      <w:pPr>
-        <w:pStyle w:val="140"/>
-        <w:shd w:val="clear" w:color="auto" w:fill="auto"/>
-        <w:tabs>
-          <w:tab w:val="left" w:pos="9639"/>
-        </w:tabs>
-        <w:spacing w:before="0" w:after="0" w:line="360" w:lineRule="auto"/>
-        <w:rPr>
-          <w:rFonts w:ascii="Liberation Serif" w:hAnsi="Liberation Serif" w:cs="Times New Roman"/>
-          <w:sz w:val="28"/>
-          <w:szCs w:val="28"/>
-        </w:rPr>
-      </w:pPr>
-    </w:p>
-    <w:p>
-      <w:pPr>
-        <w:pStyle w:val="140"/>
-        <w:shd w:val="clear" w:color="auto" w:fill="auto"/>
-        <w:tabs>
-          <w:tab w:val="left" w:pos="9639"/>
-        </w:tabs>
-        <w:spacing w:before="0" w:after="0" w:line="360" w:lineRule="auto"/>
-        <w:rPr>
-          <w:rFonts w:ascii="Liberation Serif" w:hAnsi="Liberation Serif" w:cs="Times New Roman"/>
-          <w:sz w:val="28"/>
-          <w:szCs w:val="28"/>
-        </w:rPr>
-      </w:pPr>
-    </w:p>
-    <w:p>
-      <w:pPr>
-        <w:pStyle w:val="140"/>
-        <w:shd w:val="clear" w:color="auto" w:fill="auto"/>
-        <w:tabs>
-          <w:tab w:val="left" w:pos="9639"/>
-        </w:tabs>
-        <w:spacing w:before="0" w:after="0" w:line="360" w:lineRule="auto"/>
-        <w:rPr>
-          <w:rFonts w:ascii="Liberation Serif" w:hAnsi="Liberation Serif" w:cs="Times New Roman"/>
-          <w:sz w:val="28"/>
-          <w:szCs w:val="28"/>
-        </w:rPr>
-      </w:pPr>
-    </w:p>
-    <w:p>
-      <w:pPr>
-        <w:pStyle w:val="140"/>
-        <w:shd w:val="clear" w:color="auto" w:fill="auto"/>
-        <w:tabs>
-          <w:tab w:val="left" w:pos="9639"/>
-        </w:tabs>
-        <w:spacing w:before="0" w:after="0" w:line="360" w:lineRule="auto"/>
-        <w:rPr>
-          <w:rFonts w:ascii="Liberation Serif" w:hAnsi="Liberation Serif" w:cs="Times New Roman"/>
-          <w:sz w:val="28"/>
-          <w:szCs w:val="28"/>
-        </w:rPr>
-      </w:pPr>
-    </w:p>
-    <w:p>
-      <w:pPr>
-        <w:pStyle w:val="140"/>
-        <w:shd w:val="clear" w:color="auto" w:fill="auto"/>
-        <w:tabs>
-          <w:tab w:val="left" w:pos="9639"/>
-        </w:tabs>
-        <w:spacing w:before="0" w:after="0" w:line="360" w:lineRule="auto"/>
-        <w:rPr>
-          <w:rFonts w:ascii="Liberation Serif" w:hAnsi="Liberation Serif" w:cs="Times New Roman"/>
-          <w:sz w:val="28"/>
-          <w:szCs w:val="28"/>
-        </w:rPr>
-      </w:pPr>
-    </w:p>
-    <w:p>
-      <w:pPr>
-        <w:pStyle w:val="140"/>
-        <w:shd w:val="clear" w:color="auto" w:fill="auto"/>
-        <w:tabs>
-          <w:tab w:val="left" w:pos="9639"/>
-        </w:tabs>
-        <w:spacing w:before="0" w:after="0" w:line="360" w:lineRule="auto"/>
-        <w:rPr>
-          <w:rFonts w:ascii="Liberation Serif" w:hAnsi="Liberation Serif" w:cs="Times New Roman"/>
-          <w:sz w:val="28"/>
-          <w:szCs w:val="28"/>
-        </w:rPr>
-      </w:pPr>
-    </w:p>
-    <w:p>
-      <w:pPr>
-        <w:pStyle w:val="140"/>
-        <w:shd w:val="clear" w:color="auto" w:fill="auto"/>
-        <w:tabs>
-          <w:tab w:val="left" w:pos="9639"/>
-        </w:tabs>
-        <w:spacing w:before="0" w:after="0" w:line="360" w:lineRule="auto"/>
-        <w:rPr>
-          <w:rFonts w:ascii="Liberation Serif" w:hAnsi="Liberation Serif" w:cs="Times New Roman"/>
-          <w:sz w:val="28"/>
-          <w:szCs w:val="28"/>
-        </w:rPr>
-      </w:pPr>
-    </w:p>
-    <w:p>
-      <w:pPr>
-        <w:pStyle w:val="140"/>
-        <w:shd w:val="clear" w:color="auto" w:fill="auto"/>
-        <w:tabs>
-          <w:tab w:val="left" w:pos="9639"/>
-        </w:tabs>
-        <w:spacing w:before="0" w:after="0" w:line="360" w:lineRule="auto"/>
-        <w:rPr>
-          <w:rFonts w:ascii="Liberation Serif" w:hAnsi="Liberation Serif" w:cs="Times New Roman"/>
-          <w:sz w:val="28"/>
-          <w:szCs w:val="28"/>
-        </w:rPr>
-      </w:pPr>
-    </w:p>
-    <w:p>
-      <w:pPr>
-        <w:pStyle w:val="140"/>
-        <w:shd w:val="clear" w:color="auto" w:fill="auto"/>
-        <w:tabs>
-          <w:tab w:val="left" w:pos="9639"/>
-        </w:tabs>
-        <w:spacing w:before="0" w:after="0" w:line="360" w:lineRule="auto"/>
-        <w:rPr>
-          <w:rFonts w:ascii="Liberation Serif" w:hAnsi="Liberation Serif" w:cs="Times New Roman"/>
-          <w:sz w:val="28"/>
-          <w:szCs w:val="28"/>
-        </w:rPr>
-      </w:pPr>
-    </w:p>
-    <w:p>
-      <w:pPr>
-        <w:spacing w:line="360" w:lineRule="auto"/>
-      </w:pPr>
-      <w:r>
-        <w:rPr>
-          <w:rFonts w:ascii="Liberation Serif" w:hAnsi="Liberation Serif" w:cs="Liberation Serif" w:eastAsia="Liberation Serif"/>
-          <w:sz w:val="28"/>
-          <w:szCs w:val="28"/>
-        </w:rPr>
-        <w:br w:type="page"/>
-      </w:r>
-    </w:p>
-    <w:p>
-      <w:pPr>
         <w:pStyle w:val="1"/>
         <w:rPr>
           <w:lang w:val="ru-RU"/>
@@ -4433,7 +5364,7 @@
           <w:sz w:val="28"/>
           <w:szCs w:val="28"/>
         </w:rPr>
-        <w:t>Теоретико-методологическую базу исследования составляют положения Федерального закона «Об инвестиционной деятельности в Российской Федерации, осуществляемой в форме капитальных вложений», методические рекомендации по оценке эффективности инвестиционных проектов, нормативные акты в области пожарной безопасности (ТР ЕАЭС 043/2017, ГОСТ Р 53325-2024, СП 484.1311500.2020), а также аналитические материалы Минпромторга, МЧС России, ФНС и Банка России [4] [10].</w:t>
+        <w:t>Теоретико-методологическую базу исследования составляют положения Федерального закона «Об инвестиционной деятельности [10] в Российской Федерации, осуществляемой в форме капитальных вложений», методические рекомендации по оценке эффективности инвестиционных проектов [9], нормативные акты в области пожарной безопасности (ТР ЕАЭС 043/2017, ГОСТ Р 53325-2024, СП 484.1311500.2020), а также аналитические материалы Минпромторга, МЧС России, ФНС и Банка России [4].</w:t>
       </w:r>
       <w:r>
         <w:rPr>
@@ -4459,7 +5390,7 @@
           <w:sz w:val="28"/>
           <w:szCs w:val="28"/>
         </w:rPr>
-        <w:t>В работе использованы расчётно-аналитический метод, метод сравнительного анализа, элементы сценарного моделирования, графический метод и приёмы бизнес-планирования. В качестве основного инструмента финансового моделирования применяется специализированный программный комплекс Project Expert 6 Holding, позволяющий построить динамическую имитационную модель денежных потоков предприятия и автоматически рассчитать интегральные показатели эффективности (NPV, IRR, PI, DPP) по различным сценариям [5] [15].</w:t>
+        <w:t>В работе использованы расчётно-аналитический метод, метод сравнительного анализа, элементы сценарного моделирования, графический метод и приёмы бизнес-планирования. В качестве основного инструмента финансового моделирования применяется специализированный программный комплекс Project Expert 6 Holding [15], позволяющий построить динамическую имитационную модель денежных потоков предприятия и автоматически рассчитать интегральные показатели эффективности (NPV, IRR, PI, DPP) по различным сценариям [5].</w:t>
       </w:r>
       <w:r>
         <w:rPr>
@@ -4613,25 +5544,25 @@
           <w:sz w:val="28"/>
           <w:szCs w:val="28"/>
         </w:rPr>
-        <w:t>Практическая значимость исследования состоит в том, что разработан</w:t>
-      </w:r>
-      <w:r>
-        <w:rPr>
-          <w:rFonts w:ascii="Liberation Serif" w:hAnsi="Liberation Serif" w:cs="Liberation Serif" w:eastAsia="Liberation Serif"/>
-          <w:lang w:val="ru-RU"/>
-          <w:sz w:val="28"/>
-          <w:szCs w:val="28"/>
-        </w:rPr>
-        <w:t>ная модель может быть использована как основа для подготовки бизнес-плана, обоснования заявки на привлечение финансирования (в том числе через программы льготного лизинга и грантов «Мой бизнес»), а также для последующей адаптации проекта к конкретным регио</w:t>
-      </w:r>
-      <w:r>
-        <w:rPr>
-          <w:rFonts w:ascii="Liberation Serif" w:hAnsi="Liberation Serif" w:cs="Liberation Serif" w:eastAsia="Liberation Serif"/>
-          <w:lang w:val="ru-RU"/>
-          <w:sz w:val="28"/>
-          <w:szCs w:val="28"/>
-        </w:rPr>
-        <w:t>нальным и технологическим условиям.</w:t>
+        <w:t>Практическая значимость исследования состоит в том, что разработанная модель может быть использована как основа для подготовки бизнес-плана, обоснования заявки на привлечение финансирования (в том числе через программы льготного лизинга и грантов «Мой бизнес» [17]), а также для последующей адаптации проекта к конкретным региональным и технологическим условиям.</w:t>
+      </w:r>
+      <w:r>
+        <w:rPr>
+          <w:rFonts w:ascii="Liberation Serif" w:hAnsi="Liberation Serif" w:cs="Liberation Serif" w:eastAsia="Liberation Serif"/>
+          <w:lang w:val="ru-RU"/>
+          <w:sz w:val="28"/>
+          <w:szCs w:val="28"/>
+        </w:rPr>
+        <w:t/>
+      </w:r>
+      <w:r>
+        <w:rPr>
+          <w:rFonts w:ascii="Liberation Serif" w:hAnsi="Liberation Serif" w:cs="Liberation Serif" w:eastAsia="Liberation Serif"/>
+          <w:lang w:val="ru-RU"/>
+          <w:sz w:val="28"/>
+          <w:szCs w:val="28"/>
+        </w:rPr>
+        <w:t/>
       </w:r>
     </w:p>
     <w:p>
@@ -4929,7 +5860,7 @@
           <w:sz w:val="28"/>
           <w:szCs w:val="28"/>
         </w:rPr>
-        <w:t>Ключевыми драйверами создания предприятия являются: запрет параллельного импорта противопожарной продукции (Приказ Минпромторга №4611 от 08.10.2024) и введение технологического сбора на импортируемую электронику с 1 сентября 2026 года, создающие защищённую рыночную нишу для отечественных производителей [16].</w:t>
+        <w:t>Ключевыми драйверами создания предприятия являются: запрет параллельного импорта противопожарной продукции (Приказ Минпромторга №4611 от 08.10.2024) и введение технологического сбора на импортируемую [16] электронику с 1 сентября 2026 года, создающие защищённую рыночную нишу для отечественных производителей.</w:t>
       </w:r>
       <w:r>
         <w:rPr>
@@ -5235,7 +6166,7 @@
           <w:szCs w:val="28"/>
         </w:rPr>
         <w:lastRenderedPageBreak/>
-        <w:t>Принципиальное отличие предлагаемой модели от крупносерийного производства заключается в организации контроля качества. Крупные заводы с конвейерным производством объёмом десятков тысяч изделий в месяц объективно вынуждены применять статистический выборочный контроль качества в соответствии с ГОСТ Р ИСО 2859, тестируя от 1 до 5 процентов партии [14]. Данный подход не гарантирует отсутствие скрытого брака у конкретной единицы продукции, что в сегменте систем пожарной безопасности несёт существенные репутационные и финансовые риски для конечных заказчиков (штрафные санкции МЧС за ложные срабатывания на социально значимых объектах классов Ф1.1 и Ф4.1). В противоположность этому, малосерийное производство объёмом до 700 изделий в месяц позволяет технически и экономически реализовать 100% автоматизированный выходной контроль каждой единицы продукции на стендах дымового и теплового каналов под управлением специализированной MES-системы.</w:t>
+        <w:t>Принципиальное отличие предлагаемой модели от крупносерийного производства заключается в организации контроля качества. Крупные заводы с конвейерным производством объёмом десятков тысяч изделий в месяц объективно вынуждены применять статистический выборочный контроль качества в соответствии с ГОСТ Р ИСО 2859 [14], тестируя от 1 до 5 процентов партии. Данный подход не гарантирует отсутствие скрытого брака у конкретной единицы продукции, что в сегменте систем пожарной безопасности несёт существенные репутационные и финансовые риски для конечных заказчиков (штрафные санкции МЧС за ложные срабатывания на социально значимых объектах классов Ф1.1 и Ф4.1). В противоположность этому, малосерийное производство объёмом до 700 изделий в месяц позволяет технически и экономически реализовать 100% автоматизированный выходной контроль каждой единицы продукции на стендах дымового и теплового каналов под управлением специализированной MES-системы.</w:t>
       </w:r>
       <w:r>
         <w:rPr>
@@ -6180,7 +7111,7 @@
           <w:sz w:val="28"/>
           <w:szCs w:val="28"/>
         </w:rPr>
-        <w:t>Следствием указанных мер стало то, что к маю 2026 года доля отечественных производителей в государственном, муниципальном и крупном корпоративном секторах приблизилась к абсолютным значениям [6]. Российские компании, такие как ЗАО «НВП «Болид», ГК «Рубеж», Rubetek, АО «Эридан» и НПФ «Полисервис», получили эксклюзивный доступ к высокомаржинальным проектам. Интеграторы и проектировщики были вынуждены полностью переработать типовые проекты, заменив иностранные спецификации на отечественные аналоги. Это обеспечило беспрецедентный приток капитала к российским разработчикам, позволив им инвестировать в расширение производственных мощностей и собственные научно-исследовательские и опытно-конструкторские работы. Выручка ЗАО «Болид» по итогам 2025 года достигла 13,7 миллиарда рублей, а ГК «Рубеж» продемонстрировала стабильный рост выручки почти на 10%, удерживая лидерские позиции на рынке комплексных систем безопасности.</w:t>
+        <w:t>Следствием указанных мер стало то, что к маю 2026 года доля отечественных производителей в государственном, муниципальном и крупном корпоративном секторах приблизилась [6] к абсолютным значениям. Российские компании, такие как ЗАО «НВП «Болид», ГК «Рубеж», Rubetek, АО «Эридан» и НПФ «Полисервис», получили эксклюзивный доступ к высокомаржинальным проектам. Интеграторы и проектировщики были вынуждены полностью переработать типовые проекты, заменив иностранные спецификации на отечественные аналоги. Это обеспечило беспрецедентный приток капитала к российским разработчикам, позволив им инвестировать в расширение производственных мощностей и собственные научно-исследовательские и опытно-конструкторские работы. Выручка ЗАО «Болид» по итогам 2025 года достигла 13,7 миллиарда рублей, а ГК «Рубеж» продемонстрировала стабильный рост выручки почти на 10%, удерживая лидерские позиции на рынке комплексных систем безопасности.</w:t>
       </w:r>
       <w:r>
         <w:rPr>
@@ -15563,7 +16494,7 @@
           <w:sz w:val="28"/>
           <w:szCs w:val="28"/>
         </w:rPr>
-        <w:t xml:space="preserve">Площадь 142,5 м² позволяет организовать технологическое зонирование с учётом требований ESD-защиты (ГОСТ IEC 61340-5-1-2019) и санитарных норм: [12]</w:t>
+        <w:t xml:space="preserve">Площадь 142,5 м² позволяет организовать технологическое зонирование с учётом требований ESD-защиты (ГОСТ IEC 61340-5-1-2019 [12]) и санитарных норм:</w:t>
       </w:r>
       <w:r>
         <w:rPr>
@@ -23259,7 +24190,7 @@
           <w:sz w:val="28"/>
           <w:szCs w:val="28"/>
         </w:rPr>
-        <w:t xml:space="preserve">Этап 1. Входной контроль комплектующих (ВТК). Партии печатных плат с выполненным SMT-монтажом, поступающие от контрактного производителя ООО «Электроконнект», подвергаются обязательному визуальному и инструментальному контролю. Техник ОТК осуществляет выборочную проверку качества пайки SMD-компонентов под бинокулярным микроскопом (в соответствии с критериями приёмки IPC-A-610 класс 2), а также инструментальную проверку электрических параметров мультиметром (целостность цепей питания, отсутствие коротких замыканий между шинами) [13]. Партии, не прошедшие входной контроль, возвращаются поставщику по рекламации. Пластиковые корпуса проверяются на отсутствие деформаций, сколов и целостность воздухозаборных щелей дымовой камеры.</w:t>
+        <w:t xml:space="preserve">Этап 1. Входной контроль комплектующих (ВТК). Партии печатных плат с выполненным SMT-монтажом, поступающие от контрактного производителя ООО «Электроконнект», подвергаются обязательному визуальному и инструментальному контролю. Техник ОТК осуществляет выборочную проверку качества пайки SMD-компонентов под бинокулярным микроскопом (в соответствии с критериями приёмки IPC-A-610 [13] класс 2), а также инструментальную проверку электрических параметров мультиметром (целостность цепей питания, отсутствие коротких замыканий между шинами). Партии, не прошедшие входной контроль, возвращаются поставщику по рекламации. Пластиковые корпуса проверяются на отсутствие деформаций, сколов и целостность воздухозаборных щелей дымовой камеры.</w:t>
       </w:r>
       <w:r>
         <w:rPr>
@@ -29459,28 +30390,20 @@
       </w:r>
     </w:p>
     <w:p>
-      <w:pPr>
-        <w:spacing w:line="360" w:lineRule="auto"/>
-      </w:pPr>
-      <w:r>
-        <w:rPr>
-          <w:rFonts w:ascii="Liberation Serif" w:hAnsi="Liberation Serif" w:cs="Liberation Serif" w:eastAsia="Liberation Serif"/>
-          <w:sz w:val="28"/>
-          <w:szCs w:val="28"/>
-        </w:rPr>
+      <w:r>
         <w:br w:type="page"/>
       </w:r>
     </w:p>
     <w:p>
       <w:pPr>
         <w:pStyle w:val="1"/>
-        <w:spacing w:line="360" w:lineRule="auto"/>
-      </w:pPr>
-      <w:r>
-        <w:rPr>
-          <w:rFonts w:ascii="Liberation Serif" w:hAnsi="Liberation Serif" w:cs="Liberation Serif" w:eastAsia="Liberation Serif"/>
-          <w:sz w:val="28"/>
-          <w:szCs w:val="28"/>
+        <w:jc w:val="center"/>
+      </w:pPr>
+      <w:r>
+        <w:rPr>
+          <w:rFonts w:ascii="Liberation Serif" w:hAnsi="Liberation Serif" w:cs="Liberation Serif"/>
+          <w:sz w:val="28"/>
+          <w:b/>
         </w:rPr>
         <w:t>СПИСОК ИСПОЛЬЗОВАННЫХ ИСТОЧНИКОВ</w:t>
       </w:r>
@@ -29493,7 +30416,7 @@
       </w:pPr>
       <w:r>
         <w:rPr>
-          <w:rFonts w:ascii="Liberation Serif" w:hAnsi="Liberation Serif" w:cs="Liberation Serif" w:eastAsia="Liberation Serif"/>
+          <w:rFonts w:ascii="Liberation Serif" w:hAnsi="Liberation Serif" w:cs="Liberation Serif"/>
           <w:sz w:val="28"/>
           <w:szCs w:val="28"/>
         </w:rPr>
@@ -29508,7 +30431,7 @@
       </w:pPr>
       <w:r>
         <w:rPr>
-          <w:rFonts w:ascii="Liberation Serif" w:hAnsi="Liberation Serif" w:cs="Liberation Serif" w:eastAsia="Liberation Serif"/>
+          <w:rFonts w:ascii="Liberation Serif" w:hAnsi="Liberation Serif" w:cs="Liberation Serif"/>
           <w:sz w:val="28"/>
           <w:szCs w:val="28"/>
         </w:rPr>
@@ -29523,7 +30446,7 @@
       </w:pPr>
       <w:r>
         <w:rPr>
-          <w:rFonts w:ascii="Liberation Serif" w:hAnsi="Liberation Serif" w:cs="Liberation Serif" w:eastAsia="Liberation Serif"/>
+          <w:rFonts w:ascii="Liberation Serif" w:hAnsi="Liberation Serif" w:cs="Liberation Serif"/>
           <w:sz w:val="28"/>
           <w:szCs w:val="28"/>
         </w:rPr>
@@ -29538,7 +30461,7 @@
       </w:pPr>
       <w:r>
         <w:rPr>
-          <w:rFonts w:ascii="Liberation Serif" w:hAnsi="Liberation Serif" w:cs="Liberation Serif" w:eastAsia="Liberation Serif"/>
+          <w:rFonts w:ascii="Liberation Serif" w:hAnsi="Liberation Serif" w:cs="Liberation Serif"/>
           <w:sz w:val="28"/>
           <w:szCs w:val="28"/>
         </w:rPr>
@@ -29553,7 +30476,7 @@
       </w:pPr>
       <w:r>
         <w:rPr>
-          <w:rFonts w:ascii="Liberation Serif" w:hAnsi="Liberation Serif" w:cs="Liberation Serif" w:eastAsia="Liberation Serif"/>
+          <w:rFonts w:ascii="Liberation Serif" w:hAnsi="Liberation Serif" w:cs="Liberation Serif"/>
           <w:sz w:val="28"/>
           <w:szCs w:val="28"/>
         </w:rPr>
@@ -29568,7 +30491,7 @@
       </w:pPr>
       <w:r>
         <w:rPr>
-          <w:rFonts w:ascii="Liberation Serif" w:hAnsi="Liberation Serif" w:cs="Liberation Serif" w:eastAsia="Liberation Serif"/>
+          <w:rFonts w:ascii="Liberation Serif" w:hAnsi="Liberation Serif" w:cs="Liberation Serif"/>
           <w:sz w:val="28"/>
           <w:szCs w:val="28"/>
         </w:rPr>
@@ -29583,7 +30506,7 @@
       </w:pPr>
       <w:r>
         <w:rPr>
-          <w:rFonts w:ascii="Liberation Serif" w:hAnsi="Liberation Serif" w:cs="Liberation Serif" w:eastAsia="Liberation Serif"/>
+          <w:rFonts w:ascii="Liberation Serif" w:hAnsi="Liberation Serif" w:cs="Liberation Serif"/>
           <w:sz w:val="28"/>
           <w:szCs w:val="28"/>
         </w:rPr>
@@ -29598,7 +30521,7 @@
       </w:pPr>
       <w:r>
         <w:rPr>
-          <w:rFonts w:ascii="Liberation Serif" w:hAnsi="Liberation Serif" w:cs="Liberation Serif" w:eastAsia="Liberation Serif"/>
+          <w:rFonts w:ascii="Liberation Serif" w:hAnsi="Liberation Serif" w:cs="Liberation Serif"/>
           <w:sz w:val="28"/>
           <w:szCs w:val="28"/>
         </w:rPr>
@@ -29613,7 +30536,7 @@
       </w:pPr>
       <w:r>
         <w:rPr>
-          <w:rFonts w:ascii="Liberation Serif" w:hAnsi="Liberation Serif" w:cs="Liberation Serif" w:eastAsia="Liberation Serif"/>
+          <w:rFonts w:ascii="Liberation Serif" w:hAnsi="Liberation Serif" w:cs="Liberation Serif"/>
           <w:sz w:val="28"/>
           <w:szCs w:val="28"/>
         </w:rPr>
@@ -29628,7 +30551,7 @@
       </w:pPr>
       <w:r>
         <w:rPr>
-          <w:rFonts w:ascii="Liberation Serif" w:hAnsi="Liberation Serif" w:cs="Liberation Serif" w:eastAsia="Liberation Serif"/>
+          <w:rFonts w:ascii="Liberation Serif" w:hAnsi="Liberation Serif" w:cs="Liberation Serif"/>
           <w:sz w:val="28"/>
           <w:szCs w:val="28"/>
         </w:rPr>
@@ -29643,7 +30566,7 @@
       </w:pPr>
       <w:r>
         <w:rPr>
-          <w:rFonts w:ascii="Liberation Serif" w:hAnsi="Liberation Serif" w:cs="Liberation Serif" w:eastAsia="Liberation Serif"/>
+          <w:rFonts w:ascii="Liberation Serif" w:hAnsi="Liberation Serif" w:cs="Liberation Serif"/>
           <w:sz w:val="28"/>
           <w:szCs w:val="28"/>
         </w:rPr>
@@ -29658,7 +30581,7 @@
       </w:pPr>
       <w:r>
         <w:rPr>
-          <w:rFonts w:ascii="Liberation Serif" w:hAnsi="Liberation Serif" w:cs="Liberation Serif" w:eastAsia="Liberation Serif"/>
+          <w:rFonts w:ascii="Liberation Serif" w:hAnsi="Liberation Serif" w:cs="Liberation Serif"/>
           <w:sz w:val="28"/>
           <w:szCs w:val="28"/>
         </w:rPr>
@@ -29673,7 +30596,7 @@
       </w:pPr>
       <w:r>
         <w:rPr>
-          <w:rFonts w:ascii="Liberation Serif" w:hAnsi="Liberation Serif" w:cs="Liberation Serif" w:eastAsia="Liberation Serif"/>
+          <w:rFonts w:ascii="Liberation Serif" w:hAnsi="Liberation Serif" w:cs="Liberation Serif"/>
           <w:sz w:val="28"/>
           <w:szCs w:val="28"/>
         </w:rPr>
@@ -29688,7 +30611,7 @@
       </w:pPr>
       <w:r>
         <w:rPr>
-          <w:rFonts w:ascii="Liberation Serif" w:hAnsi="Liberation Serif" w:cs="Liberation Serif" w:eastAsia="Liberation Serif"/>
+          <w:rFonts w:ascii="Liberation Serif" w:hAnsi="Liberation Serif" w:cs="Liberation Serif"/>
           <w:sz w:val="28"/>
           <w:szCs w:val="28"/>
         </w:rPr>
@@ -29703,7 +30626,7 @@
       </w:pPr>
       <w:r>
         <w:rPr>
-          <w:rFonts w:ascii="Liberation Serif" w:hAnsi="Liberation Serif" w:cs="Liberation Serif" w:eastAsia="Liberation Serif"/>
+          <w:rFonts w:ascii="Liberation Serif" w:hAnsi="Liberation Serif" w:cs="Liberation Serif"/>
           <w:sz w:val="28"/>
           <w:szCs w:val="28"/>
         </w:rPr>
@@ -29718,7 +30641,7 @@
       </w:pPr>
       <w:r>
         <w:rPr>
-          <w:rFonts w:ascii="Liberation Serif" w:hAnsi="Liberation Serif" w:cs="Liberation Serif" w:eastAsia="Liberation Serif"/>
+          <w:rFonts w:ascii="Liberation Serif" w:hAnsi="Liberation Serif" w:cs="Liberation Serif"/>
           <w:sz w:val="28"/>
           <w:szCs w:val="28"/>
         </w:rPr>
@@ -29733,7 +30656,7 @@
       </w:pPr>
       <w:r>
         <w:rPr>
-          <w:rFonts w:ascii="Liberation Serif" w:hAnsi="Liberation Serif" w:cs="Liberation Serif" w:eastAsia="Liberation Serif"/>
+          <w:rFonts w:ascii="Liberation Serif" w:hAnsi="Liberation Serif" w:cs="Liberation Serif"/>
           <w:sz w:val="28"/>
           <w:szCs w:val="28"/>
         </w:rPr>
@@ -29748,7 +30671,7 @@
       </w:pPr>
       <w:r>
         <w:rPr>
-          <w:rFonts w:ascii="Liberation Serif" w:hAnsi="Liberation Serif" w:cs="Liberation Serif" w:eastAsia="Liberation Serif"/>
+          <w:rFonts w:ascii="Liberation Serif" w:hAnsi="Liberation Serif" w:cs="Liberation Serif"/>
           <w:sz w:val="28"/>
           <w:szCs w:val="28"/>
         </w:rPr>
@@ -29763,7 +30686,7 @@
       </w:pPr>
       <w:r>
         <w:rPr>
-          <w:rFonts w:ascii="Liberation Serif" w:hAnsi="Liberation Serif" w:cs="Liberation Serif" w:eastAsia="Liberation Serif"/>
+          <w:rFonts w:ascii="Liberation Serif" w:hAnsi="Liberation Serif" w:cs="Liberation Serif"/>
           <w:sz w:val="28"/>
           <w:szCs w:val="28"/>
         </w:rPr>
@@ -29778,7 +30701,7 @@
       </w:pPr>
       <w:r>
         <w:rPr>
-          <w:rFonts w:ascii="Liberation Serif" w:hAnsi="Liberation Serif" w:cs="Liberation Serif" w:eastAsia="Liberation Serif"/>
+          <w:rFonts w:ascii="Liberation Serif" w:hAnsi="Liberation Serif" w:cs="Liberation Serif"/>
           <w:sz w:val="28"/>
           <w:szCs w:val="28"/>
         </w:rPr>
@@ -29793,7 +30716,7 @@
       </w:pPr>
       <w:r>
         <w:rPr>
-          <w:rFonts w:ascii="Liberation Serif" w:hAnsi="Liberation Serif" w:cs="Liberation Serif" w:eastAsia="Liberation Serif"/>
+          <w:rFonts w:ascii="Liberation Serif" w:hAnsi="Liberation Serif" w:cs="Liberation Serif"/>
           <w:sz w:val="28"/>
           <w:szCs w:val="28"/>
         </w:rPr>
@@ -29808,7 +30731,7 @@
       </w:pPr>
       <w:r>
         <w:rPr>
-          <w:rFonts w:ascii="Liberation Serif" w:hAnsi="Liberation Serif" w:cs="Liberation Serif" w:eastAsia="Liberation Serif"/>
+          <w:rFonts w:ascii="Liberation Serif" w:hAnsi="Liberation Serif" w:cs="Liberation Serif"/>
           <w:sz w:val="28"/>
           <w:szCs w:val="28"/>
         </w:rPr>
@@ -29823,7 +30746,7 @@
       </w:pPr>
       <w:r>
         <w:rPr>
-          <w:rFonts w:ascii="Liberation Serif" w:hAnsi="Liberation Serif" w:cs="Liberation Serif" w:eastAsia="Liberation Serif"/>
+          <w:rFonts w:ascii="Liberation Serif" w:hAnsi="Liberation Serif" w:cs="Liberation Serif"/>
           <w:sz w:val="28"/>
           <w:szCs w:val="28"/>
         </w:rPr>
@@ -29838,7 +30761,7 @@
       </w:pPr>
       <w:r>
         <w:rPr>
-          <w:rFonts w:ascii="Liberation Serif" w:hAnsi="Liberation Serif" w:cs="Liberation Serif" w:eastAsia="Liberation Serif"/>
+          <w:rFonts w:ascii="Liberation Serif" w:hAnsi="Liberation Serif" w:cs="Liberation Serif"/>
           <w:sz w:val="28"/>
           <w:szCs w:val="28"/>
         </w:rPr>
@@ -29853,7 +30776,7 @@
       </w:pPr>
       <w:r>
         <w:rPr>
-          <w:rFonts w:ascii="Liberation Serif" w:hAnsi="Liberation Serif" w:cs="Liberation Serif" w:eastAsia="Liberation Serif"/>
+          <w:rFonts w:ascii="Liberation Serif" w:hAnsi="Liberation Serif" w:cs="Liberation Serif"/>
           <w:sz w:val="28"/>
           <w:szCs w:val="28"/>
         </w:rPr>
@@ -30426,15 +31349,15 @@
   <w:docDefaults>
     <w:rPrDefault>
       <w:rPr>
-        <w:rFonts w:ascii="Liberation Serif" w:hAnsi="Liberation Serif" w:cs="Liberation Serif" w:eastAsia="Liberation Serif"/>
-        <w:sz w:val="28"/>
-        <w:szCs w:val="28"/>
+        <w:rFonts w:asciiTheme="minorHAnsi" w:eastAsiaTheme="minorHAnsi" w:hAnsiTheme="minorHAnsi" w:cstheme="minorBidi"/>
+        <w:sz w:val="22"/>
+        <w:szCs w:val="22"/>
         <w:lang w:val="ru-RU" w:eastAsia="en-US" w:bidi="ar-SA"/>
       </w:rPr>
     </w:rPrDefault>
     <w:pPrDefault>
       <w:pPr>
-        <w:spacing w:after="0" w:line="360" w:lineRule="auto"/>
+        <w:spacing w:after="160" w:line="259" w:lineRule="auto"/>
       </w:pPr>
     </w:pPrDefault>
   </w:docDefaults>
@@ -32224,7 +33147,7 @@
     </a:clrScheme>
     <a:fontScheme name="Стандартная">
       <a:majorFont>
-        <a:latin typeface="Liberation Serif" panose="020F0302020204030204"/>
+        <a:latin typeface="Calibri Light" panose="020F0302020204030204"/>
         <a:ea typeface=""/>
         <a:cs typeface=""/>
         <a:font script="Jpan" typeface="游ゴシック Light"/>
@@ -32259,7 +33182,7 @@
         <a:font script="Geor" typeface="Sylfaen"/>
       </a:majorFont>
       <a:minorFont>
-        <a:latin typeface="Liberation Serif" panose="020F0502020204030204"/>
+        <a:latin typeface="Calibri" panose="020F0502020204030204"/>
         <a:ea typeface=""/>
         <a:cs typeface=""/>
         <a:font script="Jpan" typeface="游明朝"/>

--- a/diplom/ФИНАЛЬНЫЙ_ДИПЛОМ_ВОРОБЬЕВ.docx
+++ b/diplom/ФИНАЛЬНЫЙ_ДИПЛОМ_ВОРОБЬЕВ.docx
@@ -4936,13 +4936,16 @@
           <w:lang w:val="ru-RU"/>
         </w:rPr>
         <w:spacing w:line="360" w:lineRule="auto"/>
-      </w:pPr>
-      <w:r>
-        <w:rPr>
-          <w:rFonts w:ascii="Liberation Serif" w:hAnsi="Liberation Serif" w:cs="Liberation Serif" w:eastAsia="Liberation Serif"/>
-          <w:lang w:val="ru-RU"/>
-          <w:sz w:val="28"/>
-          <w:szCs w:val="28"/>
+        <w:jc w:val="center"/>
+      </w:pPr>
+      <w:r>
+        <w:rPr>
+          <w:rFonts w:ascii="Liberation Serif" w:hAnsi="Liberation Serif" w:cs="Liberation Serif" w:eastAsia="Liberation Serif"/>
+          <w:lang w:val="ru-RU"/>
+          <w:sz w:val="28"/>
+          <w:szCs w:val="28"/>
+          <w:b/>
+          <w:bCs/>
         </w:rPr>
         <w:t>ВВЕДЕНИЕ</w:t>
       </w:r>
@@ -5645,24 +5648,29 @@
       <w:pPr>
         <w:pStyle w:val="1"/>
         <w:spacing w:line="360" w:lineRule="auto"/>
-      </w:pPr>
-      <w:r>
-        <w:rPr>
-          <w:rFonts w:ascii="Liberation Serif" w:hAnsi="Liberation Serif" w:cs="Liberation Serif" w:eastAsia="Liberation Serif"/>
-          <w:lang w:val="ru-RU"/>
-          <w:sz w:val="28"/>
-          <w:szCs w:val="28"/>
-        </w:rPr>
-        <w:t>1</w:t>
-      </w:r>
-      <w:r>
-        <w:rPr>
-          <w:rFonts w:ascii="Liberation Serif" w:hAnsi="Liberation Serif" w:cs="Liberation Serif" w:eastAsia="Liberation Serif"/>
-          <w:lang w:val="ru-RU"/>
-          <w:sz w:val="28"/>
-          <w:szCs w:val="28"/>
-        </w:rPr>
-        <w:t>. Технико-экономическое обоснование проекта</w:t>
+        <w:jc w:val="center"/>
+      </w:pPr>
+      <w:r>
+        <w:rPr>
+          <w:rFonts w:ascii="Liberation Serif" w:hAnsi="Liberation Serif" w:cs="Liberation Serif" w:eastAsia="Liberation Serif"/>
+          <w:lang w:val="ru-RU"/>
+          <w:sz w:val="28"/>
+          <w:szCs w:val="28"/>
+          <w:b/>
+          <w:bCs/>
+        </w:rPr>
+        <w:t xml:space="preserve">Глава 1. Технико-экономическое обоснование проекта</w:t>
+      </w:r>
+      <w:r>
+        <w:rPr>
+          <w:rFonts w:ascii="Liberation Serif" w:hAnsi="Liberation Serif" w:cs="Liberation Serif" w:eastAsia="Liberation Serif"/>
+          <w:lang w:val="ru-RU"/>
+          <w:sz w:val="28"/>
+          <w:szCs w:val="28"/>
+          <w:b/>
+          <w:bCs/>
+        </w:rPr>
+        <w:t/>
       </w:r>
     </w:p>
     <w:p>
@@ -5725,13 +5733,16 @@
           <w:lang w:val="ru-RU"/>
         </w:rPr>
         <w:spacing w:line="360" w:lineRule="auto"/>
-      </w:pPr>
-      <w:r>
-        <w:rPr>
-          <w:rFonts w:ascii="Liberation Serif" w:hAnsi="Liberation Serif" w:cs="Liberation Serif" w:eastAsia="Liberation Serif"/>
-          <w:lang w:val="ru-RU"/>
-          <w:sz w:val="28"/>
-          <w:szCs w:val="28"/>
+        <w:jc w:val="center"/>
+      </w:pPr>
+      <w:r>
+        <w:rPr>
+          <w:rFonts w:ascii="Liberation Serif" w:hAnsi="Liberation Serif" w:cs="Liberation Serif" w:eastAsia="Liberation Serif"/>
+          <w:lang w:val="ru-RU"/>
+          <w:sz w:val="28"/>
+          <w:szCs w:val="28"/>
+          <w:b/>
+          <w:bCs/>
         </w:rPr>
         <w:lastRenderedPageBreak/>
         <w:t>1.1 Обоснование целей открытия предприятия</w:t>
@@ -6515,13 +6526,16 @@
           <w:lang w:val="ru-RU"/>
         </w:rPr>
         <w:spacing w:line="360" w:lineRule="auto"/>
-      </w:pPr>
-      <w:r>
-        <w:rPr>
-          <w:rFonts w:ascii="Liberation Serif" w:hAnsi="Liberation Serif" w:cs="Liberation Serif" w:eastAsia="Liberation Serif"/>
-          <w:lang w:val="ru-RU"/>
-          <w:sz w:val="28"/>
-          <w:szCs w:val="28"/>
+        <w:jc w:val="center"/>
+      </w:pPr>
+      <w:r>
+        <w:rPr>
+          <w:rFonts w:ascii="Liberation Serif" w:hAnsi="Liberation Serif" w:cs="Liberation Serif" w:eastAsia="Liberation Serif"/>
+          <w:lang w:val="ru-RU"/>
+          <w:sz w:val="28"/>
+          <w:szCs w:val="28"/>
+          <w:b/>
+          <w:bCs/>
         </w:rPr>
         <w:t>1</w:t>
       </w:r>
@@ -6531,6 +6545,8 @@
           <w:lang w:val="ru-RU"/>
           <w:sz w:val="28"/>
           <w:szCs w:val="28"/>
+          <w:b/>
+          <w:bCs/>
         </w:rPr>
         <w:t>.2 Анализ рынка</w:t>
       </w:r>
@@ -6648,13 +6664,14 @@
           <w:lang w:val="ru-RU"/>
         </w:rPr>
         <w:spacing w:line="360" w:lineRule="auto"/>
-      </w:pPr>
-      <w:r>
-        <w:rPr>
-          <w:rFonts w:ascii="Liberation Serif" w:hAnsi="Liberation Serif" w:cs="Liberation Serif" w:eastAsia="Liberation Serif"/>
-          <w:lang w:val="ru-RU"/>
-          <w:sz w:val="28"/>
-          <w:szCs w:val="28"/>
+        <w:jc w:val="center"/>
+      </w:pPr>
+      <w:r>
+        <w:rPr>
+          <w:rFonts w:ascii="Liberation Serif" w:hAnsi="Liberation Serif" w:cs="Liberation Serif" w:eastAsia="Liberation Serif"/>
+          <w:lang w:val="ru-RU"/>
+          <w:sz w:val="24"/>
+          <w:szCs w:val="24"/>
         </w:rPr>
         <w:t>Таблица 1 – Динамика объёма российского рынка пожарной автоматики в 2023–2026 годах</w:t>
       </w:r>
@@ -6998,13 +7015,14 @@
           <w:lang w:val="ru-RU"/>
         </w:rPr>
         <w:spacing w:line="360" w:lineRule="auto"/>
+        <w:jc w:val="center"/>
       </w:pPr>
       <w:r>
         <w:rPr>
           <w:rFonts w:cs="Liberation Serif" w:ascii="Liberation Serif" w:hAnsi="Liberation Serif" w:eastAsia="Liberation Serif"/>
           <w:color w:val="000000"/>
-          <w:szCs w:val="28"/>
-          <w:sz w:val="28"/>
+          <w:szCs w:val="24"/>
+          <w:sz w:val="24"/>
         </w:rPr>
         <w:lastRenderedPageBreak/>
         <w:drawing>
@@ -7046,9 +7064,9 @@
       <w:r>
         <w:rPr>
           <w:rFonts w:ascii="Liberation Serif" w:hAnsi="Liberation Serif" w:cs="Liberation Serif" w:eastAsia="Liberation Serif"/>
-          <w:szCs w:val="28"/>
-          <w:lang w:val="ru-RU"/>
-          <w:sz w:val="28"/>
+          <w:szCs w:val="24"/>
+          <w:lang w:val="ru-RU"/>
+          <w:sz w:val="24"/>
         </w:rPr>
         <w:t>Рисунок 1 – Динамика объёма рынка пожарной автоматики РФ, 2023–2026 гг.</w:t>
       </w:r>
@@ -7547,13 +7565,14 @@
           <w:lang w:val="ru-RU"/>
         </w:rPr>
         <w:spacing w:line="360" w:lineRule="auto"/>
-      </w:pPr>
-      <w:r>
-        <w:rPr>
-          <w:rFonts w:ascii="Liberation Serif" w:hAnsi="Liberation Serif" w:cs="Liberation Serif" w:eastAsia="Liberation Serif"/>
-          <w:lang w:val="ru-RU"/>
-          <w:sz w:val="28"/>
-          <w:szCs w:val="28"/>
+        <w:jc w:val="center"/>
+      </w:pPr>
+      <w:r>
+        <w:rPr>
+          <w:rFonts w:ascii="Liberation Serif" w:hAnsi="Liberation Serif" w:cs="Liberation Serif" w:eastAsia="Liberation Serif"/>
+          <w:lang w:val="ru-RU"/>
+          <w:sz w:val="24"/>
+          <w:szCs w:val="24"/>
         </w:rPr>
         <w:t>Таблица 2 – Сравнительный анализ основных групп производителей комбинированных пожарных извещателей на российском рынке</w:t>
       </w:r>
@@ -8632,13 +8651,14 @@
           <w:lang w:val="ru-RU"/>
         </w:rPr>
         <w:spacing w:line="360" w:lineRule="auto"/>
-      </w:pPr>
-      <w:r>
-        <w:rPr>
-          <w:rFonts w:ascii="Liberation Serif" w:hAnsi="Liberation Serif" w:cs="Liberation Serif" w:eastAsia="Liberation Serif"/>
-          <w:lang w:val="ru-RU"/>
-          <w:sz w:val="28"/>
-          <w:szCs w:val="28"/>
+        <w:jc w:val="center"/>
+      </w:pPr>
+      <w:r>
+        <w:rPr>
+          <w:rFonts w:ascii="Liberation Serif" w:hAnsi="Liberation Serif" w:cs="Liberation Serif" w:eastAsia="Liberation Serif"/>
+          <w:lang w:val="ru-RU"/>
+          <w:sz w:val="24"/>
+          <w:szCs w:val="24"/>
         </w:rPr>
         <w:t>Таблица 3 – Сравнительный анализ отпускных цен производителей пожарных извещателей по состоянию на май 2026 года</w:t>
       </w:r>
@@ -9248,13 +9268,14 @@
           <w:lang w:val="ru-RU"/>
         </w:rPr>
         <w:spacing w:line="360" w:lineRule="auto"/>
+        <w:jc w:val="center"/>
       </w:pPr>
       <w:r>
         <w:rPr>
           <w:rFonts w:cs="Liberation Serif" w:ascii="Liberation Serif" w:hAnsi="Liberation Serif" w:eastAsia="Liberation Serif"/>
           <w:color w:val="000000"/>
-          <w:szCs w:val="28"/>
-          <w:sz w:val="28"/>
+          <w:szCs w:val="24"/>
+          <w:sz w:val="24"/>
         </w:rPr>
         <w:lastRenderedPageBreak/>
         <w:drawing>
@@ -9296,9 +9317,9 @@
       <w:r>
         <w:rPr>
           <w:rFonts w:ascii="Liberation Serif" w:hAnsi="Liberation Serif" w:cs="Liberation Serif" w:eastAsia="Liberation Serif"/>
-          <w:szCs w:val="28"/>
-          <w:lang w:val="ru-RU"/>
-          <w:sz w:val="28"/>
+          <w:szCs w:val="24"/>
+          <w:lang w:val="ru-RU"/>
+          <w:sz w:val="24"/>
         </w:rPr>
         <w:t>Рисунок 2 – Сравнительный анализ отпускных цен пожарных извещателей</w:t>
       </w:r>
@@ -9388,13 +9409,14 @@
           <w:lang w:val="ru-RU"/>
         </w:rPr>
         <w:spacing w:line="360" w:lineRule="auto"/>
-      </w:pPr>
-      <w:r>
-        <w:rPr>
-          <w:rFonts w:ascii="Liberation Serif" w:hAnsi="Liberation Serif" w:cs="Liberation Serif" w:eastAsia="Liberation Serif"/>
-          <w:lang w:val="ru-RU"/>
-          <w:sz w:val="28"/>
-          <w:szCs w:val="28"/>
+        <w:jc w:val="center"/>
+      </w:pPr>
+      <w:r>
+        <w:rPr>
+          <w:rFonts w:ascii="Liberation Serif" w:hAnsi="Liberation Serif" w:cs="Liberation Serif" w:eastAsia="Liberation Serif"/>
+          <w:lang w:val="ru-RU"/>
+          <w:sz w:val="24"/>
+          <w:szCs w:val="24"/>
         </w:rPr>
         <w:t>Таблица 4 – План сбыта продукции предприятия по видам продукции и прогноз годовой выручки на проектной мощности</w:t>
       </w:r>
@@ -10033,13 +10055,14 @@
           <w:lang w:val="ru-RU"/>
         </w:rPr>
         <w:spacing w:line="360" w:lineRule="auto"/>
-      </w:pPr>
-      <w:r>
-        <w:rPr>
-          <w:rFonts w:ascii="Liberation Serif" w:hAnsi="Liberation Serif" w:cs="Liberation Serif" w:eastAsia="Liberation Serif"/>
-          <w:lang w:val="ru-RU"/>
-          <w:sz w:val="28"/>
-          <w:szCs w:val="28"/>
+        <w:jc w:val="center"/>
+      </w:pPr>
+      <w:r>
+        <w:rPr>
+          <w:rFonts w:ascii="Liberation Serif" w:hAnsi="Liberation Serif" w:cs="Liberation Serif" w:eastAsia="Liberation Serif"/>
+          <w:lang w:val="ru-RU"/>
+          <w:sz w:val="24"/>
+          <w:szCs w:val="24"/>
         </w:rPr>
         <w:t>Таблица 5 – Поэтапный план освоения проектной мощности в первый год операционной деятельности</w:t>
       </w:r>
@@ -10693,13 +10716,16 @@
           <w:lang w:val="ru-RU"/>
         </w:rPr>
         <w:spacing w:line="360" w:lineRule="auto"/>
-      </w:pPr>
-      <w:r>
-        <w:rPr>
-          <w:rFonts w:ascii="Liberation Serif" w:hAnsi="Liberation Serif" w:cs="Liberation Serif" w:eastAsia="Liberation Serif"/>
-          <w:lang w:val="ru-RU"/>
-          <w:sz w:val="28"/>
-          <w:szCs w:val="28"/>
+        <w:jc w:val="center"/>
+      </w:pPr>
+      <w:r>
+        <w:rPr>
+          <w:rFonts w:ascii="Liberation Serif" w:hAnsi="Liberation Serif" w:cs="Liberation Serif" w:eastAsia="Liberation Serif"/>
+          <w:lang w:val="ru-RU"/>
+          <w:sz w:val="28"/>
+          <w:szCs w:val="28"/>
+          <w:b/>
+          <w:bCs/>
         </w:rPr>
         <w:t>1.3 Выбор инструмента анализа деятельности предприятия</w:t>
       </w:r>
@@ -11453,13 +11479,14 @@
           <w:lang w:val="ru-RU"/>
         </w:rPr>
         <w:spacing w:line="360" w:lineRule="auto"/>
-      </w:pPr>
-      <w:r>
-        <w:rPr>
-          <w:rFonts w:ascii="Liberation Serif" w:hAnsi="Liberation Serif" w:cs="Liberation Serif" w:eastAsia="Liberation Serif"/>
-          <w:lang w:val="ru-RU"/>
-          <w:sz w:val="28"/>
-          <w:szCs w:val="28"/>
+        <w:jc w:val="center"/>
+      </w:pPr>
+      <w:r>
+        <w:rPr>
+          <w:rFonts w:ascii="Liberation Serif" w:hAnsi="Liberation Serif" w:cs="Liberation Serif" w:eastAsia="Liberation Serif"/>
+          <w:lang w:val="ru-RU"/>
+          <w:sz w:val="24"/>
+          <w:szCs w:val="24"/>
         </w:rPr>
         <w:t>Таблица 6 – Сравнительный ана</w:t>
       </w:r>
@@ -11467,8 +11494,8 @@
         <w:rPr>
           <w:rFonts w:ascii="Liberation Serif" w:hAnsi="Liberation Serif" w:cs="Liberation Serif" w:eastAsia="Liberation Serif"/>
           <w:lang w:val="ru-RU"/>
-          <w:sz w:val="28"/>
-          <w:szCs w:val="28"/>
+          <w:sz w:val="24"/>
+          <w:szCs w:val="24"/>
         </w:rPr>
         <w:t>лиз программных инструментов инвестиционного моделирования</w:t>
       </w:r>
@@ -12763,24 +12790,29 @@
           <w:lang w:val="ru-RU"/>
         </w:rPr>
         <w:spacing w:line="360" w:lineRule="auto"/>
-      </w:pPr>
-      <w:r>
-        <w:rPr>
-          <w:rFonts w:ascii="Liberation Serif" w:hAnsi="Liberation Serif" w:cs="Liberation Serif" w:eastAsia="Liberation Serif"/>
-          <w:lang w:val="ru-RU"/>
-          <w:sz w:val="28"/>
-          <w:szCs w:val="28"/>
-        </w:rPr>
-        <w:t>2</w:t>
-      </w:r>
-      <w:r>
-        <w:rPr>
-          <w:rFonts w:ascii="Liberation Serif" w:hAnsi="Liberation Serif" w:cs="Liberation Serif" w:eastAsia="Liberation Serif"/>
-          <w:lang w:val="ru-RU"/>
-          <w:sz w:val="28"/>
-          <w:szCs w:val="28"/>
-        </w:rPr>
-        <w:t>. Постановка задачи</w:t>
+        <w:jc w:val="center"/>
+      </w:pPr>
+      <w:r>
+        <w:rPr>
+          <w:rFonts w:ascii="Liberation Serif" w:hAnsi="Liberation Serif" w:cs="Liberation Serif" w:eastAsia="Liberation Serif"/>
+          <w:lang w:val="ru-RU"/>
+          <w:sz w:val="28"/>
+          <w:szCs w:val="28"/>
+          <w:b/>
+          <w:bCs/>
+        </w:rPr>
+        <w:t xml:space="preserve">Глава 2. Постановка задачи</w:t>
+      </w:r>
+      <w:r>
+        <w:rPr>
+          <w:rFonts w:ascii="Liberation Serif" w:hAnsi="Liberation Serif" w:cs="Liberation Serif" w:eastAsia="Liberation Serif"/>
+          <w:lang w:val="ru-RU"/>
+          <w:sz w:val="28"/>
+          <w:szCs w:val="28"/>
+          <w:b/>
+          <w:bCs/>
+        </w:rPr>
+        <w:t/>
       </w:r>
     </w:p>
     <w:p>
@@ -15764,24 +15796,29 @@
           <w:lang w:val="ru-RU"/>
         </w:rPr>
         <w:spacing w:line="360" w:lineRule="auto"/>
-      </w:pPr>
-      <w:r>
-        <w:rPr>
-          <w:rFonts w:ascii="Liberation Serif" w:hAnsi="Liberation Serif" w:cs="Liberation Serif" w:eastAsia="Liberation Serif"/>
-          <w:lang w:val="ru-RU"/>
-          <w:sz w:val="28"/>
-          <w:szCs w:val="28"/>
-        </w:rPr>
-        <w:t>3</w:t>
-      </w:r>
-      <w:r>
-        <w:rPr>
-          <w:rFonts w:ascii="Liberation Serif" w:hAnsi="Liberation Serif" w:cs="Liberation Serif" w:eastAsia="Liberation Serif"/>
-          <w:lang w:val="ru-RU"/>
-          <w:sz w:val="28"/>
-          <w:szCs w:val="28"/>
-        </w:rPr>
-        <w:t>. Проектная часть</w:t>
+        <w:jc w:val="center"/>
+      </w:pPr>
+      <w:r>
+        <w:rPr>
+          <w:rFonts w:ascii="Liberation Serif" w:hAnsi="Liberation Serif" w:cs="Liberation Serif" w:eastAsia="Liberation Serif"/>
+          <w:lang w:val="ru-RU"/>
+          <w:sz w:val="28"/>
+          <w:szCs w:val="28"/>
+          <w:b/>
+          <w:bCs/>
+        </w:rPr>
+        <w:t xml:space="preserve">Глава 3. Проектная часть</w:t>
+      </w:r>
+      <w:r>
+        <w:rPr>
+          <w:rFonts w:ascii="Liberation Serif" w:hAnsi="Liberation Serif" w:cs="Liberation Serif" w:eastAsia="Liberation Serif"/>
+          <w:lang w:val="ru-RU"/>
+          <w:sz w:val="28"/>
+          <w:szCs w:val="28"/>
+          <w:b/>
+          <w:bCs/>
+        </w:rPr>
+        <w:t/>
       </w:r>
     </w:p>
     <w:p>
@@ -15894,13 +15931,16 @@
           <w:lang w:val="ru-RU"/>
         </w:rPr>
         <w:spacing w:line="360" w:lineRule="auto"/>
-      </w:pPr>
-      <w:r>
-        <w:rPr>
-          <w:rFonts w:ascii="Liberation Serif" w:hAnsi="Liberation Serif" w:cs="Liberation Serif" w:eastAsia="Liberation Serif"/>
-          <w:lang w:val="ru-RU"/>
-          <w:sz w:val="28"/>
-          <w:szCs w:val="28"/>
+        <w:jc w:val="center"/>
+      </w:pPr>
+      <w:r>
+        <w:rPr>
+          <w:rFonts w:ascii="Liberation Serif" w:hAnsi="Liberation Serif" w:cs="Liberation Serif" w:eastAsia="Liberation Serif"/>
+          <w:lang w:val="ru-RU"/>
+          <w:sz w:val="28"/>
+          <w:szCs w:val="28"/>
+          <w:b/>
+          <w:bCs/>
         </w:rPr>
         <w:t>3.1 Исходные данные</w:t>
       </w:r>
@@ -15913,6 +15953,7 @@
           <w:lang w:val="ru-RU"/>
         </w:rPr>
         <w:spacing w:line="360" w:lineRule="auto"/>
+        <w:jc w:val="center"/>
       </w:pPr>
       <w:r>
         <w:rPr>
@@ -15921,6 +15962,8 @@
           <w:lang w:val="ru-RU"/>
           <w:sz w:val="28"/>
           <w:szCs w:val="28"/>
+          <w:b/>
+          <w:bCs/>
         </w:rPr>
         <w:t>3.1.1 Характеристика предприятия</w:t>
       </w:r>
@@ -16262,41 +16305,41 @@
       <w:r>
         <w:rPr>
           <w:rFonts w:ascii="Liberation Serif" w:hAnsi="Liberation Serif" w:cs="Liberation Serif" w:eastAsia="Liberation Serif"/>
-          <w:sz w:val="28"/>
-          <w:szCs w:val="28"/>
-          <w:lang w:val="ru-RU"/>
-        </w:rPr>
-        <w:t>Рисунок 4 – Организационная структура предприятия ООО «</w:t>
-      </w:r>
-      <w:proofErr w:type="spellStart"/>
-      <w:r>
-        <w:rPr>
-          <w:rFonts w:ascii="Liberation Serif" w:hAnsi="Liberation Serif" w:cs="Liberation Serif" w:eastAsia="Liberation Serif"/>
-          <w:sz w:val="28"/>
-          <w:szCs w:val="28"/>
-          <w:lang w:val="ru-RU"/>
-        </w:rPr>
-        <w:t>СигналПром</w:t>
-      </w:r>
-      <w:proofErr w:type="spellEnd"/>
-      <w:r>
-        <w:rPr>
-          <w:rFonts w:ascii="Liberation Serif" w:hAnsi="Liberation Serif" w:cs="Liberation Serif" w:eastAsia="Liberation Serif"/>
-          <w:sz w:val="28"/>
-          <w:szCs w:val="28"/>
-          <w:lang w:val="ru-RU"/>
-        </w:rPr>
-        <w:t>»</w:t>
-      </w:r>
-    </w:p>
-    <w:p>
-      <w:pPr>
-        <w:jc w:val="center"/>
-        <w:rPr>
           <w:sz w:val="24"/>
           <w:szCs w:val="24"/>
           <w:lang w:val="ru-RU"/>
         </w:rPr>
+        <w:t>Рисунок 4 – Организационная структура предприятия ООО «</w:t>
+      </w:r>
+      <w:proofErr w:type="spellStart"/>
+      <w:r>
+        <w:rPr>
+          <w:rFonts w:ascii="Liberation Serif" w:hAnsi="Liberation Serif" w:cs="Liberation Serif" w:eastAsia="Liberation Serif"/>
+          <w:sz w:val="24"/>
+          <w:szCs w:val="24"/>
+          <w:lang w:val="ru-RU"/>
+        </w:rPr>
+        <w:t>СигналПром</w:t>
+      </w:r>
+      <w:proofErr w:type="spellEnd"/>
+      <w:r>
+        <w:rPr>
+          <w:rFonts w:ascii="Liberation Serif" w:hAnsi="Liberation Serif" w:cs="Liberation Serif" w:eastAsia="Liberation Serif"/>
+          <w:sz w:val="24"/>
+          <w:szCs w:val="24"/>
+          <w:lang w:val="ru-RU"/>
+        </w:rPr>
+        <w:t>»</w:t>
+      </w:r>
+    </w:p>
+    <w:p>
+      <w:pPr>
+        <w:jc w:val="center"/>
+        <w:rPr>
+          <w:sz w:val="24"/>
+          <w:szCs w:val="24"/>
+          <w:lang w:val="ru-RU"/>
+        </w:rPr>
         <w:spacing w:line="360" w:lineRule="auto"/>
       </w:pPr>
     </w:p>
@@ -16344,6 +16387,7 @@
           <w:lang w:val="ru-RU"/>
         </w:rPr>
         <w:spacing w:line="360" w:lineRule="auto"/>
+        <w:jc w:val="center"/>
       </w:pPr>
       <w:r>
         <w:rPr>
@@ -16352,6 +16396,8 @@
           <w:lang w:val="ru-RU"/>
           <w:sz w:val="28"/>
           <w:szCs w:val="28"/>
+          <w:b/>
+          <w:bCs/>
         </w:rPr>
         <w:t>3.1.2 Месторасположение предприятия</w:t>
       </w:r>
@@ -16641,6 +16687,7 @@
           <w:lang w:val="ru-RU"/>
         </w:rPr>
         <w:spacing w:line="360" w:lineRule="auto"/>
+        <w:jc w:val="center"/>
       </w:pPr>
       <w:r>
         <w:rPr>
@@ -16649,6 +16696,8 @@
           <w:lang w:val="ru-RU"/>
           <w:sz w:val="28"/>
           <w:szCs w:val="28"/>
+          <w:b/>
+          <w:bCs/>
         </w:rPr>
         <w:lastRenderedPageBreak/>
         <w:t>3.1.3 Приборы и оборудование</w:t>
@@ -16695,21 +16744,22 @@
           <w:lang w:val="ru-RU"/>
         </w:rPr>
         <w:spacing w:line="360" w:lineRule="auto"/>
-      </w:pPr>
-      <w:r>
-        <w:rPr>
-          <w:rFonts w:ascii="Liberation Serif" w:hAnsi="Liberation Serif" w:cs="Liberation Serif" w:eastAsia="Liberation Serif"/>
-          <w:lang w:val="ru-RU"/>
-          <w:sz w:val="28"/>
-          <w:szCs w:val="28"/>
+        <w:jc w:val="center"/>
+      </w:pPr>
+      <w:r>
+        <w:rPr>
+          <w:rFonts w:ascii="Liberation Serif" w:hAnsi="Liberation Serif" w:cs="Liberation Serif" w:eastAsia="Liberation Serif"/>
+          <w:lang w:val="ru-RU"/>
+          <w:sz w:val="24"/>
+          <w:szCs w:val="24"/>
         </w:rPr>
         <w:t>Таблица 7 – Бюджет капитальных вложений (</w:t>
       </w:r>
       <w:r>
         <w:rPr>
           <w:rFonts w:ascii="Liberation Serif" w:hAnsi="Liberation Serif" w:cs="Liberation Serif" w:eastAsia="Liberation Serif"/>
-          <w:sz w:val="28"/>
-          <w:szCs w:val="28"/>
+          <w:sz w:val="24"/>
+          <w:szCs w:val="24"/>
         </w:rPr>
         <w:t>CAPEX</w:t>
       </w:r>
@@ -16717,8 +16767,8 @@
         <w:rPr>
           <w:rFonts w:ascii="Liberation Serif" w:hAnsi="Liberation Serif" w:cs="Liberation Serif" w:eastAsia="Liberation Serif"/>
           <w:lang w:val="ru-RU"/>
-          <w:sz w:val="28"/>
-          <w:szCs w:val="28"/>
+          <w:sz w:val="24"/>
+          <w:szCs w:val="24"/>
         </w:rPr>
         <w:t>) предприятия ООО «</w:t>
       </w:r>
@@ -16727,8 +16777,8 @@
         <w:rPr>
           <w:rFonts w:ascii="Liberation Serif" w:hAnsi="Liberation Serif" w:cs="Liberation Serif" w:eastAsia="Liberation Serif"/>
           <w:lang w:val="ru-RU"/>
-          <w:sz w:val="28"/>
-          <w:szCs w:val="28"/>
+          <w:sz w:val="24"/>
+          <w:szCs w:val="24"/>
         </w:rPr>
         <w:t>СигналПром</w:t>
       </w:r>
@@ -16737,8 +16787,8 @@
         <w:rPr>
           <w:rFonts w:ascii="Liberation Serif" w:hAnsi="Liberation Serif" w:cs="Liberation Serif" w:eastAsia="Liberation Serif"/>
           <w:lang w:val="ru-RU"/>
-          <w:sz w:val="28"/>
-          <w:szCs w:val="28"/>
+          <w:sz w:val="24"/>
+          <w:szCs w:val="24"/>
         </w:rPr>
         <w:t>»</w:t>
       </w:r>
@@ -18307,8 +18357,8 @@
       <w:r>
         <w:rPr>
           <w:rFonts w:ascii="Liberation Serif" w:hAnsi="Liberation Serif" w:cs="Liberation Serif" w:eastAsia="Liberation Serif"/>
-          <w:sz w:val="28"/>
-          <w:szCs w:val="28"/>
+          <w:sz w:val="24"/>
+          <w:szCs w:val="24"/>
         </w:rPr>
         <w:lastRenderedPageBreak/>
         <w:drawing>
@@ -18350,8 +18400,8 @@
       <w:r>
         <w:rPr>
           <w:rFonts w:ascii="Liberation Serif" w:hAnsi="Liberation Serif" w:cs="Liberation Serif" w:eastAsia="Liberation Serif"/>
-          <w:sz w:val="28"/>
-          <w:szCs w:val="28"/>
+          <w:sz w:val="24"/>
+          <w:szCs w:val="24"/>
           <w:lang w:val="ru-RU"/>
         </w:rPr>
         <w:t>Рисунок 3 – Структура капитальных вложений проекта (</w:t>
@@ -18359,16 +18409,16 @@
       <w:r>
         <w:rPr>
           <w:rFonts w:ascii="Liberation Serif" w:hAnsi="Liberation Serif" w:cs="Liberation Serif" w:eastAsia="Liberation Serif"/>
-          <w:sz w:val="28"/>
-          <w:szCs w:val="28"/>
+          <w:sz w:val="24"/>
+          <w:szCs w:val="24"/>
         </w:rPr>
         <w:t>CAPEX</w:t>
       </w:r>
       <w:r>
         <w:rPr>
           <w:rFonts w:ascii="Liberation Serif" w:hAnsi="Liberation Serif" w:cs="Liberation Serif" w:eastAsia="Liberation Serif"/>
-          <w:sz w:val="28"/>
-          <w:szCs w:val="28"/>
+          <w:sz w:val="24"/>
+          <w:szCs w:val="24"/>
           <w:lang w:val="ru-RU"/>
         </w:rPr>
         <w:t>)</w:t>
@@ -18666,6 +18716,7 @@
           <w:lang w:val="ru-RU"/>
         </w:rPr>
         <w:spacing w:line="360" w:lineRule="auto"/>
+        <w:jc w:val="center"/>
       </w:pPr>
       <w:r>
         <w:rPr>
@@ -18674,6 +18725,8 @@
           <w:lang w:val="ru-RU"/>
           <w:sz w:val="28"/>
           <w:szCs w:val="28"/>
+          <w:b/>
+          <w:bCs/>
         </w:rPr>
         <w:t>3.1.4 Номенклатура продукции</w:t>
       </w:r>
@@ -19195,8 +19248,8 @@
         <w:rPr>
           <w:rFonts w:ascii="Liberation Serif" w:hAnsi="Liberation Serif" w:cs="Liberation Serif" w:eastAsia="Liberation Serif"/>
           <w:lang w:val="ru-RU"/>
-          <w:sz w:val="28"/>
-          <w:szCs w:val="28"/>
+          <w:sz w:val="24"/>
+          <w:szCs w:val="24"/>
         </w:rPr>
         <w:t>Таблица 8 – Структура прямой себестоимости одного комбинированного извещател</w:t>
       </w:r>
@@ -19204,16 +19257,16 @@
         <w:rPr>
           <w:rFonts w:ascii="Liberation Serif" w:hAnsi="Liberation Serif" w:cs="Liberation Serif" w:eastAsia="Liberation Serif"/>
           <w:lang w:val="ru-RU"/>
-          <w:sz w:val="28"/>
-          <w:szCs w:val="28"/>
+          <w:sz w:val="24"/>
+          <w:szCs w:val="24"/>
         </w:rPr>
         <w:t>я (</w:t>
       </w:r>
       <w:r>
         <w:rPr>
           <w:rFonts w:ascii="Liberation Serif" w:hAnsi="Liberation Serif" w:cs="Liberation Serif" w:eastAsia="Liberation Serif"/>
-          <w:sz w:val="28"/>
-          <w:szCs w:val="28"/>
+          <w:sz w:val="24"/>
+          <w:szCs w:val="24"/>
         </w:rPr>
         <w:t>BOM</w:t>
       </w:r>
@@ -19221,8 +19274,8 @@
         <w:rPr>
           <w:rFonts w:ascii="Liberation Serif" w:hAnsi="Liberation Serif" w:cs="Liberation Serif" w:eastAsia="Liberation Serif"/>
           <w:lang w:val="ru-RU"/>
-          <w:sz w:val="28"/>
-          <w:szCs w:val="28"/>
+          <w:sz w:val="24"/>
+          <w:szCs w:val="24"/>
         </w:rPr>
         <w:t>)</w:t>
       </w:r>
@@ -20753,8 +20806,8 @@
       <w:r>
         <w:rPr>
           <w:rFonts w:ascii="Liberation Serif" w:hAnsi="Liberation Serif" w:cs="Liberation Serif" w:eastAsia="Liberation Serif"/>
-          <w:sz w:val="28"/>
-          <w:szCs w:val="28"/>
+          <w:sz w:val="24"/>
+          <w:szCs w:val="24"/>
         </w:rPr>
         <w:t>Таблица</w:t>
       </w:r>
@@ -20762,8 +20815,8 @@
       <w:r>
         <w:rPr>
           <w:rFonts w:ascii="Liberation Serif" w:hAnsi="Liberation Serif" w:cs="Liberation Serif" w:eastAsia="Liberation Serif"/>
-          <w:sz w:val="28"/>
-          <w:szCs w:val="28"/>
+          <w:sz w:val="24"/>
+          <w:szCs w:val="24"/>
         </w:rPr>
         <w:t xml:space="preserve"> 9 – </w:t>
       </w:r>
@@ -20771,8 +20824,8 @@
       <w:r>
         <w:rPr>
           <w:rFonts w:ascii="Liberation Serif" w:hAnsi="Liberation Serif" w:cs="Liberation Serif" w:eastAsia="Liberation Serif"/>
-          <w:sz w:val="28"/>
-          <w:szCs w:val="28"/>
+          <w:sz w:val="24"/>
+          <w:szCs w:val="24"/>
         </w:rPr>
         <w:t>Источники</w:t>
       </w:r>
@@ -20780,8 +20833,8 @@
       <w:r>
         <w:rPr>
           <w:rFonts w:ascii="Liberation Serif" w:hAnsi="Liberation Serif" w:cs="Liberation Serif" w:eastAsia="Liberation Serif"/>
-          <w:sz w:val="28"/>
-          <w:szCs w:val="28"/>
+          <w:sz w:val="24"/>
+          <w:szCs w:val="24"/>
         </w:rPr>
         <w:t xml:space="preserve"> </w:t>
       </w:r>
@@ -20789,16 +20842,16 @@
       <w:r>
         <w:rPr>
           <w:rFonts w:ascii="Liberation Serif" w:hAnsi="Liberation Serif" w:cs="Liberation Serif" w:eastAsia="Liberation Serif"/>
-          <w:sz w:val="28"/>
-          <w:szCs w:val="28"/>
+          <w:sz w:val="24"/>
+          <w:szCs w:val="24"/>
         </w:rPr>
         <w:t>финанси</w:t>
       </w:r>
       <w:r>
         <w:rPr>
           <w:rFonts w:ascii="Liberation Serif" w:hAnsi="Liberation Serif" w:cs="Liberation Serif" w:eastAsia="Liberation Serif"/>
-          <w:sz w:val="28"/>
-          <w:szCs w:val="28"/>
+          <w:sz w:val="24"/>
+          <w:szCs w:val="24"/>
         </w:rPr>
         <w:t>рования</w:t>
       </w:r>
@@ -20806,8 +20859,8 @@
       <w:r>
         <w:rPr>
           <w:rFonts w:ascii="Liberation Serif" w:hAnsi="Liberation Serif" w:cs="Liberation Serif" w:eastAsia="Liberation Serif"/>
-          <w:sz w:val="28"/>
-          <w:szCs w:val="28"/>
+          <w:sz w:val="24"/>
+          <w:szCs w:val="24"/>
         </w:rPr>
         <w:t xml:space="preserve"> проекта</w:t>
       </w:r>
@@ -21122,13 +21175,16 @@
           <w:lang w:val="ru-RU"/>
         </w:rPr>
         <w:spacing w:line="360" w:lineRule="auto"/>
-      </w:pPr>
-      <w:r>
-        <w:rPr>
-          <w:rFonts w:ascii="Liberation Serif" w:hAnsi="Liberation Serif" w:cs="Liberation Serif" w:eastAsia="Liberation Serif"/>
-          <w:lang w:val="ru-RU"/>
-          <w:sz w:val="28"/>
-          <w:szCs w:val="28"/>
+        <w:jc w:val="center"/>
+      </w:pPr>
+      <w:r>
+        <w:rPr>
+          <w:rFonts w:ascii="Liberation Serif" w:hAnsi="Liberation Serif" w:cs="Liberation Serif" w:eastAsia="Liberation Serif"/>
+          <w:lang w:val="ru-RU"/>
+          <w:sz w:val="28"/>
+          <w:szCs w:val="28"/>
+          <w:b/>
+          <w:bCs/>
         </w:rPr>
         <w:t>3</w:t>
       </w:r>
@@ -21138,6 +21194,8 @@
           <w:lang w:val="ru-RU"/>
           <w:sz w:val="28"/>
           <w:szCs w:val="28"/>
+          <w:b/>
+          <w:bCs/>
         </w:rPr>
         <w:t>.2 Календарный пла</w:t>
       </w:r>
@@ -21147,6 +21205,8 @@
           <w:lang w:val="ru-RU"/>
           <w:sz w:val="28"/>
           <w:szCs w:val="28"/>
+          <w:b/>
+          <w:bCs/>
         </w:rPr>
         <w:t>н работ</w:t>
       </w:r>
@@ -22000,8 +22060,8 @@
         <w:rPr>
           <w:rFonts w:ascii="Liberation Serif" w:hAnsi="Liberation Serif" w:cs="Liberation Serif" w:eastAsia="Liberation Serif"/>
           <w:lang w:val="ru-RU"/>
-          <w:sz w:val="28"/>
-          <w:szCs w:val="28"/>
+          <w:sz w:val="24"/>
+          <w:szCs w:val="24"/>
         </w:rPr>
         <w:t>Т</w:t>
       </w:r>
@@ -22009,8 +22069,8 @@
         <w:rPr>
           <w:rFonts w:ascii="Liberation Serif" w:hAnsi="Liberation Serif" w:cs="Liberation Serif" w:eastAsia="Liberation Serif"/>
           <w:lang w:val="ru-RU"/>
-          <w:sz w:val="28"/>
-          <w:szCs w:val="28"/>
+          <w:sz w:val="24"/>
+          <w:szCs w:val="24"/>
         </w:rPr>
         <w:t>аблица 10 – Календарный план реализации инвестиционного проекта</w:t>
       </w:r>
@@ -23896,13 +23956,16 @@
           <w:lang w:val="ru-RU"/>
         </w:rPr>
         <w:spacing w:line="360" w:lineRule="auto"/>
-      </w:pPr>
-      <w:r>
-        <w:rPr>
-          <w:rFonts w:ascii="Liberation Serif" w:hAnsi="Liberation Serif" w:cs="Liberation Serif" w:eastAsia="Liberation Serif"/>
-          <w:lang w:val="ru-RU"/>
-          <w:sz w:val="28"/>
-          <w:szCs w:val="28"/>
+        <w:jc w:val="center"/>
+      </w:pPr>
+      <w:r>
+        <w:rPr>
+          <w:rFonts w:ascii="Liberation Serif" w:hAnsi="Liberation Serif" w:cs="Liberation Serif" w:eastAsia="Liberation Serif"/>
+          <w:lang w:val="ru-RU"/>
+          <w:sz w:val="28"/>
+          <w:szCs w:val="28"/>
+          <w:b/>
+          <w:bCs/>
         </w:rPr>
         <w:t>3.3 Управление качеством</w:t>
       </w:r>
@@ -24112,14 +24175,15 @@
           <w:lang w:val="ru-RU"/>
         </w:rPr>
         <w:spacing w:line="360" w:lineRule="auto"/>
+        <w:jc w:val="center"/>
       </w:pPr>
       <w:r>
         <w:rPr>
           <w:rFonts w:cs="Liberation Serif" w:ascii="Liberation Serif" w:hAnsi="Liberation Serif" w:eastAsia="Liberation Serif"/>
           <w:color w:val="000000"/>
-          <w:sz w:val="28"/>
-          <w:lang w:val="ru-RU"/>
-          <w:szCs w:val="28"/>
+          <w:sz w:val="24"/>
+          <w:lang w:val="ru-RU"/>
+          <w:szCs w:val="24"/>
         </w:rPr>
         <w:drawing>
           <wp:inline distT="0" distB="0" distL="0" distR="0" wp14:anchorId="0F25C106" wp14:editId="0843694F">
@@ -24161,8 +24225,8 @@
         <w:rPr>
           <w:rFonts w:ascii="Liberation Serif" w:hAnsi="Liberation Serif" w:cs="Liberation Serif" w:eastAsia="Liberation Serif"/>
           <w:lang w:val="ru-RU"/>
-          <w:sz w:val="28"/>
-          <w:szCs w:val="28"/>
+          <w:sz w:val="24"/>
+          <w:szCs w:val="24"/>
         </w:rPr>
         <w:t>Рисунок 5 – Блок-схема технологического процесса сборки и контроля качеств</w:t>
       </w:r>
@@ -24170,8 +24234,8 @@
         <w:rPr>
           <w:rFonts w:ascii="Liberation Serif" w:hAnsi="Liberation Serif" w:cs="Liberation Serif" w:eastAsia="Liberation Serif"/>
           <w:lang w:val="ru-RU"/>
-          <w:sz w:val="28"/>
-          <w:szCs w:val="28"/>
+          <w:sz w:val="24"/>
+          <w:szCs w:val="24"/>
         </w:rPr>
         <w:t>а комбинированного извещателя</w:t>
       </w:r>
@@ -25889,13 +25953,16 @@
           <w:lang w:val="ru-RU"/>
         </w:rPr>
         <w:spacing w:line="360" w:lineRule="auto"/>
-      </w:pPr>
-      <w:r>
-        <w:rPr>
-          <w:rFonts w:ascii="Liberation Serif" w:hAnsi="Liberation Serif" w:cs="Liberation Serif" w:eastAsia="Liberation Serif"/>
-          <w:lang w:val="ru-RU"/>
-          <w:sz w:val="28"/>
-          <w:szCs w:val="28"/>
+        <w:jc w:val="center"/>
+      </w:pPr>
+      <w:r>
+        <w:rPr>
+          <w:rFonts w:ascii="Liberation Serif" w:hAnsi="Liberation Serif" w:cs="Liberation Serif" w:eastAsia="Liberation Serif"/>
+          <w:lang w:val="ru-RU"/>
+          <w:sz w:val="28"/>
+          <w:szCs w:val="28"/>
+          <w:b/>
+          <w:bCs/>
         </w:rPr>
         <w:lastRenderedPageBreak/>
         <w:t>3</w:t>
@@ -25906,6 +25973,8 @@
           <w:lang w:val="ru-RU"/>
           <w:sz w:val="28"/>
           <w:szCs w:val="28"/>
+          <w:b/>
+          <w:bCs/>
         </w:rPr>
         <w:t xml:space="preserve">.4 Внесение данных в </w:t>
       </w:r>
@@ -25914,6 +25983,8 @@
           <w:rFonts w:ascii="Liberation Serif" w:hAnsi="Liberation Serif" w:cs="Liberation Serif" w:eastAsia="Liberation Serif"/>
           <w:sz w:val="28"/>
           <w:szCs w:val="28"/>
+          <w:b/>
+          <w:bCs/>
         </w:rPr>
         <w:t>Project</w:t>
       </w:r>
@@ -25923,6 +25994,8 @@
           <w:lang w:val="ru-RU"/>
           <w:sz w:val="28"/>
           <w:szCs w:val="28"/>
+          <w:b/>
+          <w:bCs/>
         </w:rPr>
         <w:t xml:space="preserve"> </w:t>
       </w:r>
@@ -25931,6 +26004,8 @@
           <w:rFonts w:ascii="Liberation Serif" w:hAnsi="Liberation Serif" w:cs="Liberation Serif" w:eastAsia="Liberation Serif"/>
           <w:sz w:val="28"/>
           <w:szCs w:val="28"/>
+          <w:b/>
+          <w:bCs/>
         </w:rPr>
         <w:t>Expert</w:t>
       </w:r>
@@ -26201,6 +26276,7 @@
           <w:lang w:val="ru-RU"/>
         </w:rPr>
         <w:spacing w:line="360" w:lineRule="auto"/>
+        <w:jc w:val="center"/>
       </w:pPr>
       <w:r>
         <w:rPr>
@@ -26209,6 +26285,8 @@
           <w:lang w:val="ru-RU"/>
           <w:sz w:val="28"/>
           <w:szCs w:val="28"/>
+          <w:b/>
+          <w:bCs/>
         </w:rPr>
         <w:lastRenderedPageBreak/>
         <w:t>3.4.1 Ввод данных</w:t>
@@ -26368,13 +26446,14 @@
           <w:lang w:val="ru-RU"/>
         </w:rPr>
         <w:spacing w:line="360" w:lineRule="auto"/>
-      </w:pPr>
-      <w:r>
-        <w:rPr>
-          <w:rFonts w:ascii="Liberation Serif" w:hAnsi="Liberation Serif" w:cs="Liberation Serif" w:eastAsia="Liberation Serif"/>
-          <w:lang w:val="ru-RU"/>
-          <w:sz w:val="28"/>
-          <w:szCs w:val="28"/>
+        <w:jc w:val="center"/>
+      </w:pPr>
+      <w:r>
+        <w:rPr>
+          <w:rFonts w:ascii="Liberation Serif" w:hAnsi="Liberation Serif" w:cs="Liberation Serif" w:eastAsia="Liberation Serif"/>
+          <w:lang w:val="ru-RU"/>
+          <w:sz w:val="24"/>
+          <w:szCs w:val="24"/>
         </w:rPr>
         <w:t>Рисунок 6 – Модуль «Заголовок проекта»</w:t>
       </w:r>
@@ -26467,13 +26546,14 @@
           <w:lang w:val="ru-RU"/>
         </w:rPr>
         <w:spacing w:line="360" w:lineRule="auto"/>
-      </w:pPr>
-      <w:r>
-        <w:rPr>
-          <w:rFonts w:ascii="Liberation Serif" w:hAnsi="Liberation Serif" w:cs="Liberation Serif" w:eastAsia="Liberation Serif"/>
-          <w:lang w:val="ru-RU"/>
-          <w:sz w:val="28"/>
-          <w:szCs w:val="28"/>
+        <w:jc w:val="center"/>
+      </w:pPr>
+      <w:r>
+        <w:rPr>
+          <w:rFonts w:ascii="Liberation Serif" w:hAnsi="Liberation Serif" w:cs="Liberation Serif" w:eastAsia="Liberation Serif"/>
+          <w:lang w:val="ru-RU"/>
+          <w:sz w:val="24"/>
+          <w:szCs w:val="24"/>
         </w:rPr>
         <w:t>Рисунок 7 – Модуль «Список продуктов»</w:t>
       </w:r>
@@ -26565,13 +26645,14 @@
           <w:lang w:val="ru-RU"/>
         </w:rPr>
         <w:spacing w:line="360" w:lineRule="auto"/>
-      </w:pPr>
-      <w:r>
-        <w:rPr>
-          <w:rFonts w:ascii="Liberation Serif" w:hAnsi="Liberation Serif" w:cs="Liberation Serif" w:eastAsia="Liberation Serif"/>
-          <w:lang w:val="ru-RU"/>
-          <w:sz w:val="28"/>
-          <w:szCs w:val="28"/>
+        <w:jc w:val="center"/>
+      </w:pPr>
+      <w:r>
+        <w:rPr>
+          <w:rFonts w:ascii="Liberation Serif" w:hAnsi="Liberation Serif" w:cs="Liberation Serif" w:eastAsia="Liberation Serif"/>
+          <w:lang w:val="ru-RU"/>
+          <w:sz w:val="24"/>
+          <w:szCs w:val="24"/>
         </w:rPr>
         <w:t>Рисунок 8 – Модуль «Отображение данных»</w:t>
       </w:r>
@@ -26664,13 +26745,14 @@
           <w:lang w:val="ru-RU"/>
         </w:rPr>
         <w:spacing w:line="360" w:lineRule="auto"/>
-      </w:pPr>
-      <w:r>
-        <w:rPr>
-          <w:rFonts w:ascii="Liberation Serif" w:hAnsi="Liberation Serif" w:cs="Liberation Serif" w:eastAsia="Liberation Serif"/>
-          <w:lang w:val="ru-RU"/>
-          <w:sz w:val="28"/>
-          <w:szCs w:val="28"/>
+        <w:jc w:val="center"/>
+      </w:pPr>
+      <w:r>
+        <w:rPr>
+          <w:rFonts w:ascii="Liberation Serif" w:hAnsi="Liberation Serif" w:cs="Liberation Serif" w:eastAsia="Liberation Serif"/>
+          <w:lang w:val="ru-RU"/>
+          <w:sz w:val="24"/>
+          <w:szCs w:val="24"/>
         </w:rPr>
         <w:t>Рисунок 9 – Модуль «Настройка расчёта»</w:t>
       </w:r>
@@ -26683,6 +26765,7 @@
           <w:lang w:val="ru-RU"/>
         </w:rPr>
         <w:spacing w:line="360" w:lineRule="auto"/>
+        <w:jc w:val="center"/>
       </w:pPr>
       <w:r>
         <w:rPr>
@@ -26691,6 +26774,8 @@
           <w:lang w:val="ru-RU"/>
           <w:sz w:val="28"/>
           <w:szCs w:val="28"/>
+          <w:b/>
+          <w:bCs/>
         </w:rPr>
         <w:t>3.4</w:t>
       </w:r>
@@ -26701,6 +26786,8 @@
           <w:lang w:val="ru-RU"/>
           <w:sz w:val="28"/>
           <w:szCs w:val="28"/>
+          <w:b/>
+          <w:bCs/>
         </w:rPr>
         <w:t>.2 Описание финансово-экономической среды</w:t>
       </w:r>
@@ -26800,13 +26887,14 @@
           <w:lang w:val="ru-RU"/>
         </w:rPr>
         <w:spacing w:line="360" w:lineRule="auto"/>
-      </w:pPr>
-      <w:r>
-        <w:rPr>
-          <w:rFonts w:ascii="Liberation Serif" w:hAnsi="Liberation Serif" w:cs="Liberation Serif" w:eastAsia="Liberation Serif"/>
-          <w:lang w:val="ru-RU"/>
-          <w:sz w:val="28"/>
-          <w:szCs w:val="28"/>
+        <w:jc w:val="center"/>
+      </w:pPr>
+      <w:r>
+        <w:rPr>
+          <w:rFonts w:ascii="Liberation Serif" w:hAnsi="Liberation Serif" w:cs="Liberation Serif" w:eastAsia="Liberation Serif"/>
+          <w:lang w:val="ru-RU"/>
+          <w:sz w:val="24"/>
+          <w:szCs w:val="24"/>
         </w:rPr>
         <w:t>Рисунок 10 – Модуль «Валюта»</w:t>
       </w:r>
@@ -26890,13 +26978,14 @@
           <w:lang w:val="ru-RU"/>
         </w:rPr>
         <w:spacing w:line="360" w:lineRule="auto"/>
-      </w:pPr>
-      <w:r>
-        <w:rPr>
-          <w:rFonts w:ascii="Liberation Serif" w:hAnsi="Liberation Serif" w:cs="Liberation Serif" w:eastAsia="Liberation Serif"/>
-          <w:lang w:val="ru-RU"/>
-          <w:sz w:val="28"/>
-          <w:szCs w:val="28"/>
+        <w:jc w:val="center"/>
+      </w:pPr>
+      <w:r>
+        <w:rPr>
+          <w:rFonts w:ascii="Liberation Serif" w:hAnsi="Liberation Serif" w:cs="Liberation Serif" w:eastAsia="Liberation Serif"/>
+          <w:lang w:val="ru-RU"/>
+          <w:sz w:val="24"/>
+          <w:szCs w:val="24"/>
         </w:rPr>
         <w:t>Рисунок 11 – Модуль «Учётная ставка»</w:t>
       </w:r>
@@ -26988,13 +27077,14 @@
           <w:lang w:val="ru-RU"/>
         </w:rPr>
         <w:spacing w:line="360" w:lineRule="auto"/>
-      </w:pPr>
-      <w:r>
-        <w:rPr>
-          <w:rFonts w:ascii="Liberation Serif" w:hAnsi="Liberation Serif" w:cs="Liberation Serif" w:eastAsia="Liberation Serif"/>
-          <w:lang w:val="ru-RU"/>
-          <w:sz w:val="28"/>
-          <w:szCs w:val="28"/>
+        <w:jc w:val="center"/>
+      </w:pPr>
+      <w:r>
+        <w:rPr>
+          <w:rFonts w:ascii="Liberation Serif" w:hAnsi="Liberation Serif" w:cs="Liberation Serif" w:eastAsia="Liberation Serif"/>
+          <w:lang w:val="ru-RU"/>
+          <w:sz w:val="24"/>
+          <w:szCs w:val="24"/>
         </w:rPr>
         <w:t>Рисунок 12 – Модуль «Инфляция»</w:t>
       </w:r>
@@ -27087,13 +27177,14 @@
           <w:lang w:val="ru-RU"/>
         </w:rPr>
         <w:spacing w:line="360" w:lineRule="auto"/>
-      </w:pPr>
-      <w:r>
-        <w:rPr>
-          <w:rFonts w:ascii="Liberation Serif" w:hAnsi="Liberation Serif" w:cs="Liberation Serif" w:eastAsia="Liberation Serif"/>
-          <w:lang w:val="ru-RU"/>
-          <w:sz w:val="28"/>
-          <w:szCs w:val="28"/>
+        <w:jc w:val="center"/>
+      </w:pPr>
+      <w:r>
+        <w:rPr>
+          <w:rFonts w:ascii="Liberation Serif" w:hAnsi="Liberation Serif" w:cs="Liberation Serif" w:eastAsia="Liberation Serif"/>
+          <w:lang w:val="ru-RU"/>
+          <w:sz w:val="24"/>
+          <w:szCs w:val="24"/>
         </w:rPr>
         <w:t>Рисунок 13 – Модуль «Налоги»</w:t>
       </w:r>
@@ -27106,6 +27197,7 @@
           <w:lang w:val="ru-RU"/>
         </w:rPr>
         <w:spacing w:line="360" w:lineRule="auto"/>
+        <w:jc w:val="center"/>
       </w:pPr>
       <w:r>
         <w:rPr>
@@ -27114,6 +27206,8 @@
           <w:lang w:val="ru-RU"/>
           <w:sz w:val="28"/>
           <w:szCs w:val="28"/>
+          <w:b/>
+          <w:bCs/>
         </w:rPr>
         <w:t>3.4.3 Составление календарного графика работ</w:t>
       </w:r>
@@ -27194,15 +27288,16 @@
           <w:lang w:val="ru-RU"/>
         </w:rPr>
         <w:spacing w:line="360" w:lineRule="auto"/>
+        <w:jc w:val="center"/>
       </w:pPr>
       <w:r>
         <w:rPr>
           <w:rFonts w:cs="Liberation Serif" w:ascii="Liberation Serif" w:hAnsi="Liberation Serif" w:eastAsia="Liberation Serif"/>
           <w:noProof/>
           <w:color w:val="000000"/>
-          <w:sz w:val="28"/>
-          <w:lang w:val="ru-RU"/>
-          <w:szCs w:val="28"/>
+          <w:sz w:val="24"/>
+          <w:lang w:val="ru-RU"/>
+          <w:szCs w:val="24"/>
         </w:rPr>
         <w:lastRenderedPageBreak/>
         <w:drawing>
@@ -27245,8 +27340,8 @@
         <w:rPr>
           <w:rFonts w:ascii="Liberation Serif" w:hAnsi="Liberation Serif" w:cs="Liberation Serif" w:eastAsia="Liberation Serif"/>
           <w:lang w:val="ru-RU"/>
-          <w:sz w:val="28"/>
-          <w:szCs w:val="28"/>
+          <w:sz w:val="24"/>
+          <w:szCs w:val="24"/>
         </w:rPr>
         <w:t>Рисунок 14 – Модуль «Календарный план» (диаграмма Ганта)</w:t>
       </w:r>
@@ -27259,6 +27354,7 @@
           <w:lang w:val="ru-RU"/>
         </w:rPr>
         <w:spacing w:line="360" w:lineRule="auto"/>
+        <w:jc w:val="center"/>
       </w:pPr>
       <w:r>
         <w:rPr>
@@ -27267,6 +27363,8 @@
           <w:lang w:val="ru-RU"/>
           <w:sz w:val="28"/>
           <w:szCs w:val="28"/>
+          <w:b/>
+          <w:bCs/>
         </w:rPr>
         <w:t>3.4.4 Формирование</w:t>
       </w:r>
@@ -27277,6 +27375,8 @@
           <w:lang w:val="ru-RU"/>
           <w:sz w:val="28"/>
           <w:szCs w:val="28"/>
+          <w:b/>
+          <w:bCs/>
         </w:rPr>
         <w:t xml:space="preserve"> операционного плана</w:t>
       </w:r>
@@ -27404,13 +27504,14 @@
           <w:lang w:val="ru-RU"/>
         </w:rPr>
         <w:spacing w:line="360" w:lineRule="auto"/>
-      </w:pPr>
-      <w:r>
-        <w:rPr>
-          <w:rFonts w:ascii="Liberation Serif" w:hAnsi="Liberation Serif" w:cs="Liberation Serif" w:eastAsia="Liberation Serif"/>
-          <w:lang w:val="ru-RU"/>
-          <w:sz w:val="28"/>
-          <w:szCs w:val="28"/>
+        <w:jc w:val="center"/>
+      </w:pPr>
+      <w:r>
+        <w:rPr>
+          <w:rFonts w:ascii="Liberation Serif" w:hAnsi="Liberation Serif" w:cs="Liberation Serif" w:eastAsia="Liberation Serif"/>
+          <w:lang w:val="ru-RU"/>
+          <w:sz w:val="24"/>
+          <w:szCs w:val="24"/>
         </w:rPr>
         <w:t>Рисунок 15 – Модуль «План сбыта»</w:t>
       </w:r>
@@ -27613,13 +27714,14 @@
           <w:lang w:val="ru-RU"/>
         </w:rPr>
         <w:spacing w:line="360" w:lineRule="auto"/>
-      </w:pPr>
-      <w:r>
-        <w:rPr>
-          <w:rFonts w:ascii="Liberation Serif" w:hAnsi="Liberation Serif" w:cs="Liberation Serif" w:eastAsia="Liberation Serif"/>
-          <w:lang w:val="ru-RU"/>
-          <w:sz w:val="28"/>
-          <w:szCs w:val="28"/>
+        <w:jc w:val="center"/>
+      </w:pPr>
+      <w:r>
+        <w:rPr>
+          <w:rFonts w:ascii="Liberation Serif" w:hAnsi="Liberation Serif" w:cs="Liberation Serif" w:eastAsia="Liberation Serif"/>
+          <w:lang w:val="ru-RU"/>
+          <w:sz w:val="24"/>
+          <w:szCs w:val="24"/>
         </w:rPr>
         <w:t xml:space="preserve">Рисунок 16 – Модуль </w:t>
       </w:r>
@@ -27627,8 +27729,8 @@
         <w:rPr>
           <w:rFonts w:ascii="Liberation Serif" w:hAnsi="Liberation Serif" w:cs="Liberation Serif" w:eastAsia="Liberation Serif"/>
           <w:lang w:val="ru-RU"/>
-          <w:sz w:val="28"/>
-          <w:szCs w:val="28"/>
+          <w:sz w:val="24"/>
+          <w:szCs w:val="24"/>
         </w:rPr>
         <w:t>«План производства» (прямые издержки)</w:t>
       </w:r>
@@ -27800,13 +27902,14 @@
           <w:lang w:val="ru-RU"/>
         </w:rPr>
         <w:spacing w:line="360" w:lineRule="auto"/>
-      </w:pPr>
-      <w:r>
-        <w:rPr>
-          <w:rFonts w:ascii="Liberation Serif" w:hAnsi="Liberation Serif" w:cs="Liberation Serif" w:eastAsia="Liberation Serif"/>
-          <w:lang w:val="ru-RU"/>
-          <w:sz w:val="28"/>
-          <w:szCs w:val="28"/>
+        <w:jc w:val="center"/>
+      </w:pPr>
+      <w:r>
+        <w:rPr>
+          <w:rFonts w:ascii="Liberation Serif" w:hAnsi="Liberation Serif" w:cs="Liberation Serif" w:eastAsia="Liberation Serif"/>
+          <w:lang w:val="ru-RU"/>
+          <w:sz w:val="24"/>
+          <w:szCs w:val="24"/>
         </w:rPr>
         <w:t>Рисунок 17 – Модуль «План персонала»</w:t>
       </w:r>
@@ -27899,13 +28002,14 @@
           <w:lang w:val="ru-RU"/>
         </w:rPr>
         <w:spacing w:line="360" w:lineRule="auto"/>
-      </w:pPr>
-      <w:r>
-        <w:rPr>
-          <w:rFonts w:ascii="Liberation Serif" w:hAnsi="Liberation Serif" w:cs="Liberation Serif" w:eastAsia="Liberation Serif"/>
-          <w:lang w:val="ru-RU"/>
-          <w:sz w:val="28"/>
-          <w:szCs w:val="28"/>
+        <w:jc w:val="center"/>
+      </w:pPr>
+      <w:r>
+        <w:rPr>
+          <w:rFonts w:ascii="Liberation Serif" w:hAnsi="Liberation Serif" w:cs="Liberation Serif" w:eastAsia="Liberation Serif"/>
+          <w:lang w:val="ru-RU"/>
+          <w:sz w:val="24"/>
+          <w:szCs w:val="24"/>
         </w:rPr>
         <w:t>Рисунок 18 – Модуль «Общие издержки»</w:t>
       </w:r>
@@ -27918,6 +28022,7 @@
           <w:lang w:val="ru-RU"/>
         </w:rPr>
         <w:spacing w:line="360" w:lineRule="auto"/>
+        <w:jc w:val="center"/>
       </w:pPr>
       <w:r>
         <w:rPr>
@@ -27926,6 +28031,8 @@
           <w:lang w:val="ru-RU"/>
           <w:sz w:val="28"/>
           <w:szCs w:val="28"/>
+          <w:b/>
+          <w:bCs/>
         </w:rPr>
         <w:t>3.4.5 Формирование финансового плана</w:t>
       </w:r>
@@ -28035,13 +28142,14 @@
           <w:lang w:val="ru-RU"/>
         </w:rPr>
         <w:spacing w:line="360" w:lineRule="auto"/>
-      </w:pPr>
-      <w:r>
-        <w:rPr>
-          <w:rFonts w:ascii="Liberation Serif" w:hAnsi="Liberation Serif" w:cs="Liberation Serif" w:eastAsia="Liberation Serif"/>
-          <w:lang w:val="ru-RU"/>
-          <w:sz w:val="28"/>
-          <w:szCs w:val="28"/>
+        <w:jc w:val="center"/>
+      </w:pPr>
+      <w:r>
+        <w:rPr>
+          <w:rFonts w:ascii="Liberation Serif" w:hAnsi="Liberation Serif" w:cs="Liberation Serif" w:eastAsia="Liberation Serif"/>
+          <w:lang w:val="ru-RU"/>
+          <w:sz w:val="24"/>
+          <w:szCs w:val="24"/>
         </w:rPr>
         <w:t>Рисунок 19 – Модуль «Акционерный капитал</w:t>
       </w:r>
@@ -28049,8 +28157,8 @@
         <w:rPr>
           <w:rFonts w:ascii="Liberation Serif" w:hAnsi="Liberation Serif" w:cs="Liberation Serif" w:eastAsia="Liberation Serif"/>
           <w:lang w:val="ru-RU"/>
-          <w:sz w:val="28"/>
-          <w:szCs w:val="28"/>
+          <w:sz w:val="24"/>
+          <w:szCs w:val="24"/>
         </w:rPr>
         <w:t>»</w:t>
       </w:r>
@@ -28142,13 +28250,14 @@
           <w:lang w:val="ru-RU"/>
         </w:rPr>
         <w:spacing w:line="360" w:lineRule="auto"/>
-      </w:pPr>
-      <w:r>
-        <w:rPr>
-          <w:rFonts w:ascii="Liberation Serif" w:hAnsi="Liberation Serif" w:cs="Liberation Serif" w:eastAsia="Liberation Serif"/>
-          <w:lang w:val="ru-RU"/>
-          <w:sz w:val="28"/>
-          <w:szCs w:val="28"/>
+        <w:jc w:val="center"/>
+      </w:pPr>
+      <w:r>
+        <w:rPr>
+          <w:rFonts w:ascii="Liberation Serif" w:hAnsi="Liberation Serif" w:cs="Liberation Serif" w:eastAsia="Liberation Serif"/>
+          <w:lang w:val="ru-RU"/>
+          <w:sz w:val="24"/>
+          <w:szCs w:val="24"/>
         </w:rPr>
         <w:t>Рисунок 20 – Модуль «Кредиты»</w:t>
       </w:r>
@@ -28161,6 +28270,7 @@
           <w:lang w:val="ru-RU"/>
         </w:rPr>
         <w:spacing w:line="360" w:lineRule="auto"/>
+        <w:jc w:val="center"/>
       </w:pPr>
       <w:r>
         <w:rPr>
@@ -28169,6 +28279,8 @@
           <w:lang w:val="ru-RU"/>
           <w:sz w:val="28"/>
           <w:szCs w:val="28"/>
+          <w:b/>
+          <w:bCs/>
         </w:rPr>
         <w:lastRenderedPageBreak/>
         <w:t>3</w:t>
@@ -28180,6 +28292,8 @@
           <w:lang w:val="ru-RU"/>
           <w:sz w:val="28"/>
           <w:szCs w:val="28"/>
+          <w:b/>
+          <w:bCs/>
         </w:rPr>
         <w:t>.4.6 Анализ проекта</w:t>
       </w:r>
@@ -28269,13 +28383,14 @@
           <w:lang w:val="ru-RU"/>
         </w:rPr>
         <w:spacing w:line="360" w:lineRule="auto"/>
-      </w:pPr>
-      <w:r>
-        <w:rPr>
-          <w:rFonts w:ascii="Liberation Serif" w:hAnsi="Liberation Serif" w:cs="Liberation Serif" w:eastAsia="Liberation Serif"/>
-          <w:lang w:val="ru-RU"/>
-          <w:sz w:val="28"/>
-          <w:szCs w:val="28"/>
+        <w:jc w:val="center"/>
+      </w:pPr>
+      <w:r>
+        <w:rPr>
+          <w:rFonts w:ascii="Liberation Serif" w:hAnsi="Liberation Serif" w:cs="Liberation Serif" w:eastAsia="Liberation Serif"/>
+          <w:lang w:val="ru-RU"/>
+          <w:sz w:val="24"/>
+          <w:szCs w:val="24"/>
         </w:rPr>
         <w:t>Рисунок 21 – Динамика доходов и расходов проекта</w:t>
       </w:r>
@@ -28516,13 +28631,14 @@
           <w:lang w:val="ru-RU"/>
         </w:rPr>
         <w:spacing w:line="360" w:lineRule="auto"/>
-      </w:pPr>
-      <w:r>
-        <w:rPr>
-          <w:rFonts w:ascii="Liberation Serif" w:hAnsi="Liberation Serif" w:cs="Liberation Serif" w:eastAsia="Liberation Serif"/>
-          <w:lang w:val="ru-RU"/>
-          <w:sz w:val="28"/>
-          <w:szCs w:val="28"/>
+        <w:jc w:val="center"/>
+      </w:pPr>
+      <w:r>
+        <w:rPr>
+          <w:rFonts w:ascii="Liberation Serif" w:hAnsi="Liberation Serif" w:cs="Liberation Serif" w:eastAsia="Liberation Serif"/>
+          <w:lang w:val="ru-RU"/>
+          <w:sz w:val="24"/>
+          <w:szCs w:val="24"/>
         </w:rPr>
         <w:t>Рисунок 22 – Эффективность инвестиций</w:t>
       </w:r>
@@ -28534,15 +28650,16 @@
           <w:lang w:val="ru-RU"/>
         </w:rPr>
         <w:spacing w:line="360" w:lineRule="auto"/>
+        <w:jc w:val="center"/>
       </w:pPr>
       <w:r>
         <w:rPr>
           <w:rFonts w:cs="Liberation Serif" w:ascii="Liberation Serif" w:hAnsi="Liberation Serif" w:eastAsia="Liberation Serif"/>
           <w:noProof/>
           <w:color w:val="000000"/>
-          <w:sz w:val="28"/>
-          <w:lang w:val="ru-RU"/>
-          <w:szCs w:val="28"/>
+          <w:sz w:val="24"/>
+          <w:lang w:val="ru-RU"/>
+          <w:szCs w:val="24"/>
         </w:rPr>
         <w:lastRenderedPageBreak/>
         <w:drawing>
@@ -28585,8 +28702,8 @@
         <w:rPr>
           <w:rFonts w:ascii="Liberation Serif" w:hAnsi="Liberation Serif" w:cs="Liberation Serif" w:eastAsia="Liberation Serif"/>
           <w:lang w:val="ru-RU"/>
-          <w:sz w:val="28"/>
-          <w:szCs w:val="28"/>
+          <w:sz w:val="24"/>
+          <w:szCs w:val="24"/>
         </w:rPr>
         <w:t>Рисунок 23 – График окупаемости проекта</w:t>
       </w:r>
@@ -28598,15 +28715,16 @@
           <w:lang w:val="ru-RU"/>
         </w:rPr>
         <w:spacing w:line="360" w:lineRule="auto"/>
+        <w:jc w:val="center"/>
       </w:pPr>
       <w:r>
         <w:rPr>
           <w:rFonts w:cs="Liberation Serif" w:ascii="Liberation Serif" w:hAnsi="Liberation Serif" w:eastAsia="Liberation Serif"/>
           <w:noProof/>
           <w:color w:val="000000"/>
-          <w:sz w:val="28"/>
-          <w:lang w:val="ru-RU"/>
-          <w:szCs w:val="28"/>
+          <w:sz w:val="24"/>
+          <w:lang w:val="ru-RU"/>
+          <w:szCs w:val="24"/>
         </w:rPr>
         <w:drawing>
           <wp:inline distT="0" distB="0" distL="0" distR="0" wp14:anchorId="1A760592" wp14:editId="3CC08150">
@@ -28648,8 +28766,8 @@
         <w:rPr>
           <w:rFonts w:ascii="Liberation Serif" w:hAnsi="Liberation Serif" w:cs="Liberation Serif" w:eastAsia="Liberation Serif"/>
           <w:lang w:val="ru-RU"/>
-          <w:sz w:val="28"/>
-          <w:szCs w:val="28"/>
+          <w:sz w:val="24"/>
+          <w:szCs w:val="24"/>
         </w:rPr>
         <w:t>Рису</w:t>
       </w:r>
@@ -28657,8 +28775,8 @@
         <w:rPr>
           <w:rFonts w:ascii="Liberation Serif" w:hAnsi="Liberation Serif" w:cs="Liberation Serif" w:eastAsia="Liberation Serif"/>
           <w:lang w:val="ru-RU"/>
-          <w:sz w:val="28"/>
-          <w:szCs w:val="28"/>
+          <w:sz w:val="24"/>
+          <w:szCs w:val="24"/>
         </w:rPr>
         <w:t>нок 24 – Фрагмент отчёта Cash Flow</w:t>
       </w:r>
@@ -28687,13 +28805,16 @@
           <w:lang w:val="ru-RU"/>
         </w:rPr>
         <w:spacing w:line="360" w:lineRule="auto"/>
-      </w:pPr>
-      <w:r>
-        <w:rPr>
-          <w:rFonts w:ascii="Liberation Serif" w:hAnsi="Liberation Serif" w:cs="Liberation Serif" w:eastAsia="Liberation Serif"/>
-          <w:lang w:val="ru-RU"/>
-          <w:sz w:val="28"/>
-          <w:szCs w:val="28"/>
+        <w:jc w:val="center"/>
+      </w:pPr>
+      <w:r>
+        <w:rPr>
+          <w:rFonts w:ascii="Liberation Serif" w:hAnsi="Liberation Serif" w:cs="Liberation Serif" w:eastAsia="Liberation Serif"/>
+          <w:lang w:val="ru-RU"/>
+          <w:sz w:val="28"/>
+          <w:szCs w:val="28"/>
+          <w:b/>
+          <w:bCs/>
         </w:rPr>
         <w:lastRenderedPageBreak/>
         <w:t>3.5 Анализ чувствительности</w:t>
@@ -28868,13 +28989,14 @@
           <w:lang w:val="ru-RU"/>
         </w:rPr>
         <w:spacing w:line="360" w:lineRule="auto"/>
-      </w:pPr>
-      <w:r>
-        <w:rPr>
-          <w:rFonts w:ascii="Liberation Serif" w:hAnsi="Liberation Serif" w:cs="Liberation Serif" w:eastAsia="Liberation Serif"/>
-          <w:lang w:val="ru-RU"/>
-          <w:sz w:val="28"/>
-          <w:szCs w:val="28"/>
+        <w:jc w:val="center"/>
+      </w:pPr>
+      <w:r>
+        <w:rPr>
+          <w:rFonts w:ascii="Liberation Serif" w:hAnsi="Liberation Serif" w:cs="Liberation Serif" w:eastAsia="Liberation Serif"/>
+          <w:lang w:val="ru-RU"/>
+          <w:sz w:val="24"/>
+          <w:szCs w:val="24"/>
         </w:rPr>
         <w:t>Рисунок 25 – Модуль «Анализ чувствительности» – настройка параметров</w:t>
       </w:r>
@@ -29026,13 +29148,14 @@
           <w:lang w:val="ru-RU"/>
         </w:rPr>
         <w:spacing w:line="360" w:lineRule="auto"/>
-      </w:pPr>
-      <w:r>
-        <w:rPr>
-          <w:rFonts w:ascii="Liberation Serif" w:hAnsi="Liberation Serif" w:cs="Liberation Serif" w:eastAsia="Liberation Serif"/>
-          <w:lang w:val="ru-RU"/>
-          <w:sz w:val="28"/>
-          <w:szCs w:val="28"/>
+        <w:jc w:val="center"/>
+      </w:pPr>
+      <w:r>
+        <w:rPr>
+          <w:rFonts w:ascii="Liberation Serif" w:hAnsi="Liberation Serif" w:cs="Liberation Serif" w:eastAsia="Liberation Serif"/>
+          <w:lang w:val="ru-RU"/>
+          <w:sz w:val="24"/>
+          <w:szCs w:val="24"/>
         </w:rPr>
         <w:t>Рисунок 26 – Анализ чувствительности по NPV</w:t>
       </w:r>
@@ -29097,13 +29220,14 @@
           <w:lang w:val="ru-RU"/>
         </w:rPr>
         <w:spacing w:line="360" w:lineRule="auto"/>
-      </w:pPr>
-      <w:r>
-        <w:rPr>
-          <w:rFonts w:ascii="Liberation Serif" w:hAnsi="Liberation Serif" w:cs="Liberation Serif" w:eastAsia="Liberation Serif"/>
-          <w:lang w:val="ru-RU"/>
-          <w:sz w:val="28"/>
-          <w:szCs w:val="28"/>
+        <w:jc w:val="center"/>
+      </w:pPr>
+      <w:r>
+        <w:rPr>
+          <w:rFonts w:ascii="Liberation Serif" w:hAnsi="Liberation Serif" w:cs="Liberation Serif" w:eastAsia="Liberation Serif"/>
+          <w:lang w:val="ru-RU"/>
+          <w:sz w:val="24"/>
+          <w:szCs w:val="24"/>
         </w:rPr>
         <w:t>Рисунок 27 – Анализ чувствительности по DPP</w:t>
       </w:r>
@@ -29173,13 +29297,14 @@
           <w:lang w:val="ru-RU"/>
         </w:rPr>
         <w:spacing w:line="360" w:lineRule="auto"/>
-      </w:pPr>
-      <w:r>
-        <w:rPr>
-          <w:rFonts w:ascii="Liberation Serif" w:hAnsi="Liberation Serif" w:cs="Liberation Serif" w:eastAsia="Liberation Serif"/>
-          <w:lang w:val="ru-RU"/>
-          <w:sz w:val="28"/>
-          <w:szCs w:val="28"/>
+        <w:jc w:val="center"/>
+      </w:pPr>
+      <w:r>
+        <w:rPr>
+          <w:rFonts w:ascii="Liberation Serif" w:hAnsi="Liberation Serif" w:cs="Liberation Serif" w:eastAsia="Liberation Serif"/>
+          <w:lang w:val="ru-RU"/>
+          <w:sz w:val="24"/>
+          <w:szCs w:val="24"/>
         </w:rPr>
         <w:t>Рисунок 28 – Анализ чувствительности по PI</w:t>
       </w:r>
@@ -29366,16 +29491,19 @@
           <w:lang w:val="ru-RU"/>
         </w:rPr>
         <w:spacing w:line="360" w:lineRule="auto"/>
-      </w:pPr>
-      <w:r>
-        <w:rPr>
-          <w:rFonts w:ascii="Liberation Serif" w:hAnsi="Liberation Serif" w:cs="Liberation Serif" w:eastAsia="Liberation Serif"/>
-          <w:lang w:val="ru-RU"/>
-          <w:sz w:val="28"/>
-          <w:szCs w:val="28"/>
+        <w:jc w:val="center"/>
+      </w:pPr>
+      <w:r>
+        <w:rPr>
+          <w:rFonts w:ascii="Liberation Serif" w:hAnsi="Liberation Serif" w:cs="Liberation Serif" w:eastAsia="Liberation Serif"/>
+          <w:lang w:val="ru-RU"/>
+          <w:sz w:val="28"/>
+          <w:szCs w:val="28"/>
+          <w:b/>
+          <w:bCs/>
         </w:rPr>
         <w:lastRenderedPageBreak/>
-        <w:t>4. Выводы по эффективности предложения</w:t>
+        <w:t xml:space="preserve">Глава 4. Выводы по эффективности предложения</w:t>
       </w:r>
     </w:p>
     <w:p>
@@ -29902,13 +30030,16 @@
           <w:lang w:val="ru-RU"/>
         </w:rPr>
         <w:spacing w:line="360" w:lineRule="auto"/>
-      </w:pPr>
-      <w:r>
-        <w:rPr>
-          <w:rFonts w:ascii="Liberation Serif" w:hAnsi="Liberation Serif" w:cs="Liberation Serif" w:eastAsia="Liberation Serif"/>
-          <w:lang w:val="ru-RU"/>
-          <w:sz w:val="28"/>
-          <w:szCs w:val="28"/>
+        <w:jc w:val="center"/>
+      </w:pPr>
+      <w:r>
+        <w:rPr>
+          <w:rFonts w:ascii="Liberation Serif" w:hAnsi="Liberation Serif" w:cs="Liberation Serif" w:eastAsia="Liberation Serif"/>
+          <w:lang w:val="ru-RU"/>
+          <w:sz w:val="28"/>
+          <w:szCs w:val="28"/>
+          <w:b/>
+          <w:bCs/>
         </w:rPr>
         <w:t>ЗАКЛЮЧЕНИЕ</w:t>
       </w:r>
@@ -30404,6 +30535,8 @@
           <w:rFonts w:ascii="Liberation Serif" w:hAnsi="Liberation Serif" w:cs="Liberation Serif"/>
           <w:sz w:val="28"/>
           <w:b/>
+          <w:szCs w:val="28"/>
+          <w:bCs/>
         </w:rPr>
         <w:t>СПИСОК ИСПОЛЬЗОВАННЫХ ИСТОЧНИКОВ</w:t>
       </w:r>

--- a/diplom/ФИНАЛЬНЫЙ_ДИПЛОМ_ВОРОБЬЕВ.docx
+++ b/diplom/ФИНАЛЬНЫЙ_ДИПЛОМ_ВОРОБЬЕВ.docx
@@ -9602,7 +9602,7 @@
                 <w:sz w:val="28"/>
                 <w:szCs w:val="28"/>
               </w:rPr>
-              <w:t>1 200</w:t>
+              <w:t>1 800</w:t>
             </w:r>
           </w:p>
         </w:tc>
@@ -9708,7 +9708,7 @@
                 <w:sz w:val="28"/>
                 <w:szCs w:val="28"/>
               </w:rPr>
-              <w:t>250</w:t>
+              <w:t>350</w:t>
             </w:r>
           </w:p>
         </w:tc>
